--- a/Raspberry_Pi/contents/Module05_LinuxKernelModules/Lab01_LinuxKernelModulesUnderYocto/Lab01_LinuxKernelModulesUnderYocto.docx
+++ b/Raspberry_Pi/contents/Module05_LinuxKernelModules/Lab01_LinuxKernelModulesUnderYocto/Lab01_LinuxKernelModulesUnderYocto.docx
@@ -1,6 +1,6 @@
 
 <file path=word/document.xml><?xml version="1.0" encoding="utf-8"?>
-<w:document xmlns:wpc="http://schemas.microsoft.com/office/word/2010/wordprocessingCanvas" xmlns:cx="http://schemas.microsoft.com/office/drawing/2014/chartex" xmlns:cx1="http://schemas.microsoft.com/office/drawing/2015/9/8/chartex" xmlns:cx2="http://schemas.microsoft.com/office/drawing/2015/10/21/chartex" xmlns:cx3="http://schemas.microsoft.com/office/drawing/2016/5/9/chartex" xmlns:cx4="http://schemas.microsoft.com/office/drawing/2016/5/10/chartex" xmlns:cx5="http://schemas.microsoft.com/office/drawing/2016/5/11/chartex" xmlns:cx6="http://schemas.microsoft.com/office/drawing/2016/5/12/chartex" xmlns:cx7="http://schemas.microsoft.com/office/drawing/2016/5/13/chartex" xmlns:cx8="http://schemas.microsoft.com/office/drawing/2016/5/14/chartex" xmlns:mc="http://schemas.openxmlformats.org/markup-compatibility/2006" xmlns:aink="http://schemas.microsoft.com/office/drawing/2016/ink" xmlns:am3d="http://schemas.microsoft.com/office/drawing/2017/model3d" xmlns:o="urn:schemas-microsoft-com:office:office" xmlns:r="http://schemas.openxmlformats.org/officeDocument/2006/relationships" xmlns:m="http://schemas.openxmlformats.org/officeDocument/2006/math" xmlns:v="urn:schemas-microsoft-com:vml" xmlns:wp14="http://schemas.microsoft.com/office/word/2010/wordprocessingDrawing" xmlns:wp="http://schemas.openxmlformats.org/drawingml/2006/wordprocessingDrawing" xmlns:w10="urn:schemas-microsoft-com:office:word" xmlns:w="http://schemas.openxmlformats.org/wordprocessingml/2006/main" xmlns:w14="http://schemas.microsoft.com/office/word/2010/wordml" xmlns:w15="http://schemas.microsoft.com/office/word/2012/wordml" xmlns:w16cid="http://schemas.microsoft.com/office/word/2016/wordml/cid" xmlns:w16se="http://schemas.microsoft.com/office/word/2015/wordml/symex" xmlns:wpg="http://schemas.microsoft.com/office/word/2010/wordprocessingGroup" xmlns:wpi="http://schemas.microsoft.com/office/word/2010/wordprocessingInk" xmlns:wne="http://schemas.microsoft.com/office/word/2006/wordml" xmlns:wps="http://schemas.microsoft.com/office/word/2010/wordprocessingShape" mc:Ignorable="w14 w15 w16se w16cid wp14">
+<w:document xmlns:wpc="http://schemas.microsoft.com/office/word/2010/wordprocessingCanvas" xmlns:cx="http://schemas.microsoft.com/office/drawing/2014/chartex" xmlns:cx1="http://schemas.microsoft.com/office/drawing/2015/9/8/chartex" xmlns:cx2="http://schemas.microsoft.com/office/drawing/2015/10/21/chartex" xmlns:cx3="http://schemas.microsoft.com/office/drawing/2016/5/9/chartex" xmlns:cx4="http://schemas.microsoft.com/office/drawing/2016/5/10/chartex" xmlns:cx5="http://schemas.microsoft.com/office/drawing/2016/5/11/chartex" xmlns:cx6="http://schemas.microsoft.com/office/drawing/2016/5/12/chartex" xmlns:cx7="http://schemas.microsoft.com/office/drawing/2016/5/13/chartex" xmlns:cx8="http://schemas.microsoft.com/office/drawing/2016/5/14/chartex" xmlns:mc="http://schemas.openxmlformats.org/markup-compatibility/2006" xmlns:aink="http://schemas.microsoft.com/office/drawing/2016/ink" xmlns:am3d="http://schemas.microsoft.com/office/drawing/2017/model3d" xmlns:o="urn:schemas-microsoft-com:office:office" xmlns:oel="http://schemas.microsoft.com/office/2019/extlst" xmlns:r="http://schemas.openxmlformats.org/officeDocument/2006/relationships" xmlns:m="http://schemas.openxmlformats.org/officeDocument/2006/math" xmlns:v="urn:schemas-microsoft-com:vml" xmlns:wp14="http://schemas.microsoft.com/office/word/2010/wordprocessingDrawing" xmlns:wp="http://schemas.openxmlformats.org/drawingml/2006/wordprocessingDrawing" xmlns:w10="urn:schemas-microsoft-com:office:word" xmlns:w="http://schemas.openxmlformats.org/wordprocessingml/2006/main" xmlns:w14="http://schemas.microsoft.com/office/word/2010/wordml" xmlns:w15="http://schemas.microsoft.com/office/word/2012/wordml" xmlns:w16cex="http://schemas.microsoft.com/office/word/2018/wordml/cex" xmlns:w16cid="http://schemas.microsoft.com/office/word/2016/wordml/cid" xmlns:w16="http://schemas.microsoft.com/office/word/2018/wordml" xmlns:w16du="http://schemas.microsoft.com/office/word/2023/wordml/word16du" xmlns:w16sdtdh="http://schemas.microsoft.com/office/word/2020/wordml/sdtdatahash" xmlns:w16sdtfl="http://schemas.microsoft.com/office/word/2024/wordml/sdtformatlock" xmlns:w16se="http://schemas.microsoft.com/office/word/2015/wordml/symex" xmlns:wpg="http://schemas.microsoft.com/office/word/2010/wordprocessingGroup" xmlns:wpi="http://schemas.microsoft.com/office/word/2010/wordprocessingInk" xmlns:wne="http://schemas.microsoft.com/office/word/2006/wordml" xmlns:wps="http://schemas.microsoft.com/office/word/2010/wordprocessingShape" mc:Ignorable="w14 w15 w16se w16cid w16 w16cex w16sdtdh w16sdtfl w16du wp14">
   <w:body>
     <w:p>
       <w:pPr>
@@ -34,15 +34,34 @@
     </w:p>
     <w:p>
       <w:r>
-        <w:t xml:space="preserve">The goal of this Lab is to allow you to build a simple loadable kernel module using the </w:t>
-      </w:r>
-      <w:proofErr w:type="spellStart"/>
-      <w:r>
-        <w:t>Yocto</w:t>
-      </w:r>
-      <w:proofErr w:type="spellEnd"/>
-      <w:r>
-        <w:t xml:space="preserve"> build environment.</w:t>
+        <w:t xml:space="preserve">The goal of this </w:t>
+      </w:r>
+      <w:r>
+        <w:t>l</w:t>
+      </w:r>
+      <w:r>
+        <w:t xml:space="preserve">ab is to </w:t>
+      </w:r>
+      <w:r>
+        <w:t>enable</w:t>
+      </w:r>
+      <w:r>
+        <w:t xml:space="preserve"> you to build a simple loadable kernel module </w:t>
+      </w:r>
+      <w:r>
+        <w:t xml:space="preserve">for Linux on </w:t>
+      </w:r>
+      <w:r>
+        <w:t xml:space="preserve">the </w:t>
+      </w:r>
+      <w:r>
+        <w:t>Raspberry Pi</w:t>
+      </w:r>
+      <w:r>
+        <w:t xml:space="preserve"> </w:t>
+      </w:r>
+      <w:r>
+        <w:t>using the Yocto build environment.</w:t>
       </w:r>
     </w:p>
     <w:p>
@@ -79,7 +98,13 @@
         </w:numPr>
       </w:pPr>
       <w:r>
-        <w:t>Raspberry Pi 3 board full;</w:t>
+        <w:t xml:space="preserve">Raspberry Pi </w:t>
+      </w:r>
+      <w:r>
+        <w:t>5</w:t>
+      </w:r>
+      <w:r>
+        <w:t xml:space="preserve"> board full;</w:t>
       </w:r>
     </w:p>
     <w:p>
@@ -91,7 +116,43 @@
         </w:numPr>
       </w:pPr>
       <w:r>
-        <w:t>Micro USB cable;</w:t>
+        <w:t>USB-C power supply for Raspberry Pi 5 (official 27W Raspberry Pi 5 power supply</w:t>
+      </w:r>
+      <w:r>
+        <w:t xml:space="preserve"> recommended</w:t>
+      </w:r>
+      <w:r>
+        <w:t>);</w:t>
+      </w:r>
+    </w:p>
+    <w:p>
+      <w:pPr>
+        <w:pStyle w:val="ListParagraph"/>
+        <w:numPr>
+          <w:ilvl w:val="0"/>
+          <w:numId w:val="7"/>
+        </w:numPr>
+      </w:pPr>
+      <w:r>
+        <w:t>8 GB</w:t>
+      </w:r>
+      <w:r>
+        <w:t xml:space="preserve"> or larger</w:t>
+      </w:r>
+      <w:r>
+        <w:t xml:space="preserve"> Micro SD card </w:t>
+      </w:r>
+      <w:r>
+        <w:t>(</w:t>
+      </w:r>
+      <w:r>
+        <w:t>32 GB card</w:t>
+      </w:r>
+      <w:r>
+        <w:t xml:space="preserve"> recommended</w:t>
+      </w:r>
+      <w:r>
+        <w:t>);</w:t>
       </w:r>
     </w:p>
     <w:p>
@@ -103,7 +164,25 @@
         </w:numPr>
       </w:pPr>
       <w:r>
-        <w:t>8 GB Micro SD card;</w:t>
+        <w:t xml:space="preserve">USB-to-Serial debug module for Raspberry Pi </w:t>
+      </w:r>
+      <w:r>
+        <w:t>5</w:t>
+      </w:r>
+      <w:r>
+        <w:t xml:space="preserve"> or USB</w:t>
+      </w:r>
+      <w:r>
+        <w:t>-</w:t>
+      </w:r>
+      <w:r>
+        <w:t>to</w:t>
+      </w:r>
+      <w:r>
+        <w:t>-</w:t>
+      </w:r>
+      <w:r>
+        <w:t>TTL adapter;</w:t>
       </w:r>
     </w:p>
     <w:p>
@@ -115,7 +194,13 @@
         </w:numPr>
       </w:pPr>
       <w:r>
-        <w:t>USB-to-Serial debug module for Raspberry Pi 3 or USB to TTL adapter;</w:t>
+        <w:t xml:space="preserve">A PC with Ubuntu Desktop, or a virtual machine </w:t>
+      </w:r>
+      <w:r>
+        <w:t>runn</w:t>
+      </w:r>
+      <w:r>
+        <w:t>ing Ubuntu Desktop with at least 100 GB of free space (recommend Ubuntu 24.04 LTS natively but it’s possible to run via Windows WSL 2);</w:t>
       </w:r>
     </w:p>
     <w:p>
@@ -127,7 +212,10 @@
         </w:numPr>
       </w:pPr>
       <w:r>
-        <w:t>A PC with Ubuntu Desktop 14.04 LTS, or a virtual machine hosting Ubuntu Desktop 14.04 LTS;</w:t>
+        <w:t>A Micro SD card reader attached to the PC/virtual machine</w:t>
+      </w:r>
+      <w:r>
+        <w:t>;</w:t>
       </w:r>
     </w:p>
     <w:p>
@@ -139,21 +227,6 @@
         </w:numPr>
       </w:pPr>
       <w:r>
-        <w:t>A Micro SD card reader attached to the PC/virtual machine</w:t>
-      </w:r>
-      <w:r>
-        <w:t>;</w:t>
-      </w:r>
-    </w:p>
-    <w:p>
-      <w:pPr>
-        <w:pStyle w:val="ListParagraph"/>
-        <w:numPr>
-          <w:ilvl w:val="0"/>
-          <w:numId w:val="3"/>
-        </w:numPr>
-      </w:pPr>
-      <w:r>
         <w:t>(</w:t>
       </w:r>
       <w:r>
@@ -182,34 +255,63 @@
     </w:p>
     <w:p>
       <w:r>
-        <w:t xml:space="preserve">Assuming you completed </w:t>
-      </w:r>
-      <w:r>
-        <w:t>the first lab</w:t>
-      </w:r>
-      <w:r>
-        <w:t xml:space="preserve">, move to the directory </w:t>
-      </w:r>
-      <w:r>
-        <w:rPr>
-          <w:rFonts w:ascii="Courier" w:hAnsi="Courier" w:cs="Courier"/>
+        <w:t xml:space="preserve">Assuming you </w:t>
+      </w:r>
+      <w:r>
+        <w:t xml:space="preserve">have </w:t>
+      </w:r>
+      <w:r>
+        <w:t xml:space="preserve">completed </w:t>
+      </w:r>
+      <w:r>
+        <w:t xml:space="preserve">the </w:t>
+      </w:r>
+      <w:r>
+        <w:t xml:space="preserve">initial </w:t>
+      </w:r>
+      <w:r>
+        <w:t>lab</w:t>
+      </w:r>
+      <w:r>
+        <w:t xml:space="preserve">, </w:t>
+      </w:r>
+      <w:r>
+        <w:t xml:space="preserve">on your Ubuntu </w:t>
+      </w:r>
+      <w:r>
+        <w:t xml:space="preserve">host </w:t>
+      </w:r>
+      <w:r>
+        <w:t>PC</w:t>
+      </w:r>
+      <w:r>
+        <w:t>,</w:t>
+      </w:r>
+      <w:r>
+        <w:t xml:space="preserve"> change </w:t>
+      </w:r>
+      <w:r>
+        <w:t>to the</w:t>
+      </w:r>
+      <w:r>
+        <w:t xml:space="preserve"> </w:t>
+      </w:r>
+      <w:r>
+        <w:rPr>
           <w:b/>
-          <w:i/>
-          <w:color w:val="262626"/>
-          <w:sz w:val="18"/>
-        </w:rPr>
-        <w:t>raspberryPi3</w:t>
-      </w:r>
-      <w:r>
-        <w:rPr>
-          <w:rFonts w:ascii="Courier" w:hAnsi="Courier" w:cs="Courier"/>
-          <w:color w:val="262626"/>
-          <w:sz w:val="18"/>
+          <w:bCs/>
+        </w:rPr>
+        <w:t>raspberrypi5</w:t>
+      </w:r>
+      <w:r>
+        <w:rPr>
+          <w:b/>
+          <w:bCs/>
         </w:rPr>
         <w:t xml:space="preserve"> </w:t>
       </w:r>
       <w:r>
-        <w:t>and prepare the build environment:</w:t>
+        <w:t>directory and prepare the build environment:</w:t>
       </w:r>
     </w:p>
     <w:p>
@@ -234,7 +336,39 @@
           <w:color w:val="262626"/>
           <w:sz w:val="18"/>
         </w:rPr>
-        <w:t>cd ~/raspberryPi3/</w:t>
+        <w:t>cd ~/raspberry</w:t>
+      </w:r>
+      <w:r>
+        <w:rPr>
+          <w:rFonts w:ascii="Courier" w:hAnsi="Courier" w:cs="Courier"/>
+          <w:color w:val="262626"/>
+          <w:sz w:val="18"/>
+        </w:rPr>
+        <w:t>p</w:t>
+      </w:r>
+      <w:r>
+        <w:rPr>
+          <w:rFonts w:ascii="Courier" w:hAnsi="Courier" w:cs="Courier"/>
+          <w:color w:val="262626"/>
+          <w:sz w:val="18"/>
+        </w:rPr>
+        <w:t>i</w:t>
+      </w:r>
+      <w:r>
+        <w:rPr>
+          <w:rFonts w:ascii="Courier" w:hAnsi="Courier" w:cs="Courier"/>
+          <w:color w:val="262626"/>
+          <w:sz w:val="18"/>
+        </w:rPr>
+        <w:t>5</w:t>
+      </w:r>
+      <w:r>
+        <w:rPr>
+          <w:rFonts w:ascii="Courier" w:hAnsi="Courier" w:cs="Courier"/>
+          <w:color w:val="262626"/>
+          <w:sz w:val="18"/>
+        </w:rPr>
+        <w:t>/</w:t>
       </w:r>
     </w:p>
     <w:p>
@@ -259,66 +393,24 @@
           <w:color w:val="262626"/>
           <w:sz w:val="18"/>
         </w:rPr>
-        <w:t>source sources/poky/</w:t>
-      </w:r>
-      <w:proofErr w:type="spellStart"/>
-      <w:r>
-        <w:rPr>
-          <w:rFonts w:ascii="Courier" w:hAnsi="Courier" w:cs="Courier"/>
-          <w:color w:val="262626"/>
-          <w:sz w:val="18"/>
-        </w:rPr>
-        <w:t>oe</w:t>
-      </w:r>
-      <w:proofErr w:type="spellEnd"/>
-      <w:r>
-        <w:rPr>
-          <w:rFonts w:ascii="Courier" w:hAnsi="Courier" w:cs="Courier"/>
-          <w:color w:val="262626"/>
-          <w:sz w:val="18"/>
-        </w:rPr>
-        <w:t>-</w:t>
-      </w:r>
-      <w:proofErr w:type="spellStart"/>
-      <w:r>
-        <w:rPr>
-          <w:rFonts w:ascii="Courier" w:hAnsi="Courier" w:cs="Courier"/>
-          <w:color w:val="262626"/>
-          <w:sz w:val="18"/>
-        </w:rPr>
-        <w:t>init</w:t>
-      </w:r>
-      <w:proofErr w:type="spellEnd"/>
-      <w:r>
-        <w:rPr>
-          <w:rFonts w:ascii="Courier" w:hAnsi="Courier" w:cs="Courier"/>
-          <w:color w:val="262626"/>
-          <w:sz w:val="18"/>
-        </w:rPr>
-        <w:t xml:space="preserve">-build-env </w:t>
-      </w:r>
-      <w:proofErr w:type="spellStart"/>
-      <w:r>
-        <w:rPr>
-          <w:rFonts w:ascii="Courier" w:hAnsi="Courier" w:cs="Courier"/>
-          <w:color w:val="262626"/>
-          <w:sz w:val="18"/>
-        </w:rPr>
-        <w:t>rpi</w:t>
-      </w:r>
-      <w:proofErr w:type="spellEnd"/>
-      <w:r>
-        <w:rPr>
-          <w:rFonts w:ascii="Courier" w:hAnsi="Courier" w:cs="Courier"/>
-          <w:color w:val="262626"/>
-          <w:sz w:val="18"/>
-        </w:rPr>
-        <w:t>-build</w:t>
-      </w:r>
-    </w:p>
-    <w:p>
-      <w:r>
-        <w:t xml:space="preserve">You now have the system ready for building the embedded Linux distribution for the Raspberry Pi 3 board. We will update the source tree used in </w:t>
+        <w:t>source sources/poky/oe-init-build-env rpi-build</w:t>
+      </w:r>
+    </w:p>
+    <w:p>
+      <w:r>
+        <w:t xml:space="preserve">You now have the system ready </w:t>
+      </w:r>
+      <w:r>
+        <w:t xml:space="preserve">to </w:t>
+      </w:r>
+      <w:r>
+        <w:t xml:space="preserve">build the embedded Linux distribution for the Raspberry Pi </w:t>
+      </w:r>
+      <w:r>
+        <w:t>5</w:t>
+      </w:r>
+      <w:r>
+        <w:t xml:space="preserve"> board. We will update the source tree used in </w:t>
       </w:r>
       <w:r>
         <w:t>the first lab</w:t>
@@ -349,7 +441,7 @@
         <w:t xml:space="preserve">In this </w:t>
       </w:r>
       <w:r>
-        <w:t>L</w:t>
+        <w:t>l</w:t>
       </w:r>
       <w:r>
         <w:t>ab</w:t>
@@ -364,34 +456,46 @@
         <w:t>would</w:t>
       </w:r>
       <w:r>
-        <w:t xml:space="preserve"> have to do i</w:t>
+        <w:t xml:space="preserve"> do</w:t>
+      </w:r>
+      <w:r>
+        <w:t xml:space="preserve"> i</w:t>
       </w:r>
       <w:r>
         <w:t>f you were</w:t>
       </w:r>
       <w:r>
-        <w:t xml:space="preserve"> asked to customize the board support package for the Raspberry Pi 3 to support a new I/O device attached to the system.</w:t>
-      </w:r>
-    </w:p>
-    <w:p>
-      <w:r>
-        <w:t xml:space="preserve">For this purpose, we will add a new </w:t>
-      </w:r>
-      <w:proofErr w:type="spellStart"/>
-      <w:r>
-        <w:t>Yocto</w:t>
-      </w:r>
-      <w:proofErr w:type="spellEnd"/>
-      <w:r>
-        <w:t xml:space="preserve"> recipe to the meta-</w:t>
-      </w:r>
-      <w:proofErr w:type="spellStart"/>
-      <w:r>
-        <w:t>raspberrypi</w:t>
-      </w:r>
-      <w:proofErr w:type="spellEnd"/>
-      <w:r>
-        <w:t xml:space="preserve"> layer. For this purpose, create the directory as follows:</w:t>
+        <w:t xml:space="preserve"> asked to customize the board support package for the Raspberry Pi </w:t>
+      </w:r>
+      <w:r>
+        <w:t xml:space="preserve">5 </w:t>
+      </w:r>
+      <w:r>
+        <w:t>to support a new I/O device attached to the system.</w:t>
+      </w:r>
+    </w:p>
+    <w:p>
+      <w:r>
+        <w:t xml:space="preserve">For this purpose, we will add a new Yocto recipe to the </w:t>
+      </w:r>
+      <w:r>
+        <w:rPr>
+          <w:b/>
+          <w:bCs/>
+        </w:rPr>
+        <w:t>meta-raspberrypi</w:t>
+      </w:r>
+      <w:r>
+        <w:t xml:space="preserve"> </w:t>
+      </w:r>
+      <w:r>
+        <w:t xml:space="preserve">layer. </w:t>
+      </w:r>
+      <w:r>
+        <w:t>C</w:t>
+      </w:r>
+      <w:r>
+        <w:t>reate the directory as follows:</w:t>
       </w:r>
     </w:p>
     <w:p>
@@ -416,25 +520,39 @@
           <w:color w:val="262626"/>
           <w:sz w:val="18"/>
         </w:rPr>
-        <w:t>cd ~/raspberryPi3/sources/meta-</w:t>
-      </w:r>
-      <w:proofErr w:type="spellStart"/>
+        <w:t>cd ~/raspberry</w:t>
+      </w:r>
       <w:r>
         <w:rPr>
           <w:rFonts w:ascii="Courier" w:hAnsi="Courier" w:cs="Courier"/>
           <w:color w:val="262626"/>
           <w:sz w:val="18"/>
         </w:rPr>
-        <w:t>raspberrypi</w:t>
-      </w:r>
-      <w:proofErr w:type="spellEnd"/>
+        <w:t>p</w:t>
+      </w:r>
       <w:r>
         <w:rPr>
           <w:rFonts w:ascii="Courier" w:hAnsi="Courier" w:cs="Courier"/>
           <w:color w:val="262626"/>
           <w:sz w:val="18"/>
         </w:rPr>
-        <w:t>/recipes-kernel</w:t>
+        <w:t>i</w:t>
+      </w:r>
+      <w:r>
+        <w:rPr>
+          <w:rFonts w:ascii="Courier" w:hAnsi="Courier" w:cs="Courier"/>
+          <w:color w:val="262626"/>
+          <w:sz w:val="18"/>
+        </w:rPr>
+        <w:t>5</w:t>
+      </w:r>
+      <w:r>
+        <w:rPr>
+          <w:rFonts w:ascii="Courier" w:hAnsi="Courier" w:cs="Courier"/>
+          <w:color w:val="262626"/>
+          <w:sz w:val="18"/>
+        </w:rPr>
+        <w:t>/sources/meta-raspberrypi/recipes-kernel</w:t>
       </w:r>
     </w:p>
     <w:p>
@@ -448,37 +566,25 @@
         <w:adjustRightInd w:val="0"/>
         <w:spacing w:before="0" w:after="0" w:line="240" w:lineRule="auto"/>
       </w:pPr>
-      <w:proofErr w:type="spellStart"/>
       <w:r>
         <w:rPr>
           <w:rFonts w:ascii="Courier" w:hAnsi="Courier" w:cs="Courier"/>
           <w:color w:val="262626"/>
           <w:sz w:val="18"/>
         </w:rPr>
-        <w:t>mkdir</w:t>
-      </w:r>
-      <w:proofErr w:type="spellEnd"/>
-      <w:r>
-        <w:rPr>
-          <w:rFonts w:ascii="Courier" w:hAnsi="Courier" w:cs="Courier"/>
-          <w:color w:val="262626"/>
-          <w:sz w:val="18"/>
-        </w:rPr>
-        <w:t xml:space="preserve"> -p hello-mod/files</w:t>
+        <w:t>mkdir -p hello-mod/files</w:t>
       </w:r>
     </w:p>
     <w:p/>
     <w:p/>
     <w:p/>
     <w:p/>
-    <w:p>
-      <w:bookmarkStart w:id="0" w:name="_GoBack"/>
-      <w:bookmarkEnd w:id="0"/>
-    </w:p>
-    <w:p>
-      <w:pPr>
-        <w:rPr>
-          <w:sz w:val="18"/>
+    <w:p/>
+    <w:p>
+      <w:pPr>
+        <w:rPr>
+          <w:sz w:val="18"/>
+          <w:szCs w:val="18"/>
         </w:rPr>
       </w:pPr>
       <w:r>
@@ -492,53 +598,43 @@
       </w:r>
       <w:r>
         <w:rPr>
-          <w:rFonts w:ascii="Courier" w:hAnsi="Courier" w:cs="Courier"/>
           <w:b/>
-          <w:i/>
-          <w:color w:val="262626"/>
-          <w:sz w:val="18"/>
+          <w:bCs/>
         </w:rPr>
         <w:t>hello-mod</w:t>
       </w:r>
       <w:r>
-        <w:rPr>
-          <w:rFonts w:ascii="Courier" w:hAnsi="Courier" w:cs="Courier"/>
-          <w:color w:val="262626"/>
-          <w:sz w:val="18"/>
-        </w:rPr>
         <w:t xml:space="preserve"> </w:t>
       </w:r>
       <w:r>
         <w:rPr>
           <w:rFonts w:cs="Calibri"/>
-          <w:color w:val="262626"/>
+          <w:color w:val="262626" w:themeColor="text1" w:themeTint="D9"/>
         </w:rPr>
         <w:t>folder</w:t>
       </w:r>
       <w:r>
         <w:rPr>
           <w:rFonts w:cs="Calibri"/>
-          <w:color w:val="262626"/>
+          <w:color w:val="262626" w:themeColor="text1" w:themeTint="D9"/>
         </w:rPr>
         <w:t>,</w:t>
       </w:r>
       <w:r>
         <w:rPr>
-          <w:rFonts w:ascii="Courier" w:hAnsi="Courier" w:cs="Courier"/>
-          <w:color w:val="262626"/>
-          <w:sz w:val="18"/>
-        </w:rPr>
-        <w:t xml:space="preserve"> </w:t>
-      </w:r>
-      <w:r>
-        <w:t xml:space="preserve">put a file named </w:t>
+          <w:rFonts w:cs="Calibri"/>
+          <w:color w:val="262626" w:themeColor="text1" w:themeTint="D9"/>
+        </w:rPr>
+        <w:t xml:space="preserve"> create </w:t>
+      </w:r>
+      <w:r>
+        <w:t xml:space="preserve">a file named </w:t>
       </w:r>
       <w:r>
         <w:rPr>
           <w:rFonts w:ascii="Courier" w:hAnsi="Courier"/>
           <w:b/>
-          <w:i/>
-          <w:sz w:val="18"/>
+          <w:bCs/>
         </w:rPr>
         <w:t>hello_1.0.bb</w:t>
       </w:r>
@@ -878,7 +974,23 @@
                 <w:sz w:val="18"/>
                 <w:szCs w:val="18"/>
               </w:rPr>
-              <w:t>LICENSE = "GPLv2+"</w:t>
+              <w:t>LICENSE = "GP</w:t>
+            </w:r>
+            <w:r>
+              <w:rPr>
+                <w:rFonts w:ascii="Courier" w:hAnsi="Courier" w:cs="Courier New"/>
+                <w:sz w:val="18"/>
+                <w:szCs w:val="18"/>
+              </w:rPr>
+              <w:t>L-2.0-or-later</w:t>
+            </w:r>
+            <w:r>
+              <w:rPr>
+                <w:rFonts w:ascii="Courier" w:hAnsi="Courier" w:cs="Courier New"/>
+                <w:sz w:val="18"/>
+                <w:szCs w:val="18"/>
+              </w:rPr>
+              <w:t>"</w:t>
             </w:r>
           </w:p>
           <w:p>
@@ -903,25 +1015,31 @@
                 <w:sz w:val="18"/>
                 <w:szCs w:val="18"/>
               </w:rPr>
-              <w:t>LIC_FILES_CHKSUM = "</w:t>
-            </w:r>
-            <w:proofErr w:type="gramStart"/>
+              <w:t>LIC_FILES_CHKSUM = "file://${BPN}.c;endline=</w:t>
+            </w:r>
             <w:r>
               <w:rPr>
                 <w:rFonts w:ascii="Courier" w:hAnsi="Courier" w:cs="Courier New"/>
                 <w:sz w:val="18"/>
                 <w:szCs w:val="18"/>
               </w:rPr>
-              <w:t>file://${</w:t>
-            </w:r>
-            <w:proofErr w:type="gramEnd"/>
+              <w:t>4</w:t>
+            </w:r>
             <w:r>
               <w:rPr>
                 <w:rFonts w:ascii="Courier" w:hAnsi="Courier" w:cs="Courier New"/>
                 <w:sz w:val="18"/>
                 <w:szCs w:val="18"/>
               </w:rPr>
-              <w:t>BPN}.c;endline=19;md5=4866f9824d27c1cd5324fd5e84caeb6e"</w:t>
+              <w:t>9</w:t>
+            </w:r>
+            <w:r>
+              <w:rPr>
+                <w:rFonts w:ascii="Courier" w:hAnsi="Courier" w:cs="Courier New"/>
+                <w:sz w:val="18"/>
+                <w:szCs w:val="18"/>
+              </w:rPr>
+              <w:t>;md5=4866f9824d27c1cd5324fd5e84caeb6e"</w:t>
             </w:r>
           </w:p>
           <w:p>
@@ -1030,25 +1148,7 @@
                 <w:sz w:val="18"/>
                 <w:szCs w:val="18"/>
               </w:rPr>
-              <w:t xml:space="preserve">SRC_URI = "file://Makefile </w:t>
-            </w:r>
-            <w:proofErr w:type="gramStart"/>
-            <w:r>
-              <w:rPr>
-                <w:rFonts w:ascii="Courier" w:hAnsi="Courier" w:cs="Courier New"/>
-                <w:sz w:val="18"/>
-                <w:szCs w:val="18"/>
-              </w:rPr>
-              <w:t>file://${</w:t>
-            </w:r>
-            <w:proofErr w:type="gramEnd"/>
-            <w:r>
-              <w:rPr>
-                <w:rFonts w:ascii="Courier" w:hAnsi="Courier" w:cs="Courier New"/>
-                <w:sz w:val="18"/>
-                <w:szCs w:val="18"/>
-              </w:rPr>
-              <w:t>BPN}.c"</w:t>
+              <w:t>SRC_URI = "file://Makefile file://${BPN}.c"</w:t>
             </w:r>
           </w:p>
           <w:p>
@@ -1111,7 +1211,23 @@
         </w:numPr>
       </w:pPr>
       <w:r>
-        <w:t>Line 0 gives a simple description of the recipe purpose;</w:t>
+        <w:rPr>
+          <w:b/>
+          <w:bCs/>
+        </w:rPr>
+        <w:t>Line 0</w:t>
+      </w:r>
+      <w:r>
+        <w:t xml:space="preserve"> gives a simple description of the recipe</w:t>
+      </w:r>
+      <w:r>
+        <w:t>’s</w:t>
+      </w:r>
+      <w:r>
+        <w:t xml:space="preserve"> purpose</w:t>
+      </w:r>
+      <w:r>
+        <w:t>.</w:t>
       </w:r>
     </w:p>
     <w:p>
@@ -1123,13 +1239,17 @@
         </w:numPr>
       </w:pPr>
       <w:r>
-        <w:t xml:space="preserve">Lines 1-3 give the reference to the license under which the recipe is distributed and provide the indication of the license file </w:t>
-      </w:r>
-      <w:r>
-        <w:t>as well as</w:t>
-      </w:r>
-      <w:r>
-        <w:t xml:space="preserve"> </w:t>
+        <w:rPr>
+          <w:b/>
+          <w:bCs/>
+        </w:rPr>
+        <w:t xml:space="preserve">Lines 1-3 </w:t>
+      </w:r>
+      <w:r>
+        <w:t xml:space="preserve">reference the license under which the recipe is distributed and provide the indication of the license file </w:t>
+      </w:r>
+      <w:r>
+        <w:t xml:space="preserve">as well as </w:t>
       </w:r>
       <w:r>
         <w:t>its checksum;</w:t>
@@ -1144,7 +1264,20 @@
         </w:numPr>
       </w:pPr>
       <w:r>
-        <w:t>Line 4 indicates that the recipe inherits the properties of the recipes to build kernel modules;</w:t>
+        <w:rPr>
+          <w:b/>
+          <w:bCs/>
+        </w:rPr>
+        <w:t>Line 4</w:t>
+      </w:r>
+      <w:r>
+        <w:t xml:space="preserve"> indicates that the recipe inherits the properties of the recipes </w:t>
+      </w:r>
+      <w:r>
+        <w:t xml:space="preserve">used </w:t>
+      </w:r>
+      <w:r>
+        <w:t>to build kernel modules;</w:t>
       </w:r>
     </w:p>
     <w:p>
@@ -1156,7 +1289,26 @@
         </w:numPr>
       </w:pPr>
       <w:r>
-        <w:t>Line 6 tells for which machine layer the recipe is intended;</w:t>
+        <w:rPr>
+          <w:b/>
+          <w:bCs/>
+        </w:rPr>
+        <w:t>Line 6</w:t>
+      </w:r>
+      <w:r>
+        <w:t xml:space="preserve"> </w:t>
+      </w:r>
+      <w:r>
+        <w:t>specifies the</w:t>
+      </w:r>
+      <w:r>
+        <w:t xml:space="preserve"> machine layer</w:t>
+      </w:r>
+      <w:r>
+        <w:t xml:space="preserve"> for which</w:t>
+      </w:r>
+      <w:r>
+        <w:t xml:space="preserve"> the recipe is intended;</w:t>
       </w:r>
     </w:p>
     <w:p>
@@ -1168,7 +1320,14 @@
         </w:numPr>
       </w:pPr>
       <w:r>
-        <w:t>Line 8 list</w:t>
+        <w:rPr>
+          <w:b/>
+          <w:bCs/>
+        </w:rPr>
+        <w:t>Line 8</w:t>
+      </w:r>
+      <w:r>
+        <w:t xml:space="preserve"> list</w:t>
       </w:r>
       <w:r>
         <w:t>s</w:t>
@@ -1186,7 +1345,14 @@
         </w:numPr>
       </w:pPr>
       <w:r>
-        <w:t>Line 10 sets the symbol pointing to the working directory used to perform the build operations.</w:t>
+        <w:rPr>
+          <w:b/>
+          <w:bCs/>
+        </w:rPr>
+        <w:t>Line 10</w:t>
+      </w:r>
+      <w:r>
+        <w:t xml:space="preserve"> sets the symbol pointing to the working directory used to perform the build operations.</w:t>
       </w:r>
     </w:p>
     <w:p>
@@ -1194,47 +1360,33 @@
         <w:t xml:space="preserve">In </w:t>
       </w:r>
       <w:r>
+        <w:t>hello-mod/files</w:t>
+      </w:r>
+      <w:r>
         <w:rPr>
           <w:rFonts w:ascii="Courier" w:hAnsi="Courier" w:cs="Courier"/>
-          <w:b/>
-          <w:i/>
-          <w:color w:val="262626"/>
-          <w:sz w:val="18"/>
-        </w:rPr>
-        <w:t>hello-mod/files</w:t>
-      </w:r>
-      <w:r>
-        <w:rPr>
-          <w:rFonts w:ascii="Courier" w:hAnsi="Courier" w:cs="Courier"/>
-          <w:color w:val="262626"/>
-          <w:sz w:val="18"/>
+          <w:color w:val="262626" w:themeColor="text1" w:themeTint="D9"/>
+          <w:sz w:val="18"/>
+          <w:szCs w:val="18"/>
         </w:rPr>
         <w:t>,</w:t>
       </w:r>
       <w:r>
-        <w:rPr>
-          <w:rFonts w:ascii="Courier" w:hAnsi="Courier" w:cs="Courier"/>
-          <w:color w:val="262626"/>
-          <w:sz w:val="18"/>
-        </w:rPr>
-        <w:t xml:space="preserve"> </w:t>
-      </w:r>
-      <w:r>
         <w:t xml:space="preserve">create a file named </w:t>
       </w:r>
-      <w:proofErr w:type="spellStart"/>
       <w:r>
         <w:rPr>
           <w:rFonts w:ascii="Courier" w:hAnsi="Courier"/>
           <w:b/>
-          <w:i/>
-          <w:sz w:val="18"/>
+          <w:bCs/>
         </w:rPr>
         <w:t>hello.c</w:t>
       </w:r>
-      <w:proofErr w:type="spellEnd"/>
-      <w:r>
-        <w:t xml:space="preserve"> with the following content:</w:t>
+      <w:r>
+        <w:t xml:space="preserve"> </w:t>
+      </w:r>
+      <w:r>
+        <w:t>with the following content:</w:t>
       </w:r>
     </w:p>
     <w:tbl>
@@ -4041,43 +4193,7 @@
                 <w:sz w:val="16"/>
                 <w:szCs w:val="16"/>
               </w:rPr>
-              <w:t>#include &lt;</w:t>
-            </w:r>
-            <w:proofErr w:type="spellStart"/>
-            <w:r>
-              <w:rPr>
-                <w:rFonts w:ascii="Courier" w:hAnsi="Courier"/>
-                <w:sz w:val="16"/>
-                <w:szCs w:val="16"/>
-              </w:rPr>
-              <w:t>linux</w:t>
-            </w:r>
-            <w:proofErr w:type="spellEnd"/>
-            <w:r>
-              <w:rPr>
-                <w:rFonts w:ascii="Courier" w:hAnsi="Courier"/>
-                <w:sz w:val="16"/>
-                <w:szCs w:val="16"/>
-              </w:rPr>
-              <w:t>/</w:t>
-            </w:r>
-            <w:proofErr w:type="spellStart"/>
-            <w:r>
-              <w:rPr>
-                <w:rFonts w:ascii="Courier" w:hAnsi="Courier"/>
-                <w:sz w:val="16"/>
-                <w:szCs w:val="16"/>
-              </w:rPr>
-              <w:t>cdev.h</w:t>
-            </w:r>
-            <w:proofErr w:type="spellEnd"/>
-            <w:r>
-              <w:rPr>
-                <w:rFonts w:ascii="Courier" w:hAnsi="Courier"/>
-                <w:sz w:val="16"/>
-                <w:szCs w:val="16"/>
-              </w:rPr>
-              <w:t>&gt;</w:t>
+              <w:t>#include &lt;linux/cdev.h&gt;</w:t>
             </w:r>
           </w:p>
           <w:p>
@@ -4102,43 +4218,7 @@
                 <w:sz w:val="16"/>
                 <w:szCs w:val="16"/>
               </w:rPr>
-              <w:t>#include &lt;</w:t>
-            </w:r>
-            <w:proofErr w:type="spellStart"/>
-            <w:r>
-              <w:rPr>
-                <w:rFonts w:ascii="Courier" w:hAnsi="Courier"/>
-                <w:sz w:val="16"/>
-                <w:szCs w:val="16"/>
-              </w:rPr>
-              <w:t>asm</w:t>
-            </w:r>
-            <w:proofErr w:type="spellEnd"/>
-            <w:r>
-              <w:rPr>
-                <w:rFonts w:ascii="Courier" w:hAnsi="Courier"/>
-                <w:sz w:val="16"/>
-                <w:szCs w:val="16"/>
-              </w:rPr>
-              <w:t>/</w:t>
-            </w:r>
-            <w:proofErr w:type="spellStart"/>
-            <w:r>
-              <w:rPr>
-                <w:rFonts w:ascii="Courier" w:hAnsi="Courier"/>
-                <w:sz w:val="16"/>
-                <w:szCs w:val="16"/>
-              </w:rPr>
-              <w:t>uaccess.h</w:t>
-            </w:r>
-            <w:proofErr w:type="spellEnd"/>
-            <w:r>
-              <w:rPr>
-                <w:rFonts w:ascii="Courier" w:hAnsi="Courier"/>
-                <w:sz w:val="16"/>
-                <w:szCs w:val="16"/>
-              </w:rPr>
-              <w:t>&gt;</w:t>
+              <w:t>#include &lt;asm/uaccess.h&gt;</w:t>
             </w:r>
           </w:p>
           <w:p>
@@ -4163,43 +4243,7 @@
                 <w:sz w:val="16"/>
                 <w:szCs w:val="16"/>
               </w:rPr>
-              <w:t>#include &lt;</w:t>
-            </w:r>
-            <w:proofErr w:type="spellStart"/>
-            <w:r>
-              <w:rPr>
-                <w:rFonts w:ascii="Courier" w:hAnsi="Courier"/>
-                <w:sz w:val="16"/>
-                <w:szCs w:val="16"/>
-              </w:rPr>
-              <w:t>linux</w:t>
-            </w:r>
-            <w:proofErr w:type="spellEnd"/>
-            <w:r>
-              <w:rPr>
-                <w:rFonts w:ascii="Courier" w:hAnsi="Courier"/>
-                <w:sz w:val="16"/>
-                <w:szCs w:val="16"/>
-              </w:rPr>
-              <w:t>/</w:t>
-            </w:r>
-            <w:proofErr w:type="spellStart"/>
-            <w:r>
-              <w:rPr>
-                <w:rFonts w:ascii="Courier" w:hAnsi="Courier"/>
-                <w:sz w:val="16"/>
-                <w:szCs w:val="16"/>
-              </w:rPr>
-              <w:t>module.h</w:t>
-            </w:r>
-            <w:proofErr w:type="spellEnd"/>
-            <w:r>
-              <w:rPr>
-                <w:rFonts w:ascii="Courier" w:hAnsi="Courier"/>
-                <w:sz w:val="16"/>
-                <w:szCs w:val="16"/>
-              </w:rPr>
-              <w:t>&gt;</w:t>
+              <w:t>#include &lt;linux/module.h&gt;</w:t>
             </w:r>
           </w:p>
           <w:p>
@@ -4224,43 +4268,7 @@
                 <w:sz w:val="16"/>
                 <w:szCs w:val="16"/>
               </w:rPr>
-              <w:t>#include &lt;</w:t>
-            </w:r>
-            <w:proofErr w:type="spellStart"/>
-            <w:r>
-              <w:rPr>
-                <w:rFonts w:ascii="Courier" w:hAnsi="Courier"/>
-                <w:sz w:val="16"/>
-                <w:szCs w:val="16"/>
-              </w:rPr>
-              <w:t>linux</w:t>
-            </w:r>
-            <w:proofErr w:type="spellEnd"/>
-            <w:r>
-              <w:rPr>
-                <w:rFonts w:ascii="Courier" w:hAnsi="Courier"/>
-                <w:sz w:val="16"/>
-                <w:szCs w:val="16"/>
-              </w:rPr>
-              <w:t>/</w:t>
-            </w:r>
-            <w:proofErr w:type="spellStart"/>
-            <w:r>
-              <w:rPr>
-                <w:rFonts w:ascii="Courier" w:hAnsi="Courier"/>
-                <w:sz w:val="16"/>
-                <w:szCs w:val="16"/>
-              </w:rPr>
-              <w:t>init.h</w:t>
-            </w:r>
-            <w:proofErr w:type="spellEnd"/>
-            <w:r>
-              <w:rPr>
-                <w:rFonts w:ascii="Courier" w:hAnsi="Courier"/>
-                <w:sz w:val="16"/>
-                <w:szCs w:val="16"/>
-              </w:rPr>
-              <w:t xml:space="preserve">&gt; </w:t>
+              <w:t xml:space="preserve">#include &lt;linux/init.h&gt; </w:t>
             </w:r>
           </w:p>
           <w:p>
@@ -4285,43 +4293,7 @@
                 <w:sz w:val="16"/>
                 <w:szCs w:val="16"/>
               </w:rPr>
-              <w:t>#include &lt;</w:t>
-            </w:r>
-            <w:proofErr w:type="spellStart"/>
-            <w:r>
-              <w:rPr>
-                <w:rFonts w:ascii="Courier" w:hAnsi="Courier"/>
-                <w:sz w:val="16"/>
-                <w:szCs w:val="16"/>
-              </w:rPr>
-              <w:t>linux</w:t>
-            </w:r>
-            <w:proofErr w:type="spellEnd"/>
-            <w:r>
-              <w:rPr>
-                <w:rFonts w:ascii="Courier" w:hAnsi="Courier"/>
-                <w:sz w:val="16"/>
-                <w:szCs w:val="16"/>
-              </w:rPr>
-              <w:t>/</w:t>
-            </w:r>
-            <w:proofErr w:type="spellStart"/>
-            <w:r>
-              <w:rPr>
-                <w:rFonts w:ascii="Courier" w:hAnsi="Courier"/>
-                <w:sz w:val="16"/>
-                <w:szCs w:val="16"/>
-              </w:rPr>
-              <w:t>kernel.h</w:t>
-            </w:r>
-            <w:proofErr w:type="spellEnd"/>
-            <w:r>
-              <w:rPr>
-                <w:rFonts w:ascii="Courier" w:hAnsi="Courier"/>
-                <w:sz w:val="16"/>
-                <w:szCs w:val="16"/>
-              </w:rPr>
-              <w:t xml:space="preserve">&gt; </w:t>
+              <w:t xml:space="preserve">#include &lt;linux/kernel.h&gt; </w:t>
             </w:r>
           </w:p>
           <w:p>
@@ -4346,43 +4318,7 @@
                 <w:sz w:val="16"/>
                 <w:szCs w:val="16"/>
               </w:rPr>
-              <w:t>#include &lt;</w:t>
-            </w:r>
-            <w:proofErr w:type="spellStart"/>
-            <w:r>
-              <w:rPr>
-                <w:rFonts w:ascii="Courier" w:hAnsi="Courier"/>
-                <w:sz w:val="16"/>
-                <w:szCs w:val="16"/>
-              </w:rPr>
-              <w:t>linux</w:t>
-            </w:r>
-            <w:proofErr w:type="spellEnd"/>
-            <w:r>
-              <w:rPr>
-                <w:rFonts w:ascii="Courier" w:hAnsi="Courier"/>
-                <w:sz w:val="16"/>
-                <w:szCs w:val="16"/>
-              </w:rPr>
-              <w:t>/</w:t>
-            </w:r>
-            <w:proofErr w:type="spellStart"/>
-            <w:r>
-              <w:rPr>
-                <w:rFonts w:ascii="Courier" w:hAnsi="Courier"/>
-                <w:sz w:val="16"/>
-                <w:szCs w:val="16"/>
-              </w:rPr>
-              <w:t>types.h</w:t>
-            </w:r>
-            <w:proofErr w:type="spellEnd"/>
-            <w:r>
-              <w:rPr>
-                <w:rFonts w:ascii="Courier" w:hAnsi="Courier"/>
-                <w:sz w:val="16"/>
-                <w:szCs w:val="16"/>
-              </w:rPr>
-              <w:t xml:space="preserve">&gt; </w:t>
+              <w:t xml:space="preserve">#include &lt;linux/types.h&gt; </w:t>
             </w:r>
           </w:p>
           <w:p>
@@ -4407,43 +4343,7 @@
                 <w:sz w:val="16"/>
                 <w:szCs w:val="16"/>
               </w:rPr>
-              <w:t>#include &lt;</w:t>
-            </w:r>
-            <w:proofErr w:type="spellStart"/>
-            <w:r>
-              <w:rPr>
-                <w:rFonts w:ascii="Courier" w:hAnsi="Courier"/>
-                <w:sz w:val="16"/>
-                <w:szCs w:val="16"/>
-              </w:rPr>
-              <w:t>linux</w:t>
-            </w:r>
-            <w:proofErr w:type="spellEnd"/>
-            <w:r>
-              <w:rPr>
-                <w:rFonts w:ascii="Courier" w:hAnsi="Courier"/>
-                <w:sz w:val="16"/>
-                <w:szCs w:val="16"/>
-              </w:rPr>
-              <w:t>/</w:t>
-            </w:r>
-            <w:proofErr w:type="spellStart"/>
-            <w:r>
-              <w:rPr>
-                <w:rFonts w:ascii="Courier" w:hAnsi="Courier"/>
-                <w:sz w:val="16"/>
-                <w:szCs w:val="16"/>
-              </w:rPr>
-              <w:t>kdev_t.h</w:t>
-            </w:r>
-            <w:proofErr w:type="spellEnd"/>
-            <w:r>
-              <w:rPr>
-                <w:rFonts w:ascii="Courier" w:hAnsi="Courier"/>
-                <w:sz w:val="16"/>
-                <w:szCs w:val="16"/>
-              </w:rPr>
-              <w:t xml:space="preserve">&gt; </w:t>
+              <w:t xml:space="preserve">#include &lt;linux/kdev_t.h&gt; </w:t>
             </w:r>
           </w:p>
           <w:p>
@@ -4468,43 +4368,7 @@
                 <w:sz w:val="16"/>
                 <w:szCs w:val="16"/>
               </w:rPr>
-              <w:t>#include &lt;</w:t>
-            </w:r>
-            <w:proofErr w:type="spellStart"/>
-            <w:r>
-              <w:rPr>
-                <w:rFonts w:ascii="Courier" w:hAnsi="Courier"/>
-                <w:sz w:val="16"/>
-                <w:szCs w:val="16"/>
-              </w:rPr>
-              <w:t>linux</w:t>
-            </w:r>
-            <w:proofErr w:type="spellEnd"/>
-            <w:r>
-              <w:rPr>
-                <w:rFonts w:ascii="Courier" w:hAnsi="Courier"/>
-                <w:sz w:val="16"/>
-                <w:szCs w:val="16"/>
-              </w:rPr>
-              <w:t>/</w:t>
-            </w:r>
-            <w:proofErr w:type="spellStart"/>
-            <w:r>
-              <w:rPr>
-                <w:rFonts w:ascii="Courier" w:hAnsi="Courier"/>
-                <w:sz w:val="16"/>
-                <w:szCs w:val="16"/>
-              </w:rPr>
-              <w:t>fs.h</w:t>
-            </w:r>
-            <w:proofErr w:type="spellEnd"/>
-            <w:r>
-              <w:rPr>
-                <w:rFonts w:ascii="Courier" w:hAnsi="Courier"/>
-                <w:sz w:val="16"/>
-                <w:szCs w:val="16"/>
-              </w:rPr>
-              <w:t>&gt;</w:t>
+              <w:t>#include &lt;linux/fs.h&gt;</w:t>
             </w:r>
           </w:p>
           <w:p>
@@ -4546,43 +4410,7 @@
                 <w:sz w:val="16"/>
                 <w:szCs w:val="16"/>
               </w:rPr>
-              <w:t xml:space="preserve">static </w:t>
-            </w:r>
-            <w:proofErr w:type="spellStart"/>
-            <w:r>
-              <w:rPr>
-                <w:rFonts w:ascii="Courier" w:hAnsi="Courier"/>
-                <w:sz w:val="16"/>
-                <w:szCs w:val="16"/>
-              </w:rPr>
-              <w:t>dev_t</w:t>
-            </w:r>
-            <w:proofErr w:type="spellEnd"/>
-            <w:r>
-              <w:rPr>
-                <w:rFonts w:ascii="Courier" w:hAnsi="Courier"/>
-                <w:sz w:val="16"/>
-                <w:szCs w:val="16"/>
-              </w:rPr>
-              <w:t xml:space="preserve"> </w:t>
-            </w:r>
-            <w:proofErr w:type="spellStart"/>
-            <w:r>
-              <w:rPr>
-                <w:rFonts w:ascii="Courier" w:hAnsi="Courier"/>
-                <w:sz w:val="16"/>
-                <w:szCs w:val="16"/>
-              </w:rPr>
-              <w:t>hello_dev</w:t>
-            </w:r>
-            <w:proofErr w:type="spellEnd"/>
-            <w:r>
-              <w:rPr>
-                <w:rFonts w:ascii="Courier" w:hAnsi="Courier"/>
-                <w:sz w:val="16"/>
-                <w:szCs w:val="16"/>
-              </w:rPr>
-              <w:t>;</w:t>
+              <w:t>static dev_t hello_dev;</w:t>
             </w:r>
           </w:p>
           <w:p>
@@ -4607,43 +4435,7 @@
                 <w:sz w:val="16"/>
                 <w:szCs w:val="16"/>
               </w:rPr>
-              <w:t xml:space="preserve">struct </w:t>
-            </w:r>
-            <w:proofErr w:type="spellStart"/>
-            <w:r>
-              <w:rPr>
-                <w:rFonts w:ascii="Courier" w:hAnsi="Courier"/>
-                <w:sz w:val="16"/>
-                <w:szCs w:val="16"/>
-              </w:rPr>
-              <w:t>cdev</w:t>
-            </w:r>
-            <w:proofErr w:type="spellEnd"/>
-            <w:r>
-              <w:rPr>
-                <w:rFonts w:ascii="Courier" w:hAnsi="Courier"/>
-                <w:sz w:val="16"/>
-                <w:szCs w:val="16"/>
-              </w:rPr>
-              <w:t xml:space="preserve"> </w:t>
-            </w:r>
-            <w:proofErr w:type="spellStart"/>
-            <w:r>
-              <w:rPr>
-                <w:rFonts w:ascii="Courier" w:hAnsi="Courier"/>
-                <w:sz w:val="16"/>
-                <w:szCs w:val="16"/>
-              </w:rPr>
-              <w:t>hello_cdev</w:t>
-            </w:r>
-            <w:proofErr w:type="spellEnd"/>
-            <w:r>
-              <w:rPr>
-                <w:rFonts w:ascii="Courier" w:hAnsi="Courier"/>
-                <w:sz w:val="16"/>
-                <w:szCs w:val="16"/>
-              </w:rPr>
-              <w:t>;</w:t>
+              <w:t>struct cdev hello_cdev;</w:t>
             </w:r>
           </w:p>
           <w:p>
@@ -4668,25 +4460,7 @@
                 <w:sz w:val="16"/>
                 <w:szCs w:val="16"/>
               </w:rPr>
-              <w:t xml:space="preserve">static char </w:t>
-            </w:r>
-            <w:proofErr w:type="gramStart"/>
-            <w:r>
-              <w:rPr>
-                <w:rFonts w:ascii="Courier" w:hAnsi="Courier"/>
-                <w:sz w:val="16"/>
-                <w:szCs w:val="16"/>
-              </w:rPr>
-              <w:t>buffer[</w:t>
-            </w:r>
-            <w:proofErr w:type="gramEnd"/>
-            <w:r>
-              <w:rPr>
-                <w:rFonts w:ascii="Courier" w:hAnsi="Courier"/>
-                <w:sz w:val="16"/>
-                <w:szCs w:val="16"/>
-              </w:rPr>
-              <w:t>64];</w:t>
+              <w:t>static char buffer[64];</w:t>
             </w:r>
           </w:p>
           <w:p>
@@ -4705,149 +4479,13 @@
                 <w:szCs w:val="16"/>
               </w:rPr>
             </w:pPr>
-            <w:proofErr w:type="spellStart"/>
             <w:r>
               <w:rPr>
                 <w:rFonts w:ascii="Courier" w:hAnsi="Courier"/>
                 <w:sz w:val="16"/>
                 <w:szCs w:val="16"/>
               </w:rPr>
-              <w:t>ssize_t</w:t>
-            </w:r>
-            <w:proofErr w:type="spellEnd"/>
-            <w:r>
-              <w:rPr>
-                <w:rFonts w:ascii="Courier" w:hAnsi="Courier"/>
-                <w:sz w:val="16"/>
-                <w:szCs w:val="16"/>
-              </w:rPr>
-              <w:t xml:space="preserve"> </w:t>
-            </w:r>
-            <w:proofErr w:type="spellStart"/>
-            <w:r>
-              <w:rPr>
-                <w:rFonts w:ascii="Courier" w:hAnsi="Courier"/>
-                <w:sz w:val="16"/>
-                <w:szCs w:val="16"/>
-              </w:rPr>
-              <w:t>hello_</w:t>
-            </w:r>
-            <w:proofErr w:type="gramStart"/>
-            <w:r>
-              <w:rPr>
-                <w:rFonts w:ascii="Courier" w:hAnsi="Courier"/>
-                <w:sz w:val="16"/>
-                <w:szCs w:val="16"/>
-              </w:rPr>
-              <w:t>read</w:t>
-            </w:r>
-            <w:proofErr w:type="spellEnd"/>
-            <w:r>
-              <w:rPr>
-                <w:rFonts w:ascii="Courier" w:hAnsi="Courier"/>
-                <w:sz w:val="16"/>
-                <w:szCs w:val="16"/>
-              </w:rPr>
-              <w:t>(</w:t>
-            </w:r>
-            <w:proofErr w:type="gramEnd"/>
-            <w:r>
-              <w:rPr>
-                <w:rFonts w:ascii="Courier" w:hAnsi="Courier"/>
-                <w:sz w:val="16"/>
-                <w:szCs w:val="16"/>
-              </w:rPr>
-              <w:t>struct file *</w:t>
-            </w:r>
-            <w:proofErr w:type="spellStart"/>
-            <w:r>
-              <w:rPr>
-                <w:rFonts w:ascii="Courier" w:hAnsi="Courier"/>
-                <w:sz w:val="16"/>
-                <w:szCs w:val="16"/>
-              </w:rPr>
-              <w:t>filp</w:t>
-            </w:r>
-            <w:proofErr w:type="spellEnd"/>
-            <w:r>
-              <w:rPr>
-                <w:rFonts w:ascii="Courier" w:hAnsi="Courier"/>
-                <w:sz w:val="16"/>
-                <w:szCs w:val="16"/>
-              </w:rPr>
-              <w:t>, char __user *</w:t>
-            </w:r>
-            <w:proofErr w:type="spellStart"/>
-            <w:r>
-              <w:rPr>
-                <w:rFonts w:ascii="Courier" w:hAnsi="Courier"/>
-                <w:sz w:val="16"/>
-                <w:szCs w:val="16"/>
-              </w:rPr>
-              <w:t>buf</w:t>
-            </w:r>
-            <w:proofErr w:type="spellEnd"/>
-            <w:r>
-              <w:rPr>
-                <w:rFonts w:ascii="Courier" w:hAnsi="Courier"/>
-                <w:sz w:val="16"/>
-                <w:szCs w:val="16"/>
-              </w:rPr>
-              <w:t xml:space="preserve">, </w:t>
-            </w:r>
-            <w:proofErr w:type="spellStart"/>
-            <w:r>
-              <w:rPr>
-                <w:rFonts w:ascii="Courier" w:hAnsi="Courier"/>
-                <w:sz w:val="16"/>
-                <w:szCs w:val="16"/>
-              </w:rPr>
-              <w:t>size_t</w:t>
-            </w:r>
-            <w:proofErr w:type="spellEnd"/>
-            <w:r>
-              <w:rPr>
-                <w:rFonts w:ascii="Courier" w:hAnsi="Courier"/>
-                <w:sz w:val="16"/>
-                <w:szCs w:val="16"/>
-              </w:rPr>
-              <w:t xml:space="preserve"> count, </w:t>
-            </w:r>
-            <w:proofErr w:type="spellStart"/>
-            <w:r>
-              <w:rPr>
-                <w:rFonts w:ascii="Courier" w:hAnsi="Courier"/>
-                <w:sz w:val="16"/>
-                <w:szCs w:val="16"/>
-              </w:rPr>
-              <w:t>loff_t</w:t>
-            </w:r>
-            <w:proofErr w:type="spellEnd"/>
-            <w:r>
-              <w:rPr>
-                <w:rFonts w:ascii="Courier" w:hAnsi="Courier"/>
-                <w:sz w:val="16"/>
-                <w:szCs w:val="16"/>
-              </w:rPr>
-              <w:t xml:space="preserve"> *</w:t>
-            </w:r>
-            <w:proofErr w:type="spellStart"/>
-            <w:r>
-              <w:rPr>
-                <w:rFonts w:ascii="Courier" w:hAnsi="Courier"/>
-                <w:sz w:val="16"/>
-                <w:szCs w:val="16"/>
-              </w:rPr>
-              <w:t>f_pos</w:t>
-            </w:r>
-            <w:proofErr w:type="spellEnd"/>
-            <w:r>
-              <w:rPr>
-                <w:rFonts w:ascii="Courier" w:hAnsi="Courier"/>
-                <w:sz w:val="16"/>
-                <w:szCs w:val="16"/>
-              </w:rPr>
-              <w:t>)</w:t>
+              <w:t>ssize_t hello_read(struct file *filp, char __user *buf, size_t count, loff_t *f_pos)</w:t>
             </w:r>
           </w:p>
           <w:p>
@@ -4897,71 +4535,23 @@
                 <w:sz w:val="16"/>
                 <w:szCs w:val="16"/>
               </w:rPr>
-              <w:t xml:space="preserve">    </w:t>
-            </w:r>
-            <w:proofErr w:type="spellStart"/>
-            <w:proofErr w:type="gramStart"/>
+              <w:t xml:space="preserve">    printk(KERN_INFO "Dummy read (count=%d, offse</w:t>
+            </w:r>
             <w:r>
               <w:rPr>
                 <w:rFonts w:ascii="Courier" w:hAnsi="Courier"/>
                 <w:sz w:val="16"/>
                 <w:szCs w:val="16"/>
               </w:rPr>
-              <w:t>printk</w:t>
-            </w:r>
-            <w:proofErr w:type="spellEnd"/>
+              <w:t>t</w:t>
+            </w:r>
             <w:r>
               <w:rPr>
                 <w:rFonts w:ascii="Courier" w:hAnsi="Courier"/>
                 <w:sz w:val="16"/>
                 <w:szCs w:val="16"/>
               </w:rPr>
-              <w:t>(</w:t>
-            </w:r>
-            <w:proofErr w:type="gramEnd"/>
-            <w:r>
-              <w:rPr>
-                <w:rFonts w:ascii="Courier" w:hAnsi="Courier"/>
-                <w:sz w:val="16"/>
-                <w:szCs w:val="16"/>
-              </w:rPr>
-              <w:t xml:space="preserve">KERN_INFO "Dummy read (count=%d, </w:t>
-            </w:r>
-            <w:proofErr w:type="spellStart"/>
-            <w:r>
-              <w:rPr>
-                <w:rFonts w:ascii="Courier" w:hAnsi="Courier"/>
-                <w:sz w:val="16"/>
-                <w:szCs w:val="16"/>
-              </w:rPr>
-              <w:t>offser</w:t>
-            </w:r>
-            <w:proofErr w:type="spellEnd"/>
-            <w:r>
-              <w:rPr>
-                <w:rFonts w:ascii="Courier" w:hAnsi="Courier"/>
-                <w:sz w:val="16"/>
-                <w:szCs w:val="16"/>
-              </w:rPr>
-              <w:t>=%d)\n", (int)count, (int)*</w:t>
-            </w:r>
-            <w:proofErr w:type="spellStart"/>
-            <w:r>
-              <w:rPr>
-                <w:rFonts w:ascii="Courier" w:hAnsi="Courier"/>
-                <w:sz w:val="16"/>
-                <w:szCs w:val="16"/>
-              </w:rPr>
-              <w:t>f_pos</w:t>
-            </w:r>
-            <w:proofErr w:type="spellEnd"/>
-            <w:r>
-              <w:rPr>
-                <w:rFonts w:ascii="Courier" w:hAnsi="Courier"/>
-                <w:sz w:val="16"/>
-                <w:szCs w:val="16"/>
-              </w:rPr>
-              <w:t xml:space="preserve"> );</w:t>
+              <w:t>=%d)\n", (int)count, (int)*f_pos );</w:t>
             </w:r>
           </w:p>
           <w:p>
@@ -5053,43 +4643,7 @@
                 <w:sz w:val="16"/>
                 <w:szCs w:val="16"/>
               </w:rPr>
-              <w:t xml:space="preserve">struct </w:t>
-            </w:r>
-            <w:proofErr w:type="spellStart"/>
-            <w:r>
-              <w:rPr>
-                <w:rFonts w:ascii="Courier" w:hAnsi="Courier"/>
-                <w:sz w:val="16"/>
-                <w:szCs w:val="16"/>
-              </w:rPr>
-              <w:t>file_operations</w:t>
-            </w:r>
-            <w:proofErr w:type="spellEnd"/>
-            <w:r>
-              <w:rPr>
-                <w:rFonts w:ascii="Courier" w:hAnsi="Courier"/>
-                <w:sz w:val="16"/>
-                <w:szCs w:val="16"/>
-              </w:rPr>
-              <w:t xml:space="preserve"> </w:t>
-            </w:r>
-            <w:proofErr w:type="spellStart"/>
-            <w:r>
-              <w:rPr>
-                <w:rFonts w:ascii="Courier" w:hAnsi="Courier"/>
-                <w:sz w:val="16"/>
-                <w:szCs w:val="16"/>
-              </w:rPr>
-              <w:t>hello_fops</w:t>
-            </w:r>
-            <w:proofErr w:type="spellEnd"/>
-            <w:r>
-              <w:rPr>
-                <w:rFonts w:ascii="Courier" w:hAnsi="Courier"/>
-                <w:sz w:val="16"/>
-                <w:szCs w:val="16"/>
-              </w:rPr>
-              <w:t xml:space="preserve"> = {</w:t>
+              <w:t>struct file_operations hello_fops = {</w:t>
             </w:r>
           </w:p>
           <w:p>
@@ -5114,25 +4668,7 @@
                 <w:sz w:val="16"/>
                 <w:szCs w:val="16"/>
               </w:rPr>
-              <w:t xml:space="preserve">    </w:t>
-            </w:r>
-            <w:proofErr w:type="gramStart"/>
-            <w:r>
-              <w:rPr>
-                <w:rFonts w:ascii="Courier" w:hAnsi="Courier"/>
-                <w:sz w:val="16"/>
-                <w:szCs w:val="16"/>
-              </w:rPr>
-              <w:t>.owner</w:t>
-            </w:r>
-            <w:proofErr w:type="gramEnd"/>
-            <w:r>
-              <w:rPr>
-                <w:rFonts w:ascii="Courier" w:hAnsi="Courier"/>
-                <w:sz w:val="16"/>
-                <w:szCs w:val="16"/>
-              </w:rPr>
-              <w:t xml:space="preserve"> = THIS_MODULE,</w:t>
+              <w:t xml:space="preserve">    .owner = THIS_MODULE,</w:t>
             </w:r>
           </w:p>
           <w:p>
@@ -5157,43 +4693,7 @@
                 <w:sz w:val="16"/>
                 <w:szCs w:val="16"/>
               </w:rPr>
-              <w:t xml:space="preserve">    </w:t>
-            </w:r>
-            <w:proofErr w:type="gramStart"/>
-            <w:r>
-              <w:rPr>
-                <w:rFonts w:ascii="Courier" w:hAnsi="Courier"/>
-                <w:sz w:val="16"/>
-                <w:szCs w:val="16"/>
-              </w:rPr>
-              <w:t>.read</w:t>
-            </w:r>
-            <w:proofErr w:type="gramEnd"/>
-            <w:r>
-              <w:rPr>
-                <w:rFonts w:ascii="Courier" w:hAnsi="Courier"/>
-                <w:sz w:val="16"/>
-                <w:szCs w:val="16"/>
-              </w:rPr>
-              <w:t xml:space="preserve"> = </w:t>
-            </w:r>
-            <w:proofErr w:type="spellStart"/>
-            <w:r>
-              <w:rPr>
-                <w:rFonts w:ascii="Courier" w:hAnsi="Courier"/>
-                <w:sz w:val="16"/>
-                <w:szCs w:val="16"/>
-              </w:rPr>
-              <w:t>hello_read</w:t>
-            </w:r>
-            <w:proofErr w:type="spellEnd"/>
-            <w:r>
-              <w:rPr>
-                <w:rFonts w:ascii="Courier" w:hAnsi="Courier"/>
-                <w:sz w:val="16"/>
-                <w:szCs w:val="16"/>
-              </w:rPr>
-              <w:t>,</w:t>
+              <w:t xml:space="preserve">    .read = hello_read,</w:t>
             </w:r>
           </w:p>
           <w:p>
@@ -5243,43 +4743,7 @@
                 <w:sz w:val="16"/>
                 <w:szCs w:val="16"/>
               </w:rPr>
-              <w:t>static int __</w:t>
-            </w:r>
-            <w:proofErr w:type="spellStart"/>
-            <w:r>
-              <w:rPr>
-                <w:rFonts w:ascii="Courier" w:hAnsi="Courier"/>
-                <w:sz w:val="16"/>
-                <w:szCs w:val="16"/>
-              </w:rPr>
-              <w:t>init</w:t>
-            </w:r>
-            <w:proofErr w:type="spellEnd"/>
-            <w:r>
-              <w:rPr>
-                <w:rFonts w:ascii="Courier" w:hAnsi="Courier"/>
-                <w:sz w:val="16"/>
-                <w:szCs w:val="16"/>
-              </w:rPr>
-              <w:t xml:space="preserve"> </w:t>
-            </w:r>
-            <w:proofErr w:type="spellStart"/>
-            <w:r>
-              <w:rPr>
-                <w:rFonts w:ascii="Courier" w:hAnsi="Courier"/>
-                <w:sz w:val="16"/>
-                <w:szCs w:val="16"/>
-              </w:rPr>
-              <w:t>hello_module_init</w:t>
-            </w:r>
-            <w:proofErr w:type="spellEnd"/>
-            <w:r>
-              <w:rPr>
-                <w:rFonts w:ascii="Courier" w:hAnsi="Courier"/>
-                <w:sz w:val="16"/>
-                <w:szCs w:val="16"/>
-              </w:rPr>
-              <w:t>(void)</w:t>
+              <w:t>static int __init hello_module_init(void)</w:t>
             </w:r>
           </w:p>
           <w:p>
@@ -5329,53 +4793,7 @@
                 <w:sz w:val="16"/>
                 <w:szCs w:val="16"/>
               </w:rPr>
-              <w:t xml:space="preserve">    </w:t>
-            </w:r>
-            <w:proofErr w:type="spellStart"/>
-            <w:proofErr w:type="gramStart"/>
-            <w:r>
-              <w:rPr>
-                <w:rFonts w:ascii="Courier" w:hAnsi="Courier"/>
-                <w:sz w:val="16"/>
-                <w:szCs w:val="16"/>
-              </w:rPr>
-              <w:t>printk</w:t>
-            </w:r>
-            <w:proofErr w:type="spellEnd"/>
-            <w:r>
-              <w:rPr>
-                <w:rFonts w:ascii="Courier" w:hAnsi="Courier"/>
-                <w:sz w:val="16"/>
-                <w:szCs w:val="16"/>
-              </w:rPr>
-              <w:t>(</w:t>
-            </w:r>
-            <w:proofErr w:type="gramEnd"/>
-            <w:r>
-              <w:rPr>
-                <w:rFonts w:ascii="Courier" w:hAnsi="Courier"/>
-                <w:sz w:val="16"/>
-                <w:szCs w:val="16"/>
-              </w:rPr>
-              <w:t xml:space="preserve">KERN_INFO "Loading </w:t>
-            </w:r>
-            <w:proofErr w:type="spellStart"/>
-            <w:r>
-              <w:rPr>
-                <w:rFonts w:ascii="Courier" w:hAnsi="Courier"/>
-                <w:sz w:val="16"/>
-                <w:szCs w:val="16"/>
-              </w:rPr>
-              <w:t>HelloWorld_module</w:t>
-            </w:r>
-            <w:proofErr w:type="spellEnd"/>
-            <w:r>
-              <w:rPr>
-                <w:rFonts w:ascii="Courier" w:hAnsi="Courier"/>
-                <w:sz w:val="16"/>
-                <w:szCs w:val="16"/>
-              </w:rPr>
-              <w:t>\n");</w:t>
+              <w:t xml:space="preserve">    printk(KERN_INFO "Loading HelloWorld_module\n");</w:t>
             </w:r>
           </w:p>
           <w:p>
@@ -5417,79 +4835,7 @@
                 <w:sz w:val="16"/>
                 <w:szCs w:val="16"/>
               </w:rPr>
-              <w:t xml:space="preserve">    </w:t>
-            </w:r>
-            <w:proofErr w:type="spellStart"/>
-            <w:r>
-              <w:rPr>
-                <w:rFonts w:ascii="Courier" w:hAnsi="Courier"/>
-                <w:sz w:val="16"/>
-                <w:szCs w:val="16"/>
-              </w:rPr>
-              <w:t>alloc_chrdev_</w:t>
-            </w:r>
-            <w:proofErr w:type="gramStart"/>
-            <w:r>
-              <w:rPr>
-                <w:rFonts w:ascii="Courier" w:hAnsi="Courier"/>
-                <w:sz w:val="16"/>
-                <w:szCs w:val="16"/>
-              </w:rPr>
-              <w:t>region</w:t>
-            </w:r>
-            <w:proofErr w:type="spellEnd"/>
-            <w:r>
-              <w:rPr>
-                <w:rFonts w:ascii="Courier" w:hAnsi="Courier"/>
-                <w:sz w:val="16"/>
-                <w:szCs w:val="16"/>
-              </w:rPr>
-              <w:t>(</w:t>
-            </w:r>
-            <w:proofErr w:type="gramEnd"/>
-            <w:r>
-              <w:rPr>
-                <w:rFonts w:ascii="Courier" w:hAnsi="Courier"/>
-                <w:sz w:val="16"/>
-                <w:szCs w:val="16"/>
-              </w:rPr>
-              <w:t>&amp;</w:t>
-            </w:r>
-            <w:proofErr w:type="spellStart"/>
-            <w:r>
-              <w:rPr>
-                <w:rFonts w:ascii="Courier" w:hAnsi="Courier"/>
-                <w:sz w:val="16"/>
-                <w:szCs w:val="16"/>
-              </w:rPr>
-              <w:t>hello_dev</w:t>
-            </w:r>
-            <w:proofErr w:type="spellEnd"/>
-            <w:r>
-              <w:rPr>
-                <w:rFonts w:ascii="Courier" w:hAnsi="Courier"/>
-                <w:sz w:val="16"/>
-                <w:szCs w:val="16"/>
-              </w:rPr>
-              <w:t>, 0, 1, "</w:t>
-            </w:r>
-            <w:proofErr w:type="spellStart"/>
-            <w:r>
-              <w:rPr>
-                <w:rFonts w:ascii="Courier" w:hAnsi="Courier"/>
-                <w:sz w:val="16"/>
-                <w:szCs w:val="16"/>
-              </w:rPr>
-              <w:t>hello_dev</w:t>
-            </w:r>
-            <w:proofErr w:type="spellEnd"/>
-            <w:r>
-              <w:rPr>
-                <w:rFonts w:ascii="Courier" w:hAnsi="Courier"/>
-                <w:sz w:val="16"/>
-                <w:szCs w:val="16"/>
-              </w:rPr>
-              <w:t>");</w:t>
+              <w:t xml:space="preserve">    alloc_chrdev_region(&amp;hello_dev, 0, 1, "hello_dev");</w:t>
             </w:r>
           </w:p>
           <w:p>
@@ -5514,71 +4860,7 @@
                 <w:sz w:val="16"/>
                 <w:szCs w:val="16"/>
               </w:rPr>
-              <w:t xml:space="preserve">    </w:t>
-            </w:r>
-            <w:proofErr w:type="spellStart"/>
-            <w:proofErr w:type="gramStart"/>
-            <w:r>
-              <w:rPr>
-                <w:rFonts w:ascii="Courier" w:hAnsi="Courier"/>
-                <w:sz w:val="16"/>
-                <w:szCs w:val="16"/>
-              </w:rPr>
-              <w:t>printk</w:t>
-            </w:r>
-            <w:proofErr w:type="spellEnd"/>
-            <w:r>
-              <w:rPr>
-                <w:rFonts w:ascii="Courier" w:hAnsi="Courier"/>
-                <w:sz w:val="16"/>
-                <w:szCs w:val="16"/>
-              </w:rPr>
-              <w:t>(</w:t>
-            </w:r>
-            <w:proofErr w:type="gramEnd"/>
-            <w:r>
-              <w:rPr>
-                <w:rFonts w:ascii="Courier" w:hAnsi="Courier"/>
-                <w:sz w:val="16"/>
-                <w:szCs w:val="16"/>
-              </w:rPr>
-              <w:t xml:space="preserve">KERN_INFO "%s\n", </w:t>
-            </w:r>
-            <w:proofErr w:type="spellStart"/>
-            <w:r>
-              <w:rPr>
-                <w:rFonts w:ascii="Courier" w:hAnsi="Courier"/>
-                <w:sz w:val="16"/>
-                <w:szCs w:val="16"/>
-              </w:rPr>
-              <w:t>format_dev_t</w:t>
-            </w:r>
-            <w:proofErr w:type="spellEnd"/>
-            <w:r>
-              <w:rPr>
-                <w:rFonts w:ascii="Courier" w:hAnsi="Courier"/>
-                <w:sz w:val="16"/>
-                <w:szCs w:val="16"/>
-              </w:rPr>
-              <w:t xml:space="preserve">(buffer, </w:t>
-            </w:r>
-            <w:proofErr w:type="spellStart"/>
-            <w:r>
-              <w:rPr>
-                <w:rFonts w:ascii="Courier" w:hAnsi="Courier"/>
-                <w:sz w:val="16"/>
-                <w:szCs w:val="16"/>
-              </w:rPr>
-              <w:t>hello_dev</w:t>
-            </w:r>
-            <w:proofErr w:type="spellEnd"/>
-            <w:r>
-              <w:rPr>
-                <w:rFonts w:ascii="Courier" w:hAnsi="Courier"/>
-                <w:sz w:val="16"/>
-                <w:szCs w:val="16"/>
-              </w:rPr>
-              <w:t>));</w:t>
+              <w:t xml:space="preserve">    printk(KERN_INFO "%s\n", format_dev_t(buffer, hello_dev));</w:t>
             </w:r>
           </w:p>
           <w:p>
@@ -5620,79 +4902,7 @@
                 <w:sz w:val="16"/>
                 <w:szCs w:val="16"/>
               </w:rPr>
-              <w:t xml:space="preserve">    </w:t>
-            </w:r>
-            <w:proofErr w:type="spellStart"/>
-            <w:r>
-              <w:rPr>
-                <w:rFonts w:ascii="Courier" w:hAnsi="Courier"/>
-                <w:sz w:val="16"/>
-                <w:szCs w:val="16"/>
-              </w:rPr>
-              <w:t>cdev_</w:t>
-            </w:r>
-            <w:proofErr w:type="gramStart"/>
-            <w:r>
-              <w:rPr>
-                <w:rFonts w:ascii="Courier" w:hAnsi="Courier"/>
-                <w:sz w:val="16"/>
-                <w:szCs w:val="16"/>
-              </w:rPr>
-              <w:t>init</w:t>
-            </w:r>
-            <w:proofErr w:type="spellEnd"/>
-            <w:r>
-              <w:rPr>
-                <w:rFonts w:ascii="Courier" w:hAnsi="Courier"/>
-                <w:sz w:val="16"/>
-                <w:szCs w:val="16"/>
-              </w:rPr>
-              <w:t>(</w:t>
-            </w:r>
-            <w:proofErr w:type="gramEnd"/>
-            <w:r>
-              <w:rPr>
-                <w:rFonts w:ascii="Courier" w:hAnsi="Courier"/>
-                <w:sz w:val="16"/>
-                <w:szCs w:val="16"/>
-              </w:rPr>
-              <w:t>&amp;</w:t>
-            </w:r>
-            <w:proofErr w:type="spellStart"/>
-            <w:r>
-              <w:rPr>
-                <w:rFonts w:ascii="Courier" w:hAnsi="Courier"/>
-                <w:sz w:val="16"/>
-                <w:szCs w:val="16"/>
-              </w:rPr>
-              <w:t>hello_cdev</w:t>
-            </w:r>
-            <w:proofErr w:type="spellEnd"/>
-            <w:r>
-              <w:rPr>
-                <w:rFonts w:ascii="Courier" w:hAnsi="Courier"/>
-                <w:sz w:val="16"/>
-                <w:szCs w:val="16"/>
-              </w:rPr>
-              <w:t>, &amp;</w:t>
-            </w:r>
-            <w:proofErr w:type="spellStart"/>
-            <w:r>
-              <w:rPr>
-                <w:rFonts w:ascii="Courier" w:hAnsi="Courier"/>
-                <w:sz w:val="16"/>
-                <w:szCs w:val="16"/>
-              </w:rPr>
-              <w:t>hello_fops</w:t>
-            </w:r>
-            <w:proofErr w:type="spellEnd"/>
-            <w:r>
-              <w:rPr>
-                <w:rFonts w:ascii="Courier" w:hAnsi="Courier"/>
-                <w:sz w:val="16"/>
-                <w:szCs w:val="16"/>
-              </w:rPr>
-              <w:t>);</w:t>
+              <w:t xml:space="preserve">    cdev_init(&amp;hello_cdev, &amp;hello_fops);</w:t>
             </w:r>
           </w:p>
           <w:p>
@@ -5717,35 +4927,7 @@
                 <w:sz w:val="16"/>
                 <w:szCs w:val="16"/>
               </w:rPr>
-              <w:t xml:space="preserve">    </w:t>
-            </w:r>
-            <w:proofErr w:type="spellStart"/>
-            <w:r>
-              <w:rPr>
-                <w:rFonts w:ascii="Courier" w:hAnsi="Courier"/>
-                <w:sz w:val="16"/>
-                <w:szCs w:val="16"/>
-              </w:rPr>
-              <w:t>hello_</w:t>
-            </w:r>
-            <w:proofErr w:type="gramStart"/>
-            <w:r>
-              <w:rPr>
-                <w:rFonts w:ascii="Courier" w:hAnsi="Courier"/>
-                <w:sz w:val="16"/>
-                <w:szCs w:val="16"/>
-              </w:rPr>
-              <w:t>cdev.owner</w:t>
-            </w:r>
-            <w:proofErr w:type="spellEnd"/>
-            <w:proofErr w:type="gramEnd"/>
-            <w:r>
-              <w:rPr>
-                <w:rFonts w:ascii="Courier" w:hAnsi="Courier"/>
-                <w:sz w:val="16"/>
-                <w:szCs w:val="16"/>
-              </w:rPr>
-              <w:t xml:space="preserve"> = THIS_MODULE;</w:t>
+              <w:t xml:space="preserve">    hello_cdev.owner = THIS_MODULE;</w:t>
             </w:r>
           </w:p>
           <w:p>
@@ -5770,79 +4952,7 @@
                 <w:sz w:val="16"/>
                 <w:szCs w:val="16"/>
               </w:rPr>
-              <w:t xml:space="preserve">    </w:t>
-            </w:r>
-            <w:proofErr w:type="spellStart"/>
-            <w:r>
-              <w:rPr>
-                <w:rFonts w:ascii="Courier" w:hAnsi="Courier"/>
-                <w:sz w:val="16"/>
-                <w:szCs w:val="16"/>
-              </w:rPr>
-              <w:t>cdev_</w:t>
-            </w:r>
-            <w:proofErr w:type="gramStart"/>
-            <w:r>
-              <w:rPr>
-                <w:rFonts w:ascii="Courier" w:hAnsi="Courier"/>
-                <w:sz w:val="16"/>
-                <w:szCs w:val="16"/>
-              </w:rPr>
-              <w:t>add</w:t>
-            </w:r>
-            <w:proofErr w:type="spellEnd"/>
-            <w:r>
-              <w:rPr>
-                <w:rFonts w:ascii="Courier" w:hAnsi="Courier"/>
-                <w:sz w:val="16"/>
-                <w:szCs w:val="16"/>
-              </w:rPr>
-              <w:t>(</w:t>
-            </w:r>
-            <w:proofErr w:type="gramEnd"/>
-            <w:r>
-              <w:rPr>
-                <w:rFonts w:ascii="Courier" w:hAnsi="Courier"/>
-                <w:sz w:val="16"/>
-                <w:szCs w:val="16"/>
-              </w:rPr>
-              <w:t>&amp;</w:t>
-            </w:r>
-            <w:proofErr w:type="spellStart"/>
-            <w:r>
-              <w:rPr>
-                <w:rFonts w:ascii="Courier" w:hAnsi="Courier"/>
-                <w:sz w:val="16"/>
-                <w:szCs w:val="16"/>
-              </w:rPr>
-              <w:t>hello_cdev</w:t>
-            </w:r>
-            <w:proofErr w:type="spellEnd"/>
-            <w:r>
-              <w:rPr>
-                <w:rFonts w:ascii="Courier" w:hAnsi="Courier"/>
-                <w:sz w:val="16"/>
-                <w:szCs w:val="16"/>
-              </w:rPr>
-              <w:t xml:space="preserve">, </w:t>
-            </w:r>
-            <w:proofErr w:type="spellStart"/>
-            <w:r>
-              <w:rPr>
-                <w:rFonts w:ascii="Courier" w:hAnsi="Courier"/>
-                <w:sz w:val="16"/>
-                <w:szCs w:val="16"/>
-              </w:rPr>
-              <w:t>hello_dev</w:t>
-            </w:r>
-            <w:proofErr w:type="spellEnd"/>
-            <w:r>
-              <w:rPr>
-                <w:rFonts w:ascii="Courier" w:hAnsi="Courier"/>
-                <w:sz w:val="16"/>
-                <w:szCs w:val="16"/>
-              </w:rPr>
-              <w:t>, 1);</w:t>
+              <w:t xml:space="preserve">    cdev_add(&amp;hello_cdev, hello_dev, 1);</w:t>
             </w:r>
           </w:p>
           <w:p>
@@ -5951,25 +5061,7 @@
                 <w:sz w:val="16"/>
                 <w:szCs w:val="16"/>
               </w:rPr>
-              <w:t xml:space="preserve">static void __exit </w:t>
-            </w:r>
-            <w:proofErr w:type="spellStart"/>
-            <w:r>
-              <w:rPr>
-                <w:rFonts w:ascii="Courier" w:hAnsi="Courier"/>
-                <w:sz w:val="16"/>
-                <w:szCs w:val="16"/>
-              </w:rPr>
-              <w:t>hello_module_cleanup</w:t>
-            </w:r>
-            <w:proofErr w:type="spellEnd"/>
-            <w:r>
-              <w:rPr>
-                <w:rFonts w:ascii="Courier" w:hAnsi="Courier"/>
-                <w:sz w:val="16"/>
-                <w:szCs w:val="16"/>
-              </w:rPr>
-              <w:t>(void)</w:t>
+              <w:t>static void __exit hello_module_cleanup(void)</w:t>
             </w:r>
           </w:p>
           <w:p>
@@ -6019,53 +5111,7 @@
                 <w:sz w:val="16"/>
                 <w:szCs w:val="16"/>
               </w:rPr>
-              <w:t xml:space="preserve">    </w:t>
-            </w:r>
-            <w:proofErr w:type="spellStart"/>
-            <w:proofErr w:type="gramStart"/>
-            <w:r>
-              <w:rPr>
-                <w:rFonts w:ascii="Courier" w:hAnsi="Courier"/>
-                <w:sz w:val="16"/>
-                <w:szCs w:val="16"/>
-              </w:rPr>
-              <w:t>printk</w:t>
-            </w:r>
-            <w:proofErr w:type="spellEnd"/>
-            <w:r>
-              <w:rPr>
-                <w:rFonts w:ascii="Courier" w:hAnsi="Courier"/>
-                <w:sz w:val="16"/>
-                <w:szCs w:val="16"/>
-              </w:rPr>
-              <w:t>(</w:t>
-            </w:r>
-            <w:proofErr w:type="gramEnd"/>
-            <w:r>
-              <w:rPr>
-                <w:rFonts w:ascii="Courier" w:hAnsi="Courier"/>
-                <w:sz w:val="16"/>
-                <w:szCs w:val="16"/>
-              </w:rPr>
-              <w:t xml:space="preserve">KERN_INFO "Cleaning-up </w:t>
-            </w:r>
-            <w:proofErr w:type="spellStart"/>
-            <w:r>
-              <w:rPr>
-                <w:rFonts w:ascii="Courier" w:hAnsi="Courier"/>
-                <w:sz w:val="16"/>
-                <w:szCs w:val="16"/>
-              </w:rPr>
-              <w:t>hello_dev</w:t>
-            </w:r>
-            <w:proofErr w:type="spellEnd"/>
-            <w:r>
-              <w:rPr>
-                <w:rFonts w:ascii="Courier" w:hAnsi="Courier"/>
-                <w:sz w:val="16"/>
-                <w:szCs w:val="16"/>
-              </w:rPr>
-              <w:t>.\n");</w:t>
+              <w:t xml:space="preserve">    printk(KERN_INFO "Cleaning-up hello_dev.\n");</w:t>
             </w:r>
           </w:p>
           <w:p>
@@ -6107,43 +5153,7 @@
                 <w:sz w:val="16"/>
                 <w:szCs w:val="16"/>
               </w:rPr>
-              <w:t xml:space="preserve">    </w:t>
-            </w:r>
-            <w:proofErr w:type="spellStart"/>
-            <w:r>
-              <w:rPr>
-                <w:rFonts w:ascii="Courier" w:hAnsi="Courier"/>
-                <w:sz w:val="16"/>
-                <w:szCs w:val="16"/>
-              </w:rPr>
-              <w:t>cdev_del</w:t>
-            </w:r>
-            <w:proofErr w:type="spellEnd"/>
-            <w:r>
-              <w:rPr>
-                <w:rFonts w:ascii="Courier" w:hAnsi="Courier"/>
-                <w:sz w:val="16"/>
-                <w:szCs w:val="16"/>
-              </w:rPr>
-              <w:t>(&amp;</w:t>
-            </w:r>
-            <w:proofErr w:type="spellStart"/>
-            <w:r>
-              <w:rPr>
-                <w:rFonts w:ascii="Courier" w:hAnsi="Courier"/>
-                <w:sz w:val="16"/>
-                <w:szCs w:val="16"/>
-              </w:rPr>
-              <w:t>hello_cdev</w:t>
-            </w:r>
-            <w:proofErr w:type="spellEnd"/>
-            <w:r>
-              <w:rPr>
-                <w:rFonts w:ascii="Courier" w:hAnsi="Courier"/>
-                <w:sz w:val="16"/>
-                <w:szCs w:val="16"/>
-              </w:rPr>
-              <w:t>);</w:t>
+              <w:t xml:space="preserve">    cdev_del(&amp;hello_cdev);</w:t>
             </w:r>
           </w:p>
           <w:p>
@@ -6168,53 +5178,7 @@
                 <w:sz w:val="16"/>
                 <w:szCs w:val="16"/>
               </w:rPr>
-              <w:t xml:space="preserve">    </w:t>
-            </w:r>
-            <w:proofErr w:type="spellStart"/>
-            <w:r>
-              <w:rPr>
-                <w:rFonts w:ascii="Courier" w:hAnsi="Courier"/>
-                <w:sz w:val="16"/>
-                <w:szCs w:val="16"/>
-              </w:rPr>
-              <w:t>unregister_chrdev_</w:t>
-            </w:r>
-            <w:proofErr w:type="gramStart"/>
-            <w:r>
-              <w:rPr>
-                <w:rFonts w:ascii="Courier" w:hAnsi="Courier"/>
-                <w:sz w:val="16"/>
-                <w:szCs w:val="16"/>
-              </w:rPr>
-              <w:t>region</w:t>
-            </w:r>
-            <w:proofErr w:type="spellEnd"/>
-            <w:r>
-              <w:rPr>
-                <w:rFonts w:ascii="Courier" w:hAnsi="Courier"/>
-                <w:sz w:val="16"/>
-                <w:szCs w:val="16"/>
-              </w:rPr>
-              <w:t>(</w:t>
-            </w:r>
-            <w:proofErr w:type="spellStart"/>
-            <w:proofErr w:type="gramEnd"/>
-            <w:r>
-              <w:rPr>
-                <w:rFonts w:ascii="Courier" w:hAnsi="Courier"/>
-                <w:sz w:val="16"/>
-                <w:szCs w:val="16"/>
-              </w:rPr>
-              <w:t>hello_dev</w:t>
-            </w:r>
-            <w:proofErr w:type="spellEnd"/>
-            <w:r>
-              <w:rPr>
-                <w:rFonts w:ascii="Courier" w:hAnsi="Courier"/>
-                <w:sz w:val="16"/>
-                <w:szCs w:val="16"/>
-              </w:rPr>
-              <w:t>, 1);</w:t>
+              <w:t xml:space="preserve">    unregister_chrdev_region(hello_dev, 1);</w:t>
             </w:r>
           </w:p>
           <w:p>
@@ -6275,41 +5239,13 @@
                 <w:szCs w:val="16"/>
               </w:rPr>
             </w:pPr>
-            <w:proofErr w:type="spellStart"/>
             <w:r>
               <w:rPr>
                 <w:rFonts w:ascii="Courier" w:hAnsi="Courier"/>
                 <w:sz w:val="16"/>
                 <w:szCs w:val="16"/>
               </w:rPr>
-              <w:t>module_init</w:t>
-            </w:r>
-            <w:proofErr w:type="spellEnd"/>
-            <w:r>
-              <w:rPr>
-                <w:rFonts w:ascii="Courier" w:hAnsi="Courier"/>
-                <w:sz w:val="16"/>
-                <w:szCs w:val="16"/>
-              </w:rPr>
-              <w:t>(</w:t>
-            </w:r>
-            <w:proofErr w:type="spellStart"/>
-            <w:r>
-              <w:rPr>
-                <w:rFonts w:ascii="Courier" w:hAnsi="Courier"/>
-                <w:sz w:val="16"/>
-                <w:szCs w:val="16"/>
-              </w:rPr>
-              <w:t>hello_module_init</w:t>
-            </w:r>
-            <w:proofErr w:type="spellEnd"/>
-            <w:r>
-              <w:rPr>
-                <w:rFonts w:ascii="Courier" w:hAnsi="Courier"/>
-                <w:sz w:val="16"/>
-                <w:szCs w:val="16"/>
-              </w:rPr>
-              <w:t>);</w:t>
+              <w:t>module_init(hello_module_init);</w:t>
             </w:r>
           </w:p>
           <w:p>
@@ -6328,41 +5264,13 @@
                 <w:szCs w:val="16"/>
               </w:rPr>
             </w:pPr>
-            <w:proofErr w:type="spellStart"/>
             <w:r>
               <w:rPr>
                 <w:rFonts w:ascii="Courier" w:hAnsi="Courier"/>
                 <w:sz w:val="16"/>
                 <w:szCs w:val="16"/>
               </w:rPr>
-              <w:t>module_exit</w:t>
-            </w:r>
-            <w:proofErr w:type="spellEnd"/>
-            <w:r>
-              <w:rPr>
-                <w:rFonts w:ascii="Courier" w:hAnsi="Courier"/>
-                <w:sz w:val="16"/>
-                <w:szCs w:val="16"/>
-              </w:rPr>
-              <w:t>(</w:t>
-            </w:r>
-            <w:proofErr w:type="spellStart"/>
-            <w:r>
-              <w:rPr>
-                <w:rFonts w:ascii="Courier" w:hAnsi="Courier"/>
-                <w:sz w:val="16"/>
-                <w:szCs w:val="16"/>
-              </w:rPr>
-              <w:t>hello_module_cleanup</w:t>
-            </w:r>
-            <w:proofErr w:type="spellEnd"/>
-            <w:r>
-              <w:rPr>
-                <w:rFonts w:ascii="Courier" w:hAnsi="Courier"/>
-                <w:sz w:val="16"/>
-                <w:szCs w:val="16"/>
-              </w:rPr>
-              <w:t>);</w:t>
+              <w:t>module_exit(hello_module_cleanup);</w:t>
             </w:r>
           </w:p>
           <w:p>
@@ -6387,25 +5295,7 @@
                 <w:sz w:val="16"/>
                 <w:szCs w:val="16"/>
               </w:rPr>
-              <w:t>MODULE_</w:t>
-            </w:r>
-            <w:proofErr w:type="gramStart"/>
-            <w:r>
-              <w:rPr>
-                <w:rFonts w:ascii="Courier" w:hAnsi="Courier"/>
-                <w:sz w:val="16"/>
-                <w:szCs w:val="16"/>
-              </w:rPr>
-              <w:t>AUTHOR(</w:t>
-            </w:r>
-            <w:proofErr w:type="gramEnd"/>
-            <w:r>
-              <w:rPr>
-                <w:rFonts w:ascii="Courier" w:hAnsi="Courier"/>
-                <w:sz w:val="16"/>
-                <w:szCs w:val="16"/>
-              </w:rPr>
-              <w:t>"Your Name");</w:t>
+              <w:t>MODULE_AUTHOR("Your Name");</w:t>
             </w:r>
           </w:p>
           <w:p>
@@ -6451,7 +5341,20 @@
         </w:numPr>
       </w:pPr>
       <w:r>
-        <w:t>Lines 0-7 include the needed header files containing the function prototypes and the data structure needed to write a kernel module;</w:t>
+        <w:rPr>
+          <w:b/>
+          <w:bCs/>
+        </w:rPr>
+        <w:t>Lines 0-7</w:t>
+      </w:r>
+      <w:r>
+        <w:t xml:space="preserve"> include the </w:t>
+      </w:r>
+      <w:r>
+        <w:t xml:space="preserve">required </w:t>
+      </w:r>
+      <w:r>
+        <w:t>header files containing the function prototypes and the data structure needed to write a kernel module;</w:t>
       </w:r>
     </w:p>
     <w:p>
@@ -6463,13 +5366,26 @@
         </w:numPr>
       </w:pPr>
       <w:r>
-        <w:t>Lines 9-42 are identical to what</w:t>
-      </w:r>
-      <w:r>
-        <w:t xml:space="preserve"> was</w:t>
-      </w:r>
-      <w:r>
-        <w:t xml:space="preserve"> discussed during lecture for </w:t>
+        <w:rPr>
+          <w:b/>
+          <w:bCs/>
+        </w:rPr>
+        <w:t>Lines 9-42</w:t>
+      </w:r>
+      <w:r>
+        <w:t xml:space="preserve"> are identical to </w:t>
+      </w:r>
+      <w:r>
+        <w:t>those</w:t>
+      </w:r>
+      <w:r>
+        <w:t xml:space="preserve"> discussed during</w:t>
+      </w:r>
+      <w:r>
+        <w:t xml:space="preserve"> the</w:t>
+      </w:r>
+      <w:r>
+        <w:t xml:space="preserve"> lecture for </w:t>
       </w:r>
       <w:r>
         <w:t>m</w:t>
@@ -6487,7 +5403,20 @@
         </w:numPr>
       </w:pPr>
       <w:r>
-        <w:t>Line 44 declares the function to be used as module initialization function;</w:t>
+        <w:rPr>
+          <w:b/>
+          <w:bCs/>
+        </w:rPr>
+        <w:t>Line 44</w:t>
+      </w:r>
+      <w:r>
+        <w:t xml:space="preserve"> declares the function used as</w:t>
+      </w:r>
+      <w:r>
+        <w:t xml:space="preserve"> the</w:t>
+      </w:r>
+      <w:r>
+        <w:t xml:space="preserve"> module initialization function;</w:t>
       </w:r>
     </w:p>
     <w:p>
@@ -6499,7 +5428,20 @@
         </w:numPr>
       </w:pPr>
       <w:r>
-        <w:t>Line 45 declares the function to be used as module cleanup function;</w:t>
+        <w:rPr>
+          <w:b/>
+          <w:bCs/>
+        </w:rPr>
+        <w:t>Line 45</w:t>
+      </w:r>
+      <w:r>
+        <w:t xml:space="preserve"> declares the function used as </w:t>
+      </w:r>
+      <w:r>
+        <w:t xml:space="preserve">the </w:t>
+      </w:r>
+      <w:r>
+        <w:t>module cleanup function;</w:t>
       </w:r>
     </w:p>
     <w:p>
@@ -6511,7 +5453,14 @@
         </w:numPr>
       </w:pPr>
       <w:r>
-        <w:t>Lines 46 and 47 declare the author of the source code and the license used to distribute it.</w:t>
+        <w:rPr>
+          <w:b/>
+          <w:bCs/>
+        </w:rPr>
+        <w:t>Lines 46 and 47</w:t>
+      </w:r>
+      <w:r>
+        <w:t xml:space="preserve"> declare the author of the source code and the license used to distribute it.</w:t>
       </w:r>
     </w:p>
     <w:p>
@@ -6522,33 +5471,53 @@
         <w:t>,</w:t>
       </w:r>
       <w:r>
-        <w:t xml:space="preserve"> place a file name </w:t>
-      </w:r>
-      <w:proofErr w:type="spellStart"/>
-      <w:r>
-        <w:rPr>
-          <w:rFonts w:ascii="Courier" w:hAnsi="Courier"/>
+        <w:t xml:space="preserve"> </w:t>
+      </w:r>
+      <w:r>
+        <w:t>creat</w:t>
+      </w:r>
+      <w:r>
+        <w:t>e a file name</w:t>
+      </w:r>
+      <w:r>
+        <w:t>d</w:t>
+      </w:r>
+      <w:r>
+        <w:t xml:space="preserve"> </w:t>
+      </w:r>
+      <w:r>
+        <w:rPr>
           <w:b/>
-          <w:i/>
-          <w:sz w:val="18"/>
-        </w:rPr>
-        <w:t>Makefile</w:t>
-      </w:r>
-      <w:proofErr w:type="spellEnd"/>
-      <w:r>
-        <w:rPr>
-          <w:sz w:val="18"/>
-        </w:rPr>
+          <w:bCs/>
+        </w:rPr>
+        <w:t xml:space="preserve">Makefile </w:t>
+      </w:r>
+      <w:r>
+        <w:t>with the following content</w:t>
+      </w:r>
+      <w:r>
+        <w:t>.</w:t>
+      </w:r>
+      <w:r>
         <w:t xml:space="preserve"> </w:t>
       </w:r>
       <w:r>
-        <w:t>with the following content</w:t>
-      </w:r>
-      <w:r>
-        <w:t xml:space="preserve"> (ensure that the lines </w:t>
-      </w:r>
-      <w:r>
-        <w:t>are indented with tabs</w:t>
+        <w:t>E</w:t>
+      </w:r>
+      <w:r>
+        <w:t>nsure that</w:t>
+      </w:r>
+      <w:r>
+        <w:t xml:space="preserve"> all indented </w:t>
+      </w:r>
+      <w:r>
+        <w:t xml:space="preserve">lines </w:t>
+      </w:r>
+      <w:r>
+        <w:t>use</w:t>
+      </w:r>
+      <w:r>
+        <w:t xml:space="preserve"> tabs</w:t>
       </w:r>
       <w:r>
         <w:t>,</w:t>
@@ -6557,28 +5526,25 @@
         <w:t xml:space="preserve"> not spaces</w:t>
       </w:r>
       <w:r>
-        <w:t>, or</w:t>
-      </w:r>
-      <w:r>
-        <w:t xml:space="preserve"> else this will cause errors later in the lab</w:t>
+        <w:t xml:space="preserve">, </w:t>
+      </w:r>
+      <w:r>
+        <w:t>as using space</w:t>
+      </w:r>
+      <w:r>
+        <w:t>s will cause errors later in the lab</w:t>
+      </w:r>
+      <w:r>
+        <w:t>.</w:t>
       </w:r>
       <w:r>
         <w:t xml:space="preserve"> </w:t>
       </w:r>
       <w:r>
-        <w:t xml:space="preserve">- </w:t>
-      </w:r>
-      <w:r>
-        <w:rPr>
-          <w:color w:val="FF0000"/>
-        </w:rPr>
-        <w:t>You will need to manually add the tabs to rows with indentation - copy and paste will cause problems</w:t>
-      </w:r>
-      <w:r>
-        <w:t>)</w:t>
-      </w:r>
-      <w:r>
-        <w:t>:</w:t>
+        <w:t>You will need to manually add the tabs</w:t>
+      </w:r>
+      <w:r>
+        <w:t xml:space="preserve"> to the indented lines, as copying and pasting may cause problems.</w:t>
       </w:r>
     </w:p>
     <w:tbl>
@@ -7581,39 +6547,8 @@
                 <w:color w:val="262626"/>
                 <w:sz w:val="16"/>
               </w:rPr>
-              <w:t>obj-</w:t>
-            </w:r>
-            <w:proofErr w:type="gramStart"/>
-            <w:r>
-              <w:rPr>
-                <w:rFonts w:ascii="Courier" w:hAnsi="Courier" w:cs="Courier"/>
-                <w:bCs/>
-                <w:color w:val="262626"/>
-                <w:sz w:val="16"/>
-              </w:rPr>
-              <w:t>m :</w:t>
-            </w:r>
-            <w:proofErr w:type="gramEnd"/>
-            <w:r>
-              <w:rPr>
-                <w:rFonts w:ascii="Courier" w:hAnsi="Courier" w:cs="Courier"/>
-                <w:bCs/>
-                <w:color w:val="262626"/>
-                <w:sz w:val="16"/>
-              </w:rPr>
-              <w:t xml:space="preserve">= </w:t>
-            </w:r>
-            <w:proofErr w:type="spellStart"/>
-            <w:r>
-              <w:rPr>
-                <w:rFonts w:ascii="Courier" w:hAnsi="Courier" w:cs="Courier"/>
-                <w:bCs/>
-                <w:color w:val="262626"/>
-                <w:sz w:val="16"/>
-              </w:rPr>
-              <w:t>hello.o</w:t>
-            </w:r>
-            <w:proofErr w:type="spellEnd"/>
+              <w:t>obj-m := hello.o</w:t>
+            </w:r>
           </w:p>
           <w:p>
             <w:pPr>
@@ -7650,7 +6585,6 @@
                 <w:sz w:val="16"/>
               </w:rPr>
             </w:pPr>
-            <w:proofErr w:type="gramStart"/>
             <w:r>
               <w:rPr>
                 <w:rFonts w:ascii="Courier" w:hAnsi="Courier" w:cs="Courier"/>
@@ -7658,37 +6592,7 @@
                 <w:color w:val="262626"/>
                 <w:sz w:val="16"/>
               </w:rPr>
-              <w:t>SRC :</w:t>
-            </w:r>
-            <w:proofErr w:type="gramEnd"/>
-            <w:r>
-              <w:rPr>
-                <w:rFonts w:ascii="Courier" w:hAnsi="Courier" w:cs="Courier"/>
-                <w:bCs/>
-                <w:color w:val="262626"/>
-                <w:sz w:val="16"/>
-              </w:rPr>
-              <w:t xml:space="preserve">= $(shell </w:t>
-            </w:r>
-            <w:proofErr w:type="spellStart"/>
-            <w:r>
-              <w:rPr>
-                <w:rFonts w:ascii="Courier" w:hAnsi="Courier" w:cs="Courier"/>
-                <w:bCs/>
-                <w:color w:val="262626"/>
-                <w:sz w:val="16"/>
-              </w:rPr>
-              <w:t>pwd</w:t>
-            </w:r>
-            <w:proofErr w:type="spellEnd"/>
-            <w:r>
-              <w:rPr>
-                <w:rFonts w:ascii="Courier" w:hAnsi="Courier" w:cs="Courier"/>
-                <w:bCs/>
-                <w:color w:val="262626"/>
-                <w:sz w:val="16"/>
-              </w:rPr>
-              <w:t>)</w:t>
+              <w:t>SRC := $(shell pwd)</w:t>
             </w:r>
           </w:p>
           <w:p>
@@ -7798,7 +6702,6 @@
                 <w:sz w:val="16"/>
               </w:rPr>
             </w:pPr>
-            <w:proofErr w:type="spellStart"/>
             <w:r>
               <w:rPr>
                 <w:rFonts w:ascii="Courier" w:hAnsi="Courier" w:cs="Courier"/>
@@ -7806,17 +6709,7 @@
                 <w:color w:val="262626"/>
                 <w:sz w:val="16"/>
               </w:rPr>
-              <w:t>modules_install</w:t>
-            </w:r>
-            <w:proofErr w:type="spellEnd"/>
-            <w:r>
-              <w:rPr>
-                <w:rFonts w:ascii="Courier" w:hAnsi="Courier" w:cs="Courier"/>
-                <w:bCs/>
-                <w:color w:val="262626"/>
-                <w:sz w:val="16"/>
-              </w:rPr>
-              <w:t>:</w:t>
+              <w:t>modules_install:</w:t>
             </w:r>
           </w:p>
           <w:p>
@@ -7843,39 +6736,8 @@
                 <w:color w:val="262626"/>
                 <w:sz w:val="16"/>
               </w:rPr>
-              <w:t xml:space="preserve">       $(MAKE) INSTALL_MOD_DIR=kernel/drivers/</w:t>
-            </w:r>
-            <w:proofErr w:type="spellStart"/>
-            <w:r>
-              <w:rPr>
-                <w:rFonts w:ascii="Courier" w:hAnsi="Courier" w:cs="Courier"/>
-                <w:bCs/>
-                <w:color w:val="262626"/>
-                <w:sz w:val="16"/>
-              </w:rPr>
-              <w:t>my_mod</w:t>
-            </w:r>
-            <w:proofErr w:type="spellEnd"/>
-            <w:r>
-              <w:rPr>
-                <w:rFonts w:ascii="Courier" w:hAnsi="Courier" w:cs="Courier"/>
-                <w:bCs/>
-                <w:color w:val="262626"/>
-                <w:sz w:val="16"/>
-              </w:rPr>
-              <w:t xml:space="preserve"> -C $(KERNEL_SRC) M=$(SRC) </w:t>
-            </w:r>
-            <w:proofErr w:type="spellStart"/>
-            <w:r>
-              <w:rPr>
-                <w:rFonts w:ascii="Courier" w:hAnsi="Courier" w:cs="Courier"/>
-                <w:bCs/>
-                <w:color w:val="262626"/>
-                <w:sz w:val="16"/>
-              </w:rPr>
-              <w:t>modules_install</w:t>
-            </w:r>
-            <w:proofErr w:type="spellEnd"/>
+              <w:t xml:space="preserve">       $(MAKE) INSTALL_MOD_DIR=kernel/drivers/my_mod -C $(KERNEL_SRC) M=$(SRC) modules_install</w:t>
+            </w:r>
           </w:p>
           <w:p>
             <w:pPr>
@@ -7946,59 +6808,8 @@
                 <w:color w:val="262626"/>
                 <w:sz w:val="16"/>
               </w:rPr>
-              <w:t xml:space="preserve">       rm -f </w:t>
-            </w:r>
-            <w:proofErr w:type="gramStart"/>
-            <w:r>
-              <w:rPr>
-                <w:rFonts w:ascii="Courier" w:hAnsi="Courier" w:cs="Courier"/>
-                <w:bCs/>
-                <w:color w:val="262626"/>
-                <w:sz w:val="16"/>
-              </w:rPr>
-              <w:t>*.o</w:t>
-            </w:r>
-            <w:proofErr w:type="gramEnd"/>
-            <w:r>
-              <w:rPr>
-                <w:rFonts w:ascii="Courier" w:hAnsi="Courier" w:cs="Courier"/>
-                <w:bCs/>
-                <w:color w:val="262626"/>
-                <w:sz w:val="16"/>
-              </w:rPr>
-              <w:t xml:space="preserve"> *~ core .depend .*.</w:t>
-            </w:r>
-            <w:proofErr w:type="spellStart"/>
-            <w:r>
-              <w:rPr>
-                <w:rFonts w:ascii="Courier" w:hAnsi="Courier" w:cs="Courier"/>
-                <w:bCs/>
-                <w:color w:val="262626"/>
-                <w:sz w:val="16"/>
-              </w:rPr>
-              <w:t>cmd</w:t>
-            </w:r>
-            <w:proofErr w:type="spellEnd"/>
-            <w:r>
-              <w:rPr>
-                <w:rFonts w:ascii="Courier" w:hAnsi="Courier" w:cs="Courier"/>
-                <w:bCs/>
-                <w:color w:val="262626"/>
-                <w:sz w:val="16"/>
-              </w:rPr>
-              <w:t xml:space="preserve"> *.ko *.</w:t>
-            </w:r>
-            <w:proofErr w:type="spellStart"/>
-            <w:r>
-              <w:rPr>
-                <w:rFonts w:ascii="Courier" w:hAnsi="Courier" w:cs="Courier"/>
-                <w:bCs/>
-                <w:color w:val="262626"/>
-                <w:sz w:val="16"/>
-              </w:rPr>
-              <w:t>mod.c</w:t>
-            </w:r>
-            <w:proofErr w:type="spellEnd"/>
+              <w:t xml:space="preserve">       rm -f *.o *~ core .depend .*.cmd *.ko *.mod.c</w:t>
+            </w:r>
           </w:p>
           <w:p>
             <w:pPr>
@@ -8024,61 +6835,8 @@
                 <w:color w:val="262626"/>
                 <w:sz w:val="16"/>
               </w:rPr>
-              <w:t xml:space="preserve">       rm -f </w:t>
-            </w:r>
-            <w:proofErr w:type="spellStart"/>
-            <w:r>
-              <w:rPr>
-                <w:rFonts w:ascii="Courier" w:hAnsi="Courier" w:cs="Courier"/>
-                <w:bCs/>
-                <w:color w:val="262626"/>
-                <w:sz w:val="16"/>
-              </w:rPr>
-              <w:t>Module.markers</w:t>
-            </w:r>
-            <w:proofErr w:type="spellEnd"/>
-            <w:r>
-              <w:rPr>
-                <w:rFonts w:ascii="Courier" w:hAnsi="Courier" w:cs="Courier"/>
-                <w:bCs/>
-                <w:color w:val="262626"/>
-                <w:sz w:val="16"/>
-              </w:rPr>
-              <w:t xml:space="preserve"> </w:t>
-            </w:r>
-            <w:proofErr w:type="spellStart"/>
-            <w:r>
-              <w:rPr>
-                <w:rFonts w:ascii="Courier" w:hAnsi="Courier" w:cs="Courier"/>
-                <w:bCs/>
-                <w:color w:val="262626"/>
-                <w:sz w:val="16"/>
-              </w:rPr>
-              <w:t>Module.symvers</w:t>
-            </w:r>
-            <w:proofErr w:type="spellEnd"/>
-            <w:r>
-              <w:rPr>
-                <w:rFonts w:ascii="Courier" w:hAnsi="Courier" w:cs="Courier"/>
-                <w:bCs/>
-                <w:color w:val="262626"/>
-                <w:sz w:val="16"/>
-              </w:rPr>
-              <w:t xml:space="preserve"> </w:t>
-            </w:r>
-            <w:proofErr w:type="spellStart"/>
-            <w:proofErr w:type="gramStart"/>
-            <w:r>
-              <w:rPr>
-                <w:rFonts w:ascii="Courier" w:hAnsi="Courier" w:cs="Courier"/>
-                <w:bCs/>
-                <w:color w:val="262626"/>
-                <w:sz w:val="16"/>
-              </w:rPr>
-              <w:t>modules.order</w:t>
-            </w:r>
-            <w:proofErr w:type="spellEnd"/>
-            <w:proofErr w:type="gramEnd"/>
+              <w:t xml:space="preserve">       rm -f Module.markers Module.symvers modules.order</w:t>
+            </w:r>
           </w:p>
           <w:p>
             <w:pPr>
@@ -8104,52 +6862,33 @@
                 <w:color w:val="262626"/>
                 <w:sz w:val="16"/>
               </w:rPr>
-              <w:t xml:space="preserve">       rm -rf .</w:t>
-            </w:r>
-            <w:proofErr w:type="spellStart"/>
-            <w:r>
-              <w:rPr>
-                <w:rFonts w:ascii="Courier" w:hAnsi="Courier" w:cs="Courier"/>
-                <w:bCs/>
-                <w:color w:val="262626"/>
-                <w:sz w:val="16"/>
-              </w:rPr>
-              <w:t>tmp_versions</w:t>
-            </w:r>
-            <w:proofErr w:type="spellEnd"/>
-            <w:r>
-              <w:rPr>
-                <w:rFonts w:ascii="Courier" w:hAnsi="Courier" w:cs="Courier"/>
-                <w:bCs/>
-                <w:color w:val="262626"/>
-                <w:sz w:val="16"/>
-              </w:rPr>
-              <w:t xml:space="preserve"> </w:t>
-            </w:r>
-            <w:proofErr w:type="spellStart"/>
-            <w:r>
-              <w:rPr>
-                <w:rFonts w:ascii="Courier" w:hAnsi="Courier" w:cs="Courier"/>
-                <w:bCs/>
-                <w:color w:val="262626"/>
-                <w:sz w:val="16"/>
-              </w:rPr>
-              <w:t>Modules.symvers</w:t>
-            </w:r>
-            <w:proofErr w:type="spellEnd"/>
+              <w:t xml:space="preserve">       rm -rf .tmp_versions Modules.symvers</w:t>
+            </w:r>
           </w:p>
         </w:tc>
       </w:tr>
     </w:tbl>
     <w:p>
       <w:r>
-        <w:t>The file describes how the source code shall be buil</w:t>
+        <w:t xml:space="preserve">The file describes how the source code </w:t>
+      </w:r>
+      <w:r>
+        <w:t xml:space="preserve">will </w:t>
+      </w:r>
+      <w:r>
+        <w:t>be buil</w:t>
       </w:r>
       <w:r>
         <w:t>t</w:t>
       </w:r>
       <w:r>
-        <w:t xml:space="preserve"> and where the output shall be placed</w:t>
+        <w:t xml:space="preserve"> and where the output </w:t>
+      </w:r>
+      <w:r>
+        <w:t xml:space="preserve">binary will </w:t>
+      </w:r>
+      <w:r>
+        <w:t>be placed</w:t>
       </w:r>
       <w:r>
         <w:t>,</w:t>
@@ -8158,10 +6897,10 @@
         <w:t xml:space="preserve"> </w:t>
       </w:r>
       <w:r>
-        <w:t>i</w:t>
-      </w:r>
-      <w:r>
-        <w:t>n particular:</w:t>
+        <w:t>specifically</w:t>
+      </w:r>
+      <w:r>
+        <w:t>:</w:t>
       </w:r>
     </w:p>
     <w:p>
@@ -8173,7 +6912,14 @@
         </w:numPr>
       </w:pPr>
       <w:r>
-        <w:t>Lines 0-5 define which is the object module to be create</w:t>
+        <w:rPr>
+          <w:b/>
+          <w:bCs/>
+        </w:rPr>
+        <w:t>Lines 0-5</w:t>
+      </w:r>
+      <w:r>
+        <w:t xml:space="preserve"> define the object module to be create</w:t>
       </w:r>
       <w:r>
         <w:t>d</w:t>
@@ -8185,21 +6931,13 @@
         <w:t>,</w:t>
       </w:r>
       <w:r>
-        <w:t xml:space="preserve"> and invoke</w:t>
-      </w:r>
-      <w:r>
-        <w:t>s</w:t>
-      </w:r>
-      <w:r>
-        <w:t xml:space="preserve"> the build command, which refers to the source and kernel source symbols </w:t>
-      </w:r>
-      <w:proofErr w:type="spellStart"/>
-      <w:r>
-        <w:t>Yocto</w:t>
-      </w:r>
-      <w:proofErr w:type="spellEnd"/>
-      <w:r>
-        <w:t xml:space="preserve"> maintains;</w:t>
+        <w:t xml:space="preserve"> and invoke the build command, which refers to the source and kernel source symbols </w:t>
+      </w:r>
+      <w:r>
+        <w:t xml:space="preserve">maintained by </w:t>
+      </w:r>
+      <w:r>
+        <w:t>Yocto;</w:t>
       </w:r>
     </w:p>
     <w:p>
@@ -8211,36 +6949,54 @@
         </w:numPr>
       </w:pPr>
       <w:r>
+        <w:rPr>
+          <w:b/>
+          <w:bCs/>
+        </w:rPr>
         <w:t>Lines 7-</w:t>
       </w:r>
       <w:r>
+        <w:rPr>
+          <w:b/>
+          <w:bCs/>
+        </w:rPr>
         <w:t>9</w:t>
       </w:r>
       <w:r>
-        <w:t xml:space="preserve"> define which operation to perform for installing the loadable kernel module resulting from the compilation. In this example</w:t>
+        <w:t xml:space="preserve"> define </w:t>
+      </w:r>
+      <w:r>
+        <w:t>the</w:t>
+      </w:r>
+      <w:r>
+        <w:t xml:space="preserve"> operation</w:t>
+      </w:r>
+      <w:r>
+        <w:t>s required to install</w:t>
+      </w:r>
+      <w:r>
+        <w:t xml:space="preserve"> the loadable kernel module resulting from the compilation. In this example</w:t>
       </w:r>
       <w:r>
         <w:t>,</w:t>
       </w:r>
       <w:r>
-        <w:t xml:space="preserve"> the object will be installed in the root file system in the</w:t>
+        <w:t xml:space="preserve"> the object will be installed in the root file system </w:t>
+      </w:r>
+      <w:r>
+        <w:t>under</w:t>
+      </w:r>
+      <w:r>
+        <w:t xml:space="preserve"> the</w:t>
       </w:r>
       <w:r>
         <w:rPr>
           <w:rFonts w:ascii="Courier" w:hAnsi="Courier"/>
           <w:sz w:val="18"/>
-        </w:rPr>
-        <w:t xml:space="preserve"> /lib/modules/&lt;kernel version&gt;/kernel/drivers/</w:t>
-      </w:r>
-      <w:proofErr w:type="spellStart"/>
-      <w:r>
-        <w:rPr>
-          <w:rFonts w:ascii="Courier" w:hAnsi="Courier"/>
-          <w:sz w:val="18"/>
-        </w:rPr>
-        <w:t>my_mod</w:t>
-      </w:r>
-      <w:proofErr w:type="spellEnd"/>
+          <w:szCs w:val="18"/>
+        </w:rPr>
+        <w:t xml:space="preserve"> /lib/modules/&lt;kernel version&gt;/kernel/drivers/my_mod</w:t>
+      </w:r>
       <w:r>
         <w:t xml:space="preserve"> directory.</w:t>
       </w:r>
@@ -8254,32 +7010,64 @@
         </w:numPr>
       </w:pPr>
       <w:r>
+        <w:rPr>
+          <w:b/>
+          <w:bCs/>
+        </w:rPr>
         <w:t>Lines 1</w:t>
       </w:r>
       <w:r>
+        <w:rPr>
+          <w:b/>
+          <w:bCs/>
+        </w:rPr>
         <w:t>1</w:t>
       </w:r>
       <w:r>
+        <w:rPr>
+          <w:b/>
+          <w:bCs/>
+        </w:rPr>
         <w:t>-1</w:t>
       </w:r>
       <w:r>
+        <w:rPr>
+          <w:b/>
+          <w:bCs/>
+        </w:rPr>
         <w:t>4</w:t>
       </w:r>
       <w:r>
-        <w:t xml:space="preserve"> define the operation to perform when cleaning the build outputs (i.e., removing the temporary files and the compilation outputs).</w:t>
-      </w:r>
-    </w:p>
-    <w:p>
-      <w:r>
-        <w:t xml:space="preserve">Once these operations are completed, you </w:t>
-      </w:r>
-      <w:proofErr w:type="gramStart"/>
-      <w:r>
-        <w:t>have to</w:t>
-      </w:r>
-      <w:proofErr w:type="gramEnd"/>
-      <w:r>
-        <w:t xml:space="preserve"> tell the machine layer configuration that the new driver is needed. For this pur</w:t>
+        <w:t xml:space="preserve"> define the operation</w:t>
+      </w:r>
+      <w:r>
+        <w:t>s</w:t>
+      </w:r>
+      <w:r>
+        <w:t xml:space="preserve"> perform</w:t>
+      </w:r>
+      <w:r>
+        <w:t>ed</w:t>
+      </w:r>
+      <w:r>
+        <w:t xml:space="preserve"> when cleaning the build outputs (</w:t>
+      </w:r>
+      <w:r>
+        <w:t>that is,</w:t>
+      </w:r>
+      <w:r>
+        <w:t xml:space="preserve"> removing the temporary files and the compilation outputs).</w:t>
+      </w:r>
+    </w:p>
+    <w:p>
+      <w:r>
+        <w:t xml:space="preserve">Once these operations are completed, you have to tell the machine layer configuration </w:t>
+      </w:r>
+      <w:r>
+        <w:t>to include the new driver</w:t>
+      </w:r>
+      <w:r>
+        <w:t>. For this pur</w:t>
       </w:r>
       <w:r>
         <w:t>po</w:t>
@@ -8296,23 +7084,25 @@
       <w:r>
         <w:rPr>
           <w:b/>
+          <w:bCs/>
           <w:i/>
+          <w:iCs/>
         </w:rPr>
         <w:t xml:space="preserve"> </w:t>
       </w:r>
-      <w:proofErr w:type="spellStart"/>
       <w:r>
         <w:rPr>
           <w:b/>
+          <w:bCs/>
+        </w:rPr>
+        <w:t>local.conf</w:t>
+      </w:r>
+      <w:r>
+        <w:rPr>
+          <w:b/>
+          <w:bCs/>
           <w:i/>
-        </w:rPr>
-        <w:t>local.conf</w:t>
-      </w:r>
-      <w:proofErr w:type="spellEnd"/>
-      <w:r>
-        <w:rPr>
-          <w:b/>
-          <w:i/>
+          <w:iCs/>
         </w:rPr>
         <w:t xml:space="preserve"> </w:t>
       </w:r>
@@ -8332,7 +7122,6 @@
       <w:r>
         <w:t xml:space="preserve"> </w:t>
       </w:r>
-      <w:proofErr w:type="spellStart"/>
       <w:r>
         <w:rPr>
           <w:rFonts w:ascii="Courier" w:hAnsi="Courier" w:cs="Courier"/>
@@ -8342,7 +7131,6 @@
         </w:rPr>
         <w:t>gedit</w:t>
       </w:r>
-      <w:proofErr w:type="spellEnd"/>
       <w:r>
         <w:rPr>
           <w:rFonts w:ascii="Courier" w:hAnsi="Courier" w:cs="Courier"/>
@@ -8350,9 +7138,8 @@
           <w:sz w:val="18"/>
           <w:shd w:val="clear" w:color="auto" w:fill="F2F2F2"/>
         </w:rPr>
-        <w:t xml:space="preserve"> ~/raspberryPi3/</w:t>
-      </w:r>
-      <w:proofErr w:type="spellStart"/>
+        <w:t xml:space="preserve"> ~/raspberry</w:t>
+      </w:r>
       <w:r>
         <w:rPr>
           <w:rFonts w:ascii="Courier" w:hAnsi="Courier" w:cs="Courier"/>
@@ -8360,9 +7147,8 @@
           <w:sz w:val="18"/>
           <w:shd w:val="clear" w:color="auto" w:fill="F2F2F2"/>
         </w:rPr>
-        <w:t>rpi</w:t>
-      </w:r>
-      <w:proofErr w:type="spellEnd"/>
+        <w:t>p</w:t>
+      </w:r>
       <w:r>
         <w:rPr>
           <w:rFonts w:ascii="Courier" w:hAnsi="Courier" w:cs="Courier"/>
@@ -8370,9 +7156,8 @@
           <w:sz w:val="18"/>
           <w:shd w:val="clear" w:color="auto" w:fill="F2F2F2"/>
         </w:rPr>
-        <w:t>-build/conf/</w:t>
-      </w:r>
-      <w:proofErr w:type="spellStart"/>
+        <w:t>i</w:t>
+      </w:r>
       <w:r>
         <w:rPr>
           <w:rFonts w:ascii="Courier" w:hAnsi="Courier" w:cs="Courier"/>
@@ -8380,13 +7165,33 @@
           <w:sz w:val="18"/>
           <w:shd w:val="clear" w:color="auto" w:fill="F2F2F2"/>
         </w:rPr>
-        <w:t>local.conf</w:t>
-      </w:r>
-      <w:proofErr w:type="spellEnd"/>
-    </w:p>
-    <w:p>
-      <w:r>
-        <w:t>Add as last line of the file the following statement:</w:t>
+        <w:t>5</w:t>
+      </w:r>
+      <w:r>
+        <w:rPr>
+          <w:rFonts w:ascii="Courier" w:hAnsi="Courier" w:cs="Courier"/>
+          <w:color w:val="262626"/>
+          <w:sz w:val="18"/>
+          <w:shd w:val="clear" w:color="auto" w:fill="F2F2F2"/>
+        </w:rPr>
+        <w:t>/rpi-build/conf/local.conf</w:t>
+      </w:r>
+    </w:p>
+    <w:p>
+      <w:r>
+        <w:t xml:space="preserve">Add </w:t>
+      </w:r>
+      <w:r>
+        <w:t xml:space="preserve">the following statement </w:t>
+      </w:r>
+      <w:r>
+        <w:t>as</w:t>
+      </w:r>
+      <w:r>
+        <w:t xml:space="preserve"> the</w:t>
+      </w:r>
+      <w:r>
+        <w:t xml:space="preserve"> last line of the file:</w:t>
       </w:r>
     </w:p>
     <w:p>
@@ -8405,23 +7210,21 @@
           <w:sz w:val="18"/>
         </w:rPr>
       </w:pPr>
-      <w:proofErr w:type="spellStart"/>
       <w:r>
         <w:rPr>
           <w:rFonts w:ascii="Courier" w:hAnsi="Courier" w:cs="Courier"/>
           <w:color w:val="262626"/>
           <w:sz w:val="18"/>
         </w:rPr>
-        <w:t>IMAGE_INSTALL_append</w:t>
-      </w:r>
-      <w:proofErr w:type="spellEnd"/>
+        <w:t>IMAGE_INSTALL</w:t>
+      </w:r>
       <w:r>
         <w:rPr>
           <w:rFonts w:ascii="Courier" w:hAnsi="Courier" w:cs="Courier"/>
           <w:color w:val="262626"/>
           <w:sz w:val="18"/>
         </w:rPr>
-        <w:t xml:space="preserve"> += </w:t>
+        <w:t>:</w:t>
       </w:r>
       <w:r>
         <w:rPr>
@@ -8429,7 +7232,7 @@
           <w:color w:val="262626"/>
           <w:sz w:val="18"/>
         </w:rPr>
-        <w:t>"</w:t>
+        <w:t xml:space="preserve">append = </w:t>
       </w:r>
       <w:r>
         <w:rPr>
@@ -8437,7 +7240,7 @@
           <w:color w:val="262626"/>
           <w:sz w:val="18"/>
         </w:rPr>
-        <w:t>hello</w:t>
+        <w:t>"</w:t>
       </w:r>
       <w:r>
         <w:rPr>
@@ -8445,20 +7248,77 @@
           <w:color w:val="262626"/>
           <w:sz w:val="18"/>
         </w:rPr>
+        <w:t xml:space="preserve"> </w:t>
+      </w:r>
+      <w:r>
+        <w:rPr>
+          <w:rFonts w:ascii="Courier" w:hAnsi="Courier" w:cs="Courier"/>
+          <w:color w:val="262626"/>
+          <w:sz w:val="18"/>
+        </w:rPr>
+        <w:t>hello</w:t>
+      </w:r>
+      <w:r>
+        <w:rPr>
+          <w:rFonts w:ascii="Courier" w:hAnsi="Courier" w:cs="Courier"/>
+          <w:color w:val="262626"/>
+          <w:sz w:val="18"/>
+        </w:rPr>
         <w:t>"</w:t>
       </w:r>
     </w:p>
     <w:p>
       <w:r>
-        <w:t xml:space="preserve">These lines tell </w:t>
-      </w:r>
-      <w:proofErr w:type="spellStart"/>
-      <w:r>
-        <w:t>Yocto</w:t>
-      </w:r>
-      <w:proofErr w:type="spellEnd"/>
-      <w:r>
-        <w:t xml:space="preserve"> that when building Linux, the newly created device driver shall be built and that it shall be included in the root file system.</w:t>
+        <w:t xml:space="preserve">Make sure to include </w:t>
+      </w:r>
+      <w:r>
+        <w:t xml:space="preserve">a </w:t>
+      </w:r>
+      <w:r>
+        <w:t>space between the first quot</w:t>
+      </w:r>
+      <w:r>
+        <w:t xml:space="preserve">ation mark and </w:t>
+      </w:r>
+      <w:r>
+        <w:t xml:space="preserve">the start of the module name </w:t>
+      </w:r>
+      <w:r>
+        <w:t>‘</w:t>
+      </w:r>
+      <w:r>
+        <w:rPr>
+          <w:b/>
+          <w:bCs/>
+        </w:rPr>
+        <w:t>hello</w:t>
+      </w:r>
+      <w:r>
+        <w:t>’</w:t>
+      </w:r>
+      <w:r>
+        <w:t xml:space="preserve">. </w:t>
+      </w:r>
+      <w:r>
+        <w:t>Th</w:t>
+      </w:r>
+      <w:r>
+        <w:t>i</w:t>
+      </w:r>
+      <w:r>
+        <w:t>s line tell</w:t>
+      </w:r>
+      <w:r>
+        <w:t>s</w:t>
+      </w:r>
+      <w:r>
+        <w:t xml:space="preserve"> Yocto that when building Linux, the newly created device driver </w:t>
+      </w:r>
+      <w:r>
+        <w:t xml:space="preserve">should </w:t>
+      </w:r>
+      <w:r>
+        <w:t>be built and included in the root file system.</w:t>
       </w:r>
     </w:p>
     <w:p>
@@ -8514,23 +7374,21 @@
           <w:rFonts w:ascii="Courier" w:hAnsi="Courier"/>
           <w:sz w:val="18"/>
         </w:rPr>
-        <w:t>/raspberrypi3/</w:t>
-      </w:r>
-      <w:proofErr w:type="spellStart"/>
+        <w:t>/raspberrypi</w:t>
+      </w:r>
       <w:r>
         <w:rPr>
           <w:rFonts w:ascii="Courier" w:hAnsi="Courier"/>
           <w:sz w:val="18"/>
         </w:rPr>
-        <w:t>rpi</w:t>
-      </w:r>
-      <w:proofErr w:type="spellEnd"/>
+        <w:t>5</w:t>
+      </w:r>
       <w:r>
         <w:rPr>
           <w:rFonts w:ascii="Courier" w:hAnsi="Courier"/>
           <w:sz w:val="18"/>
         </w:rPr>
-        <w:t>-build</w:t>
+        <w:t>/rpi-build</w:t>
       </w:r>
     </w:p>
     <w:p>
@@ -8548,37 +7406,26 @@
           <w:sz w:val="18"/>
         </w:rPr>
       </w:pPr>
-      <w:proofErr w:type="spellStart"/>
       <w:r>
         <w:rPr>
           <w:rFonts w:ascii="Courier" w:hAnsi="Courier"/>
           <w:sz w:val="18"/>
         </w:rPr>
-        <w:t>bitbake</w:t>
-      </w:r>
-      <w:proofErr w:type="spellEnd"/>
+        <w:t>bitbake -c clean rpi-</w:t>
+      </w:r>
       <w:r>
         <w:rPr>
           <w:rFonts w:ascii="Courier" w:hAnsi="Courier"/>
           <w:sz w:val="18"/>
         </w:rPr>
-        <w:t xml:space="preserve"> -c clean </w:t>
-      </w:r>
-      <w:proofErr w:type="spellStart"/>
+        <w:t>test</w:t>
+      </w:r>
       <w:r>
         <w:rPr>
           <w:rFonts w:ascii="Courier" w:hAnsi="Courier"/>
           <w:sz w:val="18"/>
         </w:rPr>
-        <w:t>rpi</w:t>
-      </w:r>
-      <w:proofErr w:type="spellEnd"/>
-      <w:r>
-        <w:rPr>
-          <w:rFonts w:ascii="Courier" w:hAnsi="Courier"/>
-          <w:sz w:val="18"/>
-        </w:rPr>
-        <w:t>-basic-image</w:t>
+        <w:t>-image</w:t>
       </w:r>
     </w:p>
     <w:p>
@@ -8596,37 +7443,26 @@
           <w:sz w:val="18"/>
         </w:rPr>
       </w:pPr>
-      <w:proofErr w:type="spellStart"/>
       <w:r>
         <w:rPr>
           <w:rFonts w:ascii="Courier" w:hAnsi="Courier"/>
           <w:sz w:val="18"/>
         </w:rPr>
-        <w:t>bitbake</w:t>
-      </w:r>
-      <w:proofErr w:type="spellEnd"/>
+        <w:t>bitbake rpi-</w:t>
+      </w:r>
       <w:r>
         <w:rPr>
           <w:rFonts w:ascii="Courier" w:hAnsi="Courier"/>
           <w:sz w:val="18"/>
         </w:rPr>
-        <w:t xml:space="preserve"> </w:t>
-      </w:r>
-      <w:proofErr w:type="spellStart"/>
+        <w:t>test</w:t>
+      </w:r>
       <w:r>
         <w:rPr>
           <w:rFonts w:ascii="Courier" w:hAnsi="Courier"/>
           <w:sz w:val="18"/>
         </w:rPr>
-        <w:t>rpi</w:t>
-      </w:r>
-      <w:proofErr w:type="spellEnd"/>
-      <w:r>
-        <w:rPr>
-          <w:rFonts w:ascii="Courier" w:hAnsi="Courier"/>
-          <w:sz w:val="18"/>
-        </w:rPr>
-        <w:t>-basic-image</w:t>
+        <w:t>-image</w:t>
       </w:r>
     </w:p>
     <w:p>
@@ -8650,8 +7486,236 @@
         <w:shd w:val="clear" w:color="auto" w:fill="F2F2F2" w:themeFill="background1" w:themeFillShade="F2"/>
       </w:pPr>
       <w:r>
-        <w:t>During the build, the compiler will recognize a discrepancy in the license reference. Copy and paste the suggested reference (“the new md5 checksum is..”) into your hello_1.0.bb file where it says "md5=...." and start the build again.</w:t>
-      </w:r>
+        <w:t xml:space="preserve">During the build, the compiler </w:t>
+      </w:r>
+      <w:r>
+        <w:t xml:space="preserve">may </w:t>
+      </w:r>
+      <w:r>
+        <w:t>detect</w:t>
+      </w:r>
+      <w:r>
+        <w:t xml:space="preserve"> a discrepancy in the license reference. Copy and paste the suggested reference (“the new md5 checksum is..”) into your </w:t>
+      </w:r>
+      <w:r>
+        <w:rPr>
+          <w:b/>
+          <w:bCs/>
+        </w:rPr>
+        <w:t xml:space="preserve">hello_1.0.bb </w:t>
+      </w:r>
+      <w:r>
+        <w:t>file where it says "md5=...." and start the build again</w:t>
+      </w:r>
+      <w:r>
+        <w:t xml:space="preserve"> with</w:t>
+      </w:r>
+    </w:p>
+    <w:p>
+      <w:pPr>
+        <w:keepNext/>
+        <w:keepLines/>
+        <w:widowControl w:val="0"/>
+        <w:shd w:val="clear" w:color="auto" w:fill="F2F2F2"/>
+        <w:autoSpaceDE w:val="0"/>
+        <w:autoSpaceDN w:val="0"/>
+        <w:adjustRightInd w:val="0"/>
+        <w:spacing w:before="0" w:after="0" w:line="240" w:lineRule="auto"/>
+        <w:rPr>
+          <w:rFonts w:ascii="Courier" w:hAnsi="Courier"/>
+          <w:sz w:val="18"/>
+        </w:rPr>
+      </w:pPr>
+      <w:r>
+        <w:rPr>
+          <w:rFonts w:ascii="Courier" w:hAnsi="Courier"/>
+          <w:sz w:val="18"/>
+        </w:rPr>
+        <w:t>bitbake rpi-</w:t>
+      </w:r>
+      <w:r>
+        <w:rPr>
+          <w:rFonts w:ascii="Courier" w:hAnsi="Courier"/>
+          <w:sz w:val="18"/>
+        </w:rPr>
+        <w:t>test</w:t>
+      </w:r>
+      <w:r>
+        <w:rPr>
+          <w:rFonts w:ascii="Courier" w:hAnsi="Courier"/>
+          <w:sz w:val="18"/>
+        </w:rPr>
+        <w:t>-image</w:t>
+      </w:r>
+    </w:p>
+    <w:p>
+      <w:pPr>
+        <w:shd w:val="clear" w:color="auto" w:fill="F2F2F2" w:themeFill="background1" w:themeFillShade="F2"/>
+      </w:pPr>
+    </w:p>
+    <w:p>
+      <w:pPr>
+        <w:jc w:val="both"/>
+      </w:pPr>
+      <w:r>
+        <w:rPr>
+          <w:b/>
+          <w:bCs/>
+        </w:rPr>
+        <w:lastRenderedPageBreak/>
+        <w:t>N</w:t>
+      </w:r>
+      <w:r>
+        <w:rPr>
+          <w:b/>
+          <w:bCs/>
+        </w:rPr>
+        <w:t>ote</w:t>
+      </w:r>
+      <w:r>
+        <w:t xml:space="preserve">: If the </w:t>
+      </w:r>
+      <w:r>
+        <w:t>`</w:t>
+      </w:r>
+      <w:r>
+        <w:t>bitbake</w:t>
+      </w:r>
+      <w:r>
+        <w:t>`</w:t>
+      </w:r>
+      <w:r>
+        <w:t xml:space="preserve"> execution reports an </w:t>
+      </w:r>
+      <w:r>
+        <w:rPr>
+          <w:b/>
+          <w:bCs/>
+        </w:rPr>
+        <w:t>ERROR</w:t>
+      </w:r>
+      <w:r>
+        <w:t xml:space="preserve">, </w:t>
+      </w:r>
+      <w:r>
+        <w:t>such as</w:t>
+      </w:r>
+      <w:r>
+        <w:t xml:space="preserve"> a </w:t>
+      </w:r>
+      <w:r>
+        <w:rPr>
+          <w:b/>
+          <w:bCs/>
+        </w:rPr>
+        <w:t>PermissionError</w:t>
+      </w:r>
+      <w:r>
+        <w:t xml:space="preserve"> or a </w:t>
+      </w:r>
+      <w:r>
+        <w:rPr>
+          <w:b/>
+          <w:bCs/>
+        </w:rPr>
+        <w:t xml:space="preserve">User namespaces </w:t>
+      </w:r>
+      <w:r>
+        <w:t xml:space="preserve">error, you need to make a temporary change to your Ubuntu security profile to enable </w:t>
+      </w:r>
+      <w:r>
+        <w:t>`</w:t>
+      </w:r>
+      <w:r>
+        <w:t>bitbake</w:t>
+      </w:r>
+      <w:r>
+        <w:t>`</w:t>
+      </w:r>
+      <w:r>
+        <w:t xml:space="preserve"> to run:</w:t>
+      </w:r>
+    </w:p>
+    <w:p>
+      <w:pPr>
+        <w:shd w:val="clear" w:color="auto" w:fill="F2F2F2" w:themeFill="background1" w:themeFillShade="F2"/>
+        <w:spacing w:before="0" w:after="0"/>
+        <w:rPr>
+          <w:rFonts w:ascii="Courier New" w:hAnsi="Courier New" w:cs="Courier New"/>
+          <w:sz w:val="18"/>
+          <w:szCs w:val="18"/>
+        </w:rPr>
+      </w:pPr>
+      <w:r>
+        <w:rPr>
+          <w:rFonts w:ascii="Courier New" w:hAnsi="Courier New" w:cs="Courier New"/>
+          <w:sz w:val="18"/>
+          <w:szCs w:val="18"/>
+        </w:rPr>
+        <w:t>sudo su</w:t>
+      </w:r>
+    </w:p>
+    <w:p>
+      <w:pPr>
+        <w:shd w:val="clear" w:color="auto" w:fill="F2F2F2" w:themeFill="background1" w:themeFillShade="F2"/>
+        <w:spacing w:before="0" w:after="0"/>
+        <w:rPr>
+          <w:rFonts w:ascii="Courier New" w:hAnsi="Courier New" w:cs="Courier New"/>
+          <w:sz w:val="18"/>
+          <w:szCs w:val="18"/>
+        </w:rPr>
+      </w:pPr>
+      <w:r>
+        <w:rPr>
+          <w:rFonts w:ascii="Courier New" w:hAnsi="Courier New" w:cs="Courier New"/>
+          <w:sz w:val="18"/>
+          <w:szCs w:val="18"/>
+        </w:rPr>
+        <w:t>echo 0 &gt; /proc/sys/kernel/apparmor_restrict_unprivileged_userns</w:t>
+      </w:r>
+    </w:p>
+    <w:p>
+      <w:pPr>
+        <w:shd w:val="clear" w:color="auto" w:fill="F2F2F2" w:themeFill="background1" w:themeFillShade="F2"/>
+        <w:spacing w:before="0" w:after="0"/>
+        <w:rPr>
+          <w:rFonts w:ascii="Courier New" w:hAnsi="Courier New" w:cs="Courier New"/>
+          <w:sz w:val="18"/>
+          <w:szCs w:val="18"/>
+        </w:rPr>
+      </w:pPr>
+      <w:r>
+        <w:rPr>
+          <w:rFonts w:ascii="Courier New" w:hAnsi="Courier New" w:cs="Courier New"/>
+          <w:sz w:val="18"/>
+          <w:szCs w:val="18"/>
+        </w:rPr>
+        <w:t>exit</w:t>
+      </w:r>
+    </w:p>
+    <w:p>
+      <w:pPr>
+        <w:shd w:val="clear" w:color="auto" w:fill="F2F2F2" w:themeFill="background1" w:themeFillShade="F2"/>
+      </w:pPr>
+      <w:r>
+        <w:t xml:space="preserve">See </w:t>
+      </w:r>
+      <w:hyperlink r:id="rId11" w:history="1">
+        <w:r>
+          <w:rPr>
+            <w:rStyle w:val="Hyperlink"/>
+          </w:rPr>
+          <w:t>https://lists.yoctoproject.org/g/yocto/topic/workaround_for_uid_map_error/106192359</w:t>
+        </w:r>
+      </w:hyperlink>
+      <w:r>
+        <w:t xml:space="preserve"> for more details</w:t>
+      </w:r>
+    </w:p>
+    <w:p>
+      <w:pPr>
+        <w:shd w:val="clear" w:color="auto" w:fill="F2F2F2" w:themeFill="background1" w:themeFillShade="F2"/>
+      </w:pPr>
     </w:p>
     <w:p>
       <w:r>
@@ -8661,60 +7725,82 @@
         <w:t>,</w:t>
       </w:r>
       <w:r>
-        <w:t xml:space="preserve"> a new Micro SD card image would be available, </w:t>
+        <w:t xml:space="preserve"> a new Micro SD card image </w:t>
+      </w:r>
+      <w:r>
+        <w:t xml:space="preserve">will </w:t>
+      </w:r>
+      <w:r>
+        <w:t xml:space="preserve">be available, </w:t>
       </w:r>
       <w:r>
         <w:t xml:space="preserve">which </w:t>
       </w:r>
       <w:r>
-        <w:t xml:space="preserve">you can deploy in the Micro SD as follows (assuming the Micro SD is available to the PC as </w:t>
+        <w:t xml:space="preserve">you can deploy </w:t>
+      </w:r>
+      <w:r>
+        <w:t>to</w:t>
+      </w:r>
+      <w:r>
+        <w:t xml:space="preserve"> the Micro SD as follows (assuming the Micro SD is available to the PC as </w:t>
       </w:r>
       <w:r>
         <w:rPr>
           <w:rFonts w:ascii="Courier" w:hAnsi="Courier"/>
-          <w:sz w:val="18"/>
-        </w:rPr>
-        <w:t>/dev/</w:t>
-      </w:r>
-      <w:proofErr w:type="spellStart"/>
+        </w:rPr>
+        <w:t>/dev/sd</w:t>
+      </w:r>
       <w:r>
         <w:rPr>
           <w:rFonts w:ascii="Courier" w:hAnsi="Courier"/>
-          <w:sz w:val="18"/>
-        </w:rPr>
-        <w:t>sdN</w:t>
-      </w:r>
-      <w:proofErr w:type="spellEnd"/>
-      <w:r>
-        <w:t>). Alternatively, use a program of your preference to flash the image.</w:t>
+        </w:rPr>
+        <w:t>b</w:t>
+      </w:r>
+      <w:r>
+        <w:t xml:space="preserve">). Alternatively, </w:t>
+      </w:r>
+      <w:r>
+        <w:t xml:space="preserve">you can </w:t>
+      </w:r>
+      <w:r>
+        <w:t xml:space="preserve">use a program of your </w:t>
+      </w:r>
+      <w:r>
+        <w:t>choi</w:t>
+      </w:r>
+      <w:r>
+        <w:t>ce to flash the image.</w:t>
       </w:r>
     </w:p>
     <w:p/>
     <w:p>
       <w:r>
-        <w:lastRenderedPageBreak/>
-        <w:t>First run the:</w:t>
+        <w:t>First</w:t>
+      </w:r>
+      <w:r>
+        <w:t>,</w:t>
+      </w:r>
+      <w:r>
+        <w:t xml:space="preserve"> run the:</w:t>
       </w:r>
     </w:p>
     <w:p>
       <w:pPr>
         <w:shd w:val="clear" w:color="auto" w:fill="E7E6E6"/>
-      </w:pPr>
-      <w:proofErr w:type="spellStart"/>
-      <w:r>
-        <w:t>sudo</w:t>
-      </w:r>
-      <w:proofErr w:type="spellEnd"/>
-      <w:r>
-        <w:t xml:space="preserve"> </w:t>
-      </w:r>
-      <w:proofErr w:type="spellStart"/>
-      <w:r>
-        <w:t>fdisk</w:t>
-      </w:r>
-      <w:proofErr w:type="spellEnd"/>
-      <w:r>
-        <w:t xml:space="preserve"> -l</w:t>
+        <w:rPr>
+          <w:rFonts w:ascii="Courier New" w:hAnsi="Courier New" w:cs="Courier New"/>
+          <w:sz w:val="18"/>
+          <w:szCs w:val="18"/>
+        </w:rPr>
+      </w:pPr>
+      <w:r>
+        <w:rPr>
+          <w:rFonts w:ascii="Courier New" w:hAnsi="Courier New" w:cs="Courier New"/>
+          <w:sz w:val="18"/>
+          <w:szCs w:val="18"/>
+        </w:rPr>
+        <w:t>sudo fdisk -l</w:t>
       </w:r>
     </w:p>
     <w:p>
@@ -8725,18 +7811,39 @@
         <w:t>p</w:t>
       </w:r>
       <w:r>
-        <w:t>lug in and unplug the SD card to determine which device it is). For this example, the SD card is under the name “</w:t>
-      </w:r>
-      <w:proofErr w:type="spellStart"/>
-      <w:r>
-        <w:t>sdc</w:t>
-      </w:r>
-      <w:proofErr w:type="spellEnd"/>
-      <w:r>
-        <w:t>” (this may be different</w:t>
-      </w:r>
-      <w:r>
-        <w:t xml:space="preserve"> </w:t>
+        <w:t xml:space="preserve">lug in and unplug the SD card to </w:t>
+      </w:r>
+      <w:r>
+        <w:t>identify it</w:t>
+      </w:r>
+      <w:r>
+        <w:t xml:space="preserve">). </w:t>
+      </w:r>
+      <w:r>
+        <w:t>In</w:t>
+      </w:r>
+      <w:r>
+        <w:t xml:space="preserve"> this example, the SD card is under the name “</w:t>
+      </w:r>
+      <w:r>
+        <w:rPr>
+          <w:b/>
+          <w:bCs/>
+        </w:rPr>
+        <w:t>sd</w:t>
+      </w:r>
+      <w:r>
+        <w:rPr>
+          <w:b/>
+          <w:bCs/>
+        </w:rPr>
+        <w:t>b</w:t>
+      </w:r>
+      <w:r>
+        <w:t xml:space="preserve">” (this may </w:t>
+      </w:r>
+      <w:r>
+        <w:t xml:space="preserve">differ </w:t>
       </w:r>
       <w:r>
         <w:t>in your environment). Next</w:t>
@@ -8745,41 +7852,64 @@
         <w:t>,</w:t>
       </w:r>
       <w:r>
-        <w:t xml:space="preserve"> ensure that the device is unmounted. This can be done using the command:</w:t>
+        <w:t xml:space="preserve"> ensure that the device is unmounted. This can be done using the</w:t>
+      </w:r>
+      <w:r>
+        <w:t xml:space="preserve"> following</w:t>
+      </w:r>
+      <w:r>
+        <w:t xml:space="preserve"> command:</w:t>
       </w:r>
     </w:p>
     <w:p>
       <w:pPr>
         <w:shd w:val="clear" w:color="auto" w:fill="E7E6E6"/>
-      </w:pPr>
-      <w:proofErr w:type="spellStart"/>
-      <w:r>
-        <w:t>sudo</w:t>
-      </w:r>
-      <w:proofErr w:type="spellEnd"/>
-      <w:r>
-        <w:t xml:space="preserve"> </w:t>
-      </w:r>
-      <w:proofErr w:type="spellStart"/>
-      <w:r>
-        <w:t>umount</w:t>
-      </w:r>
-      <w:proofErr w:type="spellEnd"/>
-      <w:r>
-        <w:t xml:space="preserve"> /dev/</w:t>
-      </w:r>
-      <w:proofErr w:type="spellStart"/>
-      <w:r>
-        <w:t>sdc</w:t>
-      </w:r>
-      <w:proofErr w:type="spellEnd"/>
-      <w:r>
+        <w:rPr>
+          <w:rFonts w:ascii="Courier New" w:hAnsi="Courier New" w:cs="Courier New"/>
+          <w:sz w:val="18"/>
+          <w:szCs w:val="18"/>
+        </w:rPr>
+      </w:pPr>
+      <w:r>
+        <w:rPr>
+          <w:rFonts w:ascii="Courier New" w:hAnsi="Courier New" w:cs="Courier New"/>
+          <w:sz w:val="18"/>
+          <w:szCs w:val="18"/>
+        </w:rPr>
+        <w:t>sudo umount /dev/sd</w:t>
+      </w:r>
+      <w:r>
+        <w:rPr>
+          <w:rFonts w:ascii="Courier New" w:hAnsi="Courier New" w:cs="Courier New"/>
+          <w:sz w:val="18"/>
+          <w:szCs w:val="18"/>
+        </w:rPr>
+        <w:t>b</w:t>
+      </w:r>
+      <w:r>
+        <w:rPr>
+          <w:rFonts w:ascii="Courier New" w:hAnsi="Courier New" w:cs="Courier New"/>
+          <w:sz w:val="18"/>
+          <w:szCs w:val="18"/>
+        </w:rPr>
         <w:t>*</w:t>
       </w:r>
     </w:p>
     <w:p>
       <w:r>
-        <w:t>Once this is done, the following command can be used to copy the image across to the SD card (substitute any folder names and device names to ensure they are relevant to your specific environment).</w:t>
+        <w:t xml:space="preserve">Once this is done, </w:t>
+      </w:r>
+      <w:r>
+        <w:t xml:space="preserve">use </w:t>
+      </w:r>
+      <w:r>
+        <w:t xml:space="preserve">the following command to copy the image to the SD card (substitute any folder names and device names to </w:t>
+      </w:r>
+      <w:r>
+        <w:t>match</w:t>
+      </w:r>
+      <w:r>
+        <w:t xml:space="preserve"> your specific environment).</w:t>
       </w:r>
     </w:p>
     <w:p>
@@ -8790,59 +7920,212 @@
           <w:shd w:val="clear" w:color="auto" w:fill="F3F3F3"/>
         </w:rPr>
       </w:pPr>
-      <w:proofErr w:type="spellStart"/>
       <w:r>
         <w:rPr>
           <w:rFonts w:ascii="Courier" w:hAnsi="Courier"/>
           <w:sz w:val="18"/>
           <w:shd w:val="clear" w:color="auto" w:fill="F3F3F3"/>
         </w:rPr>
-        <w:t>sudo</w:t>
-      </w:r>
-      <w:proofErr w:type="spellEnd"/>
+        <w:t>sudo dd bs=1M if=/home/user/raspberry</w:t>
+      </w:r>
       <w:r>
         <w:rPr>
           <w:rFonts w:ascii="Courier" w:hAnsi="Courier"/>
           <w:sz w:val="18"/>
           <w:shd w:val="clear" w:color="auto" w:fill="F3F3F3"/>
         </w:rPr>
-        <w:t xml:space="preserve"> dd bs=1M if=/home/user/raspberryPi3/rpi-build/tmp-glibc/deploy/images/raspberrypi3/rpi-basic-image-raspberrypi3.rpi-sdimg of=/dev/</w:t>
-      </w:r>
-      <w:proofErr w:type="spellStart"/>
+        <w:t>p</w:t>
+      </w:r>
       <w:r>
         <w:rPr>
           <w:rFonts w:ascii="Courier" w:hAnsi="Courier"/>
           <w:sz w:val="18"/>
           <w:shd w:val="clear" w:color="auto" w:fill="F3F3F3"/>
         </w:rPr>
-        <w:t>sdc</w:t>
-      </w:r>
-      <w:proofErr w:type="spellEnd"/>
-    </w:p>
-    <w:p>
-      <w:pPr>
+        <w:t>i</w:t>
+      </w:r>
+      <w:r>
         <w:rPr>
           <w:rFonts w:ascii="Courier" w:hAnsi="Courier"/>
           <w:sz w:val="18"/>
           <w:shd w:val="clear" w:color="auto" w:fill="F3F3F3"/>
         </w:rPr>
-      </w:pPr>
-      <w:r>
-        <w:t xml:space="preserve">Note that if not done properly, the image being flashed across to the SD card may cause problems when attempting to turn on the board. If this is the case, it may be worth retrying the process again and ensuring that it is done </w:t>
-      </w:r>
-      <w:proofErr w:type="gramStart"/>
-      <w:r>
-        <w:t>properly</w:t>
+        <w:t>5</w:t>
+      </w:r>
+      <w:r>
+        <w:rPr>
+          <w:rFonts w:ascii="Courier" w:hAnsi="Courier"/>
+          <w:sz w:val="18"/>
+          <w:shd w:val="clear" w:color="auto" w:fill="F3F3F3"/>
+        </w:rPr>
+        <w:t>/rpi-build/tmp-glibc/deploy/images/raspberrypi</w:t>
+      </w:r>
+      <w:r>
+        <w:rPr>
+          <w:rFonts w:ascii="Courier" w:hAnsi="Courier"/>
+          <w:sz w:val="18"/>
+          <w:shd w:val="clear" w:color="auto" w:fill="F3F3F3"/>
+        </w:rPr>
+        <w:t>5</w:t>
+      </w:r>
+      <w:r>
+        <w:rPr>
+          <w:rFonts w:ascii="Courier" w:hAnsi="Courier"/>
+          <w:sz w:val="18"/>
+          <w:shd w:val="clear" w:color="auto" w:fill="F3F3F3"/>
+        </w:rPr>
+        <w:t>/rpi-basic-image-raspberrypi</w:t>
+      </w:r>
+      <w:r>
+        <w:rPr>
+          <w:rFonts w:ascii="Courier" w:hAnsi="Courier"/>
+          <w:sz w:val="18"/>
+          <w:shd w:val="clear" w:color="auto" w:fill="F3F3F3"/>
+        </w:rPr>
+        <w:t>5</w:t>
+      </w:r>
+      <w:r>
+        <w:rPr>
+          <w:rFonts w:ascii="Courier" w:hAnsi="Courier"/>
+          <w:sz w:val="18"/>
+          <w:shd w:val="clear" w:color="auto" w:fill="F3F3F3"/>
+        </w:rPr>
+        <w:t>.</w:t>
+      </w:r>
+      <w:r>
+        <w:rPr>
+          <w:rFonts w:ascii="Courier" w:hAnsi="Courier"/>
+          <w:sz w:val="18"/>
+          <w:shd w:val="clear" w:color="auto" w:fill="F3F3F3"/>
+        </w:rPr>
+        <w:t>rootfs.</w:t>
+      </w:r>
+      <w:r>
+        <w:rPr>
+          <w:rFonts w:ascii="Courier" w:hAnsi="Courier"/>
+          <w:sz w:val="18"/>
+          <w:shd w:val="clear" w:color="auto" w:fill="F3F3F3"/>
+        </w:rPr>
+        <w:t>rpi-sdimg of=/dev/sd</w:t>
+      </w:r>
+      <w:r>
+        <w:rPr>
+          <w:rFonts w:ascii="Courier" w:hAnsi="Courier"/>
+          <w:sz w:val="18"/>
+          <w:shd w:val="clear" w:color="auto" w:fill="F3F3F3"/>
+        </w:rPr>
+        <w:t>b</w:t>
+      </w:r>
+    </w:p>
+    <w:p>
+      <w:pPr>
+        <w:rPr>
+          <w:shd w:val="clear" w:color="auto" w:fill="F3F3F3"/>
+        </w:rPr>
+      </w:pPr>
+      <w:r>
+        <w:t xml:space="preserve">Note that if </w:t>
+      </w:r>
+      <w:r>
+        <w:t>this is not</w:t>
+      </w:r>
+      <w:r>
+        <w:t xml:space="preserve"> done </w:t>
+      </w:r>
+      <w:r>
+        <w:t>correct</w:t>
+      </w:r>
+      <w:r>
+        <w:t xml:space="preserve">ly, the image flashed to the SD card may cause problems when attempting to </w:t>
+      </w:r>
+      <w:r>
+        <w:t>power</w:t>
+      </w:r>
+      <w:r>
+        <w:t xml:space="preserve"> on the board. If this </w:t>
+      </w:r>
+      <w:r>
+        <w:t>happens</w:t>
+      </w:r>
+      <w:r>
+        <w:t>, retry the process and ensur</w:t>
+      </w:r>
+      <w:r>
+        <w:t>e</w:t>
+      </w:r>
+      <w:r>
+        <w:t xml:space="preserve"> that it is </w:t>
+      </w:r>
+      <w:r>
+        <w:t>completed</w:t>
+      </w:r>
+      <w:r>
+        <w:t xml:space="preserve"> properly</w:t>
       </w:r>
       <w:r>
         <w:t>,</w:t>
       </w:r>
       <w:r>
-        <w:t xml:space="preserve"> or</w:t>
-      </w:r>
-      <w:proofErr w:type="gramEnd"/>
-      <w:r>
-        <w:t xml:space="preserve"> use a flash program to automate the process.</w:t>
+        <w:t xml:space="preserve"> or use a flash</w:t>
+      </w:r>
+      <w:r>
+        <w:t>ing</w:t>
+      </w:r>
+      <w:r>
+        <w:t xml:space="preserve"> program to automate the process.</w:t>
+      </w:r>
+    </w:p>
+    <w:p>
+      <w:r>
+        <w:t>Whil</w:t>
+      </w:r>
+      <w:r>
+        <w:t>e</w:t>
+      </w:r>
+      <w:r>
+        <w:t xml:space="preserve"> the SD card is still connected to the development host, use the following </w:t>
+      </w:r>
+      <w:r>
+        <w:t>command</w:t>
+      </w:r>
+      <w:r>
+        <w:t xml:space="preserve">s to navigate to the </w:t>
+      </w:r>
+      <w:r>
+        <w:rPr>
+          <w:b/>
+          <w:bCs/>
+        </w:rPr>
+        <w:t>etc</w:t>
+      </w:r>
+      <w:r>
+        <w:t xml:space="preserve"> folder on the SD card</w:t>
+      </w:r>
+      <w:r>
+        <w:t xml:space="preserve"> (assuming </w:t>
+      </w:r>
+      <w:r>
+        <w:t>the device has been mounted)</w:t>
+      </w:r>
+      <w:r>
+        <w:t>.</w:t>
+      </w:r>
+    </w:p>
+    <w:p/>
+    <w:p>
+      <w:r>
+        <w:t>If it has not been mounted, then mount it with</w:t>
+      </w:r>
+      <w:r>
+        <w:t xml:space="preserve"> the following</w:t>
+      </w:r>
+      <w:r>
+        <w:t xml:space="preserve"> command:</w:t>
+      </w:r>
+    </w:p>
+    <w:p>
+      <w:r>
+        <w:t>sudo mount /dev/sdb2 /mnt</w:t>
       </w:r>
     </w:p>
     <w:p>
@@ -8853,32 +8136,6 @@
           <w:shd w:val="clear" w:color="auto" w:fill="F3F3F3"/>
         </w:rPr>
       </w:pPr>
-      <w:r>
-        <w:t>Whil</w:t>
-      </w:r>
-      <w:r>
-        <w:t>e</w:t>
-      </w:r>
-      <w:r>
-        <w:t xml:space="preserve"> the SD card is still connected to the development host, use the following lines to navigate to the </w:t>
-      </w:r>
-      <w:proofErr w:type="spellStart"/>
-      <w:r>
-        <w:t>etc</w:t>
-      </w:r>
-      <w:proofErr w:type="spellEnd"/>
-      <w:r>
-        <w:t xml:space="preserve"> folder on the SD card</w:t>
-      </w:r>
-      <w:r>
-        <w:t xml:space="preserve"> (assuming </w:t>
-      </w:r>
-      <w:r>
-        <w:t>the device has now been mounted)</w:t>
-      </w:r>
-      <w:r>
-        <w:t>.</w:t>
-      </w:r>
     </w:p>
     <w:p>
       <w:pPr>
@@ -8901,39 +8158,7 @@
           <w:sz w:val="18"/>
         </w:rPr>
         <w:lastRenderedPageBreak/>
-        <w:t>cd /media/user/</w:t>
-      </w:r>
-      <w:proofErr w:type="spellStart"/>
-      <w:r>
-        <w:rPr>
-          <w:rFonts w:asciiTheme="minorHAnsi" w:hAnsiTheme="minorHAnsi" w:cstheme="minorHAnsi"/>
-          <w:sz w:val="18"/>
-        </w:rPr>
-        <w:t>SD_name</w:t>
-      </w:r>
-      <w:proofErr w:type="spellEnd"/>
-      <w:r>
-        <w:rPr>
-          <w:rFonts w:asciiTheme="minorHAnsi" w:hAnsiTheme="minorHAnsi" w:cstheme="minorHAnsi"/>
-          <w:sz w:val="18"/>
-        </w:rPr>
-        <w:t>/</w:t>
-      </w:r>
-      <w:proofErr w:type="spellStart"/>
-      <w:r>
-        <w:rPr>
-          <w:rFonts w:asciiTheme="minorHAnsi" w:hAnsiTheme="minorHAnsi" w:cstheme="minorHAnsi"/>
-          <w:sz w:val="18"/>
-        </w:rPr>
-        <w:t>etc</w:t>
-      </w:r>
-      <w:proofErr w:type="spellEnd"/>
-      <w:r>
-        <w:rPr>
-          <w:rFonts w:asciiTheme="minorHAnsi" w:hAnsiTheme="minorHAnsi" w:cstheme="minorHAnsi"/>
-          <w:sz w:val="18"/>
-        </w:rPr>
-        <w:t xml:space="preserve"> – Use the ls command to find the name of the SD card in the user folder.</w:t>
+        <w:t>cd /media/user/SD_name/etc – Use the ls command to find the name of the SD card in the user folder.</w:t>
       </w:r>
     </w:p>
     <w:p>
@@ -8998,7 +8223,6 @@
           <w:color w:val="FF0000"/>
         </w:rPr>
       </w:pPr>
-      <w:proofErr w:type="spellStart"/>
       <w:r>
         <w:rPr>
           <w:rFonts w:ascii="Courier" w:hAnsi="Courier"/>
@@ -9011,15 +8235,21 @@
           <w:rFonts w:ascii="Courier" w:hAnsi="Courier"/>
           <w:sz w:val="18"/>
         </w:rPr>
-        <w:t>udo</w:t>
-      </w:r>
-      <w:proofErr w:type="spellEnd"/>
+        <w:t>udo vi</w:t>
+      </w:r>
       <w:r>
         <w:rPr>
           <w:rFonts w:ascii="Courier" w:hAnsi="Courier"/>
           <w:sz w:val="18"/>
         </w:rPr>
-        <w:t xml:space="preserve"> vi shadow</w:t>
+        <w:t>m</w:t>
+      </w:r>
+      <w:r>
+        <w:rPr>
+          <w:rFonts w:ascii="Courier" w:hAnsi="Courier"/>
+          <w:sz w:val="18"/>
+        </w:rPr>
+        <w:t xml:space="preserve"> shadow</w:t>
       </w:r>
     </w:p>
     <w:p>
@@ -9039,14 +8269,17 @@
         <w:keepNext/>
         <w:keepLines/>
         <w:widowControl w:val="0"/>
-        <w:shd w:val="clear" w:color="auto" w:fill="FFFFFF"/>
+        <w:shd w:val="clear" w:color="auto" w:fill="FFFFFF" w:themeFill="background1"/>
         <w:autoSpaceDE w:val="0"/>
         <w:autoSpaceDN w:val="0"/>
         <w:adjustRightInd w:val="0"/>
         <w:spacing w:before="0" w:after="0" w:line="240" w:lineRule="auto"/>
       </w:pPr>
       <w:r>
-        <w:t>Or</w:t>
+        <w:t>o</w:t>
+      </w:r>
+      <w:r>
+        <w:t>r</w:t>
       </w:r>
     </w:p>
     <w:p>
@@ -9072,24 +8305,11 @@
         <w:adjustRightInd w:val="0"/>
         <w:spacing w:before="0" w:after="0" w:line="240" w:lineRule="auto"/>
       </w:pPr>
-      <w:proofErr w:type="spellStart"/>
       <w:r>
         <w:t>s</w:t>
       </w:r>
       <w:r>
-        <w:t>udo</w:t>
-      </w:r>
-      <w:proofErr w:type="spellEnd"/>
-      <w:r>
-        <w:t xml:space="preserve"> </w:t>
-      </w:r>
-      <w:proofErr w:type="spellStart"/>
-      <w:r>
-        <w:t>gedit</w:t>
-      </w:r>
-      <w:proofErr w:type="spellEnd"/>
-      <w:r>
-        <w:t xml:space="preserve"> shadow</w:t>
+        <w:t>udo gedit shadow</w:t>
       </w:r>
     </w:p>
     <w:p>
@@ -9109,14 +8329,32 @@
         <w:keepNext/>
         <w:keepLines/>
         <w:widowControl w:val="0"/>
-        <w:shd w:val="clear" w:color="auto" w:fill="FFFFFF"/>
+        <w:shd w:val="clear" w:color="auto" w:fill="FFFFFF" w:themeFill="background1"/>
         <w:autoSpaceDE w:val="0"/>
         <w:autoSpaceDN w:val="0"/>
         <w:adjustRightInd w:val="0"/>
         <w:spacing w:before="0" w:after="0" w:line="240" w:lineRule="auto"/>
       </w:pPr>
       <w:r>
-        <w:t>Check that there are no characters between the first two colons in the first line. If there is, remove it so that the first line looks like this:</w:t>
+        <w:t xml:space="preserve">Check that there are no characters between the first two colons in the first line. If there </w:t>
+      </w:r>
+      <w:r>
+        <w:t>are</w:t>
+      </w:r>
+      <w:r>
+        <w:t xml:space="preserve">, remove </w:t>
+      </w:r>
+      <w:r>
+        <w:t>them</w:t>
+      </w:r>
+      <w:r>
+        <w:t xml:space="preserve"> so that the first line </w:t>
+      </w:r>
+      <w:r>
+        <w:t>appears as follows</w:t>
+      </w:r>
+      <w:r>
+        <w:t>:</w:t>
       </w:r>
     </w:p>
     <w:p>
@@ -9153,7 +8391,7 @@
         <mc:AlternateContent>
           <mc:Choice Requires="wps">
             <w:drawing>
-              <wp:anchor distT="4294967295" distB="4294967295" distL="114300" distR="114300" simplePos="0" relativeHeight="251657728" behindDoc="0" locked="0" layoutInCell="1" allowOverlap="1" wp14:anchorId="066415A1" wp14:editId="1774BF2E">
+              <wp:anchor distT="4294967295" distB="4294967295" distL="114300" distR="114300" simplePos="0" relativeHeight="251658240" behindDoc="0" locked="0" layoutInCell="1" allowOverlap="1" wp14:anchorId="066415A1" wp14:editId="1774BF2E">
                 <wp:simplePos x="0" y="0"/>
                 <wp:positionH relativeFrom="column">
                   <wp:posOffset>255905</wp:posOffset>
@@ -9212,13 +8450,13 @@
               </wp:anchor>
             </w:drawing>
           </mc:Choice>
-          <mc:Fallback>
-            <w:pict>
-              <v:shapetype w14:anchorId="5A22F4A6" id="_x0000_t32" coordsize="21600,21600" o:spt="32" o:oned="t" path="m,l21600,21600e" filled="f">
-                <v:path arrowok="t" fillok="f" o:connecttype="none"/>
+          <mc:Fallback xmlns:a="http://schemas.openxmlformats.org/drawingml/2006/main" xmlns:a14="http://schemas.microsoft.com/office/drawing/2010/main">
+            <w:pict w14:anchorId="5DF80750">
+              <v:shapetype id="_x0000_t32" coordsize="21600,21600" o:oned="t" filled="f" o:spt="32" path="m,l21600,21600e" w14:anchorId="5A22F4A6">
+                <v:path fillok="f" arrowok="t" o:connecttype="none"/>
                 <o:lock v:ext="edit" shapetype="t"/>
               </v:shapetype>
-              <v:shape id="Straight Arrow Connector 4" o:spid="_x0000_s1026" type="#_x0000_t32" style="position:absolute;margin-left:20.15pt;margin-top:9.4pt;width:13.2pt;height:0;z-index:251657728;visibility:visible;mso-wrap-style:square;mso-width-percent:0;mso-height-percent:0;mso-wrap-distance-left:9pt;mso-wrap-distance-top:-3e-5mm;mso-wrap-distance-right:9pt;mso-wrap-distance-bottom:-3e-5mm;mso-position-horizontal:absolute;mso-position-horizontal-relative:text;mso-position-vertical:absolute;mso-position-vertical-relative:text;mso-width-percent:0;mso-height-percent:0;mso-width-relative:page;mso-height-relative:page" o:gfxdata="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" strokecolor="#f83e3e" strokeweight="1.25pt"/>
+              <v:shape id="Straight Arrow Connector 4" style="position:absolute;margin-left:20.15pt;margin-top:9.4pt;width:13.2pt;height:0;z-index:251657728;visibility:visible;mso-wrap-style:square;mso-width-percent:0;mso-height-percent:0;mso-wrap-distance-left:9pt;mso-wrap-distance-top:-3e-5mm;mso-wrap-distance-right:9pt;mso-wrap-distance-bottom:-3e-5mm;mso-position-horizontal:absolute;mso-position-horizontal-relative:text;mso-position-vertical:absolute;mso-position-vertical-relative:text;mso-width-percent:0;mso-height-percent:0;mso-width-relative:page;mso-height-relative:page" o:spid="_x0000_s1026" strokecolor="#f83e3e" strokeweight="1.25pt" type="#_x0000_t32" o:gfxdata="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"/>
             </w:pict>
           </mc:Fallback>
         </mc:AlternateContent>
@@ -9228,17 +8466,15 @@
           <w:rFonts w:ascii="Courier" w:hAnsi="Courier"/>
           <w:sz w:val="18"/>
         </w:rPr>
-        <w:t>Root::</w:t>
-      </w:r>
-      <w:proofErr w:type="gramStart"/>
+        <w:t>r</w:t>
+      </w:r>
       <w:r>
         <w:rPr>
           <w:rFonts w:ascii="Courier" w:hAnsi="Courier"/>
           <w:sz w:val="18"/>
         </w:rPr>
-        <w:t>17728:0:99999:7:::</w:t>
-      </w:r>
-      <w:proofErr w:type="gramEnd"/>
+        <w:t>oot::17728:0:99999:7:::</w:t>
+      </w:r>
     </w:p>
     <w:p>
       <w:pPr>
@@ -9261,22 +8497,26 @@
         <w:keepNext/>
         <w:keepLines/>
         <w:widowControl w:val="0"/>
-        <w:shd w:val="clear" w:color="auto" w:fill="FFFFFF"/>
+        <w:shd w:val="clear" w:color="auto" w:fill="FFFFFF" w:themeFill="background1"/>
         <w:autoSpaceDE w:val="0"/>
         <w:autoSpaceDN w:val="0"/>
         <w:adjustRightInd w:val="0"/>
         <w:spacing w:before="0" w:after="0" w:line="240" w:lineRule="auto"/>
       </w:pPr>
       <w:r>
-        <w:t xml:space="preserve">Exit the text editor by </w:t>
-      </w:r>
-      <w:proofErr w:type="gramStart"/>
-      <w:r>
-        <w:t>entering :x</w:t>
-      </w:r>
-      <w:proofErr w:type="gramEnd"/>
-      <w:r>
-        <w:t xml:space="preserve"> or simply closing the application!</w:t>
+        <w:t>Then</w:t>
+      </w:r>
+      <w:r>
+        <w:t>,</w:t>
+      </w:r>
+      <w:r>
+        <w:t xml:space="preserve"> save the file and e</w:t>
+      </w:r>
+      <w:r>
+        <w:t>xit the text editor</w:t>
+      </w:r>
+      <w:r>
+        <w:t>.</w:t>
       </w:r>
     </w:p>
     <w:p>
@@ -9311,7 +8551,31 @@
     </w:p>
     <w:p>
       <w:r>
-        <w:t>After booting the new Linux system, you can check whether the build process was completed successfully. After logging into the Raspberry Pi 3, you can type the following commands:</w:t>
+        <w:t xml:space="preserve">After booting the new Linux system, you can </w:t>
+      </w:r>
+      <w:r>
+        <w:t xml:space="preserve">verify </w:t>
+      </w:r>
+      <w:r>
+        <w:t xml:space="preserve">whether the build process was completed successfully. After logging into the Raspberry Pi </w:t>
+      </w:r>
+      <w:r>
+        <w:t xml:space="preserve">5 as </w:t>
+      </w:r>
+      <w:r>
+        <w:t xml:space="preserve">the </w:t>
+      </w:r>
+      <w:r>
+        <w:t>root user (no password)</w:t>
+      </w:r>
+      <w:r>
+        <w:t xml:space="preserve">, </w:t>
+      </w:r>
+      <w:r>
+        <w:t>enter</w:t>
+      </w:r>
+      <w:r>
+        <w:t xml:space="preserve"> the following commands:</w:t>
       </w:r>
     </w:p>
     <w:p>
@@ -9334,17 +8598,71 @@
           <w:rFonts w:ascii="Courier" w:hAnsi="Courier"/>
           <w:sz w:val="18"/>
         </w:rPr>
-        <w:t>root@raspberrypi3:/# ls -la /lib/modules/4.1.21/kernel/drivers/</w:t>
-      </w:r>
-      <w:proofErr w:type="spellStart"/>
+        <w:t>root@raspberrypi</w:t>
+      </w:r>
       <w:r>
         <w:rPr>
           <w:rFonts w:ascii="Courier" w:hAnsi="Courier"/>
           <w:sz w:val="18"/>
         </w:rPr>
+        <w:t>5</w:t>
+      </w:r>
+      <w:r>
+        <w:rPr>
+          <w:rFonts w:ascii="Courier" w:hAnsi="Courier"/>
+          <w:sz w:val="18"/>
+        </w:rPr>
+        <w:t>:/# ls -la /lib/modules/</w:t>
+      </w:r>
+      <w:r>
+        <w:rPr>
+          <w:rFonts w:ascii="Courier" w:hAnsi="Courier"/>
+          <w:sz w:val="18"/>
+        </w:rPr>
+        <w:t>6</w:t>
+      </w:r>
+      <w:r>
+        <w:rPr>
+          <w:rFonts w:ascii="Courier" w:hAnsi="Courier"/>
+          <w:sz w:val="18"/>
+        </w:rPr>
+        <w:t>.</w:t>
+      </w:r>
+      <w:r>
+        <w:rPr>
+          <w:rFonts w:ascii="Courier" w:hAnsi="Courier"/>
+          <w:sz w:val="18"/>
+        </w:rPr>
+        <w:t>x</w:t>
+      </w:r>
+      <w:r>
+        <w:rPr>
+          <w:rFonts w:ascii="Courier" w:hAnsi="Courier"/>
+          <w:sz w:val="18"/>
+        </w:rPr>
+        <w:t>.</w:t>
+      </w:r>
+      <w:r>
+        <w:rPr>
+          <w:rFonts w:ascii="Courier" w:hAnsi="Courier"/>
+          <w:sz w:val="18"/>
+        </w:rPr>
+        <w:t>xx</w:t>
+      </w:r>
+      <w:r>
+        <w:rPr>
+          <w:rFonts w:ascii="Courier" w:hAnsi="Courier"/>
+          <w:sz w:val="18"/>
+        </w:rPr>
+        <w:t>/kernel/drivers/</w:t>
+      </w:r>
+      <w:r>
+        <w:rPr>
+          <w:rFonts w:ascii="Courier" w:hAnsi="Courier"/>
+          <w:sz w:val="18"/>
+        </w:rPr>
         <w:t>my_mod</w:t>
       </w:r>
-      <w:proofErr w:type="spellEnd"/>
     </w:p>
     <w:p>
       <w:pPr>
@@ -9361,69 +8679,12 @@
           <w:sz w:val="18"/>
         </w:rPr>
       </w:pPr>
-      <w:proofErr w:type="spellStart"/>
       <w:r>
         <w:rPr>
           <w:rFonts w:ascii="Courier" w:hAnsi="Courier"/>
           <w:sz w:val="18"/>
         </w:rPr>
-        <w:t>drwxr</w:t>
-      </w:r>
-      <w:proofErr w:type="spellEnd"/>
-      <w:r>
-        <w:rPr>
-          <w:rFonts w:ascii="Courier" w:hAnsi="Courier"/>
-          <w:sz w:val="18"/>
-        </w:rPr>
-        <w:t>-</w:t>
-      </w:r>
-      <w:proofErr w:type="spellStart"/>
-      <w:r>
-        <w:rPr>
-          <w:rFonts w:ascii="Courier" w:hAnsi="Courier"/>
-          <w:sz w:val="18"/>
-        </w:rPr>
-        <w:t>xr</w:t>
-      </w:r>
-      <w:proofErr w:type="spellEnd"/>
-      <w:r>
-        <w:rPr>
-          <w:rFonts w:ascii="Courier" w:hAnsi="Courier"/>
-          <w:sz w:val="18"/>
-        </w:rPr>
-        <w:t>-</w:t>
-      </w:r>
-      <w:proofErr w:type="gramStart"/>
-      <w:r>
-        <w:rPr>
-          <w:rFonts w:ascii="Courier" w:hAnsi="Courier"/>
-          <w:sz w:val="18"/>
-        </w:rPr>
-        <w:t>x  3</w:t>
-      </w:r>
-      <w:proofErr w:type="gramEnd"/>
-      <w:r>
-        <w:rPr>
-          <w:rFonts w:ascii="Courier" w:hAnsi="Courier"/>
-          <w:sz w:val="18"/>
-        </w:rPr>
-        <w:t xml:space="preserve"> root </w:t>
-      </w:r>
-      <w:proofErr w:type="spellStart"/>
-      <w:r>
-        <w:rPr>
-          <w:rFonts w:ascii="Courier" w:hAnsi="Courier"/>
-          <w:sz w:val="18"/>
-        </w:rPr>
-        <w:t>root</w:t>
-      </w:r>
-      <w:proofErr w:type="spellEnd"/>
-      <w:r>
-        <w:rPr>
-          <w:rFonts w:ascii="Courier" w:hAnsi="Courier"/>
-          <w:sz w:val="18"/>
-        </w:rPr>
-        <w:t xml:space="preserve"> 1024 May 15 08:47 .</w:t>
+        <w:t>drwxr-xr-x  3 root root 1024 May 15 08:47 .</w:t>
       </w:r>
     </w:p>
     <w:p>
@@ -9441,53 +8702,12 @@
           <w:sz w:val="18"/>
         </w:rPr>
       </w:pPr>
-      <w:proofErr w:type="spellStart"/>
       <w:r>
         <w:rPr>
           <w:rFonts w:ascii="Courier" w:hAnsi="Courier"/>
           <w:sz w:val="18"/>
         </w:rPr>
-        <w:t>drwxr</w:t>
-      </w:r>
-      <w:proofErr w:type="spellEnd"/>
-      <w:r>
-        <w:rPr>
-          <w:rFonts w:ascii="Courier" w:hAnsi="Courier"/>
-          <w:sz w:val="18"/>
-        </w:rPr>
-        <w:t>-</w:t>
-      </w:r>
-      <w:proofErr w:type="spellStart"/>
-      <w:r>
-        <w:rPr>
-          <w:rFonts w:ascii="Courier" w:hAnsi="Courier"/>
-          <w:sz w:val="18"/>
-        </w:rPr>
-        <w:t>xr</w:t>
-      </w:r>
-      <w:proofErr w:type="spellEnd"/>
-      <w:r>
-        <w:rPr>
-          <w:rFonts w:ascii="Courier" w:hAnsi="Courier"/>
-          <w:sz w:val="18"/>
-        </w:rPr>
-        <w:t xml:space="preserve">-x 16 root </w:t>
-      </w:r>
-      <w:proofErr w:type="spellStart"/>
-      <w:r>
-        <w:rPr>
-          <w:rFonts w:ascii="Courier" w:hAnsi="Courier"/>
-          <w:sz w:val="18"/>
-        </w:rPr>
-        <w:t>root</w:t>
-      </w:r>
-      <w:proofErr w:type="spellEnd"/>
-      <w:r>
-        <w:rPr>
-          <w:rFonts w:ascii="Courier" w:hAnsi="Courier"/>
-          <w:sz w:val="18"/>
-        </w:rPr>
-        <w:t xml:space="preserve"> 1024 May 10 12:09 ..</w:t>
+        <w:t>drwxr-xr-x 16 root root 1024 May 10 12:09 ..</w:t>
       </w:r>
     </w:p>
     <w:p>
@@ -9510,65 +8730,15 @@
           <w:rFonts w:ascii="Courier" w:hAnsi="Courier"/>
           <w:sz w:val="18"/>
         </w:rPr>
-        <w:t>-</w:t>
-      </w:r>
-      <w:proofErr w:type="spellStart"/>
+        <w:t>-rw-r--r--  1 root root 5384 May 11 08:05 hello.ko</w:t>
+      </w:r>
       <w:r>
         <w:rPr>
           <w:rFonts w:ascii="Courier" w:hAnsi="Courier"/>
           <w:sz w:val="18"/>
         </w:rPr>
-        <w:t>rw</w:t>
-      </w:r>
-      <w:proofErr w:type="spellEnd"/>
-      <w:r>
-        <w:rPr>
-          <w:rFonts w:ascii="Courier" w:hAnsi="Courier"/>
-          <w:sz w:val="18"/>
-        </w:rPr>
-        <w:t>-r--r</w:t>
-      </w:r>
-      <w:proofErr w:type="gramStart"/>
-      <w:r>
-        <w:rPr>
-          <w:rFonts w:ascii="Courier" w:hAnsi="Courier"/>
-          <w:sz w:val="18"/>
-        </w:rPr>
-        <w:t>--  1</w:t>
-      </w:r>
-      <w:proofErr w:type="gramEnd"/>
-      <w:r>
-        <w:rPr>
-          <w:rFonts w:ascii="Courier" w:hAnsi="Courier"/>
-          <w:sz w:val="18"/>
-        </w:rPr>
-        <w:t xml:space="preserve"> root </w:t>
-      </w:r>
-      <w:proofErr w:type="spellStart"/>
-      <w:r>
-        <w:rPr>
-          <w:rFonts w:ascii="Courier" w:hAnsi="Courier"/>
-          <w:sz w:val="18"/>
-        </w:rPr>
-        <w:t>root</w:t>
-      </w:r>
-      <w:proofErr w:type="spellEnd"/>
-      <w:r>
-        <w:rPr>
-          <w:rFonts w:ascii="Courier" w:hAnsi="Courier"/>
-          <w:sz w:val="18"/>
-        </w:rPr>
-        <w:t xml:space="preserve"> 5384 May 11 08:05 </w:t>
-      </w:r>
-      <w:proofErr w:type="spellStart"/>
-      <w:r>
-        <w:rPr>
-          <w:rFonts w:ascii="Courier" w:hAnsi="Courier"/>
-          <w:sz w:val="18"/>
-        </w:rPr>
-        <w:t>hello.ko</w:t>
-      </w:r>
-      <w:proofErr w:type="spellEnd"/>
+        <w:t>.xz</w:t>
+      </w:r>
     </w:p>
     <w:p>
       <w:pPr>
@@ -9590,33 +8760,144 @@
           <w:rFonts w:ascii="Courier" w:hAnsi="Courier"/>
           <w:sz w:val="18"/>
         </w:rPr>
-        <w:t>root@raspberrypi3:/#</w:t>
-      </w:r>
-    </w:p>
-    <w:p>
-      <w:r>
-        <w:t xml:space="preserve">The directory in the root file system contains </w:t>
-      </w:r>
-      <w:proofErr w:type="spellStart"/>
-      <w:proofErr w:type="gramStart"/>
+        <w:t>root@raspberrypi</w:t>
+      </w:r>
       <w:r>
         <w:rPr>
           <w:rFonts w:ascii="Courier" w:hAnsi="Courier"/>
+          <w:sz w:val="18"/>
+        </w:rPr>
+        <w:t>5</w:t>
+      </w:r>
+      <w:r>
+        <w:rPr>
+          <w:rFonts w:ascii="Courier" w:hAnsi="Courier"/>
+          <w:sz w:val="18"/>
+        </w:rPr>
+        <w:t>:/#</w:t>
+      </w:r>
+    </w:p>
+    <w:p>
+      <w:r>
+        <w:t xml:space="preserve">If you can’t find the directory containing the kernel module, change to the </w:t>
+      </w:r>
+      <w:r>
+        <w:rPr>
           <w:b/>
-          <w:i/>
-          <w:sz w:val="18"/>
+          <w:bCs/>
+        </w:rPr>
+        <w:t xml:space="preserve">drivers </w:t>
+      </w:r>
+      <w:r>
+        <w:t>directory and run the</w:t>
+      </w:r>
+      <w:r>
+        <w:t xml:space="preserve"> following </w:t>
+      </w:r>
+      <w:r>
+        <w:t xml:space="preserve"> command:</w:t>
+      </w:r>
+    </w:p>
+    <w:p>
+      <w:r>
+        <w:rPr>
+          <w:rFonts w:ascii="Courier" w:hAnsi="Courier"/>
+          <w:sz w:val="18"/>
+        </w:rPr>
+        <w:t>root@raspberrypi</w:t>
+      </w:r>
+      <w:r>
+        <w:rPr>
+          <w:rFonts w:ascii="Courier" w:hAnsi="Courier"/>
+          <w:sz w:val="18"/>
+        </w:rPr>
+        <w:t>5</w:t>
+      </w:r>
+      <w:r>
+        <w:rPr>
+          <w:rFonts w:ascii="Courier" w:hAnsi="Courier"/>
+          <w:sz w:val="18"/>
+        </w:rPr>
+        <w:t xml:space="preserve">:/# </w:t>
+      </w:r>
+      <w:r>
+        <w:rPr>
+          <w:rFonts w:ascii="Courier" w:hAnsi="Courier"/>
+          <w:sz w:val="18"/>
+        </w:rPr>
+        <w:t xml:space="preserve">find . -name </w:t>
+      </w:r>
+      <w:r>
+        <w:rPr>
+          <w:rFonts w:ascii="Courier" w:hAnsi="Courier"/>
+          <w:sz w:val="18"/>
+        </w:rPr>
+        <w:t>"</w:t>
+      </w:r>
+      <w:r>
+        <w:rPr>
+          <w:rFonts w:ascii="Courier" w:hAnsi="Courier"/>
+          <w:sz w:val="18"/>
+        </w:rPr>
+        <w:t>hello.ko.xz</w:t>
+      </w:r>
+      <w:r>
+        <w:rPr>
+          <w:rFonts w:ascii="Courier" w:hAnsi="Courier"/>
+          <w:sz w:val="18"/>
+        </w:rPr>
+        <w:t>"</w:t>
+      </w:r>
+    </w:p>
+    <w:p>
+      <w:r>
+        <w:t>Th</w:t>
+      </w:r>
+      <w:r>
+        <w:t>is</w:t>
+      </w:r>
+      <w:r>
+        <w:t xml:space="preserve"> directory in the root file system contains </w:t>
+      </w:r>
+      <w:r>
+        <w:rPr>
+          <w:b/>
+          <w:bCs/>
         </w:rPr>
         <w:t>hello.ko</w:t>
       </w:r>
-      <w:proofErr w:type="spellEnd"/>
-      <w:proofErr w:type="gramEnd"/>
-      <w:r>
-        <w:t>, which is the kernel object containing the binary code for the loadable kernel module.</w:t>
-      </w:r>
-    </w:p>
-    <w:p>
-      <w:r>
-        <w:t>You can now insert the module in the kernel as follows:</w:t>
+      <w:r>
+        <w:rPr>
+          <w:b/>
+          <w:bCs/>
+        </w:rPr>
+        <w:t>.xz</w:t>
+      </w:r>
+      <w:r>
+        <w:t xml:space="preserve">, which is the </w:t>
+      </w:r>
+      <w:r>
+        <w:t xml:space="preserve">compressed </w:t>
+      </w:r>
+      <w:r>
+        <w:t xml:space="preserve">kernel object </w:t>
+      </w:r>
+      <w:r>
+        <w:t>that includes</w:t>
+      </w:r>
+      <w:r>
+        <w:t xml:space="preserve"> the binary code for the loadable kernel module.</w:t>
+      </w:r>
+    </w:p>
+    <w:p>
+      <w:r>
+        <w:t>You can now insert the module in</w:t>
+      </w:r>
+      <w:r>
+        <w:t>to</w:t>
+      </w:r>
+      <w:r>
+        <w:t xml:space="preserve"> the kernel as follows:</w:t>
       </w:r>
     </w:p>
     <w:p>
@@ -9641,56 +8922,96 @@
           <w:sz w:val="18"/>
           <w:szCs w:val="18"/>
         </w:rPr>
-        <w:t xml:space="preserve">root@raspberrypi3:/# </w:t>
-      </w:r>
-      <w:proofErr w:type="spellStart"/>
+        <w:t>root@raspberrypi</w:t>
+      </w:r>
       <w:r>
         <w:rPr>
           <w:rFonts w:ascii="Courier" w:hAnsi="Courier"/>
           <w:sz w:val="18"/>
           <w:szCs w:val="18"/>
         </w:rPr>
-        <w:t>insmod</w:t>
-      </w:r>
-      <w:proofErr w:type="spellEnd"/>
+        <w:t>5</w:t>
+      </w:r>
       <w:r>
         <w:rPr>
           <w:rFonts w:ascii="Courier" w:hAnsi="Courier"/>
           <w:sz w:val="18"/>
           <w:szCs w:val="18"/>
         </w:rPr>
-        <w:t xml:space="preserve"> /lib/modules/4.1.21/kernel/drivers/</w:t>
-      </w:r>
-      <w:proofErr w:type="spellStart"/>
+        <w:t>:/# insmod /lib/modules/</w:t>
+      </w:r>
       <w:r>
         <w:rPr>
           <w:rFonts w:ascii="Courier" w:hAnsi="Courier"/>
           <w:sz w:val="18"/>
           <w:szCs w:val="18"/>
         </w:rPr>
+        <w:t>6</w:t>
+      </w:r>
+      <w:r>
+        <w:rPr>
+          <w:rFonts w:ascii="Courier" w:hAnsi="Courier"/>
+          <w:sz w:val="18"/>
+          <w:szCs w:val="18"/>
+        </w:rPr>
+        <w:t>.</w:t>
+      </w:r>
+      <w:r>
+        <w:rPr>
+          <w:rFonts w:ascii="Courier" w:hAnsi="Courier"/>
+          <w:sz w:val="18"/>
+          <w:szCs w:val="18"/>
+        </w:rPr>
+        <w:t>x</w:t>
+      </w:r>
+      <w:r>
+        <w:rPr>
+          <w:rFonts w:ascii="Courier" w:hAnsi="Courier"/>
+          <w:sz w:val="18"/>
+          <w:szCs w:val="18"/>
+        </w:rPr>
+        <w:t>.</w:t>
+      </w:r>
+      <w:r>
+        <w:rPr>
+          <w:rFonts w:ascii="Courier" w:hAnsi="Courier"/>
+          <w:sz w:val="18"/>
+          <w:szCs w:val="18"/>
+        </w:rPr>
+        <w:t>xx</w:t>
+      </w:r>
+      <w:r>
+        <w:rPr>
+          <w:rFonts w:ascii="Courier" w:hAnsi="Courier"/>
+          <w:sz w:val="18"/>
+          <w:szCs w:val="18"/>
+        </w:rPr>
+        <w:t>/kernel/drivers/</w:t>
+      </w:r>
+      <w:r>
+        <w:rPr>
+          <w:rFonts w:ascii="Courier" w:hAnsi="Courier"/>
+          <w:sz w:val="18"/>
+          <w:szCs w:val="18"/>
+        </w:rPr>
         <w:t>my_mod</w:t>
       </w:r>
-      <w:proofErr w:type="spellEnd"/>
       <w:r>
         <w:rPr>
           <w:rFonts w:ascii="Courier" w:hAnsi="Courier"/>
           <w:sz w:val="18"/>
           <w:szCs w:val="18"/>
         </w:rPr>
-        <w:t>/</w:t>
-      </w:r>
-      <w:proofErr w:type="spellStart"/>
-      <w:proofErr w:type="gramStart"/>
+        <w:t>/hello.ko</w:t>
+      </w:r>
       <w:r>
         <w:rPr>
           <w:rFonts w:ascii="Courier" w:hAnsi="Courier"/>
           <w:sz w:val="18"/>
           <w:szCs w:val="18"/>
         </w:rPr>
-        <w:t>hello.ko</w:t>
-      </w:r>
-      <w:proofErr w:type="spellEnd"/>
-      <w:proofErr w:type="gramEnd"/>
+        <w:t>.xz</w:t>
+      </w:r>
     </w:p>
     <w:p>
       <w:pPr>
@@ -9714,18 +9035,8 @@
           <w:sz w:val="18"/>
           <w:szCs w:val="18"/>
         </w:rPr>
-        <w:t xml:space="preserve">[ 363.669107] Loading </w:t>
-      </w:r>
-      <w:proofErr w:type="spellStart"/>
-      <w:r>
-        <w:rPr>
-          <w:rFonts w:ascii="Courier" w:hAnsi="Courier"/>
-          <w:sz w:val="18"/>
-          <w:szCs w:val="18"/>
-        </w:rPr>
-        <w:t>HelloWorld_module</w:t>
-      </w:r>
-      <w:proofErr w:type="spellEnd"/>
+        <w:t>[ 363.669107] Loading HelloWorld_module</w:t>
+      </w:r>
     </w:p>
     <w:p>
       <w:pPr>
@@ -9754,12 +9065,185 @@
     </w:p>
     <w:p>
       <w:r>
-        <w:t>The output messages indicate that the module has been loaded correctly, with major number 243 and minor number 0.</w:t>
-      </w:r>
-    </w:p>
-    <w:p>
-      <w:r>
-        <w:t>For removing the module, you can act as follows:</w:t>
+        <w:t xml:space="preserve">The output messages indicate that the module has been loaded correctly, with major number </w:t>
+      </w:r>
+      <w:r>
+        <w:rPr>
+          <w:b/>
+          <w:bCs/>
+        </w:rPr>
+        <w:t xml:space="preserve">243 </w:t>
+      </w:r>
+      <w:r>
+        <w:t xml:space="preserve">and minor number </w:t>
+      </w:r>
+      <w:r>
+        <w:rPr>
+          <w:b/>
+          <w:bCs/>
+        </w:rPr>
+        <w:t>0</w:t>
+      </w:r>
+      <w:r>
+        <w:t>.</w:t>
+      </w:r>
+    </w:p>
+    <w:p/>
+    <w:p>
+      <w:r>
+        <w:t xml:space="preserve">If this output is not immediately visible, you can view it </w:t>
+      </w:r>
+      <w:r>
+        <w:t>using</w:t>
+      </w:r>
+      <w:r>
+        <w:t xml:space="preserve"> the </w:t>
+      </w:r>
+      <w:r>
+        <w:rPr>
+          <w:rFonts w:ascii="Courier New" w:hAnsi="Courier New" w:cs="Courier New"/>
+          <w:b/>
+          <w:bCs/>
+        </w:rPr>
+        <w:t>dmesg</w:t>
+      </w:r>
+      <w:r>
+        <w:rPr>
+          <w:rFonts w:ascii="Courier New" w:hAnsi="Courier New" w:cs="Courier New"/>
+          <w:b/>
+          <w:bCs/>
+        </w:rPr>
+        <w:t xml:space="preserve"> </w:t>
+      </w:r>
+      <w:r>
+        <w:t xml:space="preserve">command, which </w:t>
+      </w:r>
+      <w:r>
+        <w:t>displays</w:t>
+      </w:r>
+      <w:r>
+        <w:t xml:space="preserve"> kernel log information.</w:t>
+      </w:r>
+    </w:p>
+    <w:p/>
+    <w:p>
+      <w:r>
+        <w:t xml:space="preserve">You can attach this module to a file with the </w:t>
+      </w:r>
+      <w:r>
+        <w:rPr>
+          <w:rFonts w:ascii="Courier New" w:hAnsi="Courier New" w:cs="Courier New"/>
+          <w:b/>
+          <w:bCs/>
+        </w:rPr>
+        <w:t>mknod</w:t>
+      </w:r>
+      <w:r>
+        <w:t xml:space="preserve"> </w:t>
+      </w:r>
+      <w:r>
+        <w:t>command:</w:t>
+      </w:r>
+    </w:p>
+    <w:p/>
+    <w:p>
+      <w:pPr>
+        <w:rPr>
+          <w:rFonts w:ascii="Courier New" w:hAnsi="Courier New" w:cs="Courier New"/>
+          <w:sz w:val="18"/>
+          <w:szCs w:val="18"/>
+        </w:rPr>
+      </w:pPr>
+      <w:r>
+        <w:rPr>
+          <w:rFonts w:ascii="Courier New" w:hAnsi="Courier New" w:cs="Courier New"/>
+          <w:sz w:val="18"/>
+          <w:szCs w:val="18"/>
+        </w:rPr>
+        <w:t>mknod /dev/hello c 243 0</w:t>
+      </w:r>
+    </w:p>
+    <w:p>
+      <w:r>
+        <w:t xml:space="preserve">and then read data from it with </w:t>
+      </w:r>
+      <w:r>
+        <w:rPr>
+          <w:rFonts w:ascii="Courier New" w:hAnsi="Courier New" w:cs="Courier New"/>
+          <w:b/>
+          <w:bCs/>
+        </w:rPr>
+        <w:t>cat</w:t>
+      </w:r>
+      <w:r>
+        <w:t xml:space="preserve">, </w:t>
+      </w:r>
+      <w:r>
+        <w:rPr>
+          <w:rFonts w:ascii="Courier New" w:hAnsi="Courier New" w:cs="Courier New"/>
+          <w:b/>
+          <w:bCs/>
+        </w:rPr>
+        <w:t>head</w:t>
+      </w:r>
+      <w:r>
+        <w:t xml:space="preserve">, or </w:t>
+      </w:r>
+      <w:r>
+        <w:rPr>
+          <w:rFonts w:ascii="Courier New" w:hAnsi="Courier New" w:cs="Courier New"/>
+          <w:b/>
+          <w:bCs/>
+        </w:rPr>
+        <w:t>dd</w:t>
+      </w:r>
+      <w:r>
+        <w:rPr>
+          <w:rFonts w:ascii="Courier New" w:hAnsi="Courier New" w:cs="Courier New"/>
+          <w:b/>
+          <w:bCs/>
+        </w:rPr>
+        <w:t>.</w:t>
+      </w:r>
+    </w:p>
+    <w:p/>
+    <w:p>
+      <w:r>
+        <w:t xml:space="preserve">Check the kernel logs again with </w:t>
+      </w:r>
+      <w:r>
+        <w:rPr>
+          <w:rFonts w:ascii="Courier New" w:hAnsi="Courier New" w:cs="Courier New"/>
+          <w:b/>
+          <w:bCs/>
+        </w:rPr>
+        <w:t>dmesg</w:t>
+      </w:r>
+      <w:r>
+        <w:t xml:space="preserve"> to see the read actions taking place.</w:t>
+      </w:r>
+    </w:p>
+    <w:p>
+      <w:r>
+        <w:t xml:space="preserve">Finally, to </w:t>
+      </w:r>
+      <w:r>
+        <w:t>remov</w:t>
+      </w:r>
+      <w:r>
+        <w:t>e</w:t>
+      </w:r>
+      <w:r>
+        <w:t xml:space="preserve"> the </w:t>
+      </w:r>
+      <w:r>
+        <w:t xml:space="preserve">kernel </w:t>
+      </w:r>
+      <w:r>
+        <w:t xml:space="preserve">module, </w:t>
+      </w:r>
+      <w:r>
+        <w:t>do the following:</w:t>
       </w:r>
     </w:p>
     <w:p>
@@ -9778,41 +9262,29 @@
           <w:szCs w:val="18"/>
         </w:rPr>
       </w:pPr>
-      <w:proofErr w:type="spellStart"/>
       <w:r>
         <w:rPr>
           <w:rFonts w:ascii="Courier" w:hAnsi="Courier"/>
           <w:sz w:val="18"/>
           <w:szCs w:val="18"/>
         </w:rPr>
-        <w:t>root@udooneo</w:t>
-      </w:r>
-      <w:proofErr w:type="spellEnd"/>
+        <w:t>root@</w:t>
+      </w:r>
       <w:r>
         <w:rPr>
           <w:rFonts w:ascii="Courier" w:hAnsi="Courier"/>
           <w:sz w:val="18"/>
           <w:szCs w:val="18"/>
         </w:rPr>
-        <w:t xml:space="preserve">:/# </w:t>
-      </w:r>
-      <w:proofErr w:type="spellStart"/>
+        <w:t>raspberrypi5</w:t>
+      </w:r>
       <w:r>
         <w:rPr>
           <w:rFonts w:ascii="Courier" w:hAnsi="Courier"/>
           <w:sz w:val="18"/>
           <w:szCs w:val="18"/>
         </w:rPr>
-        <w:t>rmmod</w:t>
-      </w:r>
-      <w:proofErr w:type="spellEnd"/>
-      <w:r>
-        <w:rPr>
-          <w:rFonts w:ascii="Courier" w:hAnsi="Courier"/>
-          <w:sz w:val="18"/>
-          <w:szCs w:val="18"/>
-        </w:rPr>
-        <w:t xml:space="preserve"> hello</w:t>
+        <w:t>:/# rmmod hello</w:t>
       </w:r>
     </w:p>
     <w:p>
@@ -9837,277 +9309,416 @@
           <w:sz w:val="18"/>
           <w:szCs w:val="18"/>
         </w:rPr>
-        <w:t xml:space="preserve">[ 475.900838] Cleaning-up </w:t>
-      </w:r>
-      <w:proofErr w:type="spellStart"/>
-      <w:r>
-        <w:rPr>
-          <w:rFonts w:ascii="Courier" w:hAnsi="Courier"/>
-          <w:sz w:val="18"/>
-          <w:szCs w:val="18"/>
-        </w:rPr>
-        <w:t>hello_dev</w:t>
-      </w:r>
-      <w:proofErr w:type="spellEnd"/>
-      <w:r>
-        <w:rPr>
-          <w:rFonts w:ascii="Courier" w:hAnsi="Courier"/>
-          <w:sz w:val="18"/>
-          <w:szCs w:val="18"/>
-        </w:rPr>
+        <w:t>[ 475.900838] Cleaning-up hello_dev.</w:t>
+      </w:r>
+    </w:p>
+    <w:p>
+      <w:r>
+        <w:t>The message indicates that the module cleanup function executed correctly.</w:t>
+      </w:r>
+    </w:p>
+    <w:p/>
+    <w:p>
+      <w:pPr>
+        <w:pStyle w:val="Heading1"/>
+        <w:rPr>
+          <w:lang w:val="en-GB"/>
+        </w:rPr>
+      </w:pPr>
+      <w:r>
+        <w:rPr>
+          <w:lang w:val="en-GB"/>
+        </w:rPr>
+        <w:t>post-lab practice</w:t>
+      </w:r>
+    </w:p>
+    <w:p>
+      <w:pPr>
+        <w:rPr>
+          <w:color w:val="000000"/>
+        </w:rPr>
+      </w:pPr>
+      <w:r>
+        <w:rPr>
+          <w:color w:val="000000" w:themeColor="text1"/>
+        </w:rPr>
+        <w:t xml:space="preserve">From this </w:t>
+      </w:r>
+      <w:r>
+        <w:rPr>
+          <w:color w:val="000000" w:themeColor="text1"/>
+        </w:rPr>
+        <w:t>l</w:t>
+      </w:r>
+      <w:r>
+        <w:rPr>
+          <w:color w:val="000000" w:themeColor="text1"/>
+        </w:rPr>
+        <w:t xml:space="preserve">ab session </w:t>
+      </w:r>
+      <w:r>
+        <w:rPr>
+          <w:color w:val="000000" w:themeColor="text1"/>
+        </w:rPr>
+        <w:t>onward</w:t>
+      </w:r>
+      <w:r>
+        <w:rPr>
+          <w:color w:val="000000" w:themeColor="text1"/>
+        </w:rPr>
+        <w:t xml:space="preserve">, we </w:t>
+      </w:r>
+      <w:r>
+        <w:rPr>
+          <w:color w:val="000000" w:themeColor="text1"/>
+        </w:rPr>
+        <w:t>wi</w:t>
+      </w:r>
+      <w:r>
+        <w:rPr>
+          <w:color w:val="000000" w:themeColor="text1"/>
+        </w:rPr>
+        <w:t xml:space="preserve">ll implement a bigger challenge using the Raspberry Pi </w:t>
+      </w:r>
+      <w:r>
+        <w:rPr>
+          <w:color w:val="000000" w:themeColor="text1"/>
+        </w:rPr>
+        <w:t>5</w:t>
+      </w:r>
+      <w:r>
+        <w:rPr>
+          <w:color w:val="000000" w:themeColor="text1"/>
+        </w:rPr>
+        <w:t xml:space="preserve"> board to </w:t>
+      </w:r>
+      <w:r>
+        <w:rPr>
+          <w:color w:val="000000" w:themeColor="text1"/>
+        </w:rPr>
+        <w:t>accomplish</w:t>
+      </w:r>
+      <w:r>
+        <w:rPr>
+          <w:color w:val="000000" w:themeColor="text1"/>
+        </w:rPr>
+        <w:t xml:space="preserve"> </w:t>
+      </w:r>
+      <w:r>
+        <w:rPr>
+          <w:color w:val="000000" w:themeColor="text1"/>
+        </w:rPr>
+        <w:t>a practical task</w:t>
+      </w:r>
+      <w:r>
+        <w:rPr>
+          <w:color w:val="000000" w:themeColor="text1"/>
+        </w:rPr>
+        <w:t xml:space="preserve">. The overall workload is evenly distributed </w:t>
+      </w:r>
+      <w:r>
+        <w:rPr>
+          <w:color w:val="000000" w:themeColor="text1"/>
+        </w:rPr>
+        <w:t>across</w:t>
+      </w:r>
+      <w:r>
+        <w:rPr>
+          <w:color w:val="000000" w:themeColor="text1"/>
+        </w:rPr>
+        <w:t xml:space="preserve"> each </w:t>
+      </w:r>
+      <w:r>
+        <w:rPr>
+          <w:color w:val="000000" w:themeColor="text1"/>
+        </w:rPr>
+        <w:t>l</w:t>
+      </w:r>
+      <w:r>
+        <w:rPr>
+          <w:color w:val="000000" w:themeColor="text1"/>
+        </w:rPr>
+        <w:t xml:space="preserve">ab </w:t>
+      </w:r>
+      <w:r>
+        <w:rPr>
+          <w:color w:val="000000" w:themeColor="text1"/>
+        </w:rPr>
+        <w:t>session</w:t>
+      </w:r>
+      <w:r>
+        <w:rPr>
+          <w:color w:val="000000" w:themeColor="text1"/>
+        </w:rPr>
+        <w:t>,</w:t>
+      </w:r>
+      <w:r>
+        <w:rPr>
+          <w:color w:val="000000" w:themeColor="text1"/>
+        </w:rPr>
+        <w:t xml:space="preserve"> and</w:t>
+      </w:r>
+      <w:r>
+        <w:rPr>
+          <w:color w:val="000000" w:themeColor="text1"/>
+        </w:rPr>
+        <w:t xml:space="preserve"> failing to complete this session will affect the next two sessions. </w:t>
+      </w:r>
+      <w:r>
+        <w:rPr>
+          <w:color w:val="000000" w:themeColor="text1"/>
+        </w:rPr>
+        <w:t>In</w:t>
+      </w:r>
+      <w:r>
+        <w:rPr>
+          <w:color w:val="000000" w:themeColor="text1"/>
+        </w:rPr>
+        <w:t xml:space="preserve"> this session, we </w:t>
+      </w:r>
+      <w:r>
+        <w:rPr>
+          <w:color w:val="000000" w:themeColor="text1"/>
+        </w:rPr>
+        <w:t>wi</w:t>
+      </w:r>
+      <w:r>
+        <w:rPr>
+          <w:color w:val="000000" w:themeColor="text1"/>
+        </w:rPr>
+        <w:t xml:space="preserve">ll </w:t>
+      </w:r>
+      <w:r>
+        <w:rPr>
+          <w:color w:val="000000" w:themeColor="text1"/>
+        </w:rPr>
+        <w:t xml:space="preserve">continue </w:t>
+      </w:r>
+      <w:r>
+        <w:rPr>
+          <w:color w:val="000000" w:themeColor="text1"/>
+        </w:rPr>
+        <w:t xml:space="preserve">to </w:t>
+      </w:r>
+      <w:r>
+        <w:rPr>
+          <w:color w:val="000000" w:themeColor="text1"/>
+        </w:rPr>
+        <w:t xml:space="preserve">practice </w:t>
+      </w:r>
+      <w:r>
+        <w:rPr>
+          <w:color w:val="000000" w:themeColor="text1"/>
+        </w:rPr>
+        <w:t>with</w:t>
+      </w:r>
+      <w:r>
+        <w:rPr>
+          <w:color w:val="000000" w:themeColor="text1"/>
+        </w:rPr>
+        <w:t xml:space="preserve"> kernel modules and BitBake usage.</w:t>
+      </w:r>
+    </w:p>
+    <w:p>
+      <w:pPr>
+        <w:rPr>
+          <w:color w:val="000000"/>
+        </w:rPr>
+      </w:pPr>
+      <w:r>
+        <w:rPr>
+          <w:color w:val="000000" w:themeColor="text1"/>
+        </w:rPr>
+        <w:t xml:space="preserve">Configure the corresponding files to autoload the </w:t>
+      </w:r>
+      <w:r>
+        <w:rPr>
+          <w:color w:val="000000" w:themeColor="text1"/>
+        </w:rPr>
+        <w:t>“</w:t>
+      </w:r>
+      <w:r>
+        <w:rPr>
+          <w:b/>
+          <w:bCs/>
+          <w:color w:val="000000" w:themeColor="text1"/>
+        </w:rPr>
+        <w:t>hello</w:t>
+      </w:r>
+      <w:r>
+        <w:rPr>
+          <w:color w:val="000000" w:themeColor="text1"/>
+        </w:rPr>
+        <w:t>”</w:t>
+      </w:r>
+      <w:r>
+        <w:rPr>
+          <w:color w:val="000000" w:themeColor="text1"/>
+        </w:rPr>
+        <w:t xml:space="preserve"> kernel module.</w:t>
+      </w:r>
+    </w:p>
+    <w:p>
+      <w:r>
+        <w:t>Assum</w:t>
+      </w:r>
+      <w:r>
+        <w:t>ing</w:t>
+      </w:r>
+      <w:r>
+        <w:t xml:space="preserve"> you have completed </w:t>
+      </w:r>
+      <w:r>
+        <w:t>the lab</w:t>
+      </w:r>
+      <w:r>
+        <w:t xml:space="preserve"> exercise above,</w:t>
+      </w:r>
+      <w:r>
+        <w:t xml:space="preserve"> </w:t>
+      </w:r>
+      <w:r>
+        <w:t>remove</w:t>
+      </w:r>
+      <w:r>
+        <w:t xml:space="preserve"> the SD card from the Raspberry Pi </w:t>
+      </w:r>
+      <w:r>
+        <w:t>5</w:t>
+      </w:r>
+      <w:r>
+        <w:t xml:space="preserve"> board, </w:t>
+      </w:r>
+      <w:r>
+        <w:t>insert</w:t>
+      </w:r>
+      <w:r>
+        <w:t xml:space="preserve"> it into the SD card reader, and </w:t>
+      </w:r>
+      <w:r>
+        <w:t>re-</w:t>
+      </w:r>
+      <w:r>
+        <w:t xml:space="preserve">connect it to your host </w:t>
+      </w:r>
+      <w:r>
+        <w:t>PC</w:t>
+      </w:r>
+      <w:r>
         <w:t>.</w:t>
       </w:r>
     </w:p>
     <w:p>
       <w:r>
-        <w:t>The message indicates that the module cleanup function has been executed correctly.</w:t>
-      </w:r>
-    </w:p>
-    <w:p/>
-    <w:p>
-      <w:pPr>
-        <w:pStyle w:val="Heading1"/>
-        <w:rPr>
-          <w:lang w:val="en-GB"/>
-        </w:rPr>
-      </w:pPr>
-      <w:r>
-        <w:rPr>
-          <w:lang w:val="en-GB"/>
-        </w:rPr>
-        <w:lastRenderedPageBreak/>
-        <w:t>post-lab practice</w:t>
-      </w:r>
-    </w:p>
-    <w:p>
-      <w:pPr>
-        <w:rPr>
-          <w:color w:val="000000"/>
-        </w:rPr>
-      </w:pPr>
-      <w:r>
-        <w:rPr>
-          <w:color w:val="000000"/>
-        </w:rPr>
-        <w:t xml:space="preserve">From this </w:t>
-      </w:r>
-      <w:r>
-        <w:rPr>
-          <w:color w:val="000000"/>
-        </w:rPr>
-        <w:t>L</w:t>
-      </w:r>
-      <w:r>
-        <w:rPr>
-          <w:color w:val="000000"/>
-        </w:rPr>
-        <w:t xml:space="preserve">ab session </w:t>
-      </w:r>
-      <w:r>
-        <w:rPr>
-          <w:color w:val="000000"/>
-        </w:rPr>
-        <w:t>and onward</w:t>
-      </w:r>
-      <w:r>
-        <w:rPr>
-          <w:color w:val="000000"/>
-        </w:rPr>
-        <w:t xml:space="preserve">, we shall implement a bigger challenge using the Raspberry Pi 3 board to do something useful. The overall workload is evenly distributed in each Lab </w:t>
-      </w:r>
-      <w:r>
-        <w:rPr>
-          <w:color w:val="000000"/>
-        </w:rPr>
-        <w:t>session and</w:t>
-      </w:r>
-      <w:r>
-        <w:rPr>
-          <w:color w:val="000000"/>
-        </w:rPr>
-        <w:t xml:space="preserve"> failing to complete this session will affect the next two sessions. For this session, we shall mainly practice on kernel modules and </w:t>
-      </w:r>
-      <w:proofErr w:type="spellStart"/>
-      <w:r>
-        <w:rPr>
-          <w:color w:val="000000"/>
-        </w:rPr>
-        <w:t>BitBake</w:t>
-      </w:r>
-      <w:proofErr w:type="spellEnd"/>
-      <w:r>
-        <w:rPr>
-          <w:color w:val="000000"/>
-        </w:rPr>
-        <w:t xml:space="preserve"> usage.</w:t>
-      </w:r>
-    </w:p>
-    <w:p>
-      <w:pPr>
-        <w:rPr>
-          <w:b/>
-          <w:color w:val="000000"/>
-        </w:rPr>
-      </w:pPr>
-      <w:r>
-        <w:rPr>
-          <w:b/>
-          <w:color w:val="000000"/>
-        </w:rPr>
-        <w:t xml:space="preserve">Q: Configure the corresponding files to autoload the </w:t>
-      </w:r>
-      <w:r>
-        <w:rPr>
-          <w:b/>
-          <w:color w:val="000000"/>
-        </w:rPr>
-        <w:t>“</w:t>
-      </w:r>
-      <w:r>
-        <w:rPr>
-          <w:b/>
-          <w:color w:val="000000"/>
-        </w:rPr>
-        <w:t>hello</w:t>
-      </w:r>
-      <w:r>
-        <w:rPr>
-          <w:b/>
-          <w:color w:val="000000"/>
-        </w:rPr>
-        <w:t>”</w:t>
-      </w:r>
-      <w:r>
-        <w:rPr>
-          <w:b/>
-          <w:color w:val="000000"/>
-        </w:rPr>
-        <w:t xml:space="preserve"> kernel module.</w:t>
-      </w:r>
-    </w:p>
-    <w:p>
-      <w:pPr>
-        <w:rPr>
-          <w:b/>
-          <w:color w:val="000000"/>
-        </w:rPr>
-      </w:pPr>
-      <w:r>
-        <w:rPr>
-          <w:b/>
-          <w:color w:val="000000"/>
-        </w:rPr>
-        <w:t xml:space="preserve">(Hint: Amend the </w:t>
-      </w:r>
-      <w:r>
-        <w:rPr>
-          <w:b/>
-          <w:color w:val="000000"/>
-        </w:rPr>
-        <w:t>raspberrypi3</w:t>
-      </w:r>
-      <w:r>
-        <w:rPr>
-          <w:b/>
-          <w:color w:val="000000"/>
-        </w:rPr>
-        <w:t>.conf file)</w:t>
-      </w:r>
-    </w:p>
-    <w:p>
-      <w:r>
-        <w:t>A: Assum</w:t>
-      </w:r>
-      <w:r>
-        <w:t>ing</w:t>
-      </w:r>
-      <w:r>
-        <w:t xml:space="preserve"> you have completed </w:t>
-      </w:r>
-      <w:r>
-        <w:t>the lab</w:t>
-      </w:r>
-      <w:r>
-        <w:t xml:space="preserve">; take out the SD card from the Raspberry Pi 3 board, plug it into the SD card reader, and connect it to your host </w:t>
-      </w:r>
-      <w:r>
-        <w:t>PC</w:t>
-      </w:r>
-      <w:r>
-        <w:t>.</w:t>
-      </w:r>
-    </w:p>
-    <w:p>
-      <w:r>
-        <w:t xml:space="preserve">The most crucial step is to amend the file </w:t>
+        <w:t xml:space="preserve">The </w:t>
+      </w:r>
+      <w:r>
+        <w:t>required</w:t>
+      </w:r>
+      <w:r>
+        <w:t xml:space="preserve"> step </w:t>
+      </w:r>
+      <w:r>
+        <w:t xml:space="preserve">for autoloading a module </w:t>
+      </w:r>
+      <w:r>
+        <w:t xml:space="preserve">is to </w:t>
+      </w:r>
+      <w:r>
+        <w:t xml:space="preserve">modify </w:t>
+      </w:r>
+      <w:r>
+        <w:t xml:space="preserve">the </w:t>
       </w:r>
       <w:r>
         <w:rPr>
           <w:rFonts w:ascii="Courier New" w:hAnsi="Courier New" w:cs="Courier New"/>
           <w:b/>
-          <w:i/>
-          <w:sz w:val="18"/>
-          <w:szCs w:val="18"/>
-        </w:rPr>
-        <w:t>raspberrypi3</w:t>
+          <w:bCs/>
+        </w:rPr>
+        <w:t>local</w:t>
       </w:r>
       <w:r>
         <w:rPr>
           <w:rFonts w:ascii="Courier New" w:hAnsi="Courier New" w:cs="Courier New"/>
           <w:b/>
-          <w:i/>
-          <w:sz w:val="18"/>
-          <w:szCs w:val="18"/>
+          <w:bCs/>
         </w:rPr>
         <w:t>.conf</w:t>
       </w:r>
       <w:r>
-        <w:t xml:space="preserve"> under the </w:t>
+        <w:t xml:space="preserve"> </w:t>
+      </w:r>
+      <w:r>
+        <w:t>file located in</w:t>
+      </w:r>
+      <w:r>
+        <w:t xml:space="preserve"> the </w:t>
       </w:r>
       <w:r>
         <w:rPr>
           <w:rFonts w:ascii="Courier New" w:hAnsi="Courier New" w:cs="Courier New"/>
           <w:b/>
-          <w:i/>
-          <w:sz w:val="18"/>
-          <w:szCs w:val="18"/>
-        </w:rPr>
-        <w:t>raspberryPi3</w:t>
+          <w:bCs/>
+        </w:rPr>
+        <w:t>raspberry</w:t>
       </w:r>
       <w:r>
         <w:rPr>
           <w:rFonts w:ascii="Courier New" w:hAnsi="Courier New" w:cs="Courier New"/>
           <w:b/>
-          <w:i/>
-          <w:sz w:val="18"/>
-          <w:szCs w:val="18"/>
-        </w:rPr>
-        <w:t>/sources/meta-</w:t>
-      </w:r>
-      <w:proofErr w:type="spellStart"/>
+          <w:bCs/>
+        </w:rPr>
+        <w:t>p</w:t>
+      </w:r>
       <w:r>
         <w:rPr>
           <w:rFonts w:ascii="Courier New" w:hAnsi="Courier New" w:cs="Courier New"/>
           <w:b/>
-          <w:i/>
-          <w:sz w:val="18"/>
-          <w:szCs w:val="18"/>
-        </w:rPr>
-        <w:t>raspberrypi</w:t>
-      </w:r>
-      <w:proofErr w:type="spellEnd"/>
+          <w:bCs/>
+        </w:rPr>
+        <w:t>i</w:t>
+      </w:r>
       <w:r>
         <w:rPr>
           <w:rFonts w:ascii="Courier New" w:hAnsi="Courier New" w:cs="Courier New"/>
           <w:b/>
-          <w:i/>
-          <w:sz w:val="18"/>
-          <w:szCs w:val="18"/>
-        </w:rPr>
-        <w:t>/conf/machine</w:t>
-      </w:r>
-      <w:r>
-        <w:t xml:space="preserve"> directory. Open it and add: </w:t>
+          <w:bCs/>
+        </w:rPr>
+        <w:t>5</w:t>
+      </w:r>
+      <w:r>
+        <w:rPr>
+          <w:rFonts w:ascii="Courier New" w:hAnsi="Courier New" w:cs="Courier New"/>
+          <w:b/>
+          <w:bCs/>
+        </w:rPr>
+        <w:t>/</w:t>
+      </w:r>
+      <w:r>
+        <w:rPr>
+          <w:rFonts w:ascii="Courier New" w:hAnsi="Courier New" w:cs="Courier New"/>
+          <w:b/>
+          <w:bCs/>
+        </w:rPr>
+        <w:t>rpi-build</w:t>
+      </w:r>
+      <w:r>
+        <w:rPr>
+          <w:rFonts w:ascii="Courier New" w:hAnsi="Courier New" w:cs="Courier New"/>
+          <w:b/>
+          <w:bCs/>
+        </w:rPr>
+        <w:t>/conf/</w:t>
+      </w:r>
+      <w:r>
+        <w:t xml:space="preserve"> directory. Open it and add</w:t>
+      </w:r>
+      <w:r>
+        <w:t xml:space="preserve"> a new line at the end of the file</w:t>
+      </w:r>
+      <w:r>
+        <w:t xml:space="preserve">: </w:t>
       </w:r>
     </w:p>
     <w:p>
@@ -10132,25 +9743,23 @@
           <w:color w:val="262626"/>
           <w:sz w:val="18"/>
         </w:rPr>
-        <w:t>KERNEL_MODULE_AUTOLOAD += "</w:t>
-      </w:r>
-      <w:proofErr w:type="spellStart"/>
+        <w:t>KERNEL_MODULE_AUTOLOAD</w:t>
+      </w:r>
       <w:r>
         <w:rPr>
           <w:rFonts w:ascii="Courier" w:hAnsi="Courier" w:cs="Courier"/>
           <w:color w:val="262626"/>
           <w:sz w:val="18"/>
         </w:rPr>
-        <w:t>g_serial</w:t>
-      </w:r>
-      <w:proofErr w:type="spellEnd"/>
+        <w:t>:append</w:t>
+      </w:r>
       <w:r>
         <w:rPr>
           <w:rFonts w:ascii="Courier" w:hAnsi="Courier" w:cs="Courier"/>
           <w:color w:val="262626"/>
           <w:sz w:val="18"/>
         </w:rPr>
-        <w:t xml:space="preserve"> </w:t>
+        <w:t xml:space="preserve"> = " </w:t>
       </w:r>
       <w:r>
         <w:rPr>
@@ -10184,21 +9793,43 @@
       <w:r>
         <w:rPr>
           <w:rFonts w:ascii="Courier New" w:hAnsi="Courier New" w:cs="Courier New"/>
+        </w:rPr>
+        <w:t>hello</w:t>
+      </w:r>
+      <w:r>
+        <w:rPr>
+          <w:rFonts w:ascii="Courier New" w:hAnsi="Courier New" w:cs="Courier New"/>
           <w:sz w:val="18"/>
           <w:szCs w:val="18"/>
         </w:rPr>
-        <w:t>hello</w:t>
-      </w:r>
-      <w:r>
-        <w:rPr>
-          <w:rFonts w:ascii="Courier New" w:hAnsi="Courier New" w:cs="Courier New"/>
-          <w:sz w:val="18"/>
-          <w:szCs w:val="18"/>
-        </w:rPr>
         <w:t>”</w:t>
       </w:r>
       <w:r>
-        <w:t xml:space="preserve"> stands for the name of the kernel module to be autoloaded. In case you want to autoload multiple modules, simply include them with a single space in between.</w:t>
+        <w:t xml:space="preserve"> </w:t>
+      </w:r>
+      <w:r>
+        <w:t>refers to</w:t>
+      </w:r>
+      <w:r>
+        <w:t xml:space="preserve"> the name of the kernel module to be autoloaded. I</w:t>
+      </w:r>
+      <w:r>
+        <w:t xml:space="preserve">f </w:t>
+      </w:r>
+      <w:r>
+        <w:t xml:space="preserve">you want to autoload multiple modules, simply </w:t>
+      </w:r>
+      <w:r>
+        <w:t>list</w:t>
+      </w:r>
+      <w:r>
+        <w:t xml:space="preserve"> them with a single space between</w:t>
+      </w:r>
+      <w:r>
+        <w:t xml:space="preserve"> each</w:t>
+      </w:r>
+      <w:r>
+        <w:t>.</w:t>
       </w:r>
     </w:p>
     <w:p>
@@ -10215,36 +9846,70 @@
         <w:t>it</w:t>
       </w:r>
       <w:r>
-        <w:t xml:space="preserve">ch to the directory </w:t>
+        <w:t xml:space="preserve">ch to the </w:t>
       </w:r>
       <w:r>
         <w:t>“</w:t>
+      </w:r>
+      <w:r>
+        <w:t>~/</w:t>
       </w:r>
       <w:r>
         <w:rPr>
           <w:rFonts w:ascii="Courier" w:hAnsi="Courier" w:cs="Courier"/>
           <w:b/>
-          <w:i/>
-          <w:color w:val="262626"/>
-          <w:sz w:val="18"/>
-        </w:rPr>
-        <w:t>raspberryPi3</w:t>
+          <w:bCs/>
+          <w:color w:val="262626" w:themeColor="text1" w:themeTint="D9"/>
+        </w:rPr>
+        <w:t>raspberry</w:t>
       </w:r>
       <w:r>
         <w:rPr>
           <w:rFonts w:ascii="Courier" w:hAnsi="Courier" w:cs="Courier"/>
-          <w:color w:val="262626"/>
-          <w:sz w:val="18"/>
+          <w:b/>
+          <w:bCs/>
+          <w:color w:val="262626" w:themeColor="text1" w:themeTint="D9"/>
+        </w:rPr>
+        <w:t>p</w:t>
+      </w:r>
+      <w:r>
+        <w:rPr>
+          <w:rFonts w:ascii="Courier" w:hAnsi="Courier" w:cs="Courier"/>
+          <w:b/>
+          <w:bCs/>
+          <w:color w:val="262626" w:themeColor="text1" w:themeTint="D9"/>
+        </w:rPr>
+        <w:t>i</w:t>
+      </w:r>
+      <w:r>
+        <w:rPr>
+          <w:rFonts w:ascii="Courier" w:hAnsi="Courier" w:cs="Courier"/>
+          <w:b/>
+          <w:bCs/>
+          <w:color w:val="262626" w:themeColor="text1" w:themeTint="D9"/>
+        </w:rPr>
+        <w:t>5</w:t>
+      </w:r>
+      <w:r>
+        <w:rPr>
+          <w:rFonts w:ascii="Courier" w:hAnsi="Courier" w:cs="Courier"/>
+          <w:color w:val="262626" w:themeColor="text1" w:themeTint="D9"/>
+          <w:sz w:val="18"/>
+          <w:szCs w:val="18"/>
         </w:rPr>
         <w:t>”</w:t>
       </w:r>
       <w:r>
         <w:rPr>
           <w:rFonts w:ascii="Courier" w:hAnsi="Courier" w:cs="Courier"/>
-          <w:color w:val="262626"/>
-          <w:sz w:val="18"/>
+          <w:color w:val="262626" w:themeColor="text1" w:themeTint="D9"/>
+          <w:sz w:val="18"/>
+          <w:szCs w:val="18"/>
         </w:rPr>
         <w:t xml:space="preserve"> </w:t>
+      </w:r>
+      <w:r>
+        <w:t xml:space="preserve">directory </w:t>
       </w:r>
       <w:r>
         <w:t>and setup the build environment using the following command:</w:t>
@@ -10272,61 +9937,7 @@
           <w:color w:val="262626"/>
           <w:sz w:val="18"/>
         </w:rPr>
-        <w:t>MACHINE=raspberrypi3 source sources/poky/</w:t>
-      </w:r>
-      <w:proofErr w:type="spellStart"/>
-      <w:r>
-        <w:rPr>
-          <w:rFonts w:ascii="Courier" w:hAnsi="Courier" w:cs="Courier"/>
-          <w:color w:val="262626"/>
-          <w:sz w:val="18"/>
-        </w:rPr>
-        <w:t>oe</w:t>
-      </w:r>
-      <w:proofErr w:type="spellEnd"/>
-      <w:r>
-        <w:rPr>
-          <w:rFonts w:ascii="Courier" w:hAnsi="Courier" w:cs="Courier"/>
-          <w:color w:val="262626"/>
-          <w:sz w:val="18"/>
-        </w:rPr>
-        <w:t>-</w:t>
-      </w:r>
-      <w:proofErr w:type="spellStart"/>
-      <w:r>
-        <w:rPr>
-          <w:rFonts w:ascii="Courier" w:hAnsi="Courier" w:cs="Courier"/>
-          <w:color w:val="262626"/>
-          <w:sz w:val="18"/>
-        </w:rPr>
-        <w:t>init</w:t>
-      </w:r>
-      <w:proofErr w:type="spellEnd"/>
-      <w:r>
-        <w:rPr>
-          <w:rFonts w:ascii="Courier" w:hAnsi="Courier" w:cs="Courier"/>
-          <w:color w:val="262626"/>
-          <w:sz w:val="18"/>
-        </w:rPr>
-        <w:t xml:space="preserve">-build-env </w:t>
-      </w:r>
-      <w:proofErr w:type="spellStart"/>
-      <w:r>
-        <w:rPr>
-          <w:rFonts w:ascii="Courier" w:hAnsi="Courier" w:cs="Courier"/>
-          <w:color w:val="262626"/>
-          <w:sz w:val="18"/>
-        </w:rPr>
-        <w:t>rpi</w:t>
-      </w:r>
-      <w:proofErr w:type="spellEnd"/>
-      <w:r>
-        <w:rPr>
-          <w:rFonts w:ascii="Courier" w:hAnsi="Courier" w:cs="Courier"/>
-          <w:color w:val="262626"/>
-          <w:sz w:val="18"/>
-        </w:rPr>
-        <w:t>-build</w:t>
+        <w:t>source sources/poky/oe-init-build-env rpi-build</w:t>
       </w:r>
     </w:p>
     <w:p>
@@ -10336,7 +9947,8 @@
       <w:r>
         <w:rPr>
           <w:rFonts w:ascii="Courier" w:hAnsi="Courier"/>
-          <w:sz w:val="18"/>
+          <w:b/>
+          <w:bCs/>
         </w:rPr>
         <w:t>build</w:t>
       </w:r>
@@ -10365,37 +9977,33 @@
           <w:sz w:val="18"/>
         </w:rPr>
       </w:pPr>
-      <w:proofErr w:type="spellStart"/>
       <w:r>
         <w:rPr>
           <w:rFonts w:ascii="Courier" w:hAnsi="Courier"/>
           <w:sz w:val="18"/>
         </w:rPr>
-        <w:t>bitbake</w:t>
-      </w:r>
-      <w:proofErr w:type="spellEnd"/>
+        <w:t xml:space="preserve">bitbake -c clean </w:t>
+      </w:r>
       <w:r>
         <w:rPr>
           <w:rFonts w:ascii="Courier" w:hAnsi="Courier"/>
           <w:sz w:val="18"/>
         </w:rPr>
-        <w:t xml:space="preserve"> -c clean </w:t>
-      </w:r>
-      <w:proofErr w:type="spellStart"/>
+        <w:t>rpi-</w:t>
+      </w:r>
       <w:r>
         <w:rPr>
           <w:rFonts w:ascii="Courier" w:hAnsi="Courier"/>
           <w:sz w:val="18"/>
         </w:rPr>
-        <w:t>rpi</w:t>
-      </w:r>
-      <w:proofErr w:type="spellEnd"/>
+        <w:t>test</w:t>
+      </w:r>
       <w:r>
         <w:rPr>
           <w:rFonts w:ascii="Courier" w:hAnsi="Courier"/>
           <w:sz w:val="18"/>
         </w:rPr>
-        <w:t>-basic-image</w:t>
+        <w:t>-image</w:t>
       </w:r>
     </w:p>
     <w:p>
@@ -10413,37 +10021,33 @@
           <w:sz w:val="18"/>
         </w:rPr>
       </w:pPr>
-      <w:proofErr w:type="spellStart"/>
       <w:r>
         <w:rPr>
           <w:rFonts w:ascii="Courier" w:hAnsi="Courier"/>
           <w:sz w:val="18"/>
         </w:rPr>
-        <w:t>bitbake</w:t>
-      </w:r>
-      <w:proofErr w:type="spellEnd"/>
+        <w:t xml:space="preserve">bitbake </w:t>
+      </w:r>
       <w:r>
         <w:rPr>
           <w:rFonts w:ascii="Courier" w:hAnsi="Courier"/>
           <w:sz w:val="18"/>
         </w:rPr>
-        <w:t xml:space="preserve"> </w:t>
-      </w:r>
-      <w:proofErr w:type="spellStart"/>
+        <w:t>rpi-</w:t>
+      </w:r>
       <w:r>
         <w:rPr>
           <w:rFonts w:ascii="Courier" w:hAnsi="Courier"/>
           <w:sz w:val="18"/>
         </w:rPr>
-        <w:t>rpi</w:t>
-      </w:r>
-      <w:proofErr w:type="spellEnd"/>
+        <w:t>test</w:t>
+      </w:r>
       <w:r>
         <w:rPr>
           <w:rFonts w:ascii="Courier" w:hAnsi="Courier"/>
           <w:sz w:val="18"/>
         </w:rPr>
-        <w:t>-basic-image</w:t>
+        <w:t>-image</w:t>
       </w:r>
     </w:p>
     <w:p>
@@ -10462,46 +10066,209 @@
           <w:sz w:val="18"/>
         </w:rPr>
       </w:pPr>
-      <w:proofErr w:type="spellStart"/>
       <w:r>
         <w:rPr>
           <w:rFonts w:asciiTheme="minorHAnsi" w:hAnsiTheme="minorHAnsi" w:cstheme="minorHAnsi"/>
           <w:sz w:val="18"/>
         </w:rPr>
-        <w:t>sudo</w:t>
-      </w:r>
-      <w:proofErr w:type="spellEnd"/>
+        <w:t>sudo dd bs=1M if=/home/user/raspberry</w:t>
+      </w:r>
       <w:r>
         <w:rPr>
           <w:rFonts w:asciiTheme="minorHAnsi" w:hAnsiTheme="minorHAnsi" w:cstheme="minorHAnsi"/>
           <w:sz w:val="18"/>
         </w:rPr>
-        <w:t xml:space="preserve"> dd bs=1M if=/home/user/raspberryPi3/rpi-build/tmp-glibc/deploy/images/raspberrypi3/rpi-basic-image-raspberrypi3.rpi-sdimg of=/dev/</w:t>
-      </w:r>
-      <w:proofErr w:type="spellStart"/>
+        <w:t>p</w:t>
+      </w:r>
       <w:r>
         <w:rPr>
           <w:rFonts w:asciiTheme="minorHAnsi" w:hAnsiTheme="minorHAnsi" w:cstheme="minorHAnsi"/>
           <w:sz w:val="18"/>
         </w:rPr>
-        <w:t>sdc</w:t>
-      </w:r>
-      <w:proofErr w:type="spellEnd"/>
-    </w:p>
-    <w:p>
-      <w:r>
-        <w:t xml:space="preserve">Now test if the module is autoloaded. Connect your </w:t>
-      </w:r>
-      <w:r>
-        <w:t>Raspberry Pi 3</w:t>
-      </w:r>
-      <w:r>
-        <w:t xml:space="preserve"> board to the host PC and open minicom.</w:t>
-      </w:r>
-    </w:p>
-    <w:p>
-      <w:r>
-        <w:t>Using the following command should return you an error since the module is already loaded:</w:t>
+        <w:t>i</w:t>
+      </w:r>
+      <w:r>
+        <w:rPr>
+          <w:rFonts w:asciiTheme="minorHAnsi" w:hAnsiTheme="minorHAnsi" w:cstheme="minorHAnsi"/>
+          <w:sz w:val="18"/>
+        </w:rPr>
+        <w:t>5</w:t>
+      </w:r>
+      <w:r>
+        <w:rPr>
+          <w:rFonts w:asciiTheme="minorHAnsi" w:hAnsiTheme="minorHAnsi" w:cstheme="minorHAnsi"/>
+          <w:sz w:val="18"/>
+        </w:rPr>
+        <w:t>/rpi-build/tmp-glibc/deploy/images/raspberrypi</w:t>
+      </w:r>
+      <w:r>
+        <w:rPr>
+          <w:rFonts w:asciiTheme="minorHAnsi" w:hAnsiTheme="minorHAnsi" w:cstheme="minorHAnsi"/>
+          <w:sz w:val="18"/>
+        </w:rPr>
+        <w:t>5</w:t>
+      </w:r>
+      <w:r>
+        <w:rPr>
+          <w:rFonts w:asciiTheme="minorHAnsi" w:hAnsiTheme="minorHAnsi" w:cstheme="minorHAnsi"/>
+          <w:sz w:val="18"/>
+        </w:rPr>
+        <w:t>/rpi-</w:t>
+      </w:r>
+      <w:r>
+        <w:rPr>
+          <w:rFonts w:asciiTheme="minorHAnsi" w:hAnsiTheme="minorHAnsi" w:cstheme="minorHAnsi"/>
+          <w:sz w:val="18"/>
+        </w:rPr>
+        <w:t>test</w:t>
+      </w:r>
+      <w:r>
+        <w:rPr>
+          <w:rFonts w:asciiTheme="minorHAnsi" w:hAnsiTheme="minorHAnsi" w:cstheme="minorHAnsi"/>
+          <w:sz w:val="18"/>
+        </w:rPr>
+        <w:t>-image-raspberrypi</w:t>
+      </w:r>
+      <w:r>
+        <w:rPr>
+          <w:rFonts w:asciiTheme="minorHAnsi" w:hAnsiTheme="minorHAnsi" w:cstheme="minorHAnsi"/>
+          <w:sz w:val="18"/>
+        </w:rPr>
+        <w:t>5</w:t>
+      </w:r>
+      <w:r>
+        <w:rPr>
+          <w:rFonts w:asciiTheme="minorHAnsi" w:hAnsiTheme="minorHAnsi" w:cstheme="minorHAnsi"/>
+          <w:sz w:val="18"/>
+        </w:rPr>
+        <w:t>.rpi-sdimg of=/dev/sdc</w:t>
+      </w:r>
+    </w:p>
+    <w:p>
+      <w:r>
+        <w:lastRenderedPageBreak/>
+        <w:t xml:space="preserve">Now test </w:t>
+      </w:r>
+      <w:r>
+        <w:t>whether</w:t>
+      </w:r>
+      <w:r>
+        <w:t xml:space="preserve"> the module is autoloaded. </w:t>
+      </w:r>
+      <w:r>
+        <w:t>Inser</w:t>
+      </w:r>
+      <w:r>
+        <w:t xml:space="preserve">t the SD card back into the Raspberry Pi 5 board and boot it. </w:t>
+      </w:r>
+      <w:r>
+        <w:t xml:space="preserve">Connect your </w:t>
+      </w:r>
+      <w:r>
+        <w:t xml:space="preserve">Raspberry Pi </w:t>
+      </w:r>
+      <w:r>
+        <w:t>5</w:t>
+      </w:r>
+      <w:r>
+        <w:t xml:space="preserve"> board to the host PC and open </w:t>
+      </w:r>
+      <w:r>
+        <w:rPr>
+          <w:b/>
+          <w:bCs/>
+        </w:rPr>
+        <w:t>M</w:t>
+      </w:r>
+      <w:r>
+        <w:rPr>
+          <w:b/>
+          <w:bCs/>
+        </w:rPr>
+        <w:t>inicom</w:t>
+      </w:r>
+      <w:r>
+        <w:t>, or connect the Raspberry Pi 5 board to</w:t>
+      </w:r>
+      <w:r>
+        <w:t xml:space="preserve"> an</w:t>
+      </w:r>
+      <w:r>
+        <w:t xml:space="preserve"> HDMI</w:t>
+      </w:r>
+      <w:r>
+        <w:t xml:space="preserve"> display</w:t>
+      </w:r>
+      <w:r>
+        <w:t xml:space="preserve"> and keyboard</w:t>
+      </w:r>
+      <w:r>
+        <w:t>.</w:t>
+      </w:r>
+    </w:p>
+    <w:p>
+      <w:r>
+        <w:t>After logging in as</w:t>
+      </w:r>
+      <w:r>
+        <w:t xml:space="preserve"> the</w:t>
+      </w:r>
+      <w:r>
+        <w:t xml:space="preserve"> root user (no password), run the </w:t>
+      </w:r>
+      <w:r>
+        <w:t>`</w:t>
+      </w:r>
+      <w:r>
+        <w:rPr>
+          <w:rFonts w:ascii="Courier New" w:eastAsia="Courier New" w:hAnsi="Courier New" w:cs="Courier New"/>
+        </w:rPr>
+        <w:t>dmesg</w:t>
+      </w:r>
+      <w:r>
+        <w:t>`</w:t>
+      </w:r>
+      <w:r>
+        <w:t xml:space="preserve"> command</w:t>
+      </w:r>
+      <w:r>
+        <w:t>. You should</w:t>
+      </w:r>
+      <w:r>
+        <w:t xml:space="preserve"> see </w:t>
+      </w:r>
+      <w:r>
+        <w:t>in</w:t>
+      </w:r>
+      <w:r>
+        <w:t xml:space="preserve"> the boot logs that </w:t>
+      </w:r>
+      <w:r>
+        <w:t xml:space="preserve">the </w:t>
+      </w:r>
+      <w:r>
+        <w:rPr>
+          <w:b/>
+          <w:bCs/>
+        </w:rPr>
+        <w:t xml:space="preserve">HelloWorld_module </w:t>
+      </w:r>
+      <w:r>
+        <w:t>was automatically loaded during boot.</w:t>
+      </w:r>
+    </w:p>
+    <w:p>
+      <w:r>
+        <w:t>Runn</w:t>
+      </w:r>
+      <w:r>
+        <w:t xml:space="preserve">ing the following command should return an error </w:t>
+      </w:r>
+      <w:r>
+        <w:t xml:space="preserve">because </w:t>
+      </w:r>
+      <w:r>
+        <w:t>the module is already loaded:</w:t>
       </w:r>
     </w:p>
     <w:p>
@@ -10516,63 +10283,145 @@
         <w:spacing w:before="0" w:after="0" w:line="240" w:lineRule="auto"/>
         <w:rPr>
           <w:rFonts w:ascii="Courier" w:hAnsi="Courier"/>
-          <w:sz w:val="16"/>
-        </w:rPr>
-      </w:pPr>
-      <w:proofErr w:type="spellStart"/>
+          <w:sz w:val="18"/>
+          <w:szCs w:val="18"/>
+        </w:rPr>
+      </w:pPr>
       <w:r>
         <w:rPr>
           <w:rFonts w:ascii="Courier" w:hAnsi="Courier"/>
-          <w:sz w:val="16"/>
-        </w:rPr>
-        <w:t>insmod</w:t>
-      </w:r>
-      <w:proofErr w:type="spellEnd"/>
+          <w:sz w:val="18"/>
+          <w:szCs w:val="18"/>
+        </w:rPr>
+        <w:t xml:space="preserve">insmod </w:t>
+      </w:r>
       <w:r>
         <w:rPr>
           <w:rFonts w:ascii="Courier" w:hAnsi="Courier"/>
-          <w:sz w:val="16"/>
-        </w:rPr>
-        <w:t xml:space="preserve"> </w:t>
+          <w:sz w:val="18"/>
+          <w:szCs w:val="18"/>
+        </w:rPr>
+        <w:t>/lib/modules/</w:t>
       </w:r>
       <w:r>
         <w:rPr>
           <w:rFonts w:ascii="Courier" w:hAnsi="Courier"/>
-          <w:sz w:val="16"/>
-        </w:rPr>
-        <w:t>/lib/modules/4.1.21/kernel/drivers/</w:t>
-      </w:r>
-      <w:proofErr w:type="spellStart"/>
+          <w:sz w:val="18"/>
+          <w:szCs w:val="18"/>
+        </w:rPr>
+        <w:t>6</w:t>
+      </w:r>
       <w:r>
         <w:rPr>
           <w:rFonts w:ascii="Courier" w:hAnsi="Courier"/>
-          <w:sz w:val="16"/>
+          <w:sz w:val="18"/>
+          <w:szCs w:val="18"/>
+        </w:rPr>
+        <w:t>.</w:t>
+      </w:r>
+      <w:r>
+        <w:rPr>
+          <w:rFonts w:ascii="Courier" w:hAnsi="Courier"/>
+          <w:sz w:val="18"/>
+          <w:szCs w:val="18"/>
+        </w:rPr>
+        <w:t>x</w:t>
+      </w:r>
+      <w:r>
+        <w:rPr>
+          <w:rFonts w:ascii="Courier" w:hAnsi="Courier"/>
+          <w:sz w:val="18"/>
+          <w:szCs w:val="18"/>
+        </w:rPr>
+        <w:t>.</w:t>
+      </w:r>
+      <w:r>
+        <w:rPr>
+          <w:rFonts w:ascii="Courier" w:hAnsi="Courier"/>
+          <w:sz w:val="18"/>
+          <w:szCs w:val="18"/>
+        </w:rPr>
+        <w:t>xx</w:t>
+      </w:r>
+      <w:r>
+        <w:rPr>
+          <w:rFonts w:ascii="Courier" w:hAnsi="Courier"/>
+          <w:sz w:val="18"/>
+          <w:szCs w:val="18"/>
+        </w:rPr>
+        <w:t>/kernel/drivers/</w:t>
+      </w:r>
+      <w:r>
+        <w:rPr>
+          <w:rFonts w:ascii="Courier" w:hAnsi="Courier"/>
+          <w:sz w:val="18"/>
+          <w:szCs w:val="18"/>
         </w:rPr>
         <w:t>my_mod</w:t>
       </w:r>
-      <w:proofErr w:type="spellEnd"/>
       <w:r>
         <w:rPr>
           <w:rFonts w:ascii="Courier" w:hAnsi="Courier"/>
-          <w:sz w:val="16"/>
-        </w:rPr>
-        <w:t>/</w:t>
-      </w:r>
-      <w:proofErr w:type="spellStart"/>
-      <w:proofErr w:type="gramStart"/>
+          <w:sz w:val="18"/>
+          <w:szCs w:val="18"/>
+        </w:rPr>
+        <w:t>/hello.ko</w:t>
+      </w:r>
       <w:r>
         <w:rPr>
           <w:rFonts w:ascii="Courier" w:hAnsi="Courier"/>
-          <w:sz w:val="16"/>
-        </w:rPr>
-        <w:t>hello.ko</w:t>
-      </w:r>
-      <w:proofErr w:type="spellEnd"/>
-      <w:proofErr w:type="gramEnd"/>
-    </w:p>
-    <w:p>
-      <w:r>
-        <w:t>Alternatively, you can remove the kernel module immediately after booting using the following command. This should be done successfully.</w:t>
+          <w:sz w:val="18"/>
+          <w:szCs w:val="18"/>
+        </w:rPr>
+        <w:t>.xz</w:t>
+      </w:r>
+    </w:p>
+    <w:p>
+      <w:r>
+        <w:t>The error reported should say:</w:t>
+      </w:r>
+    </w:p>
+    <w:p>
+      <w:pPr>
+        <w:rPr>
+          <w:rFonts w:ascii="Courier New" w:hAnsi="Courier New" w:cs="Courier New"/>
+          <w:sz w:val="18"/>
+          <w:szCs w:val="18"/>
+        </w:rPr>
+      </w:pPr>
+      <w:r>
+        <w:rPr>
+          <w:rFonts w:ascii="Courier New" w:hAnsi="Courier New" w:cs="Courier New"/>
+          <w:sz w:val="18"/>
+          <w:szCs w:val="18"/>
+        </w:rPr>
+        <w:t>ERROR: could not insert module … hello.ko.xz: File exists</w:t>
+      </w:r>
+    </w:p>
+    <w:p>
+      <w:r>
+        <w:t>Alternatively, you can remove the kernel module immediately after booting</w:t>
+      </w:r>
+      <w:r>
+        <w:t xml:space="preserve"> by</w:t>
+      </w:r>
+      <w:r>
+        <w:t xml:space="preserve"> using the following command. This </w:t>
+      </w:r>
+      <w:r>
+        <w:t xml:space="preserve">command </w:t>
+      </w:r>
+      <w:r>
+        <w:t xml:space="preserve">should </w:t>
+      </w:r>
+      <w:r>
+        <w:t>execu</w:t>
+      </w:r>
+      <w:r>
+        <w:t xml:space="preserve">te </w:t>
+      </w:r>
+      <w:r>
+        <w:t>successfully.</w:t>
       </w:r>
     </w:p>
     <w:p>
@@ -10587,59 +10436,74 @@
         <w:spacing w:before="0" w:after="0" w:line="240" w:lineRule="auto"/>
         <w:rPr>
           <w:rFonts w:ascii="Courier" w:hAnsi="Courier"/>
-          <w:sz w:val="16"/>
-        </w:rPr>
-      </w:pPr>
-      <w:proofErr w:type="spellStart"/>
+          <w:sz w:val="18"/>
+          <w:szCs w:val="18"/>
+        </w:rPr>
+      </w:pPr>
       <w:r>
         <w:rPr>
           <w:rFonts w:ascii="Courier" w:hAnsi="Courier"/>
-          <w:sz w:val="16"/>
-        </w:rPr>
-        <w:t>rmmod</w:t>
-      </w:r>
-      <w:proofErr w:type="spellEnd"/>
+          <w:sz w:val="18"/>
+          <w:szCs w:val="18"/>
+        </w:rPr>
+        <w:t xml:space="preserve">rmmod </w:t>
+      </w:r>
       <w:r>
         <w:rPr>
           <w:rFonts w:ascii="Courier" w:hAnsi="Courier"/>
-          <w:sz w:val="16"/>
+          <w:sz w:val="18"/>
+          <w:szCs w:val="18"/>
+        </w:rPr>
+        <w:t>/lib/modules/</w:t>
+      </w:r>
+      <w:r>
+        <w:rPr>
+          <w:rFonts w:ascii="Courier" w:hAnsi="Courier"/>
+          <w:sz w:val="18"/>
+          <w:szCs w:val="18"/>
+        </w:rPr>
+        <w:t>6.x.xx</w:t>
+      </w:r>
+      <w:r>
+        <w:rPr>
+          <w:rFonts w:ascii="Courier" w:hAnsi="Courier"/>
+          <w:sz w:val="18"/>
+          <w:szCs w:val="18"/>
         </w:rPr>
         <w:t xml:space="preserve"> </w:t>
       </w:r>
       <w:r>
         <w:rPr>
           <w:rFonts w:ascii="Courier" w:hAnsi="Courier"/>
-          <w:sz w:val="16"/>
-        </w:rPr>
-        <w:t>/lib/modules/4.1.21/kernel/drivers/</w:t>
-      </w:r>
-      <w:proofErr w:type="spellStart"/>
+          <w:sz w:val="18"/>
+          <w:szCs w:val="18"/>
+        </w:rPr>
+        <w:t>/kernel/drivers/</w:t>
+      </w:r>
       <w:r>
         <w:rPr>
           <w:rFonts w:ascii="Courier" w:hAnsi="Courier"/>
-          <w:sz w:val="16"/>
+          <w:sz w:val="18"/>
+          <w:szCs w:val="18"/>
         </w:rPr>
         <w:t>my_mod</w:t>
       </w:r>
-      <w:proofErr w:type="spellEnd"/>
       <w:r>
         <w:rPr>
           <w:rFonts w:ascii="Courier" w:hAnsi="Courier"/>
-          <w:sz w:val="16"/>
-        </w:rPr>
-        <w:t>/</w:t>
-      </w:r>
-      <w:proofErr w:type="spellStart"/>
-      <w:proofErr w:type="gramStart"/>
+          <w:sz w:val="18"/>
+          <w:szCs w:val="18"/>
+        </w:rPr>
+        <w:t>/hello.ko</w:t>
+      </w:r>
       <w:r>
         <w:rPr>
           <w:rFonts w:ascii="Courier" w:hAnsi="Courier"/>
-          <w:sz w:val="16"/>
-        </w:rPr>
-        <w:t>hello.ko</w:t>
-      </w:r>
-      <w:proofErr w:type="spellEnd"/>
-      <w:proofErr w:type="gramEnd"/>
+          <w:sz w:val="18"/>
+          <w:szCs w:val="18"/>
+        </w:rPr>
+        <w:t>.xz</w:t>
+      </w:r>
     </w:p>
     <w:p>
       <w:pPr>
@@ -10647,1728 +10511,19 @@
           <w:b/>
         </w:rPr>
       </w:pPr>
-    </w:p>
-    <w:p>
-      <w:pPr>
-        <w:rPr>
-          <w:b/>
-          <w:color w:val="000000"/>
-        </w:rPr>
-      </w:pPr>
-      <w:r>
-        <w:rPr>
-          <w:b/>
-          <w:color w:val="000000"/>
-        </w:rPr>
-        <w:t xml:space="preserve">Q: Run the </w:t>
-      </w:r>
-      <w:r>
-        <w:rPr>
-          <w:b/>
-          <w:color w:val="000000"/>
-        </w:rPr>
-        <w:t>“</w:t>
-      </w:r>
-      <w:r>
-        <w:rPr>
-          <w:b/>
-          <w:color w:val="000000"/>
-        </w:rPr>
-        <w:t>atomic tank</w:t>
-      </w:r>
-      <w:r>
-        <w:rPr>
-          <w:b/>
-          <w:color w:val="000000"/>
-        </w:rPr>
-        <w:t>”</w:t>
-      </w:r>
-      <w:r>
-        <w:rPr>
-          <w:b/>
-          <w:color w:val="000000"/>
-        </w:rPr>
-        <w:t xml:space="preserve"> game (</w:t>
-      </w:r>
-      <w:hyperlink r:id="rId7" w:history="1">
-        <w:r>
-          <w:rPr>
-            <w:rStyle w:val="Hyperlink"/>
-            <w:color w:val="000000"/>
-            <w:lang w:val="en-GB"/>
-          </w:rPr>
-          <w:t>http://atanks.sourceforge.net/</w:t>
-        </w:r>
-      </w:hyperlink>
-      <w:r>
-        <w:rPr>
-          <w:b/>
-          <w:color w:val="000000"/>
-        </w:rPr>
-        <w:t xml:space="preserve">) on the </w:t>
-      </w:r>
-      <w:r>
-        <w:rPr>
-          <w:b/>
-          <w:color w:val="000000"/>
-        </w:rPr>
-        <w:t>Raspberry Pi 3</w:t>
-      </w:r>
-      <w:r>
-        <w:rPr>
-          <w:b/>
-          <w:color w:val="000000"/>
-        </w:rPr>
-        <w:t xml:space="preserve"> board.</w:t>
-      </w:r>
-    </w:p>
-    <w:p>
-      <w:pPr>
-        <w:rPr>
-          <w:b/>
-          <w:color w:val="000000"/>
-        </w:rPr>
-      </w:pPr>
-      <w:r>
-        <w:rPr>
-          <w:b/>
-          <w:color w:val="000000"/>
-        </w:rPr>
-        <w:lastRenderedPageBreak/>
-        <w:t xml:space="preserve">(Hint: Use </w:t>
-      </w:r>
-      <w:proofErr w:type="spellStart"/>
-      <w:r>
-        <w:rPr>
-          <w:b/>
-          <w:color w:val="000000"/>
-        </w:rPr>
-        <w:t>BitBake</w:t>
-      </w:r>
-      <w:proofErr w:type="spellEnd"/>
-      <w:r>
-        <w:rPr>
-          <w:b/>
-          <w:color w:val="000000"/>
-        </w:rPr>
-        <w:t xml:space="preserve"> to build it from source code)</w:t>
-      </w:r>
-    </w:p>
-    <w:p>
-      <w:r>
-        <w:t xml:space="preserve">A: For this challenge, we will use </w:t>
-      </w:r>
-      <w:r>
-        <w:rPr>
-          <w:rFonts w:ascii="Courier New" w:hAnsi="Courier New" w:cs="Courier New"/>
-          <w:sz w:val="18"/>
-          <w:szCs w:val="18"/>
-        </w:rPr>
-        <w:t>atomic tank</w:t>
-      </w:r>
-      <w:r>
-        <w:rPr>
-          <w:lang w:val="en-GB"/>
-        </w:rPr>
-        <w:t xml:space="preserve"> under GPL license as an example. </w:t>
-      </w:r>
-    </w:p>
-    <w:p>
-      <w:pPr>
-        <w:rPr>
-          <w:lang w:val="en-GB"/>
-        </w:rPr>
-      </w:pPr>
-      <w:r>
-        <w:rPr>
-          <w:lang w:val="en-GB"/>
-        </w:rPr>
-        <w:t xml:space="preserve">Firstly, we need to make a piece of recipe </w:t>
-      </w:r>
-      <w:r>
-        <w:rPr>
-          <w:lang w:val="en-GB"/>
-        </w:rPr>
-        <w:t>for</w:t>
-      </w:r>
-      <w:r>
-        <w:rPr>
-          <w:lang w:val="en-GB"/>
-        </w:rPr>
-        <w:t xml:space="preserve"> the game in the source folder of your </w:t>
-      </w:r>
-      <w:proofErr w:type="spellStart"/>
-      <w:r>
-        <w:rPr>
-          <w:lang w:val="en-GB"/>
-        </w:rPr>
-        <w:t>Yocto</w:t>
-      </w:r>
-      <w:proofErr w:type="spellEnd"/>
-      <w:r>
-        <w:rPr>
-          <w:lang w:val="en-GB"/>
-        </w:rPr>
-        <w:t xml:space="preserve"> Project folder. You can either write your own recipe or search and download from: </w:t>
-      </w:r>
-      <w:hyperlink r:id="rId8" w:history="1">
-        <w:r>
-          <w:rPr>
-            <w:rStyle w:val="Hyperlink"/>
-            <w:lang w:val="en-GB"/>
-          </w:rPr>
-          <w:t>https://layers.openembedded.org/layerindex/branch/master/layers/</w:t>
-        </w:r>
-      </w:hyperlink>
-    </w:p>
-    <w:p>
-      <w:pPr>
-        <w:rPr>
-          <w:lang w:val="en-GB"/>
-        </w:rPr>
-      </w:pPr>
-      <w:r>
-        <w:rPr>
-          <w:lang w:val="en-GB"/>
-        </w:rPr>
-        <w:t>A recipe can be downloaded using the following command:</w:t>
-      </w:r>
-    </w:p>
-    <w:p>
-      <w:pPr>
-        <w:keepNext/>
-        <w:keepLines/>
-        <w:widowControl w:val="0"/>
-        <w:shd w:val="clear" w:color="auto" w:fill="F2F2F2"/>
-        <w:autoSpaceDE w:val="0"/>
-        <w:autoSpaceDN w:val="0"/>
-        <w:adjustRightInd w:val="0"/>
-        <w:spacing w:before="0" w:after="0" w:line="240" w:lineRule="auto"/>
-        <w:rPr>
-          <w:lang w:val="en-GB"/>
-        </w:rPr>
-      </w:pPr>
-      <w:r>
-        <w:rPr>
-          <w:rFonts w:ascii="Courier" w:hAnsi="Courier" w:cs="Courier"/>
-          <w:color w:val="262626"/>
-          <w:sz w:val="18"/>
-        </w:rPr>
-        <w:t>git clone &lt;git repository address&gt;</w:t>
-      </w:r>
-    </w:p>
-    <w:p>
-      <w:r>
-        <w:t xml:space="preserve">You can download the </w:t>
-      </w:r>
-      <w:r>
-        <w:rPr>
-          <w:b/>
-          <w:i/>
-        </w:rPr>
-        <w:t>meta-games</w:t>
-      </w:r>
-      <w:r>
-        <w:t xml:space="preserve"> layer by navigating to the </w:t>
-      </w:r>
-      <w:r>
-        <w:rPr>
-          <w:b/>
-          <w:i/>
-        </w:rPr>
-        <w:t>sources</w:t>
-      </w:r>
-      <w:r>
-        <w:t xml:space="preserve"> folder and then running:</w:t>
-      </w:r>
-    </w:p>
-    <w:p>
-      <w:pPr>
-        <w:shd w:val="clear" w:color="auto" w:fill="F2F2F2" w:themeFill="background1" w:themeFillShade="F2"/>
-      </w:pPr>
-      <w:r>
-        <w:t>git clone git://github.com/cazfi/meta-games.git</w:t>
-      </w:r>
-    </w:p>
-    <w:p>
-      <w:pPr>
-        <w:rPr>
-          <w:lang w:val="en-GB"/>
-        </w:rPr>
-      </w:pPr>
-      <w:r>
-        <w:rPr>
-          <w:lang w:val="en-GB"/>
-        </w:rPr>
-        <w:t xml:space="preserve">If you are adding a layer, make sure you amend the </w:t>
-      </w:r>
-      <w:proofErr w:type="spellStart"/>
-      <w:r>
-        <w:rPr>
-          <w:rFonts w:ascii="Courier New" w:hAnsi="Courier New" w:cs="Courier New"/>
-          <w:b/>
-          <w:i/>
-          <w:sz w:val="18"/>
-          <w:szCs w:val="18"/>
-          <w:lang w:val="en-GB"/>
-        </w:rPr>
-        <w:t>bblayers.conf</w:t>
-      </w:r>
-      <w:proofErr w:type="spellEnd"/>
-      <w:r>
-        <w:rPr>
-          <w:lang w:val="en-GB"/>
-        </w:rPr>
-        <w:t xml:space="preserve"> file at </w:t>
-      </w:r>
-      <w:r>
-        <w:rPr>
-          <w:b/>
-          <w:i/>
-          <w:lang w:val="en-GB"/>
-        </w:rPr>
-        <w:t>build/conf/</w:t>
-      </w:r>
-      <w:r>
-        <w:rPr>
-          <w:lang w:val="en-GB"/>
-        </w:rPr>
-        <w:t xml:space="preserve"> to add corresponding path to the layer. In our case</w:t>
-      </w:r>
-      <w:r>
-        <w:rPr>
-          <w:lang w:val="en-GB"/>
-        </w:rPr>
-        <w:t>,</w:t>
-      </w:r>
-      <w:r>
-        <w:rPr>
-          <w:lang w:val="en-GB"/>
-        </w:rPr>
-        <w:t xml:space="preserve"> we added a layer called </w:t>
-      </w:r>
-      <w:r>
-        <w:rPr>
-          <w:rFonts w:ascii="Courier New" w:hAnsi="Courier New" w:cs="Courier New"/>
-          <w:b/>
-          <w:i/>
-          <w:sz w:val="18"/>
-          <w:szCs w:val="18"/>
-          <w:lang w:val="en-GB"/>
-        </w:rPr>
-        <w:t>meta-games</w:t>
-      </w:r>
-      <w:r>
-        <w:rPr>
-          <w:rFonts w:ascii="Courier New" w:hAnsi="Courier New" w:cs="Courier New"/>
-          <w:sz w:val="18"/>
-          <w:szCs w:val="18"/>
-          <w:lang w:val="en-GB"/>
-        </w:rPr>
-        <w:t>,</w:t>
-      </w:r>
-      <w:r>
-        <w:rPr>
-          <w:lang w:val="en-GB"/>
-        </w:rPr>
-        <w:t xml:space="preserve"> </w:t>
-      </w:r>
-      <w:r>
-        <w:rPr>
-          <w:lang w:val="en-GB"/>
-        </w:rPr>
-        <w:t xml:space="preserve">and </w:t>
-      </w:r>
-      <w:r>
-        <w:rPr>
-          <w:lang w:val="en-GB"/>
-        </w:rPr>
-        <w:t>hence we include this line:</w:t>
-      </w:r>
-    </w:p>
-    <w:p>
-      <w:pPr>
-        <w:keepNext/>
-        <w:keepLines/>
-        <w:widowControl w:val="0"/>
-        <w:shd w:val="clear" w:color="auto" w:fill="F2F2F2"/>
-        <w:autoSpaceDE w:val="0"/>
-        <w:autoSpaceDN w:val="0"/>
-        <w:adjustRightInd w:val="0"/>
-        <w:spacing w:before="0" w:after="0" w:line="240" w:lineRule="auto"/>
-        <w:rPr>
-          <w:rFonts w:ascii="Courier" w:hAnsi="Courier" w:cs="Courier"/>
-          <w:color w:val="262626"/>
-          <w:sz w:val="18"/>
-          <w:lang w:val="en-GB"/>
-        </w:rPr>
-      </w:pPr>
-      <w:r>
-        <w:rPr>
-          <w:rFonts w:ascii="Courier" w:hAnsi="Courier" w:cs="Courier"/>
-          <w:color w:val="262626"/>
-          <w:sz w:val="18"/>
-        </w:rPr>
-        <w:t>${BSPDIR}/sources/meta-games</w:t>
-      </w:r>
-    </w:p>
-    <w:p>
-      <w:r>
-        <w:t xml:space="preserve">You also need to make sure that the dependencies of such a layer are satisfied. In this example, the </w:t>
-      </w:r>
-      <w:r>
-        <w:rPr>
-          <w:rFonts w:ascii="Courier New" w:hAnsi="Courier New" w:cs="Courier New"/>
-          <w:b/>
-          <w:i/>
-          <w:sz w:val="18"/>
-          <w:szCs w:val="18"/>
-        </w:rPr>
-        <w:t>meta-games</w:t>
-      </w:r>
-      <w:r>
-        <w:t xml:space="preserve"> layer depends on the </w:t>
-      </w:r>
-      <w:r>
-        <w:rPr>
-          <w:rFonts w:ascii="Courier New" w:hAnsi="Courier New" w:cs="Courier New"/>
-          <w:b/>
-          <w:i/>
-          <w:sz w:val="18"/>
-          <w:szCs w:val="18"/>
-        </w:rPr>
-        <w:t>meta-</w:t>
-      </w:r>
-      <w:proofErr w:type="spellStart"/>
-      <w:r>
-        <w:rPr>
-          <w:rFonts w:ascii="Courier New" w:hAnsi="Courier New" w:cs="Courier New"/>
-          <w:b/>
-          <w:i/>
-          <w:sz w:val="18"/>
-          <w:szCs w:val="18"/>
-        </w:rPr>
-        <w:t>openembedded</w:t>
-      </w:r>
-      <w:proofErr w:type="spellEnd"/>
-      <w:r>
-        <w:rPr>
-          <w:rFonts w:ascii="Courier New" w:hAnsi="Courier New" w:cs="Courier New"/>
-          <w:b/>
-          <w:i/>
-          <w:sz w:val="18"/>
-          <w:szCs w:val="18"/>
-        </w:rPr>
-        <w:t>/meta-filesystems</w:t>
-      </w:r>
-      <w:r>
-        <w:t>.</w:t>
-      </w:r>
-    </w:p>
-    <w:p>
-      <w:pPr>
-        <w:keepNext/>
-        <w:keepLines/>
-        <w:widowControl w:val="0"/>
-        <w:shd w:val="clear" w:color="auto" w:fill="F2F2F2"/>
-        <w:autoSpaceDE w:val="0"/>
-        <w:autoSpaceDN w:val="0"/>
-        <w:adjustRightInd w:val="0"/>
-        <w:spacing w:before="0" w:after="0" w:line="240" w:lineRule="auto"/>
-      </w:pPr>
-      <w:r>
-        <w:rPr>
-          <w:rFonts w:ascii="Courier" w:hAnsi="Courier" w:cs="Courier"/>
-          <w:color w:val="262626"/>
-          <w:sz w:val="18"/>
-        </w:rPr>
-        <w:t>${BSPDIR}/sources/</w:t>
-      </w:r>
-      <w:r>
-        <w:rPr>
-          <w:rFonts w:ascii="Courier New" w:hAnsi="Courier New" w:cs="Courier New"/>
-          <w:sz w:val="18"/>
-          <w:szCs w:val="18"/>
-        </w:rPr>
-        <w:t>meta-</w:t>
-      </w:r>
-      <w:proofErr w:type="spellStart"/>
-      <w:r>
-        <w:rPr>
-          <w:rFonts w:ascii="Courier New" w:hAnsi="Courier New" w:cs="Courier New"/>
-          <w:sz w:val="18"/>
-          <w:szCs w:val="18"/>
-        </w:rPr>
-        <w:t>openembedded</w:t>
-      </w:r>
-      <w:proofErr w:type="spellEnd"/>
-      <w:r>
-        <w:rPr>
-          <w:rFonts w:ascii="Courier New" w:hAnsi="Courier New" w:cs="Courier New"/>
-          <w:sz w:val="18"/>
-          <w:szCs w:val="18"/>
-        </w:rPr>
-        <w:t>/meta-filesystems</w:t>
-      </w:r>
-      <w:r>
-        <w:rPr>
-          <w:rFonts w:ascii="Courier New" w:hAnsi="Courier New" w:cs="Courier New"/>
-          <w:sz w:val="18"/>
-          <w:szCs w:val="18"/>
-        </w:rPr>
-        <w:t xml:space="preserve"> \</w:t>
-      </w:r>
-    </w:p>
-    <w:p/>
-    <w:p>
-      <w:r>
-        <w:t>Before we begin building anything - we need to get rid of some extra things that came with the meta-games layer that may cause errors if left in the recipe.</w:t>
-      </w:r>
-    </w:p>
-    <w:p/>
-    <w:p>
-      <w:r>
-        <w:t>Start by deleting:</w:t>
-      </w:r>
-    </w:p>
-    <w:p>
-      <w:pPr>
-        <w:rPr>
-          <w:b/>
-          <w:i/>
-        </w:rPr>
-      </w:pPr>
-      <w:r>
-        <w:rPr>
-          <w:b/>
-          <w:i/>
-        </w:rPr>
-        <w:t>/home/user/raspberryPi3/sources/meta-games/recipes-images/usbistic/</w:t>
-      </w:r>
-    </w:p>
-    <w:p>
-      <w:r>
-        <w:t xml:space="preserve">and </w:t>
-      </w:r>
-    </w:p>
-    <w:p>
-      <w:pPr>
-        <w:rPr>
-          <w:b/>
-          <w:i/>
-        </w:rPr>
-      </w:pPr>
-      <w:r>
-        <w:rPr>
-          <w:b/>
-          <w:i/>
-        </w:rPr>
-        <w:t>/home/user/raspberryPi3/sources/meta-games/recipes-images/bistic-devel/</w:t>
-      </w:r>
-    </w:p>
-    <w:p>
-      <w:r>
-        <w:t>Then go to:</w:t>
-      </w:r>
-    </w:p>
-    <w:p>
-      <w:pPr>
-        <w:rPr>
-          <w:b/>
-          <w:i/>
-        </w:rPr>
-      </w:pPr>
-      <w:r>
-        <w:rPr>
-          <w:b/>
-          <w:i/>
-        </w:rPr>
-        <w:t>/home/user/raspberryPi3/sources/meta-games/recipes-games</w:t>
-      </w:r>
-    </w:p>
-    <w:p>
-      <w:r>
-        <w:t>and delete every folder apart from "</w:t>
-      </w:r>
-      <w:proofErr w:type="spellStart"/>
-      <w:r>
-        <w:t>atanks</w:t>
-      </w:r>
-      <w:proofErr w:type="spellEnd"/>
-      <w:r>
-        <w:t>".</w:t>
-      </w:r>
-    </w:p>
-    <w:p/>
-    <w:p>
-      <w:r>
-        <w:t xml:space="preserve">Then we need to alter the </w:t>
-      </w:r>
-      <w:proofErr w:type="spellStart"/>
-      <w:r>
-        <w:rPr>
-          <w:b/>
-          <w:i/>
-        </w:rPr>
-        <w:t>rpi</w:t>
-      </w:r>
-      <w:proofErr w:type="spellEnd"/>
-      <w:r>
-        <w:rPr>
-          <w:b/>
-          <w:i/>
-        </w:rPr>
-        <w:t>-build/conf/</w:t>
-      </w:r>
-      <w:proofErr w:type="spellStart"/>
-      <w:r>
-        <w:rPr>
-          <w:b/>
-          <w:i/>
-        </w:rPr>
-        <w:t>local.conf</w:t>
-      </w:r>
-      <w:proofErr w:type="spellEnd"/>
-      <w:r>
-        <w:t xml:space="preserve"> file to append </w:t>
-      </w:r>
-      <w:proofErr w:type="spellStart"/>
-      <w:r>
-        <w:rPr>
-          <w:b/>
-          <w:i/>
-        </w:rPr>
-        <w:t>opengl</w:t>
-      </w:r>
-      <w:proofErr w:type="spellEnd"/>
-      <w:r>
-        <w:t xml:space="preserve"> and </w:t>
-      </w:r>
-      <w:r>
-        <w:rPr>
-          <w:b/>
-          <w:i/>
-        </w:rPr>
-        <w:t>x11</w:t>
-      </w:r>
-      <w:r>
-        <w:t xml:space="preserve"> as there are dependencies for these packages:</w:t>
-      </w:r>
-    </w:p>
-    <w:p>
-      <w:pPr>
-        <w:shd w:val="clear" w:color="auto" w:fill="F2F2F2" w:themeFill="background1" w:themeFillShade="F2"/>
-        <w:spacing w:before="0" w:after="0"/>
-      </w:pPr>
-      <w:proofErr w:type="gramStart"/>
-      <w:r>
-        <w:t>MACHINE ?</w:t>
-      </w:r>
-      <w:proofErr w:type="gramEnd"/>
-      <w:r>
-        <w:t>= "raspberrypi3"</w:t>
-      </w:r>
-    </w:p>
-    <w:p>
-      <w:pPr>
-        <w:shd w:val="clear" w:color="auto" w:fill="F2F2F2" w:themeFill="background1" w:themeFillShade="F2"/>
-        <w:spacing w:before="0" w:after="0"/>
-      </w:pPr>
-      <w:proofErr w:type="spellStart"/>
-      <w:r>
-        <w:t>PREFERRED_VERSION_linux-raspberrypi</w:t>
-      </w:r>
-      <w:proofErr w:type="spellEnd"/>
-      <w:r>
-        <w:t xml:space="preserve"> = "</w:t>
-      </w:r>
-      <w:proofErr w:type="gramStart"/>
-      <w:r>
-        <w:t>4.%</w:t>
-      </w:r>
-      <w:proofErr w:type="gramEnd"/>
-      <w:r>
-        <w:t>"</w:t>
-      </w:r>
-    </w:p>
-    <w:p>
-      <w:pPr>
-        <w:shd w:val="clear" w:color="auto" w:fill="F2F2F2" w:themeFill="background1" w:themeFillShade="F2"/>
-        <w:spacing w:before="0" w:after="0"/>
-      </w:pPr>
-      <w:proofErr w:type="spellStart"/>
-      <w:r>
-        <w:t>DISTRO_FEATURES_remove</w:t>
-      </w:r>
-      <w:proofErr w:type="spellEnd"/>
-      <w:r>
-        <w:t xml:space="preserve"> = " </w:t>
-      </w:r>
-      <w:proofErr w:type="spellStart"/>
-      <w:r>
-        <w:t>wayland</w:t>
-      </w:r>
-      <w:proofErr w:type="spellEnd"/>
-      <w:r>
-        <w:t>"</w:t>
-      </w:r>
-    </w:p>
-    <w:p>
-      <w:pPr>
-        <w:shd w:val="clear" w:color="auto" w:fill="F2F2F2" w:themeFill="background1" w:themeFillShade="F2"/>
-        <w:spacing w:before="0" w:after="0"/>
-      </w:pPr>
-      <w:proofErr w:type="spellStart"/>
-      <w:r>
-        <w:t>DISTRO_FEATURES_append</w:t>
-      </w:r>
-      <w:proofErr w:type="spellEnd"/>
-      <w:r>
-        <w:t xml:space="preserve"> = " </w:t>
-      </w:r>
-      <w:proofErr w:type="spellStart"/>
-      <w:r>
-        <w:t>systemd</w:t>
-      </w:r>
-      <w:proofErr w:type="spellEnd"/>
-      <w:r>
-        <w:t xml:space="preserve"> </w:t>
-      </w:r>
-      <w:proofErr w:type="spellStart"/>
-      <w:r>
-        <w:t>opengl</w:t>
-      </w:r>
-      <w:proofErr w:type="spellEnd"/>
-      <w:r>
-        <w:t xml:space="preserve"> x11"</w:t>
-      </w:r>
-    </w:p>
-    <w:p>
-      <w:pPr>
-        <w:shd w:val="clear" w:color="auto" w:fill="F2F2F2" w:themeFill="background1" w:themeFillShade="F2"/>
-        <w:spacing w:before="0" w:after="0"/>
-      </w:pPr>
-      <w:r>
-        <w:t>VIRTUAL-</w:t>
-      </w:r>
-      <w:proofErr w:type="spellStart"/>
-      <w:r>
-        <w:t>RUNTIME_init_manager</w:t>
-      </w:r>
-      <w:proofErr w:type="spellEnd"/>
-      <w:r>
-        <w:t xml:space="preserve"> = "</w:t>
-      </w:r>
-      <w:proofErr w:type="spellStart"/>
-      <w:r>
-        <w:t>systemd</w:t>
-      </w:r>
-      <w:proofErr w:type="spellEnd"/>
-      <w:r>
-        <w:t>"</w:t>
-      </w:r>
-    </w:p>
-    <w:p>
-      <w:pPr>
-        <w:shd w:val="clear" w:color="auto" w:fill="F2F2F2" w:themeFill="background1" w:themeFillShade="F2"/>
-        <w:spacing w:before="0" w:after="0"/>
-      </w:pPr>
-      <w:r>
-        <w:t>ENABLE_UART = "1"</w:t>
-      </w:r>
-    </w:p>
-    <w:p>
-      <w:pPr>
-        <w:shd w:val="clear" w:color="auto" w:fill="F2F2F2" w:themeFill="background1" w:themeFillShade="F2"/>
-        <w:spacing w:before="0" w:after="0"/>
-      </w:pPr>
-      <w:proofErr w:type="spellStart"/>
-      <w:r>
-        <w:t>IMAGE_INSTALL_append</w:t>
-      </w:r>
-      <w:proofErr w:type="spellEnd"/>
-      <w:r>
-        <w:t xml:space="preserve"> += "hello"</w:t>
-      </w:r>
-    </w:p>
-    <w:p/>
-    <w:p>
-      <w:r>
-        <w:t xml:space="preserve">You can display all the recipes in your current build to make sure you have what you need. Once everything is ready and included, you can </w:t>
-      </w:r>
-      <w:proofErr w:type="spellStart"/>
-      <w:r>
-        <w:t>bitbake</w:t>
-      </w:r>
-      <w:proofErr w:type="spellEnd"/>
-      <w:r>
-        <w:t xml:space="preserve"> the packages of the game.</w:t>
-      </w:r>
-    </w:p>
-    <w:p>
-      <w:pPr>
-        <w:keepNext/>
-        <w:keepLines/>
-        <w:widowControl w:val="0"/>
-        <w:shd w:val="clear" w:color="auto" w:fill="F2F2F2"/>
-        <w:autoSpaceDE w:val="0"/>
-        <w:autoSpaceDN w:val="0"/>
-        <w:adjustRightInd w:val="0"/>
-        <w:spacing w:before="0" w:after="0" w:line="240" w:lineRule="auto"/>
-        <w:rPr>
-          <w:rFonts w:ascii="Courier" w:hAnsi="Courier" w:cs="Courier"/>
-          <w:color w:val="262626"/>
-          <w:sz w:val="18"/>
-        </w:rPr>
-      </w:pPr>
-      <w:proofErr w:type="spellStart"/>
-      <w:r>
-        <w:rPr>
-          <w:rFonts w:ascii="Courier" w:hAnsi="Courier" w:cs="Courier"/>
-          <w:color w:val="262626"/>
-          <w:sz w:val="18"/>
-        </w:rPr>
-        <w:t>bitbake</w:t>
-      </w:r>
-      <w:proofErr w:type="spellEnd"/>
-      <w:r>
-        <w:rPr>
-          <w:rFonts w:ascii="Courier" w:hAnsi="Courier" w:cs="Courier"/>
-          <w:color w:val="262626"/>
-          <w:sz w:val="18"/>
-        </w:rPr>
-        <w:t>-layers show-recipes</w:t>
-      </w:r>
-    </w:p>
-    <w:p>
-      <w:pPr>
-        <w:keepNext/>
-        <w:keepLines/>
-        <w:widowControl w:val="0"/>
-        <w:shd w:val="clear" w:color="auto" w:fill="F2F2F2"/>
-        <w:autoSpaceDE w:val="0"/>
-        <w:autoSpaceDN w:val="0"/>
-        <w:adjustRightInd w:val="0"/>
-        <w:spacing w:before="0" w:after="0" w:line="240" w:lineRule="auto"/>
-      </w:pPr>
-      <w:proofErr w:type="spellStart"/>
-      <w:r>
-        <w:rPr>
-          <w:rFonts w:ascii="Courier" w:hAnsi="Courier" w:cs="Courier"/>
-          <w:color w:val="262626"/>
-          <w:sz w:val="18"/>
-        </w:rPr>
-        <w:t>bitbake</w:t>
-      </w:r>
-      <w:proofErr w:type="spellEnd"/>
-      <w:r>
-        <w:rPr>
-          <w:rFonts w:ascii="Courier" w:hAnsi="Courier" w:cs="Courier"/>
-          <w:color w:val="262626"/>
-          <w:sz w:val="18"/>
-        </w:rPr>
-        <w:t xml:space="preserve"> </w:t>
-      </w:r>
-      <w:proofErr w:type="spellStart"/>
-      <w:r>
-        <w:rPr>
-          <w:rFonts w:ascii="Courier" w:hAnsi="Courier" w:cs="Courier"/>
-          <w:color w:val="262626"/>
-          <w:sz w:val="18"/>
-        </w:rPr>
-        <w:t>atanks</w:t>
-      </w:r>
-      <w:proofErr w:type="spellEnd"/>
-    </w:p>
-    <w:p>
-      <w:r>
-        <w:t>After the build is finished, you can locate the packages at:</w:t>
-      </w:r>
-    </w:p>
-    <w:p>
-      <w:pPr>
-        <w:rPr>
-          <w:b/>
-          <w:i/>
-        </w:rPr>
-      </w:pPr>
-      <w:proofErr w:type="spellStart"/>
-      <w:r>
-        <w:rPr>
-          <w:b/>
-          <w:i/>
-        </w:rPr>
-        <w:t>rpi</w:t>
-      </w:r>
-      <w:proofErr w:type="spellEnd"/>
-      <w:r>
-        <w:rPr>
-          <w:b/>
-          <w:i/>
-        </w:rPr>
-        <w:t>-build/</w:t>
-      </w:r>
-      <w:proofErr w:type="spellStart"/>
-      <w:r>
-        <w:rPr>
-          <w:b/>
-          <w:i/>
-        </w:rPr>
-        <w:t>tmp-glibc</w:t>
-      </w:r>
-      <w:proofErr w:type="spellEnd"/>
-      <w:r>
-        <w:rPr>
-          <w:b/>
-          <w:i/>
-        </w:rPr>
-        <w:t>/deploy/rpm/cortexa7hf_neon_vfpv4/ - Note this may vary on your environment.</w:t>
-      </w:r>
-    </w:p>
-    <w:p>
-      <w:r>
-        <w:t>The “atomic tank” game is built with 3 packages as the output:</w:t>
-      </w:r>
-    </w:p>
-    <w:p>
-      <w:pPr>
-        <w:rPr>
-          <w:b/>
-          <w:i/>
-        </w:rPr>
-      </w:pPr>
-      <w:r>
-        <w:rPr>
-          <w:b/>
-          <w:i/>
-        </w:rPr>
-        <w:t xml:space="preserve">- atanks-5.7-r0.cortexa7hf_neon_vfpv4.rpm </w:t>
-      </w:r>
-    </w:p>
-    <w:p>
-      <w:pPr>
-        <w:rPr>
-          <w:b/>
-          <w:i/>
-        </w:rPr>
-      </w:pPr>
-      <w:r>
-        <w:rPr>
-          <w:b/>
-          <w:i/>
-        </w:rPr>
-        <w:t>- atanks-dbg-5.7-r0.cortexa7hf_neon_vfpv4.rpm</w:t>
-      </w:r>
-    </w:p>
-    <w:p>
-      <w:pPr>
-        <w:rPr>
-          <w:b/>
-          <w:i/>
-        </w:rPr>
-      </w:pPr>
-      <w:r>
-        <w:rPr>
-          <w:b/>
-          <w:i/>
-        </w:rPr>
-        <w:t>- atanks-dev-5.7-r0.cortexa7hf_neon_vfpv4.rpm</w:t>
-      </w:r>
-    </w:p>
-    <w:p>
-      <w:r>
-        <w:t>Among these, the first package is the essential one to make the game run.</w:t>
-      </w:r>
-    </w:p>
-    <w:p/>
-    <w:p>
-      <w:r>
-        <w:t>Now we have the packages ready</w:t>
-      </w:r>
-      <w:r>
-        <w:t>;</w:t>
-      </w:r>
-      <w:r>
-        <w:t xml:space="preserve"> the next task is including all the dependencies needed by the game. If you downloaded the game recipe from openembedded.org, you can check the .bb file of your recipe to see the dependencies. In our case, </w:t>
-      </w:r>
-      <w:r>
-        <w:rPr>
-          <w:rFonts w:ascii="Courier New" w:hAnsi="Courier New" w:cs="Courier New"/>
-          <w:b/>
-          <w:i/>
-          <w:sz w:val="18"/>
-          <w:szCs w:val="18"/>
-        </w:rPr>
-        <w:t>atomic tank</w:t>
-      </w:r>
-      <w:r>
-        <w:t xml:space="preserve"> requires </w:t>
-      </w:r>
-      <w:r>
-        <w:rPr>
-          <w:rFonts w:ascii="Courier New" w:hAnsi="Courier New" w:cs="Courier New"/>
-          <w:b/>
-          <w:i/>
-          <w:sz w:val="18"/>
-          <w:szCs w:val="18"/>
-        </w:rPr>
-        <w:t>allegro4</w:t>
-      </w:r>
-      <w:r>
-        <w:t xml:space="preserve"> for the kernel image. To include this, amend </w:t>
-      </w:r>
-      <w:r>
-        <w:t xml:space="preserve">the </w:t>
-      </w:r>
-      <w:r>
-        <w:rPr>
-          <w:b/>
-          <w:i/>
-        </w:rPr>
-        <w:t>build/conf/</w:t>
-      </w:r>
-      <w:proofErr w:type="spellStart"/>
-      <w:r>
-        <w:rPr>
-          <w:b/>
-          <w:i/>
-        </w:rPr>
-        <w:t>local.conf</w:t>
-      </w:r>
-      <w:proofErr w:type="spellEnd"/>
-      <w:r>
-        <w:t xml:space="preserve"> file and add:</w:t>
-      </w:r>
-    </w:p>
-    <w:p>
-      <w:pPr>
-        <w:keepNext/>
-        <w:keepLines/>
-        <w:widowControl w:val="0"/>
-        <w:shd w:val="clear" w:color="auto" w:fill="F2F2F2"/>
-        <w:autoSpaceDE w:val="0"/>
-        <w:autoSpaceDN w:val="0"/>
-        <w:adjustRightInd w:val="0"/>
-        <w:spacing w:before="0" w:after="0" w:line="240" w:lineRule="auto"/>
-        <w:rPr>
-          <w:rFonts w:ascii="Courier New" w:hAnsi="Courier New" w:cs="Courier New"/>
-          <w:sz w:val="18"/>
-          <w:szCs w:val="18"/>
-        </w:rPr>
-      </w:pPr>
-      <w:proofErr w:type="spellStart"/>
-      <w:r>
-        <w:rPr>
-          <w:rFonts w:ascii="Courier New" w:hAnsi="Courier New" w:cs="Courier New"/>
-          <w:sz w:val="18"/>
-          <w:szCs w:val="18"/>
-        </w:rPr>
-        <w:t>IMAGE_INSTALL_append</w:t>
-      </w:r>
-      <w:proofErr w:type="spellEnd"/>
-      <w:r>
-        <w:rPr>
-          <w:rFonts w:ascii="Courier New" w:hAnsi="Courier New" w:cs="Courier New"/>
-          <w:sz w:val="18"/>
-          <w:szCs w:val="18"/>
-        </w:rPr>
-        <w:t xml:space="preserve">= " allegro4 </w:t>
-      </w:r>
-      <w:proofErr w:type="spellStart"/>
-      <w:r>
-        <w:rPr>
-          <w:rFonts w:ascii="Courier New" w:hAnsi="Courier New" w:cs="Courier New"/>
-          <w:sz w:val="18"/>
-          <w:szCs w:val="18"/>
-        </w:rPr>
-        <w:t>atanks</w:t>
-      </w:r>
-      <w:proofErr w:type="spellEnd"/>
-      <w:r>
-        <w:rPr>
-          <w:rFonts w:ascii="Courier New" w:hAnsi="Courier New" w:cs="Courier New"/>
-          <w:sz w:val="18"/>
-          <w:szCs w:val="18"/>
-        </w:rPr>
-        <w:t>"</w:t>
-      </w:r>
-    </w:p>
-    <w:p>
-      <w:r>
-        <w:t>Then</w:t>
-      </w:r>
-      <w:r>
-        <w:t>,</w:t>
-      </w:r>
-      <w:r>
-        <w:t xml:space="preserve"> add rpm package manager to the image. For </w:t>
-      </w:r>
-      <w:proofErr w:type="gramStart"/>
-      <w:r>
-        <w:t>sufficient</w:t>
-      </w:r>
-      <w:proofErr w:type="gramEnd"/>
-      <w:r>
-        <w:t xml:space="preserve"> space to install the game, also add:</w:t>
-      </w:r>
-    </w:p>
-    <w:p>
-      <w:pPr>
-        <w:keepNext/>
-        <w:keepLines/>
-        <w:widowControl w:val="0"/>
-        <w:shd w:val="clear" w:color="auto" w:fill="F2F2F2"/>
-        <w:autoSpaceDE w:val="0"/>
-        <w:autoSpaceDN w:val="0"/>
-        <w:adjustRightInd w:val="0"/>
-        <w:spacing w:before="0" w:after="0" w:line="240" w:lineRule="auto"/>
-        <w:rPr>
-          <w:rFonts w:ascii="Courier New" w:hAnsi="Courier New" w:cs="Courier New"/>
-          <w:sz w:val="18"/>
-          <w:szCs w:val="18"/>
-        </w:rPr>
-      </w:pPr>
-      <w:r>
-        <w:rPr>
-          <w:rFonts w:ascii="Courier New" w:hAnsi="Courier New" w:cs="Courier New"/>
-          <w:sz w:val="18"/>
-          <w:szCs w:val="18"/>
-        </w:rPr>
-        <w:t>EXTRA_IMAGE_FEATURES= "package-management”</w:t>
-      </w:r>
-    </w:p>
-    <w:p>
-      <w:pPr>
-        <w:keepNext/>
-        <w:keepLines/>
-        <w:widowControl w:val="0"/>
-        <w:shd w:val="clear" w:color="auto" w:fill="F2F2F2"/>
-        <w:autoSpaceDE w:val="0"/>
-        <w:autoSpaceDN w:val="0"/>
-        <w:adjustRightInd w:val="0"/>
-        <w:spacing w:before="0" w:after="0" w:line="240" w:lineRule="auto"/>
-        <w:rPr>
-          <w:rFonts w:ascii="Courier New" w:hAnsi="Courier New" w:cs="Courier New"/>
-          <w:sz w:val="18"/>
-          <w:szCs w:val="18"/>
-        </w:rPr>
-      </w:pPr>
-      <w:r>
-        <w:rPr>
-          <w:rFonts w:ascii="Courier New" w:hAnsi="Courier New" w:cs="Courier New"/>
-          <w:sz w:val="18"/>
-          <w:szCs w:val="18"/>
-        </w:rPr>
-        <w:t>PACKAGE_</w:t>
-      </w:r>
-      <w:proofErr w:type="gramStart"/>
-      <w:r>
-        <w:rPr>
-          <w:rFonts w:ascii="Courier New" w:hAnsi="Courier New" w:cs="Courier New"/>
-          <w:sz w:val="18"/>
-          <w:szCs w:val="18"/>
-        </w:rPr>
-        <w:t>CLASSES ?</w:t>
-      </w:r>
-      <w:proofErr w:type="gramEnd"/>
-      <w:r>
-        <w:rPr>
-          <w:rFonts w:ascii="Courier New" w:hAnsi="Courier New" w:cs="Courier New"/>
-          <w:sz w:val="18"/>
-          <w:szCs w:val="18"/>
-        </w:rPr>
-        <w:t>= "</w:t>
-      </w:r>
-      <w:proofErr w:type="spellStart"/>
-      <w:r>
-        <w:rPr>
-          <w:rFonts w:ascii="Courier New" w:hAnsi="Courier New" w:cs="Courier New"/>
-          <w:sz w:val="18"/>
-          <w:szCs w:val="18"/>
-        </w:rPr>
-        <w:t>package_rpm</w:t>
-      </w:r>
-      <w:proofErr w:type="spellEnd"/>
-      <w:r>
-        <w:rPr>
-          <w:rFonts w:ascii="Courier New" w:hAnsi="Courier New" w:cs="Courier New"/>
-          <w:sz w:val="18"/>
-          <w:szCs w:val="18"/>
-        </w:rPr>
-        <w:t>"</w:t>
-      </w:r>
-    </w:p>
-    <w:p>
-      <w:pPr>
-        <w:keepNext/>
-        <w:keepLines/>
-        <w:widowControl w:val="0"/>
-        <w:shd w:val="clear" w:color="auto" w:fill="F2F2F2"/>
-        <w:autoSpaceDE w:val="0"/>
-        <w:autoSpaceDN w:val="0"/>
-        <w:adjustRightInd w:val="0"/>
-        <w:spacing w:before="0" w:after="0" w:line="240" w:lineRule="auto"/>
-        <w:rPr>
-          <w:rFonts w:ascii="Courier New" w:hAnsi="Courier New" w:cs="Courier New"/>
-          <w:sz w:val="18"/>
-          <w:szCs w:val="18"/>
-        </w:rPr>
-      </w:pPr>
-      <w:r>
-        <w:rPr>
-          <w:rFonts w:ascii="Courier New" w:hAnsi="Courier New" w:cs="Courier New"/>
-          <w:sz w:val="18"/>
-          <w:szCs w:val="18"/>
-        </w:rPr>
-        <w:t xml:space="preserve">IMAGE_ROOTFS_EXTRA_SPACE = " 300000" </w:t>
-      </w:r>
-    </w:p>
-    <w:p>
-      <w:r>
-        <w:t>The build/conf/</w:t>
-      </w:r>
-      <w:proofErr w:type="spellStart"/>
-      <w:r>
-        <w:t>local.conf</w:t>
-      </w:r>
-      <w:proofErr w:type="spellEnd"/>
-      <w:r>
-        <w:t xml:space="preserve"> file should now look </w:t>
-      </w:r>
-      <w:proofErr w:type="gramStart"/>
-      <w:r>
-        <w:t>similar to</w:t>
-      </w:r>
-      <w:proofErr w:type="gramEnd"/>
-      <w:r>
-        <w:t xml:space="preserve"> this:</w:t>
-      </w:r>
-    </w:p>
-    <w:p>
-      <w:pPr>
-        <w:shd w:val="clear" w:color="auto" w:fill="E7E6E6"/>
-        <w:spacing w:before="0" w:after="0"/>
-      </w:pPr>
-      <w:proofErr w:type="gramStart"/>
-      <w:r>
-        <w:t>MACHINE ?</w:t>
-      </w:r>
-      <w:proofErr w:type="gramEnd"/>
-      <w:r>
-        <w:t>= "raspberrypi3"</w:t>
-      </w:r>
-    </w:p>
-    <w:p>
-      <w:pPr>
-        <w:shd w:val="clear" w:color="auto" w:fill="E7E6E6"/>
-        <w:spacing w:before="0" w:after="0"/>
-      </w:pPr>
-      <w:proofErr w:type="spellStart"/>
-      <w:r>
-        <w:t>PREFERRED_VERSION_linux-raspberrypi</w:t>
-      </w:r>
-      <w:proofErr w:type="spellEnd"/>
-      <w:r>
-        <w:t xml:space="preserve"> = "</w:t>
-      </w:r>
-      <w:proofErr w:type="gramStart"/>
-      <w:r>
-        <w:t>4.%</w:t>
-      </w:r>
-      <w:proofErr w:type="gramEnd"/>
-      <w:r>
-        <w:t>"</w:t>
-      </w:r>
-    </w:p>
-    <w:p>
-      <w:pPr>
-        <w:shd w:val="clear" w:color="auto" w:fill="E7E6E6"/>
-        <w:spacing w:before="0" w:after="0"/>
-      </w:pPr>
-      <w:proofErr w:type="spellStart"/>
-      <w:r>
-        <w:t>DISTRO_FEATURES_append</w:t>
-      </w:r>
-      <w:proofErr w:type="spellEnd"/>
-      <w:r>
-        <w:t xml:space="preserve"> = " </w:t>
-      </w:r>
-      <w:proofErr w:type="spellStart"/>
-      <w:r>
-        <w:t>systemd</w:t>
-      </w:r>
-      <w:proofErr w:type="spellEnd"/>
-      <w:r>
-        <w:t xml:space="preserve"> x11 </w:t>
-      </w:r>
-      <w:proofErr w:type="spellStart"/>
-      <w:r>
-        <w:t>wayland</w:t>
-      </w:r>
-      <w:proofErr w:type="spellEnd"/>
-      <w:r>
-        <w:t xml:space="preserve"> </w:t>
-      </w:r>
-      <w:proofErr w:type="spellStart"/>
-      <w:r>
-        <w:t>opengl</w:t>
-      </w:r>
-      <w:proofErr w:type="spellEnd"/>
-      <w:r>
-        <w:t xml:space="preserve"> allegro4"</w:t>
-      </w:r>
-    </w:p>
-    <w:p>
-      <w:pPr>
-        <w:shd w:val="clear" w:color="auto" w:fill="E7E6E6"/>
-        <w:spacing w:before="0" w:after="0"/>
-      </w:pPr>
-      <w:r>
-        <w:t>VIRTUAL-</w:t>
-      </w:r>
-      <w:proofErr w:type="spellStart"/>
-      <w:r>
-        <w:t>RUNTIME_init_manager</w:t>
-      </w:r>
-      <w:proofErr w:type="spellEnd"/>
-      <w:r>
-        <w:t xml:space="preserve"> = "</w:t>
-      </w:r>
-      <w:proofErr w:type="spellStart"/>
-      <w:r>
-        <w:t>systemd</w:t>
-      </w:r>
-      <w:proofErr w:type="spellEnd"/>
-      <w:r>
-        <w:t>"</w:t>
-      </w:r>
-    </w:p>
-    <w:p>
-      <w:pPr>
-        <w:shd w:val="clear" w:color="auto" w:fill="E7E6E6"/>
-        <w:spacing w:before="0" w:after="0"/>
-      </w:pPr>
-      <w:proofErr w:type="spellStart"/>
-      <w:r>
-        <w:t>IMAGE_INSTALL_append</w:t>
-      </w:r>
-      <w:proofErr w:type="spellEnd"/>
-      <w:r>
-        <w:t xml:space="preserve">= " allegro4 </w:t>
-      </w:r>
-      <w:proofErr w:type="spellStart"/>
-      <w:r>
-        <w:t>atanks</w:t>
-      </w:r>
-      <w:proofErr w:type="spellEnd"/>
-      <w:r>
-        <w:t>"</w:t>
-      </w:r>
-    </w:p>
-    <w:p>
-      <w:pPr>
-        <w:shd w:val="clear" w:color="auto" w:fill="E7E6E6"/>
-        <w:spacing w:before="0" w:after="0"/>
-      </w:pPr>
-      <w:r>
-        <w:t>CORE_IMAGE_EXTRA_INSTALL += "allegro4"</w:t>
-      </w:r>
-    </w:p>
-    <w:p>
-      <w:pPr>
-        <w:shd w:val="clear" w:color="auto" w:fill="E7E6E6"/>
-        <w:spacing w:before="0" w:after="0"/>
-      </w:pPr>
-      <w:r>
-        <w:t>ENABLE_UART = "1"</w:t>
-      </w:r>
-    </w:p>
-    <w:p>
-      <w:pPr>
-        <w:shd w:val="clear" w:color="auto" w:fill="E7E6E6"/>
-        <w:spacing w:before="0" w:after="0"/>
-      </w:pPr>
-      <w:r>
-        <w:t>EXTRA_IMAGE_FEATURES= "package-management"</w:t>
-      </w:r>
-    </w:p>
-    <w:p>
-      <w:pPr>
-        <w:shd w:val="clear" w:color="auto" w:fill="E7E6E6"/>
-        <w:spacing w:before="0" w:after="0"/>
-      </w:pPr>
-      <w:r>
-        <w:t>PACKAGE_</w:t>
-      </w:r>
-      <w:proofErr w:type="gramStart"/>
-      <w:r>
-        <w:t>CLASSES ?</w:t>
-      </w:r>
-      <w:proofErr w:type="gramEnd"/>
-      <w:r>
-        <w:t>= "</w:t>
-      </w:r>
-      <w:proofErr w:type="spellStart"/>
-      <w:r>
-        <w:t>package_rpm</w:t>
-      </w:r>
-      <w:proofErr w:type="spellEnd"/>
-      <w:r>
-        <w:t>"</w:t>
-      </w:r>
-    </w:p>
-    <w:p>
-      <w:pPr>
-        <w:shd w:val="clear" w:color="auto" w:fill="E7E6E6"/>
-        <w:spacing w:before="0" w:after="0"/>
-      </w:pPr>
-      <w:r>
-        <w:t>IMAGE_ROOTFS_EXTRA_SPACE = " 300000"</w:t>
-      </w:r>
-    </w:p>
-    <w:p>
-      <w:r>
-        <w:t>Before we build the image, we need to ensure our system is up-to-date with the latest packages. Run these commands:</w:t>
-      </w:r>
-    </w:p>
-    <w:p>
-      <w:pPr>
-        <w:shd w:val="clear" w:color="auto" w:fill="F2F2F2" w:themeFill="background1" w:themeFillShade="F2"/>
-      </w:pPr>
-      <w:proofErr w:type="spellStart"/>
-      <w:r>
-        <w:t>sudo</w:t>
-      </w:r>
-      <w:proofErr w:type="spellEnd"/>
-      <w:r>
-        <w:t xml:space="preserve"> apt-get update</w:t>
-      </w:r>
-    </w:p>
-    <w:p>
-      <w:pPr>
-        <w:shd w:val="clear" w:color="auto" w:fill="F2F2F2" w:themeFill="background1" w:themeFillShade="F2"/>
-      </w:pPr>
-      <w:proofErr w:type="spellStart"/>
-      <w:r>
-        <w:t>sudo</w:t>
-      </w:r>
-      <w:proofErr w:type="spellEnd"/>
-      <w:r>
-        <w:t xml:space="preserve"> apt-get upgrade</w:t>
-      </w:r>
-    </w:p>
-    <w:p/>
-    <w:p>
-      <w:r>
-        <w:t>S</w:t>
-      </w:r>
-      <w:r>
-        <w:t xml:space="preserve">ince we are running a graphical game, we need a kernel image with desktop environment enabled. There is an option </w:t>
-      </w:r>
-      <w:r>
-        <w:t>already available</w:t>
-      </w:r>
-      <w:r>
-        <w:t xml:space="preserve"> with the </w:t>
-      </w:r>
-      <w:proofErr w:type="spellStart"/>
-      <w:r>
-        <w:t>Yocto</w:t>
-      </w:r>
-      <w:proofErr w:type="spellEnd"/>
-      <w:r>
-        <w:t xml:space="preserve"> project called “</w:t>
-      </w:r>
-      <w:r>
-        <w:rPr>
-          <w:rFonts w:ascii="Courier New" w:hAnsi="Courier New" w:cs="Courier New"/>
-          <w:b/>
-          <w:i/>
-          <w:sz w:val="18"/>
-          <w:szCs w:val="18"/>
-        </w:rPr>
-        <w:t>core-image-</w:t>
-      </w:r>
-      <w:proofErr w:type="spellStart"/>
-      <w:r>
-        <w:rPr>
-          <w:rFonts w:ascii="Courier New" w:hAnsi="Courier New" w:cs="Courier New"/>
-          <w:b/>
-          <w:i/>
-          <w:sz w:val="18"/>
-          <w:szCs w:val="18"/>
-        </w:rPr>
-        <w:t>sato</w:t>
-      </w:r>
-      <w:proofErr w:type="spellEnd"/>
-      <w:r>
-        <w:t>”. When everything is ready, you can build your image:</w:t>
-      </w:r>
-    </w:p>
-    <w:p>
-      <w:pPr>
-        <w:keepNext/>
-        <w:keepLines/>
-        <w:widowControl w:val="0"/>
-        <w:shd w:val="clear" w:color="auto" w:fill="F2F2F2"/>
-        <w:autoSpaceDE w:val="0"/>
-        <w:autoSpaceDN w:val="0"/>
-        <w:adjustRightInd w:val="0"/>
-        <w:spacing w:before="0" w:after="0" w:line="240" w:lineRule="auto"/>
-        <w:rPr>
-          <w:rFonts w:ascii="Courier New" w:hAnsi="Courier New" w:cs="Courier New"/>
-          <w:sz w:val="18"/>
-          <w:szCs w:val="18"/>
-        </w:rPr>
-      </w:pPr>
-      <w:proofErr w:type="spellStart"/>
-      <w:r>
-        <w:rPr>
-          <w:rFonts w:ascii="Courier New" w:hAnsi="Courier New" w:cs="Courier New"/>
-          <w:sz w:val="18"/>
-          <w:szCs w:val="18"/>
-        </w:rPr>
-        <w:t>b</w:t>
-      </w:r>
-      <w:r>
-        <w:rPr>
-          <w:rFonts w:ascii="Courier New" w:hAnsi="Courier New" w:cs="Courier New"/>
-          <w:sz w:val="18"/>
-          <w:szCs w:val="18"/>
-        </w:rPr>
-        <w:t>itbake</w:t>
-      </w:r>
-      <w:proofErr w:type="spellEnd"/>
-      <w:r>
-        <w:rPr>
-          <w:rFonts w:ascii="Courier New" w:hAnsi="Courier New" w:cs="Courier New"/>
-          <w:sz w:val="18"/>
-          <w:szCs w:val="18"/>
-        </w:rPr>
-        <w:t xml:space="preserve"> core-image-</w:t>
-      </w:r>
-      <w:proofErr w:type="spellStart"/>
-      <w:r>
-        <w:rPr>
-          <w:rFonts w:ascii="Courier New" w:hAnsi="Courier New" w:cs="Courier New"/>
-          <w:sz w:val="18"/>
-          <w:szCs w:val="18"/>
-        </w:rPr>
-        <w:t>sato</w:t>
-      </w:r>
-      <w:proofErr w:type="spellEnd"/>
-    </w:p>
-    <w:p>
-      <w:r>
-        <w:t>When your image is ready, populate it onto the SD card</w:t>
-      </w:r>
-      <w:r>
-        <w:t xml:space="preserve"> as done in the lab, the image should be found here</w:t>
-      </w:r>
-      <w:r>
-        <w:t>:</w:t>
-      </w:r>
-    </w:p>
-    <w:p>
-      <w:pPr>
-        <w:shd w:val="clear" w:color="auto" w:fill="F2F2F2" w:themeFill="background1" w:themeFillShade="F2"/>
-        <w:rPr>
-          <w:rFonts w:ascii="Courier" w:hAnsi="Courier"/>
-          <w:sz w:val="18"/>
-        </w:rPr>
-      </w:pPr>
-      <w:r>
-        <w:rPr>
-          <w:rFonts w:ascii="Courier" w:hAnsi="Courier"/>
-          <w:sz w:val="18"/>
-        </w:rPr>
-        <w:lastRenderedPageBreak/>
-        <w:t>/home/user/raspberryPi3/rpi-build/tmp-glibc/deploy/images/raspberrypi3/core-image-sato-raspberrypi3.rpi-sdimg</w:t>
-      </w:r>
-    </w:p>
-    <w:p>
-      <w:r>
-        <w:t xml:space="preserve">Now you can power up </w:t>
-      </w:r>
-      <w:r>
-        <w:t>the Raspberry Pi 3</w:t>
-      </w:r>
-      <w:r>
-        <w:t xml:space="preserve"> and copy the game packages to the root file system. You can do it with “</w:t>
-      </w:r>
-      <w:proofErr w:type="spellStart"/>
-      <w:r>
-        <w:t>scp</w:t>
-      </w:r>
-      <w:proofErr w:type="spellEnd"/>
-      <w:r>
-        <w:t>” if you have network connected and configured</w:t>
-      </w:r>
-      <w:r>
-        <w:t>,</w:t>
-      </w:r>
-      <w:r>
-        <w:t xml:space="preserve"> or simply copy it to the SD card with a card reader. Next</w:t>
-      </w:r>
-      <w:r>
-        <w:t>,</w:t>
-      </w:r>
-      <w:r>
-        <w:t xml:space="preserve"> you need to install the package:</w:t>
-      </w:r>
-    </w:p>
-    <w:p>
-      <w:pPr>
-        <w:keepNext/>
-        <w:keepLines/>
-        <w:widowControl w:val="0"/>
-        <w:shd w:val="clear" w:color="auto" w:fill="F2F2F2"/>
-        <w:autoSpaceDE w:val="0"/>
-        <w:autoSpaceDN w:val="0"/>
-        <w:adjustRightInd w:val="0"/>
-        <w:spacing w:before="0" w:after="0" w:line="240" w:lineRule="auto"/>
-        <w:rPr>
-          <w:rFonts w:ascii="Courier" w:hAnsi="Courier"/>
-          <w:sz w:val="18"/>
-        </w:rPr>
-      </w:pPr>
-      <w:r>
-        <w:rPr>
-          <w:rFonts w:ascii="Courier" w:hAnsi="Courier"/>
-          <w:sz w:val="18"/>
-        </w:rPr>
-        <w:t>rpm -</w:t>
-      </w:r>
-      <w:proofErr w:type="spellStart"/>
-      <w:r>
-        <w:rPr>
-          <w:rFonts w:ascii="Courier" w:hAnsi="Courier"/>
-          <w:sz w:val="18"/>
-        </w:rPr>
-        <w:t>ivh</w:t>
-      </w:r>
-      <w:proofErr w:type="spellEnd"/>
-      <w:r>
-        <w:rPr>
-          <w:rFonts w:ascii="Courier" w:hAnsi="Courier"/>
-          <w:sz w:val="18"/>
-        </w:rPr>
-        <w:t xml:space="preserve"> </w:t>
-      </w:r>
-      <w:r>
-        <w:rPr>
-          <w:rFonts w:ascii="Courier New" w:hAnsi="Courier New" w:cs="Courier New"/>
-          <w:sz w:val="18"/>
-          <w:szCs w:val="18"/>
-        </w:rPr>
-        <w:t>atanks-5.7-r0.cortexa9hf_vfp_neon.rpm</w:t>
-      </w:r>
-    </w:p>
-    <w:p>
-      <w:r>
-        <w:t>It should install the game if all the dependencies are included in your kernel image. To start the game, simply ent</w:t>
-      </w:r>
-      <w:r>
-        <w:t>e</w:t>
-      </w:r>
-      <w:r>
-        <w:t>r</w:t>
-      </w:r>
-      <w:r>
-        <w:t xml:space="preserve"> the</w:t>
-      </w:r>
-      <w:r>
-        <w:t xml:space="preserve"> command:</w:t>
-      </w:r>
-    </w:p>
-    <w:p>
-      <w:pPr>
-        <w:keepNext/>
-        <w:keepLines/>
-        <w:widowControl w:val="0"/>
-        <w:shd w:val="clear" w:color="auto" w:fill="F2F2F2"/>
-        <w:autoSpaceDE w:val="0"/>
-        <w:autoSpaceDN w:val="0"/>
-        <w:adjustRightInd w:val="0"/>
-        <w:spacing w:before="0" w:after="0" w:line="240" w:lineRule="auto"/>
-        <w:rPr>
-          <w:rFonts w:ascii="Courier" w:hAnsi="Courier"/>
-          <w:sz w:val="18"/>
-        </w:rPr>
-      </w:pPr>
-      <w:proofErr w:type="spellStart"/>
-      <w:r>
-        <w:rPr>
-          <w:rFonts w:ascii="Courier" w:hAnsi="Courier"/>
-          <w:sz w:val="18"/>
-        </w:rPr>
-        <w:t>atanks</w:t>
-      </w:r>
-      <w:proofErr w:type="spellEnd"/>
-    </w:p>
-    <w:p>
-      <w:bookmarkStart w:id="1" w:name="_Hlk536530935"/>
-      <w:r>
-        <w:t>If you do</w:t>
-      </w:r>
-      <w:r>
-        <w:t xml:space="preserve"> not</w:t>
-      </w:r>
-      <w:r>
-        <w:t xml:space="preserve"> </w:t>
-      </w:r>
-      <w:bookmarkEnd w:id="1"/>
-      <w:r>
-        <w:t xml:space="preserve">connect a keyboard to the </w:t>
-      </w:r>
-      <w:r>
-        <w:t>Raspberry Pi 3</w:t>
-      </w:r>
-      <w:r>
-        <w:t xml:space="preserve"> board, you can still start the game by selecting its icon in GUI, under the “games” tab. If arrow and ent</w:t>
-      </w:r>
-      <w:r>
-        <w:t>e</w:t>
-      </w:r>
-      <w:r>
-        <w:t>r keys are mapped to buttons, then you can be completely “keyboard-free”.</w:t>
-      </w:r>
-    </w:p>
-    <w:p>
-      <w:r>
-        <w:t xml:space="preserve">For </w:t>
-      </w:r>
-      <w:r>
-        <w:t xml:space="preserve">a </w:t>
-      </w:r>
-      <w:r>
-        <w:t>better experience, go to game options, then graphics</w:t>
-      </w:r>
-      <w:r>
-        <w:t>,</w:t>
-      </w:r>
-      <w:r>
-        <w:t xml:space="preserve"> and </w:t>
-      </w:r>
-      <w:r>
-        <w:t xml:space="preserve">then </w:t>
-      </w:r>
-      <w:r>
-        <w:t xml:space="preserve">enable </w:t>
-      </w:r>
-      <w:r>
-        <w:t xml:space="preserve">the </w:t>
-      </w:r>
-      <w:r>
-        <w:t>full screen option.</w:t>
-      </w:r>
     </w:p>
     <w:p/>
     <w:sectPr>
-      <w:footerReference w:type="default" r:id="rId9"/>
+      <w:headerReference w:type="even" r:id="rId12"/>
+      <w:headerReference w:type="default" r:id="rId13"/>
+      <w:footerReference w:type="even" r:id="rId14"/>
+      <w:footerReference w:type="default" r:id="rId15"/>
+      <w:headerReference w:type="first" r:id="rId16"/>
+      <w:footerReference w:type="first" r:id="rId17"/>
       <w:pgSz w:w="12240" w:h="15840"/>
       <w:pgMar w:top="1440" w:right="1440" w:bottom="1440" w:left="1440" w:header="720" w:footer="0" w:gutter="0"/>
       <w:cols w:space="720"/>
+      <w:titlePg/>
       <w:docGrid w:linePitch="360"/>
     </w:sectPr>
   </w:body>
@@ -12376,7 +10531,7 @@
 </file>
 
 <file path=word/endnotes.xml><?xml version="1.0" encoding="utf-8"?>
-<w:endnotes xmlns:wpc="http://schemas.microsoft.com/office/word/2010/wordprocessingCanvas" xmlns:cx="http://schemas.microsoft.com/office/drawing/2014/chartex" xmlns:cx1="http://schemas.microsoft.com/office/drawing/2015/9/8/chartex" xmlns:cx2="http://schemas.microsoft.com/office/drawing/2015/10/21/chartex" xmlns:cx3="http://schemas.microsoft.com/office/drawing/2016/5/9/chartex" xmlns:cx4="http://schemas.microsoft.com/office/drawing/2016/5/10/chartex" xmlns:cx5="http://schemas.microsoft.com/office/drawing/2016/5/11/chartex" xmlns:cx6="http://schemas.microsoft.com/office/drawing/2016/5/12/chartex" xmlns:cx7="http://schemas.microsoft.com/office/drawing/2016/5/13/chartex" xmlns:cx8="http://schemas.microsoft.com/office/drawing/2016/5/14/chartex" xmlns:mc="http://schemas.openxmlformats.org/markup-compatibility/2006" xmlns:aink="http://schemas.microsoft.com/office/drawing/2016/ink" xmlns:am3d="http://schemas.microsoft.com/office/drawing/2017/model3d" xmlns:o="urn:schemas-microsoft-com:office:office" xmlns:r="http://schemas.openxmlformats.org/officeDocument/2006/relationships" xmlns:m="http://schemas.openxmlformats.org/officeDocument/2006/math" xmlns:v="urn:schemas-microsoft-com:vml" xmlns:wp14="http://schemas.microsoft.com/office/word/2010/wordprocessingDrawing" xmlns:wp="http://schemas.openxmlformats.org/drawingml/2006/wordprocessingDrawing" xmlns:w10="urn:schemas-microsoft-com:office:word" xmlns:w="http://schemas.openxmlformats.org/wordprocessingml/2006/main" xmlns:w14="http://schemas.microsoft.com/office/word/2010/wordml" xmlns:w15="http://schemas.microsoft.com/office/word/2012/wordml" xmlns:w16cid="http://schemas.microsoft.com/office/word/2016/wordml/cid" xmlns:w16se="http://schemas.microsoft.com/office/word/2015/wordml/symex" xmlns:wpg="http://schemas.microsoft.com/office/word/2010/wordprocessingGroup" xmlns:wpi="http://schemas.microsoft.com/office/word/2010/wordprocessingInk" xmlns:wne="http://schemas.microsoft.com/office/word/2006/wordml" xmlns:wps="http://schemas.microsoft.com/office/word/2010/wordprocessingShape" mc:Ignorable="w14 w15 w16se w16cid wp14">
+<w:endnotes xmlns:wpc="http://schemas.microsoft.com/office/word/2010/wordprocessingCanvas" xmlns:cx="http://schemas.microsoft.com/office/drawing/2014/chartex" xmlns:cx1="http://schemas.microsoft.com/office/drawing/2015/9/8/chartex" xmlns:cx2="http://schemas.microsoft.com/office/drawing/2015/10/21/chartex" xmlns:cx3="http://schemas.microsoft.com/office/drawing/2016/5/9/chartex" xmlns:cx4="http://schemas.microsoft.com/office/drawing/2016/5/10/chartex" xmlns:cx5="http://schemas.microsoft.com/office/drawing/2016/5/11/chartex" xmlns:cx6="http://schemas.microsoft.com/office/drawing/2016/5/12/chartex" xmlns:cx7="http://schemas.microsoft.com/office/drawing/2016/5/13/chartex" xmlns:cx8="http://schemas.microsoft.com/office/drawing/2016/5/14/chartex" xmlns:mc="http://schemas.openxmlformats.org/markup-compatibility/2006" xmlns:aink="http://schemas.microsoft.com/office/drawing/2016/ink" xmlns:am3d="http://schemas.microsoft.com/office/drawing/2017/model3d" xmlns:o="urn:schemas-microsoft-com:office:office" xmlns:oel="http://schemas.microsoft.com/office/2019/extlst" xmlns:r="http://schemas.openxmlformats.org/officeDocument/2006/relationships" xmlns:m="http://schemas.openxmlformats.org/officeDocument/2006/math" xmlns:v="urn:schemas-microsoft-com:vml" xmlns:wp14="http://schemas.microsoft.com/office/word/2010/wordprocessingDrawing" xmlns:wp="http://schemas.openxmlformats.org/drawingml/2006/wordprocessingDrawing" xmlns:w10="urn:schemas-microsoft-com:office:word" xmlns:w="http://schemas.openxmlformats.org/wordprocessingml/2006/main" xmlns:w14="http://schemas.microsoft.com/office/word/2010/wordml" xmlns:w15="http://schemas.microsoft.com/office/word/2012/wordml" xmlns:w16cex="http://schemas.microsoft.com/office/word/2018/wordml/cex" xmlns:w16cid="http://schemas.microsoft.com/office/word/2016/wordml/cid" xmlns:w16="http://schemas.microsoft.com/office/word/2018/wordml" xmlns:w16du="http://schemas.microsoft.com/office/word/2023/wordml/word16du" xmlns:w16sdtdh="http://schemas.microsoft.com/office/word/2020/wordml/sdtdatahash" xmlns:w16sdtfl="http://schemas.microsoft.com/office/word/2024/wordml/sdtformatlock" xmlns:w16se="http://schemas.microsoft.com/office/word/2015/wordml/symex" xmlns:wpg="http://schemas.microsoft.com/office/word/2010/wordprocessingGroup" xmlns:wpi="http://schemas.microsoft.com/office/word/2010/wordprocessingInk" xmlns:wne="http://schemas.microsoft.com/office/word/2006/wordml" xmlns:wps="http://schemas.microsoft.com/office/word/2010/wordprocessingShape" mc:Ignorable="w14 w15 w16se w16cid w16 w16cex w16sdtdh w16sdtfl w16du wp14">
   <w:endnote w:type="separator" w:id="-1">
     <w:p>
       <w:pPr>
@@ -12401,22 +10556,212 @@
 </file>
 
 <file path=word/footer1.xml><?xml version="1.0" encoding="utf-8"?>
-<w:ftr xmlns:wpc="http://schemas.microsoft.com/office/word/2010/wordprocessingCanvas" xmlns:cx="http://schemas.microsoft.com/office/drawing/2014/chartex" xmlns:cx1="http://schemas.microsoft.com/office/drawing/2015/9/8/chartex" xmlns:cx2="http://schemas.microsoft.com/office/drawing/2015/10/21/chartex" xmlns:cx3="http://schemas.microsoft.com/office/drawing/2016/5/9/chartex" xmlns:cx4="http://schemas.microsoft.com/office/drawing/2016/5/10/chartex" xmlns:cx5="http://schemas.microsoft.com/office/drawing/2016/5/11/chartex" xmlns:cx6="http://schemas.microsoft.com/office/drawing/2016/5/12/chartex" xmlns:cx7="http://schemas.microsoft.com/office/drawing/2016/5/13/chartex" xmlns:cx8="http://schemas.microsoft.com/office/drawing/2016/5/14/chartex" xmlns:mc="http://schemas.openxmlformats.org/markup-compatibility/2006" xmlns:aink="http://schemas.microsoft.com/office/drawing/2016/ink" xmlns:am3d="http://schemas.microsoft.com/office/drawing/2017/model3d" xmlns:o="urn:schemas-microsoft-com:office:office" xmlns:r="http://schemas.openxmlformats.org/officeDocument/2006/relationships" xmlns:m="http://schemas.openxmlformats.org/officeDocument/2006/math" xmlns:v="urn:schemas-microsoft-com:vml" xmlns:wp14="http://schemas.microsoft.com/office/word/2010/wordprocessingDrawing" xmlns:wp="http://schemas.openxmlformats.org/drawingml/2006/wordprocessingDrawing" xmlns:w10="urn:schemas-microsoft-com:office:word" xmlns:w="http://schemas.openxmlformats.org/wordprocessingml/2006/main" xmlns:w14="http://schemas.microsoft.com/office/word/2010/wordml" xmlns:w15="http://schemas.microsoft.com/office/word/2012/wordml" xmlns:w16cid="http://schemas.microsoft.com/office/word/2016/wordml/cid" xmlns:w16se="http://schemas.microsoft.com/office/word/2015/wordml/symex" xmlns:wpg="http://schemas.microsoft.com/office/word/2010/wordprocessingGroup" xmlns:wpi="http://schemas.microsoft.com/office/word/2010/wordprocessingInk" xmlns:wne="http://schemas.microsoft.com/office/word/2006/wordml" xmlns:wps="http://schemas.microsoft.com/office/word/2010/wordprocessingShape" mc:Ignorable="w14 w15 w16se w16cid wp14">
+<w:ftr xmlns:wpc="http://schemas.microsoft.com/office/word/2010/wordprocessingCanvas" xmlns:cx="http://schemas.microsoft.com/office/drawing/2014/chartex" xmlns:cx1="http://schemas.microsoft.com/office/drawing/2015/9/8/chartex" xmlns:cx2="http://schemas.microsoft.com/office/drawing/2015/10/21/chartex" xmlns:cx3="http://schemas.microsoft.com/office/drawing/2016/5/9/chartex" xmlns:cx4="http://schemas.microsoft.com/office/drawing/2016/5/10/chartex" xmlns:cx5="http://schemas.microsoft.com/office/drawing/2016/5/11/chartex" xmlns:cx6="http://schemas.microsoft.com/office/drawing/2016/5/12/chartex" xmlns:cx7="http://schemas.microsoft.com/office/drawing/2016/5/13/chartex" xmlns:cx8="http://schemas.microsoft.com/office/drawing/2016/5/14/chartex" xmlns:mc="http://schemas.openxmlformats.org/markup-compatibility/2006" xmlns:aink="http://schemas.microsoft.com/office/drawing/2016/ink" xmlns:am3d="http://schemas.microsoft.com/office/drawing/2017/model3d" xmlns:o="urn:schemas-microsoft-com:office:office" xmlns:oel="http://schemas.microsoft.com/office/2019/extlst" xmlns:r="http://schemas.openxmlformats.org/officeDocument/2006/relationships" xmlns:m="http://schemas.openxmlformats.org/officeDocument/2006/math" xmlns:v="urn:schemas-microsoft-com:vml" xmlns:wp14="http://schemas.microsoft.com/office/word/2010/wordprocessingDrawing" xmlns:wp="http://schemas.openxmlformats.org/drawingml/2006/wordprocessingDrawing" xmlns:w10="urn:schemas-microsoft-com:office:word" xmlns:w="http://schemas.openxmlformats.org/wordprocessingml/2006/main" xmlns:w14="http://schemas.microsoft.com/office/word/2010/wordml" xmlns:w15="http://schemas.microsoft.com/office/word/2012/wordml" xmlns:w16cex="http://schemas.microsoft.com/office/word/2018/wordml/cex" xmlns:w16cid="http://schemas.microsoft.com/office/word/2016/wordml/cid" xmlns:w16="http://schemas.microsoft.com/office/word/2018/wordml" xmlns:w16du="http://schemas.microsoft.com/office/word/2023/wordml/word16du" xmlns:w16sdtdh="http://schemas.microsoft.com/office/word/2020/wordml/sdtdatahash" xmlns:w16sdtfl="http://schemas.microsoft.com/office/word/2024/wordml/sdtformatlock" xmlns:w16se="http://schemas.microsoft.com/office/word/2015/wordml/symex" xmlns:wpg="http://schemas.microsoft.com/office/word/2010/wordprocessingGroup" xmlns:wpi="http://schemas.microsoft.com/office/word/2010/wordprocessingInk" xmlns:wne="http://schemas.microsoft.com/office/word/2006/wordml" xmlns:wps="http://schemas.microsoft.com/office/word/2010/wordprocessingShape" mc:Ignorable="w14 w15 w16se w16cid w16 w16cex w16sdtdh w16sdtfl w16du wp14">
   <w:p>
     <w:pPr>
       <w:pStyle w:val="Footer"/>
+    </w:pPr>
+  </w:p>
+</w:ftr>
+</file>
+
+<file path=word/footer2.xml><?xml version="1.0" encoding="utf-8"?>
+<w:ftr xmlns:wpc="http://schemas.microsoft.com/office/word/2010/wordprocessingCanvas" xmlns:cx="http://schemas.microsoft.com/office/drawing/2014/chartex" xmlns:cx1="http://schemas.microsoft.com/office/drawing/2015/9/8/chartex" xmlns:cx2="http://schemas.microsoft.com/office/drawing/2015/10/21/chartex" xmlns:cx3="http://schemas.microsoft.com/office/drawing/2016/5/9/chartex" xmlns:cx4="http://schemas.microsoft.com/office/drawing/2016/5/10/chartex" xmlns:cx5="http://schemas.microsoft.com/office/drawing/2016/5/11/chartex" xmlns:cx6="http://schemas.microsoft.com/office/drawing/2016/5/12/chartex" xmlns:cx7="http://schemas.microsoft.com/office/drawing/2016/5/13/chartex" xmlns:cx8="http://schemas.microsoft.com/office/drawing/2016/5/14/chartex" xmlns:mc="http://schemas.openxmlformats.org/markup-compatibility/2006" xmlns:aink="http://schemas.microsoft.com/office/drawing/2016/ink" xmlns:am3d="http://schemas.microsoft.com/office/drawing/2017/model3d" xmlns:o="urn:schemas-microsoft-com:office:office" xmlns:oel="http://schemas.microsoft.com/office/2019/extlst" xmlns:r="http://schemas.openxmlformats.org/officeDocument/2006/relationships" xmlns:m="http://schemas.openxmlformats.org/officeDocument/2006/math" xmlns:v="urn:schemas-microsoft-com:vml" xmlns:wp14="http://schemas.microsoft.com/office/word/2010/wordprocessingDrawing" xmlns:wp="http://schemas.openxmlformats.org/drawingml/2006/wordprocessingDrawing" xmlns:w10="urn:schemas-microsoft-com:office:word" xmlns:w="http://schemas.openxmlformats.org/wordprocessingml/2006/main" xmlns:w14="http://schemas.microsoft.com/office/word/2010/wordml" xmlns:w15="http://schemas.microsoft.com/office/word/2012/wordml" xmlns:w16cex="http://schemas.microsoft.com/office/word/2018/wordml/cex" xmlns:w16cid="http://schemas.microsoft.com/office/word/2016/wordml/cid" xmlns:w16="http://schemas.microsoft.com/office/word/2018/wordml" xmlns:w16du="http://schemas.microsoft.com/office/word/2023/wordml/word16du" xmlns:w16sdtdh="http://schemas.microsoft.com/office/word/2020/wordml/sdtdatahash" xmlns:w16sdtfl="http://schemas.microsoft.com/office/word/2024/wordml/sdtformatlock" xmlns:w16se="http://schemas.microsoft.com/office/word/2015/wordml/symex" xmlns:wpg="http://schemas.microsoft.com/office/word/2010/wordprocessingGroup" xmlns:wpi="http://schemas.microsoft.com/office/word/2010/wordprocessingInk" xmlns:wne="http://schemas.microsoft.com/office/word/2006/wordml" xmlns:wps="http://schemas.microsoft.com/office/word/2010/wordprocessingShape" mc:Ignorable="w14 w15 w16se w16cid w16 w16cex w16sdtdh w16sdtfl w16du wp14">
+  <w:p>
+    <w:pPr>
+      <w:pStyle w:val="Footer"/>
+      <w:tabs>
+        <w:tab w:val="clear" w:pos="4680"/>
+        <w:tab w:val="clear" w:pos="9360"/>
+        <w:tab w:val="left" w:pos="5575"/>
+      </w:tabs>
       <w:ind w:left="-1440"/>
+    </w:pPr>
+    <w:r>
+      <w:tab/>
+    </w:r>
+  </w:p>
+  <w:p>
+    <w:pPr>
+      <w:pStyle w:val="Footer"/>
+      <w:framePr w:wrap="none" w:vAnchor="text" w:hAnchor="margin" w:xAlign="right" w:y="1"/>
+      <w:rPr>
+        <w:rStyle w:val="PageNumber"/>
+      </w:rPr>
+    </w:pPr>
+    <w:r>
+      <w:rPr>
+        <w:rStyle w:val="PageNumber"/>
+      </w:rPr>
+      <w:t xml:space="preserve">Page </w:t>
+    </w:r>
+    <w:sdt>
+      <w:sdtPr>
+        <w:rPr>
+          <w:rStyle w:val="PageNumber"/>
+        </w:rPr>
+        <w:id w:val="81738004"/>
+        <w:docPartObj>
+          <w:docPartGallery w:val="Page Numbers (Bottom of Page)"/>
+          <w:docPartUnique/>
+        </w:docPartObj>
+      </w:sdtPr>
+      <w:sdtContent>
+        <w:r>
+          <w:rPr>
+            <w:rStyle w:val="PageNumber"/>
+          </w:rPr>
+          <w:fldChar w:fldCharType="begin"/>
+        </w:r>
+        <w:r>
+          <w:rPr>
+            <w:rStyle w:val="PageNumber"/>
+          </w:rPr>
+          <w:instrText xml:space="preserve"> PAGE </w:instrText>
+        </w:r>
+        <w:r>
+          <w:rPr>
+            <w:rStyle w:val="PageNumber"/>
+          </w:rPr>
+          <w:fldChar w:fldCharType="separate"/>
+        </w:r>
+        <w:r>
+          <w:rPr>
+            <w:rStyle w:val="PageNumber"/>
+          </w:rPr>
+          <w:t>2</w:t>
+        </w:r>
+        <w:r>
+          <w:rPr>
+            <w:rStyle w:val="PageNumber"/>
+          </w:rPr>
+          <w:fldChar w:fldCharType="end"/>
+        </w:r>
+      </w:sdtContent>
+    </w:sdt>
+  </w:p>
+  <w:p>
+    <w:pPr>
+      <w:pStyle w:val="Footer"/>
+      <w:ind w:right="360"/>
+      <w:rPr>
+        <w:noProof/>
+      </w:rPr>
+    </w:pPr>
+    <w:r>
+      <w:tab/>
+      <w:t xml:space="preserve">Copyright © </w:t>
+    </w:r>
+    <w:r>
+      <w:fldChar w:fldCharType="begin"/>
+    </w:r>
+    <w:r>
+      <w:instrText xml:space="preserve"> DATE \@ YYYY </w:instrText>
+    </w:r>
+    <w:r>
+      <w:fldChar w:fldCharType="separate"/>
+    </w:r>
+    <w:r>
+      <w:rPr>
+        <w:noProof/>
+      </w:rPr>
+      <w:t>2026</w:t>
+    </w:r>
+    <w:r>
+      <w:fldChar w:fldCharType="end"/>
+    </w:r>
+    <w:r>
+      <w:t xml:space="preserve"> Arm Limited (or its affiliates). All rights reserved.</w:t>
+    </w:r>
+    <w:r>
+      <w:rPr>
+        <w:noProof/>
+      </w:rPr>
+      <w:t xml:space="preserve"> </w:t>
+    </w:r>
+  </w:p>
+  <w:p>
+    <w:pPr>
+      <w:pStyle w:val="Footer"/>
+      <w:tabs>
+        <w:tab w:val="clear" w:pos="4680"/>
+        <w:tab w:val="clear" w:pos="9360"/>
+        <w:tab w:val="left" w:pos="5575"/>
+      </w:tabs>
+      <w:ind w:left="-1440"/>
+    </w:pPr>
+  </w:p>
+</w:ftr>
+</file>
+
+<file path=word/footer3.xml><?xml version="1.0" encoding="utf-8"?>
+<w:ftr xmlns:wpc="http://schemas.microsoft.com/office/word/2010/wordprocessingCanvas" xmlns:cx="http://schemas.microsoft.com/office/drawing/2014/chartex" xmlns:cx1="http://schemas.microsoft.com/office/drawing/2015/9/8/chartex" xmlns:cx2="http://schemas.microsoft.com/office/drawing/2015/10/21/chartex" xmlns:cx3="http://schemas.microsoft.com/office/drawing/2016/5/9/chartex" xmlns:cx4="http://schemas.microsoft.com/office/drawing/2016/5/10/chartex" xmlns:cx5="http://schemas.microsoft.com/office/drawing/2016/5/11/chartex" xmlns:cx6="http://schemas.microsoft.com/office/drawing/2016/5/12/chartex" xmlns:cx7="http://schemas.microsoft.com/office/drawing/2016/5/13/chartex" xmlns:cx8="http://schemas.microsoft.com/office/drawing/2016/5/14/chartex" xmlns:mc="http://schemas.openxmlformats.org/markup-compatibility/2006" xmlns:aink="http://schemas.microsoft.com/office/drawing/2016/ink" xmlns:am3d="http://schemas.microsoft.com/office/drawing/2017/model3d" xmlns:o="urn:schemas-microsoft-com:office:office" xmlns:oel="http://schemas.microsoft.com/office/2019/extlst" xmlns:r="http://schemas.openxmlformats.org/officeDocument/2006/relationships" xmlns:m="http://schemas.openxmlformats.org/officeDocument/2006/math" xmlns:v="urn:schemas-microsoft-com:vml" xmlns:wp14="http://schemas.microsoft.com/office/word/2010/wordprocessingDrawing" xmlns:wp="http://schemas.openxmlformats.org/drawingml/2006/wordprocessingDrawing" xmlns:w10="urn:schemas-microsoft-com:office:word" xmlns:w="http://schemas.openxmlformats.org/wordprocessingml/2006/main" xmlns:w14="http://schemas.microsoft.com/office/word/2010/wordml" xmlns:w15="http://schemas.microsoft.com/office/word/2012/wordml" xmlns:w16cex="http://schemas.microsoft.com/office/word/2018/wordml/cex" xmlns:w16cid="http://schemas.microsoft.com/office/word/2016/wordml/cid" xmlns:w16="http://schemas.microsoft.com/office/word/2018/wordml" xmlns:w16du="http://schemas.microsoft.com/office/word/2023/wordml/word16du" xmlns:w16sdtdh="http://schemas.microsoft.com/office/word/2020/wordml/sdtdatahash" xmlns:w16sdtfl="http://schemas.microsoft.com/office/word/2024/wordml/sdtformatlock" xmlns:w16se="http://schemas.microsoft.com/office/word/2015/wordml/symex" xmlns:wpg="http://schemas.microsoft.com/office/word/2010/wordprocessingGroup" xmlns:wpi="http://schemas.microsoft.com/office/word/2010/wordprocessingInk" xmlns:wne="http://schemas.microsoft.com/office/word/2006/wordml" xmlns:wps="http://schemas.microsoft.com/office/word/2010/wordprocessingShape" mc:Ignorable="w14 w15 w16se w16cid w16 w16cex w16sdtdh w16sdtfl w16du wp14">
+  <w:p>
+    <w:pPr>
+      <w:pStyle w:val="Footer"/>
+    </w:pPr>
+  </w:p>
+</w:ftr>
+</file>
+
+<file path=word/footnotes.xml><?xml version="1.0" encoding="utf-8"?>
+<w:footnotes xmlns:wpc="http://schemas.microsoft.com/office/word/2010/wordprocessingCanvas" xmlns:cx="http://schemas.microsoft.com/office/drawing/2014/chartex" xmlns:cx1="http://schemas.microsoft.com/office/drawing/2015/9/8/chartex" xmlns:cx2="http://schemas.microsoft.com/office/drawing/2015/10/21/chartex" xmlns:cx3="http://schemas.microsoft.com/office/drawing/2016/5/9/chartex" xmlns:cx4="http://schemas.microsoft.com/office/drawing/2016/5/10/chartex" xmlns:cx5="http://schemas.microsoft.com/office/drawing/2016/5/11/chartex" xmlns:cx6="http://schemas.microsoft.com/office/drawing/2016/5/12/chartex" xmlns:cx7="http://schemas.microsoft.com/office/drawing/2016/5/13/chartex" xmlns:cx8="http://schemas.microsoft.com/office/drawing/2016/5/14/chartex" xmlns:mc="http://schemas.openxmlformats.org/markup-compatibility/2006" xmlns:aink="http://schemas.microsoft.com/office/drawing/2016/ink" xmlns:am3d="http://schemas.microsoft.com/office/drawing/2017/model3d" xmlns:o="urn:schemas-microsoft-com:office:office" xmlns:oel="http://schemas.microsoft.com/office/2019/extlst" xmlns:r="http://schemas.openxmlformats.org/officeDocument/2006/relationships" xmlns:m="http://schemas.openxmlformats.org/officeDocument/2006/math" xmlns:v="urn:schemas-microsoft-com:vml" xmlns:wp14="http://schemas.microsoft.com/office/word/2010/wordprocessingDrawing" xmlns:wp="http://schemas.openxmlformats.org/drawingml/2006/wordprocessingDrawing" xmlns:w10="urn:schemas-microsoft-com:office:word" xmlns:w="http://schemas.openxmlformats.org/wordprocessingml/2006/main" xmlns:w14="http://schemas.microsoft.com/office/word/2010/wordml" xmlns:w15="http://schemas.microsoft.com/office/word/2012/wordml" xmlns:w16cex="http://schemas.microsoft.com/office/word/2018/wordml/cex" xmlns:w16cid="http://schemas.microsoft.com/office/word/2016/wordml/cid" xmlns:w16="http://schemas.microsoft.com/office/word/2018/wordml" xmlns:w16du="http://schemas.microsoft.com/office/word/2023/wordml/word16du" xmlns:w16sdtdh="http://schemas.microsoft.com/office/word/2020/wordml/sdtdatahash" xmlns:w16sdtfl="http://schemas.microsoft.com/office/word/2024/wordml/sdtformatlock" xmlns:w16se="http://schemas.microsoft.com/office/word/2015/wordml/symex" xmlns:wpg="http://schemas.microsoft.com/office/word/2010/wordprocessingGroup" xmlns:wpi="http://schemas.microsoft.com/office/word/2010/wordprocessingInk" xmlns:wne="http://schemas.microsoft.com/office/word/2006/wordml" xmlns:wps="http://schemas.microsoft.com/office/word/2010/wordprocessingShape" mc:Ignorable="w14 w15 w16se w16cid w16 w16cex w16sdtdh w16sdtfl w16du wp14">
+  <w:footnote w:type="separator" w:id="-1">
+    <w:p>
+      <w:pPr>
+        <w:spacing w:before="0" w:after="0" w:line="240" w:lineRule="auto"/>
+      </w:pPr>
+      <w:r>
+        <w:separator/>
+      </w:r>
+    </w:p>
+  </w:footnote>
+  <w:footnote w:type="continuationSeparator" w:id="0">
+    <w:p>
+      <w:pPr>
+        <w:spacing w:before="0" w:after="0" w:line="240" w:lineRule="auto"/>
+      </w:pPr>
+      <w:r>
+        <w:continuationSeparator/>
+      </w:r>
+    </w:p>
+  </w:footnote>
+</w:footnotes>
+</file>
+
+<file path=word/header1.xml><?xml version="1.0" encoding="utf-8"?>
+<w:hdr xmlns:wpc="http://schemas.microsoft.com/office/word/2010/wordprocessingCanvas" xmlns:cx="http://schemas.microsoft.com/office/drawing/2014/chartex" xmlns:cx1="http://schemas.microsoft.com/office/drawing/2015/9/8/chartex" xmlns:cx2="http://schemas.microsoft.com/office/drawing/2015/10/21/chartex" xmlns:cx3="http://schemas.microsoft.com/office/drawing/2016/5/9/chartex" xmlns:cx4="http://schemas.microsoft.com/office/drawing/2016/5/10/chartex" xmlns:cx5="http://schemas.microsoft.com/office/drawing/2016/5/11/chartex" xmlns:cx6="http://schemas.microsoft.com/office/drawing/2016/5/12/chartex" xmlns:cx7="http://schemas.microsoft.com/office/drawing/2016/5/13/chartex" xmlns:cx8="http://schemas.microsoft.com/office/drawing/2016/5/14/chartex" xmlns:mc="http://schemas.openxmlformats.org/markup-compatibility/2006" xmlns:aink="http://schemas.microsoft.com/office/drawing/2016/ink" xmlns:am3d="http://schemas.microsoft.com/office/drawing/2017/model3d" xmlns:o="urn:schemas-microsoft-com:office:office" xmlns:oel="http://schemas.microsoft.com/office/2019/extlst" xmlns:r="http://schemas.openxmlformats.org/officeDocument/2006/relationships" xmlns:m="http://schemas.openxmlformats.org/officeDocument/2006/math" xmlns:v="urn:schemas-microsoft-com:vml" xmlns:wp14="http://schemas.microsoft.com/office/word/2010/wordprocessingDrawing" xmlns:wp="http://schemas.openxmlformats.org/drawingml/2006/wordprocessingDrawing" xmlns:w10="urn:schemas-microsoft-com:office:word" xmlns:w="http://schemas.openxmlformats.org/wordprocessingml/2006/main" xmlns:w14="http://schemas.microsoft.com/office/word/2010/wordml" xmlns:w15="http://schemas.microsoft.com/office/word/2012/wordml" xmlns:w16cex="http://schemas.microsoft.com/office/word/2018/wordml/cex" xmlns:w16cid="http://schemas.microsoft.com/office/word/2016/wordml/cid" xmlns:w16="http://schemas.microsoft.com/office/word/2018/wordml" xmlns:w16du="http://schemas.microsoft.com/office/word/2023/wordml/word16du" xmlns:w16sdtdh="http://schemas.microsoft.com/office/word/2020/wordml/sdtdatahash" xmlns:w16sdtfl="http://schemas.microsoft.com/office/word/2024/wordml/sdtformatlock" xmlns:w16se="http://schemas.microsoft.com/office/word/2015/wordml/symex" xmlns:wpg="http://schemas.microsoft.com/office/word/2010/wordprocessingGroup" xmlns:wpi="http://schemas.microsoft.com/office/word/2010/wordprocessingInk" xmlns:wne="http://schemas.microsoft.com/office/word/2006/wordml" xmlns:wps="http://schemas.microsoft.com/office/word/2010/wordprocessingShape" mc:Ignorable="w14 w15 w16se w16cid w16 w16cex w16sdtdh w16sdtfl w16du wp14">
+  <w:p>
+    <w:pPr>
+      <w:pStyle w:val="Header"/>
+    </w:pPr>
+  </w:p>
+</w:hdr>
+</file>
+
+<file path=word/header2.xml><?xml version="1.0" encoding="utf-8"?>
+<w:hdr xmlns:wpc="http://schemas.microsoft.com/office/word/2010/wordprocessingCanvas" xmlns:cx="http://schemas.microsoft.com/office/drawing/2014/chartex" xmlns:cx1="http://schemas.microsoft.com/office/drawing/2015/9/8/chartex" xmlns:cx2="http://schemas.microsoft.com/office/drawing/2015/10/21/chartex" xmlns:cx3="http://schemas.microsoft.com/office/drawing/2016/5/9/chartex" xmlns:cx4="http://schemas.microsoft.com/office/drawing/2016/5/10/chartex" xmlns:cx5="http://schemas.microsoft.com/office/drawing/2016/5/11/chartex" xmlns:cx6="http://schemas.microsoft.com/office/drawing/2016/5/12/chartex" xmlns:cx7="http://schemas.microsoft.com/office/drawing/2016/5/13/chartex" xmlns:cx8="http://schemas.microsoft.com/office/drawing/2016/5/14/chartex" xmlns:mc="http://schemas.openxmlformats.org/markup-compatibility/2006" xmlns:aink="http://schemas.microsoft.com/office/drawing/2016/ink" xmlns:am3d="http://schemas.microsoft.com/office/drawing/2017/model3d" xmlns:o="urn:schemas-microsoft-com:office:office" xmlns:oel="http://schemas.microsoft.com/office/2019/extlst" xmlns:r="http://schemas.openxmlformats.org/officeDocument/2006/relationships" xmlns:m="http://schemas.openxmlformats.org/officeDocument/2006/math" xmlns:v="urn:schemas-microsoft-com:vml" xmlns:wp14="http://schemas.microsoft.com/office/word/2010/wordprocessingDrawing" xmlns:wp="http://schemas.openxmlformats.org/drawingml/2006/wordprocessingDrawing" xmlns:w10="urn:schemas-microsoft-com:office:word" xmlns:w="http://schemas.openxmlformats.org/wordprocessingml/2006/main" xmlns:w14="http://schemas.microsoft.com/office/word/2010/wordml" xmlns:w15="http://schemas.microsoft.com/office/word/2012/wordml" xmlns:w16cex="http://schemas.microsoft.com/office/word/2018/wordml/cex" xmlns:w16cid="http://schemas.microsoft.com/office/word/2016/wordml/cid" xmlns:w16="http://schemas.microsoft.com/office/word/2018/wordml" xmlns:w16du="http://schemas.microsoft.com/office/word/2023/wordml/word16du" xmlns:w16sdtdh="http://schemas.microsoft.com/office/word/2020/wordml/sdtdatahash" xmlns:w16sdtfl="http://schemas.microsoft.com/office/word/2024/wordml/sdtformatlock" xmlns:w16se="http://schemas.microsoft.com/office/word/2015/wordml/symex" xmlns:wpg="http://schemas.microsoft.com/office/word/2010/wordprocessingGroup" xmlns:wpi="http://schemas.microsoft.com/office/word/2010/wordprocessingInk" xmlns:wne="http://schemas.microsoft.com/office/word/2006/wordml" xmlns:wps="http://schemas.microsoft.com/office/word/2010/wordprocessingShape" mc:Ignorable="w14 w15 w16se w16cid w16 w16cex w16sdtdh w16sdtfl w16du wp14">
+  <w:p>
+    <w:pPr>
+      <w:pStyle w:val="Header"/>
     </w:pPr>
     <w:r>
       <w:rPr>
         <w:noProof/>
-        <w:lang w:eastAsia="zh-CN"/>
       </w:rPr>
       <w:drawing>
-        <wp:inline distT="0" distB="0" distL="0" distR="0" wp14:anchorId="0D133277" wp14:editId="731B779C">
-          <wp:extent cx="7839075" cy="781050"/>
+        <wp:anchor distT="0" distB="0" distL="114300" distR="114300" simplePos="0" relativeHeight="251658241" behindDoc="0" locked="0" layoutInCell="1" allowOverlap="1" wp14:anchorId="02FF3225" wp14:editId="1B82FB66">
+          <wp:simplePos x="0" y="0"/>
+          <wp:positionH relativeFrom="column">
+            <wp:posOffset>0</wp:posOffset>
+          </wp:positionH>
+          <wp:positionV relativeFrom="paragraph">
+            <wp:posOffset>-58615</wp:posOffset>
+          </wp:positionV>
+          <wp:extent cx="5943600" cy="385445"/>
           <wp:effectExtent l="0" t="0" r="0" b="0"/>
-          <wp:docPr id="1" name="Picture 1"/>
+          <wp:wrapNone/>
+          <wp:docPr id="1435745842" name="Picture 3"/>
           <wp:cNvGraphicFramePr>
             <a:graphicFrameLocks xmlns:a="http://schemas.openxmlformats.org/drawingml/2006/main" noChangeAspect="1"/>
           </wp:cNvGraphicFramePr>
@@ -12424,7 +10769,77 @@
             <a:graphicData uri="http://schemas.openxmlformats.org/drawingml/2006/picture">
               <pic:pic xmlns:pic="http://schemas.openxmlformats.org/drawingml/2006/picture">
                 <pic:nvPicPr>
-                  <pic:cNvPr id="0" name="Picture 1"/>
+                  <pic:cNvPr id="1435745842" name="Picture 1435745842"/>
+                  <pic:cNvPicPr/>
+                </pic:nvPicPr>
+                <pic:blipFill>
+                  <a:blip r:embed="rId1">
+                    <a:extLst>
+                      <a:ext uri="{28A0092B-C50C-407E-A947-70E740481C1C}">
+                        <a14:useLocalDpi xmlns:a14="http://schemas.microsoft.com/office/drawing/2010/main" val="0"/>
+                      </a:ext>
+                    </a:extLst>
+                  </a:blip>
+                  <a:stretch>
+                    <a:fillRect/>
+                  </a:stretch>
+                </pic:blipFill>
+                <pic:spPr>
+                  <a:xfrm>
+                    <a:off x="0" y="0"/>
+                    <a:ext cx="5943600" cy="385445"/>
+                  </a:xfrm>
+                  <a:prstGeom prst="rect">
+                    <a:avLst/>
+                  </a:prstGeom>
+                </pic:spPr>
+              </pic:pic>
+            </a:graphicData>
+          </a:graphic>
+          <wp14:sizeRelH relativeFrom="page">
+            <wp14:pctWidth>0</wp14:pctWidth>
+          </wp14:sizeRelH>
+          <wp14:sizeRelV relativeFrom="page">
+            <wp14:pctHeight>0</wp14:pctHeight>
+          </wp14:sizeRelV>
+        </wp:anchor>
+      </w:drawing>
+    </w:r>
+  </w:p>
+</w:hdr>
+</file>
+
+<file path=word/header3.xml><?xml version="1.0" encoding="utf-8"?>
+<w:hdr xmlns:wpc="http://schemas.microsoft.com/office/word/2010/wordprocessingCanvas" xmlns:cx="http://schemas.microsoft.com/office/drawing/2014/chartex" xmlns:cx1="http://schemas.microsoft.com/office/drawing/2015/9/8/chartex" xmlns:cx2="http://schemas.microsoft.com/office/drawing/2015/10/21/chartex" xmlns:cx3="http://schemas.microsoft.com/office/drawing/2016/5/9/chartex" xmlns:cx4="http://schemas.microsoft.com/office/drawing/2016/5/10/chartex" xmlns:cx5="http://schemas.microsoft.com/office/drawing/2016/5/11/chartex" xmlns:cx6="http://schemas.microsoft.com/office/drawing/2016/5/12/chartex" xmlns:cx7="http://schemas.microsoft.com/office/drawing/2016/5/13/chartex" xmlns:cx8="http://schemas.microsoft.com/office/drawing/2016/5/14/chartex" xmlns:mc="http://schemas.openxmlformats.org/markup-compatibility/2006" xmlns:aink="http://schemas.microsoft.com/office/drawing/2016/ink" xmlns:am3d="http://schemas.microsoft.com/office/drawing/2017/model3d" xmlns:o="urn:schemas-microsoft-com:office:office" xmlns:oel="http://schemas.microsoft.com/office/2019/extlst" xmlns:r="http://schemas.openxmlformats.org/officeDocument/2006/relationships" xmlns:m="http://schemas.openxmlformats.org/officeDocument/2006/math" xmlns:v="urn:schemas-microsoft-com:vml" xmlns:wp14="http://schemas.microsoft.com/office/word/2010/wordprocessingDrawing" xmlns:wp="http://schemas.openxmlformats.org/drawingml/2006/wordprocessingDrawing" xmlns:w10="urn:schemas-microsoft-com:office:word" xmlns:w="http://schemas.openxmlformats.org/wordprocessingml/2006/main" xmlns:w14="http://schemas.microsoft.com/office/word/2010/wordml" xmlns:w15="http://schemas.microsoft.com/office/word/2012/wordml" xmlns:w16cex="http://schemas.microsoft.com/office/word/2018/wordml/cex" xmlns:w16cid="http://schemas.microsoft.com/office/word/2016/wordml/cid" xmlns:w16="http://schemas.microsoft.com/office/word/2018/wordml" xmlns:w16du="http://schemas.microsoft.com/office/word/2023/wordml/word16du" xmlns:w16sdtdh="http://schemas.microsoft.com/office/word/2020/wordml/sdtdatahash" xmlns:w16sdtfl="http://schemas.microsoft.com/office/word/2024/wordml/sdtformatlock" xmlns:w16se="http://schemas.microsoft.com/office/word/2015/wordml/symex" xmlns:wpg="http://schemas.microsoft.com/office/word/2010/wordprocessingGroup" xmlns:wpi="http://schemas.microsoft.com/office/word/2010/wordprocessingInk" xmlns:wne="http://schemas.microsoft.com/office/word/2006/wordml" xmlns:wps="http://schemas.microsoft.com/office/word/2010/wordprocessingShape" mc:Ignorable="w14 w15 w16se w16cid w16 w16cex w16sdtdh w16sdtfl w16du wp14">
+  <w:p>
+    <w:pPr>
+      <w:pStyle w:val="Header"/>
+    </w:pPr>
+    <w:r>
+      <w:rPr>
+        <w:noProof/>
+      </w:rPr>
+      <w:drawing>
+        <wp:anchor distT="0" distB="0" distL="114300" distR="114300" simplePos="0" relativeHeight="251658240" behindDoc="0" locked="1" layoutInCell="1" allowOverlap="1" wp14:anchorId="5F0BB5AB" wp14:editId="385232B9">
+          <wp:simplePos x="0" y="0"/>
+          <wp:positionH relativeFrom="margin">
+            <wp:posOffset>-146685</wp:posOffset>
+          </wp:positionH>
+          <wp:positionV relativeFrom="paragraph">
+            <wp:posOffset>-211455</wp:posOffset>
+          </wp:positionV>
+          <wp:extent cx="2261870" cy="273050"/>
+          <wp:effectExtent l="0" t="0" r="5080" b="0"/>
+          <wp:wrapSquare wrapText="bothSides"/>
+          <wp:docPr id="5" name="Picture 5" descr="A black and grey logo&#10;&#10;AI-generated content may be incorrect."/>
+          <wp:cNvGraphicFramePr>
+            <a:graphicFrameLocks xmlns:a="http://schemas.openxmlformats.org/drawingml/2006/main" noChangeAspect="1"/>
+          </wp:cNvGraphicFramePr>
+          <a:graphic xmlns:a="http://schemas.openxmlformats.org/drawingml/2006/main">
+            <a:graphicData uri="http://schemas.openxmlformats.org/drawingml/2006/picture">
+              <pic:pic xmlns:pic="http://schemas.openxmlformats.org/drawingml/2006/picture">
+                <pic:nvPicPr>
+                  <pic:cNvPr id="5" name="Picture 5" descr="A black and grey logo&#10;&#10;AI-generated content may be incorrect."/>
                   <pic:cNvPicPr>
                     <a:picLocks noChangeAspect="1" noChangeArrowheads="1"/>
                   </pic:cNvPicPr>
@@ -12437,7 +10852,6 @@
                       </a:ext>
                     </a:extLst>
                   </a:blip>
-                  <a:srcRect/>
                   <a:stretch>
                     <a:fillRect/>
                   </a:stretch>
@@ -12445,7 +10859,7 @@
                 <pic:spPr bwMode="auto">
                   <a:xfrm>
                     <a:off x="0" y="0"/>
-                    <a:ext cx="7839075" cy="781050"/>
+                    <a:ext cx="2261870" cy="273050"/>
                   </a:xfrm>
                   <a:prstGeom prst="rect">
                     <a:avLst/>
@@ -12454,44 +10868,30 @@
                   <a:ln>
                     <a:noFill/>
                   </a:ln>
+                  <a:extLst>
+                    <a:ext uri="{53640926-AAD7-44D8-BBD7-CCE9431645EC}">
+                      <a14:shadowObscured xmlns:a14="http://schemas.microsoft.com/office/drawing/2010/main"/>
+                    </a:ext>
+                  </a:extLst>
                 </pic:spPr>
               </pic:pic>
             </a:graphicData>
           </a:graphic>
-        </wp:inline>
+          <wp14:sizeRelH relativeFrom="margin">
+            <wp14:pctWidth>0</wp14:pctWidth>
+          </wp14:sizeRelH>
+          <wp14:sizeRelV relativeFrom="margin">
+            <wp14:pctHeight>0</wp14:pctHeight>
+          </wp14:sizeRelV>
+        </wp:anchor>
       </w:drawing>
     </w:r>
   </w:p>
-</w:ftr>
-</file>
-
-<file path=word/footnotes.xml><?xml version="1.0" encoding="utf-8"?>
-<w:footnotes xmlns:wpc="http://schemas.microsoft.com/office/word/2010/wordprocessingCanvas" xmlns:cx="http://schemas.microsoft.com/office/drawing/2014/chartex" xmlns:cx1="http://schemas.microsoft.com/office/drawing/2015/9/8/chartex" xmlns:cx2="http://schemas.microsoft.com/office/drawing/2015/10/21/chartex" xmlns:cx3="http://schemas.microsoft.com/office/drawing/2016/5/9/chartex" xmlns:cx4="http://schemas.microsoft.com/office/drawing/2016/5/10/chartex" xmlns:cx5="http://schemas.microsoft.com/office/drawing/2016/5/11/chartex" xmlns:cx6="http://schemas.microsoft.com/office/drawing/2016/5/12/chartex" xmlns:cx7="http://schemas.microsoft.com/office/drawing/2016/5/13/chartex" xmlns:cx8="http://schemas.microsoft.com/office/drawing/2016/5/14/chartex" xmlns:mc="http://schemas.openxmlformats.org/markup-compatibility/2006" xmlns:aink="http://schemas.microsoft.com/office/drawing/2016/ink" xmlns:am3d="http://schemas.microsoft.com/office/drawing/2017/model3d" xmlns:o="urn:schemas-microsoft-com:office:office" xmlns:r="http://schemas.openxmlformats.org/officeDocument/2006/relationships" xmlns:m="http://schemas.openxmlformats.org/officeDocument/2006/math" xmlns:v="urn:schemas-microsoft-com:vml" xmlns:wp14="http://schemas.microsoft.com/office/word/2010/wordprocessingDrawing" xmlns:wp="http://schemas.openxmlformats.org/drawingml/2006/wordprocessingDrawing" xmlns:w10="urn:schemas-microsoft-com:office:word" xmlns:w="http://schemas.openxmlformats.org/wordprocessingml/2006/main" xmlns:w14="http://schemas.microsoft.com/office/word/2010/wordml" xmlns:w15="http://schemas.microsoft.com/office/word/2012/wordml" xmlns:w16cid="http://schemas.microsoft.com/office/word/2016/wordml/cid" xmlns:w16se="http://schemas.microsoft.com/office/word/2015/wordml/symex" xmlns:wpg="http://schemas.microsoft.com/office/word/2010/wordprocessingGroup" xmlns:wpi="http://schemas.microsoft.com/office/word/2010/wordprocessingInk" xmlns:wne="http://schemas.microsoft.com/office/word/2006/wordml" xmlns:wps="http://schemas.microsoft.com/office/word/2010/wordprocessingShape" mc:Ignorable="w14 w15 w16se w16cid wp14">
-  <w:footnote w:type="separator" w:id="-1">
-    <w:p>
-      <w:pPr>
-        <w:spacing w:before="0" w:after="0" w:line="240" w:lineRule="auto"/>
-      </w:pPr>
-      <w:r>
-        <w:separator/>
-      </w:r>
-    </w:p>
-  </w:footnote>
-  <w:footnote w:type="continuationSeparator" w:id="0">
-    <w:p>
-      <w:pPr>
-        <w:spacing w:before="0" w:after="0" w:line="240" w:lineRule="auto"/>
-      </w:pPr>
-      <w:r>
-        <w:continuationSeparator/>
-      </w:r>
-    </w:p>
-  </w:footnote>
-</w:footnotes>
+</w:hdr>
 </file>
 
 <file path=word/numbering.xml><?xml version="1.0" encoding="utf-8"?>
-<w:numbering xmlns:wpc="http://schemas.microsoft.com/office/word/2010/wordprocessingCanvas" xmlns:cx="http://schemas.microsoft.com/office/drawing/2014/chartex" xmlns:cx1="http://schemas.microsoft.com/office/drawing/2015/9/8/chartex" xmlns:cx2="http://schemas.microsoft.com/office/drawing/2015/10/21/chartex" xmlns:cx3="http://schemas.microsoft.com/office/drawing/2016/5/9/chartex" xmlns:cx4="http://schemas.microsoft.com/office/drawing/2016/5/10/chartex" xmlns:cx5="http://schemas.microsoft.com/office/drawing/2016/5/11/chartex" xmlns:cx6="http://schemas.microsoft.com/office/drawing/2016/5/12/chartex" xmlns:cx7="http://schemas.microsoft.com/office/drawing/2016/5/13/chartex" xmlns:cx8="http://schemas.microsoft.com/office/drawing/2016/5/14/chartex" xmlns:mc="http://schemas.openxmlformats.org/markup-compatibility/2006" xmlns:aink="http://schemas.microsoft.com/office/drawing/2016/ink" xmlns:am3d="http://schemas.microsoft.com/office/drawing/2017/model3d" xmlns:o="urn:schemas-microsoft-com:office:office" xmlns:r="http://schemas.openxmlformats.org/officeDocument/2006/relationships" xmlns:m="http://schemas.openxmlformats.org/officeDocument/2006/math" xmlns:v="urn:schemas-microsoft-com:vml" xmlns:wp14="http://schemas.microsoft.com/office/word/2010/wordprocessingDrawing" xmlns:wp="http://schemas.openxmlformats.org/drawingml/2006/wordprocessingDrawing" xmlns:w10="urn:schemas-microsoft-com:office:word" xmlns:w="http://schemas.openxmlformats.org/wordprocessingml/2006/main" xmlns:w14="http://schemas.microsoft.com/office/word/2010/wordml" xmlns:w15="http://schemas.microsoft.com/office/word/2012/wordml" xmlns:w16cid="http://schemas.microsoft.com/office/word/2016/wordml/cid" xmlns:w16se="http://schemas.microsoft.com/office/word/2015/wordml/symex" xmlns:wpg="http://schemas.microsoft.com/office/word/2010/wordprocessingGroup" xmlns:wpi="http://schemas.microsoft.com/office/word/2010/wordprocessingInk" xmlns:wne="http://schemas.microsoft.com/office/word/2006/wordml" xmlns:wps="http://schemas.microsoft.com/office/word/2010/wordprocessingShape" mc:Ignorable="w14 w15 w16se w16cid wp14">
+<w:numbering xmlns:wpc="http://schemas.microsoft.com/office/word/2010/wordprocessingCanvas" xmlns:cx="http://schemas.microsoft.com/office/drawing/2014/chartex" xmlns:cx1="http://schemas.microsoft.com/office/drawing/2015/9/8/chartex" xmlns:cx2="http://schemas.microsoft.com/office/drawing/2015/10/21/chartex" xmlns:cx3="http://schemas.microsoft.com/office/drawing/2016/5/9/chartex" xmlns:cx4="http://schemas.microsoft.com/office/drawing/2016/5/10/chartex" xmlns:cx5="http://schemas.microsoft.com/office/drawing/2016/5/11/chartex" xmlns:cx6="http://schemas.microsoft.com/office/drawing/2016/5/12/chartex" xmlns:cx7="http://schemas.microsoft.com/office/drawing/2016/5/13/chartex" xmlns:cx8="http://schemas.microsoft.com/office/drawing/2016/5/14/chartex" xmlns:mc="http://schemas.openxmlformats.org/markup-compatibility/2006" xmlns:aink="http://schemas.microsoft.com/office/drawing/2016/ink" xmlns:am3d="http://schemas.microsoft.com/office/drawing/2017/model3d" xmlns:o="urn:schemas-microsoft-com:office:office" xmlns:oel="http://schemas.microsoft.com/office/2019/extlst" xmlns:r="http://schemas.openxmlformats.org/officeDocument/2006/relationships" xmlns:m="http://schemas.openxmlformats.org/officeDocument/2006/math" xmlns:v="urn:schemas-microsoft-com:vml" xmlns:wp14="http://schemas.microsoft.com/office/word/2010/wordprocessingDrawing" xmlns:wp="http://schemas.openxmlformats.org/drawingml/2006/wordprocessingDrawing" xmlns:w10="urn:schemas-microsoft-com:office:word" xmlns:w="http://schemas.openxmlformats.org/wordprocessingml/2006/main" xmlns:w14="http://schemas.microsoft.com/office/word/2010/wordml" xmlns:w15="http://schemas.microsoft.com/office/word/2012/wordml" xmlns:w16cex="http://schemas.microsoft.com/office/word/2018/wordml/cex" xmlns:w16cid="http://schemas.microsoft.com/office/word/2016/wordml/cid" xmlns:w16="http://schemas.microsoft.com/office/word/2018/wordml" xmlns:w16du="http://schemas.microsoft.com/office/word/2023/wordml/word16du" xmlns:w16sdtdh="http://schemas.microsoft.com/office/word/2020/wordml/sdtdatahash" xmlns:w16sdtfl="http://schemas.microsoft.com/office/word/2024/wordml/sdtformatlock" xmlns:w16se="http://schemas.microsoft.com/office/word/2015/wordml/symex" xmlns:wpg="http://schemas.microsoft.com/office/word/2010/wordprocessingGroup" xmlns:wpi="http://schemas.microsoft.com/office/word/2010/wordprocessingInk" xmlns:wne="http://schemas.microsoft.com/office/word/2006/wordml" xmlns:wps="http://schemas.microsoft.com/office/word/2010/wordprocessingShape" mc:Ignorable="w14 w15 w16se w16cid w16 w16cex w16sdtdh w16sdtfl w16du wp14">
   <w:abstractNum w:abstractNumId="0" w15:restartNumberingAfterBreak="0">
     <w:nsid w:val="00000001"/>
     <w:multiLevelType w:val="multilevel"/>
@@ -13118,29 +11518,118 @@
       </w:rPr>
     </w:lvl>
   </w:abstractNum>
-  <w:num w:numId="1">
+  <w:abstractNum w:abstractNumId="6" w15:restartNumberingAfterBreak="0">
+    <w:nsid w:val="0000000F"/>
+    <w:multiLevelType w:val="multilevel"/>
+    <w:tmpl w:val="0000000F"/>
+    <w:lvl w:ilvl="0">
+      <w:start w:val="1"/>
+      <w:numFmt w:val="decimal"/>
+      <w:lvlText w:val="%1."/>
+      <w:lvlJc w:val="left"/>
+      <w:pPr>
+        <w:ind w:left="761" w:hanging="360"/>
+      </w:pPr>
+    </w:lvl>
+    <w:lvl w:ilvl="1">
+      <w:start w:val="1"/>
+      <w:numFmt w:val="lowerLetter"/>
+      <w:lvlText w:val="%2."/>
+      <w:lvlJc w:val="left"/>
+      <w:pPr>
+        <w:ind w:left="1481" w:hanging="360"/>
+      </w:pPr>
+    </w:lvl>
+    <w:lvl w:ilvl="2">
+      <w:start w:val="1"/>
+      <w:numFmt w:val="lowerRoman"/>
+      <w:lvlText w:val="%3."/>
+      <w:lvlJc w:val="right"/>
+      <w:pPr>
+        <w:ind w:left="2201" w:hanging="180"/>
+      </w:pPr>
+    </w:lvl>
+    <w:lvl w:ilvl="3">
+      <w:start w:val="1"/>
+      <w:numFmt w:val="decimal"/>
+      <w:lvlText w:val="%4."/>
+      <w:lvlJc w:val="left"/>
+      <w:pPr>
+        <w:ind w:left="2921" w:hanging="360"/>
+      </w:pPr>
+    </w:lvl>
+    <w:lvl w:ilvl="4">
+      <w:start w:val="1"/>
+      <w:numFmt w:val="lowerLetter"/>
+      <w:lvlText w:val="%5."/>
+      <w:lvlJc w:val="left"/>
+      <w:pPr>
+        <w:ind w:left="3641" w:hanging="360"/>
+      </w:pPr>
+    </w:lvl>
+    <w:lvl w:ilvl="5">
+      <w:start w:val="1"/>
+      <w:numFmt w:val="lowerRoman"/>
+      <w:lvlText w:val="%6."/>
+      <w:lvlJc w:val="right"/>
+      <w:pPr>
+        <w:ind w:left="4361" w:hanging="180"/>
+      </w:pPr>
+    </w:lvl>
+    <w:lvl w:ilvl="6">
+      <w:start w:val="1"/>
+      <w:numFmt w:val="decimal"/>
+      <w:lvlText w:val="%7."/>
+      <w:lvlJc w:val="left"/>
+      <w:pPr>
+        <w:ind w:left="5081" w:hanging="360"/>
+      </w:pPr>
+    </w:lvl>
+    <w:lvl w:ilvl="7">
+      <w:start w:val="1"/>
+      <w:numFmt w:val="lowerLetter"/>
+      <w:lvlText w:val="%8."/>
+      <w:lvlJc w:val="left"/>
+      <w:pPr>
+        <w:ind w:left="5801" w:hanging="360"/>
+      </w:pPr>
+    </w:lvl>
+    <w:lvl w:ilvl="8">
+      <w:start w:val="1"/>
+      <w:numFmt w:val="lowerRoman"/>
+      <w:lvlText w:val="%9."/>
+      <w:lvlJc w:val="right"/>
+      <w:pPr>
+        <w:ind w:left="6521" w:hanging="180"/>
+      </w:pPr>
+    </w:lvl>
+  </w:abstractNum>
+  <w:num w:numId="1" w16cid:durableId="1182939574">
     <w:abstractNumId w:val="2"/>
   </w:num>
-  <w:num w:numId="2">
+  <w:num w:numId="2" w16cid:durableId="1300762996">
     <w:abstractNumId w:val="1"/>
   </w:num>
-  <w:num w:numId="3">
+  <w:num w:numId="3" w16cid:durableId="1676302784">
     <w:abstractNumId w:val="4"/>
   </w:num>
-  <w:num w:numId="4">
+  <w:num w:numId="4" w16cid:durableId="1337077202">
     <w:abstractNumId w:val="0"/>
   </w:num>
-  <w:num w:numId="5">
+  <w:num w:numId="5" w16cid:durableId="474178522">
     <w:abstractNumId w:val="3"/>
   </w:num>
-  <w:num w:numId="6">
+  <w:num w:numId="6" w16cid:durableId="2013099794">
     <w:abstractNumId w:val="5"/>
+  </w:num>
+  <w:num w:numId="7" w16cid:durableId="186725426">
+    <w:abstractNumId w:val="6"/>
   </w:num>
 </w:numbering>
 </file>
 
 <file path=word/styles.xml><?xml version="1.0" encoding="utf-8"?>
-<w:styles xmlns:mc="http://schemas.openxmlformats.org/markup-compatibility/2006" xmlns:r="http://schemas.openxmlformats.org/officeDocument/2006/relationships" xmlns:w="http://schemas.openxmlformats.org/wordprocessingml/2006/main" xmlns:w14="http://schemas.microsoft.com/office/word/2010/wordml" xmlns:w15="http://schemas.microsoft.com/office/word/2012/wordml" xmlns:w16cid="http://schemas.microsoft.com/office/word/2016/wordml/cid" xmlns:w16se="http://schemas.microsoft.com/office/word/2015/wordml/symex" mc:Ignorable="w14 w15 w16se w16cid">
+<w:styles xmlns:mc="http://schemas.openxmlformats.org/markup-compatibility/2006" xmlns:r="http://schemas.openxmlformats.org/officeDocument/2006/relationships" xmlns:w="http://schemas.openxmlformats.org/wordprocessingml/2006/main" xmlns:w14="http://schemas.microsoft.com/office/word/2010/wordml" xmlns:w15="http://schemas.microsoft.com/office/word/2012/wordml" xmlns:w16cex="http://schemas.microsoft.com/office/word/2018/wordml/cex" xmlns:w16cid="http://schemas.microsoft.com/office/word/2016/wordml/cid" xmlns:w16="http://schemas.microsoft.com/office/word/2018/wordml" xmlns:w16du="http://schemas.microsoft.com/office/word/2023/wordml/word16du" xmlns:w16sdtdh="http://schemas.microsoft.com/office/word/2020/wordml/sdtdatahash" xmlns:w16sdtfl="http://schemas.microsoft.com/office/word/2024/wordml/sdtformatlock" xmlns:w16se="http://schemas.microsoft.com/office/word/2015/wordml/symex" mc:Ignorable="w14 w15 w16se w16cid w16 w16cex w16sdtdh w16sdtfl w16du">
   <w:docDefaults>
     <w:rPrDefault>
       <w:rPr>
@@ -13150,7 +11639,7 @@
     </w:rPrDefault>
     <w:pPrDefault/>
   </w:docDefaults>
-  <w:latentStyles w:defLockedState="0" w:defUIPriority="99" w:defSemiHidden="0" w:defUnhideWhenUsed="0" w:defQFormat="0" w:count="375">
+  <w:latentStyles w:defLockedState="0" w:defUIPriority="99" w:defSemiHidden="0" w:defUnhideWhenUsed="0" w:defQFormat="0" w:count="376">
     <w:lsdException w:name="Normal" w:uiPriority="0" w:qFormat="1"/>
     <w:lsdException w:name="heading 1" w:uiPriority="0" w:qFormat="1"/>
     <w:lsdException w:name="heading 2" w:uiPriority="0" w:qFormat="1"/>
@@ -13526,6 +12015,7 @@
     <w:lsdException w:name="Smart Hyperlink" w:semiHidden="1" w:unhideWhenUsed="1"/>
     <w:lsdException w:name="Hashtag" w:semiHidden="1" w:unhideWhenUsed="1"/>
     <w:lsdException w:name="Unresolved Mention" w:semiHidden="1" w:unhideWhenUsed="1"/>
+    <w:lsdException w:name="Smart Link" w:semiHidden="1" w:unhideWhenUsed="1"/>
   </w:latentStyles>
   <w:style w:type="paragraph" w:default="1" w:styleId="Normal">
     <w:name w:val="Normal"/>
@@ -13895,6 +12385,7 @@
   <w:style w:type="character" w:customStyle="1" w:styleId="FooterChar">
     <w:name w:val="Footer Char"/>
     <w:link w:val="Footer"/>
+    <w:uiPriority w:val="99"/>
     <w:rPr>
       <w:sz w:val="20"/>
       <w:szCs w:val="20"/>
@@ -14205,6 +12696,7 @@
     <w:name w:val="footer"/>
     <w:basedOn w:val="Normal"/>
     <w:link w:val="FooterChar"/>
+    <w:uiPriority w:val="99"/>
     <w:pPr>
       <w:tabs>
         <w:tab w:val="center" w:pos="4680"/>
@@ -14406,6 +12898,37 @@
       <w:bCs/>
       <w:lang w:val="en-US" w:eastAsia="en-US" w:bidi="ar-SA"/>
     </w:rPr>
+  </w:style>
+  <w:style w:type="paragraph" w:styleId="Revision">
+    <w:name w:val="Revision"/>
+    <w:hidden/>
+    <w:uiPriority w:val="99"/>
+    <w:semiHidden/>
+    <w:rsid w:val="00043AAA"/>
+    <w:rPr>
+      <w:rFonts w:ascii="Calibri" w:hAnsi="Calibri"/>
+      <w:lang w:eastAsia="en-US"/>
+    </w:rPr>
+  </w:style>
+  <w:style w:type="character" w:styleId="UnresolvedMention">
+    <w:name w:val="Unresolved Mention"/>
+    <w:basedOn w:val="DefaultParagraphFont"/>
+    <w:uiPriority w:val="99"/>
+    <w:semiHidden/>
+    <w:unhideWhenUsed/>
+    <w:rsid w:val="00A649C2"/>
+    <w:rPr>
+      <w:color w:val="605E5C"/>
+      <w:shd w:val="clear" w:color="auto" w:fill="E1DFDD"/>
+    </w:rPr>
+  </w:style>
+  <w:style w:type="character" w:styleId="PageNumber">
+    <w:name w:val="page number"/>
+    <w:basedOn w:val="DefaultParagraphFont"/>
+    <w:uiPriority w:val="99"/>
+    <w:semiHidden/>
+    <w:unhideWhenUsed/>
+    <w:rsid w:val="00E0525F"/>
   </w:style>
 </w:styles>
 </file>
@@ -14703,4 +13226,419 @@
     </a:ext>
   </a:extLst>
 </a:theme>
+</file>
+
+<file path=customXml/item1.xml><?xml version="1.0" encoding="utf-8"?>
+<?mso-contentType ?>
+<FormTemplates xmlns="http://schemas.microsoft.com/sharepoint/v3/contenttype/forms">
+  <Display>DocumentLibraryForm</Display>
+  <Edit>DocumentLibraryForm</Edit>
+  <New>DocumentLibraryForm</New>
+</FormTemplates>
+</file>
+
+<file path=customXml/item2.xml><?xml version="1.0" encoding="utf-8"?>
+<?mso-contentType ?>
+<spe:Receivers xmlns:spe="http://schemas.microsoft.com/sharepoint/events">
+  <Receiver>
+    <Name>Document ID Generator</Name>
+    <Synchronization>Synchronous</Synchronization>
+    <Type>10001</Type>
+    <SequenceNumber>1000</SequenceNumber>
+    <Url/>
+    <Assembly>Microsoft.Office.DocumentManagement, Version=16.0.0.0, Culture=neutral, PublicKeyToken=71e9bce111e9429c</Assembly>
+    <Class>Microsoft.Office.DocumentManagement.Internal.DocIdHandler</Class>
+    <Data/>
+    <Filter/>
+  </Receiver>
+  <Receiver>
+    <Name>Document ID Generator</Name>
+    <Synchronization>Synchronous</Synchronization>
+    <Type>10002</Type>
+    <SequenceNumber>1001</SequenceNumber>
+    <Url/>
+    <Assembly>Microsoft.Office.DocumentManagement, Version=16.0.0.0, Culture=neutral, PublicKeyToken=71e9bce111e9429c</Assembly>
+    <Class>Microsoft.Office.DocumentManagement.Internal.DocIdHandler</Class>
+    <Data/>
+    <Filter/>
+  </Receiver>
+  <Receiver>
+    <Name>Document ID Generator</Name>
+    <Synchronization>Synchronous</Synchronization>
+    <Type>10004</Type>
+    <SequenceNumber>1002</SequenceNumber>
+    <Url/>
+    <Assembly>Microsoft.Office.DocumentManagement, Version=16.0.0.0, Culture=neutral, PublicKeyToken=71e9bce111e9429c</Assembly>
+    <Class>Microsoft.Office.DocumentManagement.Internal.DocIdHandler</Class>
+    <Data/>
+    <Filter/>
+  </Receiver>
+  <Receiver>
+    <Name>Document ID Generator</Name>
+    <Synchronization>Synchronous</Synchronization>
+    <Type>10006</Type>
+    <SequenceNumber>1003</SequenceNumber>
+    <Url/>
+    <Assembly>Microsoft.Office.DocumentManagement, Version=16.0.0.0, Culture=neutral, PublicKeyToken=71e9bce111e9429c</Assembly>
+    <Class>Microsoft.Office.DocumentManagement.Internal.DocIdHandler</Class>
+    <Data/>
+    <Filter/>
+  </Receiver>
+</spe:Receivers>
+</file>
+
+<file path=customXml/item3.xml><?xml version="1.0" encoding="utf-8"?>
+<ct:contentTypeSchema xmlns:ct="http://schemas.microsoft.com/office/2006/metadata/contentType" xmlns:ma="http://schemas.microsoft.com/office/2006/metadata/properties/metaAttributes" ct:_="" ma:_="" ma:contentTypeName="Document" ma:contentTypeID="0x01010050DA06D914BDE34CBFBF32CE2E7912F8" ma:contentTypeVersion="21" ma:contentTypeDescription="Create a new document." ma:contentTypeScope="" ma:versionID="26f364562c1d7020fb8381b0b71c53e1">
+  <xsd:schema xmlns:xsd="http://www.w3.org/2001/XMLSchema" xmlns:xs="http://www.w3.org/2001/XMLSchema" xmlns:p="http://schemas.microsoft.com/office/2006/metadata/properties" xmlns:ns2="066b1fa1-e673-41bd-87ba-8687893fe173" xmlns:ns3="62716bce-2e5b-4137-9339-0c56d67fb532" xmlns:ns4="73088aa1-bb70-4e27-95fc-187c5437fa54" targetNamespace="http://schemas.microsoft.com/office/2006/metadata/properties" ma:root="true" ma:fieldsID="4db36887abb4e303d262a495e08db354" ns2:_="" ns3:_="" ns4:_="">
+    <xsd:import namespace="066b1fa1-e673-41bd-87ba-8687893fe173"/>
+    <xsd:import namespace="62716bce-2e5b-4137-9339-0c56d67fb532"/>
+    <xsd:import namespace="73088aa1-bb70-4e27-95fc-187c5437fa54"/>
+    <xsd:element name="properties">
+      <xsd:complexType>
+        <xsd:sequence>
+          <xsd:element name="documentManagement">
+            <xsd:complexType>
+              <xsd:all>
+                <xsd:element ref="ns2:_dlc_DocId" minOccurs="0"/>
+                <xsd:element ref="ns2:_dlc_DocIdUrl" minOccurs="0"/>
+                <xsd:element ref="ns2:_dlc_DocIdPersistId" minOccurs="0"/>
+                <xsd:element ref="ns3:MediaServiceMetadata" minOccurs="0"/>
+                <xsd:element ref="ns3:MediaServiceFastMetadata" minOccurs="0"/>
+                <xsd:element ref="ns3:MediaServiceAutoTags" minOccurs="0"/>
+                <xsd:element ref="ns3:MediaServiceOCR" minOccurs="0"/>
+                <xsd:element ref="ns3:MediaServiceGenerationTime" minOccurs="0"/>
+                <xsd:element ref="ns3:MediaServiceEventHashCode" minOccurs="0"/>
+                <xsd:element ref="ns3:MediaServiceAutoKeyPoints" minOccurs="0"/>
+                <xsd:element ref="ns3:MediaServiceKeyPoints" minOccurs="0"/>
+                <xsd:element ref="ns3:MediaServiceDateTaken" minOccurs="0"/>
+                <xsd:element ref="ns2:SharedWithUsers" minOccurs="0"/>
+                <xsd:element ref="ns2:SharedWithDetails" minOccurs="0"/>
+                <xsd:element ref="ns3:Complete_x003f_" minOccurs="0"/>
+                <xsd:element ref="ns3:MediaServiceLocation" minOccurs="0"/>
+                <xsd:element ref="ns3:MediaLengthInSeconds" minOccurs="0"/>
+                <xsd:element ref="ns4:TaxCatchAll" minOccurs="0"/>
+                <xsd:element ref="ns3:lcf76f155ced4ddcb4097134ff3c332f" minOccurs="0"/>
+                <xsd:element ref="ns3:MediaServiceObjectDetectorVersions" minOccurs="0"/>
+                <xsd:element ref="ns3:MediaServiceSearchProperties" minOccurs="0"/>
+              </xsd:all>
+            </xsd:complexType>
+          </xsd:element>
+        </xsd:sequence>
+      </xsd:complexType>
+    </xsd:element>
+  </xsd:schema>
+  <xsd:schema xmlns:xsd="http://www.w3.org/2001/XMLSchema" xmlns:xs="http://www.w3.org/2001/XMLSchema" xmlns:dms="http://schemas.microsoft.com/office/2006/documentManagement/types" xmlns:pc="http://schemas.microsoft.com/office/infopath/2007/PartnerControls" targetNamespace="066b1fa1-e673-41bd-87ba-8687893fe173" elementFormDefault="qualified">
+    <xsd:import namespace="http://schemas.microsoft.com/office/2006/documentManagement/types"/>
+    <xsd:import namespace="http://schemas.microsoft.com/office/infopath/2007/PartnerControls"/>
+    <xsd:element name="_dlc_DocId" ma:index="8" nillable="true" ma:displayName="Document ID Value" ma:description="The value of the document ID assigned to this item." ma:internalName="_dlc_DocId" ma:readOnly="true">
+      <xsd:simpleType>
+        <xsd:restriction base="dms:Text"/>
+      </xsd:simpleType>
+    </xsd:element>
+    <xsd:element name="_dlc_DocIdUrl" ma:index="9" nillable="true" ma:displayName="Document ID" ma:description="Permanent link to this document." ma:hidden="true" ma:internalName="_dlc_DocIdUrl" ma:readOnly="true">
+      <xsd:complexType>
+        <xsd:complexContent>
+          <xsd:extension base="dms:URL">
+            <xsd:sequence>
+              <xsd:element name="Url" type="dms:ValidUrl" minOccurs="0" nillable="true"/>
+              <xsd:element name="Description" type="xsd:string" nillable="true"/>
+            </xsd:sequence>
+          </xsd:extension>
+        </xsd:complexContent>
+      </xsd:complexType>
+    </xsd:element>
+    <xsd:element name="_dlc_DocIdPersistId" ma:index="10" nillable="true" ma:displayName="Persist ID" ma:description="Keep ID on add." ma:hidden="true" ma:internalName="_dlc_DocIdPersistId" ma:readOnly="true">
+      <xsd:simpleType>
+        <xsd:restriction base="dms:Boolean"/>
+      </xsd:simpleType>
+    </xsd:element>
+    <xsd:element name="SharedWithUsers" ma:index="20" nillable="true" ma:displayName="Shared With" ma:internalName="SharedWithUsers" ma:readOnly="true">
+      <xsd:complexType>
+        <xsd:complexContent>
+          <xsd:extension base="dms:UserMulti">
+            <xsd:sequence>
+              <xsd:element name="UserInfo" minOccurs="0" maxOccurs="unbounded">
+                <xsd:complexType>
+                  <xsd:sequence>
+                    <xsd:element name="DisplayName" type="xsd:string" minOccurs="0"/>
+                    <xsd:element name="AccountId" type="dms:UserId" minOccurs="0" nillable="true"/>
+                    <xsd:element name="AccountType" type="xsd:string" minOccurs="0"/>
+                  </xsd:sequence>
+                </xsd:complexType>
+              </xsd:element>
+            </xsd:sequence>
+          </xsd:extension>
+        </xsd:complexContent>
+      </xsd:complexType>
+    </xsd:element>
+    <xsd:element name="SharedWithDetails" ma:index="21" nillable="true" ma:displayName="Shared With Details" ma:internalName="SharedWithDetails" ma:readOnly="true">
+      <xsd:simpleType>
+        <xsd:restriction base="dms:Note">
+          <xsd:maxLength value="255"/>
+        </xsd:restriction>
+      </xsd:simpleType>
+    </xsd:element>
+  </xsd:schema>
+  <xsd:schema xmlns:xsd="http://www.w3.org/2001/XMLSchema" xmlns:xs="http://www.w3.org/2001/XMLSchema" xmlns:dms="http://schemas.microsoft.com/office/2006/documentManagement/types" xmlns:pc="http://schemas.microsoft.com/office/infopath/2007/PartnerControls" targetNamespace="62716bce-2e5b-4137-9339-0c56d67fb532" elementFormDefault="qualified">
+    <xsd:import namespace="http://schemas.microsoft.com/office/2006/documentManagement/types"/>
+    <xsd:import namespace="http://schemas.microsoft.com/office/infopath/2007/PartnerControls"/>
+    <xsd:element name="MediaServiceMetadata" ma:index="11" nillable="true" ma:displayName="MediaServiceMetadata" ma:hidden="true" ma:internalName="MediaServiceMetadata" ma:readOnly="true">
+      <xsd:simpleType>
+        <xsd:restriction base="dms:Note"/>
+      </xsd:simpleType>
+    </xsd:element>
+    <xsd:element name="MediaServiceFastMetadata" ma:index="12" nillable="true" ma:displayName="MediaServiceFastMetadata" ma:hidden="true" ma:internalName="MediaServiceFastMetadata" ma:readOnly="true">
+      <xsd:simpleType>
+        <xsd:restriction base="dms:Note"/>
+      </xsd:simpleType>
+    </xsd:element>
+    <xsd:element name="MediaServiceAutoTags" ma:index="13" nillable="true" ma:displayName="Tags" ma:internalName="MediaServiceAutoTags" ma:readOnly="true">
+      <xsd:simpleType>
+        <xsd:restriction base="dms:Text"/>
+      </xsd:simpleType>
+    </xsd:element>
+    <xsd:element name="MediaServiceOCR" ma:index="14" nillable="true" ma:displayName="Extracted Text" ma:internalName="MediaServiceOCR" ma:readOnly="true">
+      <xsd:simpleType>
+        <xsd:restriction base="dms:Note">
+          <xsd:maxLength value="255"/>
+        </xsd:restriction>
+      </xsd:simpleType>
+    </xsd:element>
+    <xsd:element name="MediaServiceGenerationTime" ma:index="15" nillable="true" ma:displayName="MediaServiceGenerationTime" ma:hidden="true" ma:internalName="MediaServiceGenerationTime" ma:readOnly="true">
+      <xsd:simpleType>
+        <xsd:restriction base="dms:Text"/>
+      </xsd:simpleType>
+    </xsd:element>
+    <xsd:element name="MediaServiceEventHashCode" ma:index="16" nillable="true" ma:displayName="MediaServiceEventHashCode" ma:hidden="true" ma:internalName="MediaServiceEventHashCode" ma:readOnly="true">
+      <xsd:simpleType>
+        <xsd:restriction base="dms:Text"/>
+      </xsd:simpleType>
+    </xsd:element>
+    <xsd:element name="MediaServiceAutoKeyPoints" ma:index="17" nillable="true" ma:displayName="MediaServiceAutoKeyPoints" ma:hidden="true" ma:internalName="MediaServiceAutoKeyPoints" ma:readOnly="true">
+      <xsd:simpleType>
+        <xsd:restriction base="dms:Note"/>
+      </xsd:simpleType>
+    </xsd:element>
+    <xsd:element name="MediaServiceKeyPoints" ma:index="18" nillable="true" ma:displayName="KeyPoints" ma:internalName="MediaServiceKeyPoints" ma:readOnly="true">
+      <xsd:simpleType>
+        <xsd:restriction base="dms:Note">
+          <xsd:maxLength value="255"/>
+        </xsd:restriction>
+      </xsd:simpleType>
+    </xsd:element>
+    <xsd:element name="MediaServiceDateTaken" ma:index="19" nillable="true" ma:displayName="MediaServiceDateTaken" ma:hidden="true" ma:internalName="MediaServiceDateTaken" ma:readOnly="true">
+      <xsd:simpleType>
+        <xsd:restriction base="dms:Text"/>
+      </xsd:simpleType>
+    </xsd:element>
+    <xsd:element name="Complete_x003f_" ma:index="22" nillable="true" ma:displayName="Complete?" ma:default="0" ma:format="Dropdown" ma:internalName="Complete_x003f_">
+      <xsd:simpleType>
+        <xsd:restriction base="dms:Boolean"/>
+      </xsd:simpleType>
+    </xsd:element>
+    <xsd:element name="MediaServiceLocation" ma:index="23" nillable="true" ma:displayName="Location" ma:internalName="MediaServiceLocation" ma:readOnly="true">
+      <xsd:simpleType>
+        <xsd:restriction base="dms:Text"/>
+      </xsd:simpleType>
+    </xsd:element>
+    <xsd:element name="MediaLengthInSeconds" ma:index="24" nillable="true" ma:displayName="Length (seconds)" ma:internalName="MediaLengthInSeconds" ma:readOnly="true">
+      <xsd:simpleType>
+        <xsd:restriction base="dms:Unknown"/>
+      </xsd:simpleType>
+    </xsd:element>
+    <xsd:element name="lcf76f155ced4ddcb4097134ff3c332f" ma:index="27" nillable="true" ma:taxonomy="true" ma:internalName="lcf76f155ced4ddcb4097134ff3c332f" ma:taxonomyFieldName="MediaServiceImageTags" ma:displayName="Image Tags" ma:readOnly="false" ma:fieldId="{5cf76f15-5ced-4ddc-b409-7134ff3c332f}" ma:taxonomyMulti="true" ma:sspId="f61796df-71c9-4044-bd3e-1edca60bec75" ma:termSetId="09814cd3-568e-fe90-9814-8d621ff8fb84" ma:anchorId="fba54fb3-c3e1-fe81-a776-ca4b69148c4d" ma:open="true" ma:isKeyword="false">
+      <xsd:complexType>
+        <xsd:sequence>
+          <xsd:element ref="pc:Terms" minOccurs="0" maxOccurs="1"/>
+        </xsd:sequence>
+      </xsd:complexType>
+    </xsd:element>
+    <xsd:element name="MediaServiceObjectDetectorVersions" ma:index="28" nillable="true" ma:displayName="MediaServiceObjectDetectorVersions" ma:hidden="true" ma:indexed="true" ma:internalName="MediaServiceObjectDetectorVersions" ma:readOnly="true">
+      <xsd:simpleType>
+        <xsd:restriction base="dms:Text"/>
+      </xsd:simpleType>
+    </xsd:element>
+    <xsd:element name="MediaServiceSearchProperties" ma:index="29" nillable="true" ma:displayName="MediaServiceSearchProperties" ma:hidden="true" ma:internalName="MediaServiceSearchProperties" ma:readOnly="true">
+      <xsd:simpleType>
+        <xsd:restriction base="dms:Note"/>
+      </xsd:simpleType>
+    </xsd:element>
+  </xsd:schema>
+  <xsd:schema xmlns:xsd="http://www.w3.org/2001/XMLSchema" xmlns:xs="http://www.w3.org/2001/XMLSchema" xmlns:dms="http://schemas.microsoft.com/office/2006/documentManagement/types" xmlns:pc="http://schemas.microsoft.com/office/infopath/2007/PartnerControls" targetNamespace="73088aa1-bb70-4e27-95fc-187c5437fa54" elementFormDefault="qualified">
+    <xsd:import namespace="http://schemas.microsoft.com/office/2006/documentManagement/types"/>
+    <xsd:import namespace="http://schemas.microsoft.com/office/infopath/2007/PartnerControls"/>
+    <xsd:element name="TaxCatchAll" ma:index="25" nillable="true" ma:displayName="Taxonomy Catch All Column" ma:hidden="true" ma:list="{bdbb7f30-1cba-46b0-9c32-e3bc1cc23d13}" ma:internalName="TaxCatchAll" ma:showField="CatchAllData" ma:web="066b1fa1-e673-41bd-87ba-8687893fe173">
+      <xsd:complexType>
+        <xsd:complexContent>
+          <xsd:extension base="dms:MultiChoiceLookup">
+            <xsd:sequence>
+              <xsd:element name="Value" type="dms:Lookup" maxOccurs="unbounded" minOccurs="0" nillable="true"/>
+            </xsd:sequence>
+          </xsd:extension>
+        </xsd:complexContent>
+      </xsd:complexType>
+    </xsd:element>
+  </xsd:schema>
+  <xsd:schema xmlns="http://schemas.openxmlformats.org/package/2006/metadata/core-properties" xmlns:xsd="http://www.w3.org/2001/XMLSchema" xmlns:xsi="http://www.w3.org/2001/XMLSchema-instance" xmlns:dc="http://purl.org/dc/elements/1.1/" xmlns:dcterms="http://purl.org/dc/terms/" xmlns:odoc="http://schemas.microsoft.com/internal/obd" targetNamespace="http://schemas.openxmlformats.org/package/2006/metadata/core-properties" elementFormDefault="qualified" attributeFormDefault="unqualified" blockDefault="#all">
+    <xsd:import namespace="http://purl.org/dc/elements/1.1/" schemaLocation="http://dublincore.org/schemas/xmls/qdc/2003/04/02/dc.xsd"/>
+    <xsd:import namespace="http://purl.org/dc/terms/" schemaLocation="http://dublincore.org/schemas/xmls/qdc/2003/04/02/dcterms.xsd"/>
+    <xsd:element name="coreProperties" type="CT_coreProperties"/>
+    <xsd:complexType name="CT_coreProperties">
+      <xsd:all>
+        <xsd:element ref="dc:creator" minOccurs="0" maxOccurs="1"/>
+        <xsd:element ref="dcterms:created" minOccurs="0" maxOccurs="1"/>
+        <xsd:element ref="dc:identifier" minOccurs="0" maxOccurs="1"/>
+        <xsd:element name="contentType" minOccurs="0" maxOccurs="1" type="xsd:string" ma:index="0" ma:displayName="Content Type"/>
+        <xsd:element ref="dc:title" minOccurs="0" maxOccurs="1" ma:index="4" ma:displayName="Title"/>
+        <xsd:element ref="dc:subject" minOccurs="0" maxOccurs="1"/>
+        <xsd:element ref="dc:description" minOccurs="0" maxOccurs="1"/>
+        <xsd:element name="keywords" minOccurs="0" maxOccurs="1" type="xsd:string"/>
+        <xsd:element ref="dc:language" minOccurs="0" maxOccurs="1"/>
+        <xsd:element name="category" minOccurs="0" maxOccurs="1" type="xsd:string"/>
+        <xsd:element name="version" minOccurs="0" maxOccurs="1" type="xsd:string"/>
+        <xsd:element name="revision" minOccurs="0" maxOccurs="1" type="xsd:string">
+          <xsd:annotation>
+            <xsd:documentation>
+                        This value indicates the number of saves or revisions. The application is responsible for updating this value after each revision.
+                    </xsd:documentation>
+          </xsd:annotation>
+        </xsd:element>
+        <xsd:element name="lastModifiedBy" minOccurs="0" maxOccurs="1" type="xsd:string"/>
+        <xsd:element ref="dcterms:modified" minOccurs="0" maxOccurs="1"/>
+        <xsd:element name="contentStatus" minOccurs="0" maxOccurs="1" type="xsd:string"/>
+      </xsd:all>
+    </xsd:complexType>
+  </xsd:schema>
+  <xs:schema xmlns:pc="http://schemas.microsoft.com/office/infopath/2007/PartnerControls" xmlns:xs="http://www.w3.org/2001/XMLSchema" targetNamespace="http://schemas.microsoft.com/office/infopath/2007/PartnerControls" elementFormDefault="qualified" attributeFormDefault="unqualified">
+    <xs:element name="Person">
+      <xs:complexType>
+        <xs:sequence>
+          <xs:element ref="pc:DisplayName" minOccurs="0"/>
+          <xs:element ref="pc:AccountId" minOccurs="0"/>
+          <xs:element ref="pc:AccountType" minOccurs="0"/>
+        </xs:sequence>
+      </xs:complexType>
+    </xs:element>
+    <xs:element name="DisplayName" type="xs:string"/>
+    <xs:element name="AccountId" type="xs:string"/>
+    <xs:element name="AccountType" type="xs:string"/>
+    <xs:element name="BDCAssociatedEntity">
+      <xs:complexType>
+        <xs:sequence>
+          <xs:element ref="pc:BDCEntity" minOccurs="0" maxOccurs="unbounded"/>
+        </xs:sequence>
+        <xs:attribute ref="pc:EntityNamespace"/>
+        <xs:attribute ref="pc:EntityName"/>
+        <xs:attribute ref="pc:SystemInstanceName"/>
+        <xs:attribute ref="pc:AssociationName"/>
+      </xs:complexType>
+    </xs:element>
+    <xs:attribute name="EntityNamespace" type="xs:string"/>
+    <xs:attribute name="EntityName" type="xs:string"/>
+    <xs:attribute name="SystemInstanceName" type="xs:string"/>
+    <xs:attribute name="AssociationName" type="xs:string"/>
+    <xs:element name="BDCEntity">
+      <xs:complexType>
+        <xs:sequence>
+          <xs:element ref="pc:EntityDisplayName" minOccurs="0"/>
+          <xs:element ref="pc:EntityInstanceReference" minOccurs="0"/>
+          <xs:element ref="pc:EntityId1" minOccurs="0"/>
+          <xs:element ref="pc:EntityId2" minOccurs="0"/>
+          <xs:element ref="pc:EntityId3" minOccurs="0"/>
+          <xs:element ref="pc:EntityId4" minOccurs="0"/>
+          <xs:element ref="pc:EntityId5" minOccurs="0"/>
+        </xs:sequence>
+      </xs:complexType>
+    </xs:element>
+    <xs:element name="EntityDisplayName" type="xs:string"/>
+    <xs:element name="EntityInstanceReference" type="xs:string"/>
+    <xs:element name="EntityId1" type="xs:string"/>
+    <xs:element name="EntityId2" type="xs:string"/>
+    <xs:element name="EntityId3" type="xs:string"/>
+    <xs:element name="EntityId4" type="xs:string"/>
+    <xs:element name="EntityId5" type="xs:string"/>
+    <xs:element name="Terms">
+      <xs:complexType>
+        <xs:sequence>
+          <xs:element ref="pc:TermInfo" minOccurs="0" maxOccurs="unbounded"/>
+        </xs:sequence>
+      </xs:complexType>
+    </xs:element>
+    <xs:element name="TermInfo">
+      <xs:complexType>
+        <xs:sequence>
+          <xs:element ref="pc:TermName" minOccurs="0"/>
+          <xs:element ref="pc:TermId" minOccurs="0"/>
+        </xs:sequence>
+      </xs:complexType>
+    </xs:element>
+    <xs:element name="TermName" type="xs:string"/>
+    <xs:element name="TermId" type="xs:string"/>
+  </xs:schema>
+</ct:contentTypeSchema>
+</file>
+
+<file path=customXml/item4.xml><?xml version="1.0" encoding="utf-8"?>
+<p:properties xmlns:p="http://schemas.microsoft.com/office/2006/metadata/properties" xmlns:xsi="http://www.w3.org/2001/XMLSchema-instance" xmlns:pc="http://schemas.microsoft.com/office/infopath/2007/PartnerControls">
+  <documentManagement>
+    <TaxCatchAll xmlns="73088aa1-bb70-4e27-95fc-187c5437fa54" xsi:nil="true"/>
+    <lcf76f155ced4ddcb4097134ff3c332f xmlns="62716bce-2e5b-4137-9339-0c56d67fb532">
+      <Terms xmlns="http://schemas.microsoft.com/office/infopath/2007/PartnerControls"/>
+    </lcf76f155ced4ddcb4097134ff3c332f>
+    <Complete_x003f_ xmlns="62716bce-2e5b-4137-9339-0c56d67fb532">false</Complete_x003f_>
+    <_dlc_DocId xmlns="066b1fa1-e673-41bd-87ba-8687893fe173">2VSTCW3YR7TP-1413294526-63219</_dlc_DocId>
+    <_dlc_DocIdUrl xmlns="066b1fa1-e673-41bd-87ba-8687893fe173">
+      <Url>https://armh.sharepoint.com/sites/TS-ArmEducationNew/ConTech/_layouts/15/DocIdRedir.aspx?ID=2VSTCW3YR7TP-1413294526-63219</Url>
+      <Description>2VSTCW3YR7TP-1413294526-63219</Description>
+    </_dlc_DocIdUrl>
+  </documentManagement>
+</p:properties>
+</file>
+
+<file path=customXml/itemProps1.xml><?xml version="1.0" encoding="utf-8"?>
+<ds:datastoreItem xmlns:ds="http://schemas.openxmlformats.org/officeDocument/2006/customXml" ds:itemID="{83129842-D46A-4F89-9445-3C2D5BA58C84}">
+  <ds:schemaRefs>
+    <ds:schemaRef ds:uri="http://schemas.microsoft.com/sharepoint/v3/contenttype/forms"/>
+  </ds:schemaRefs>
+</ds:datastoreItem>
+</file>
+
+<file path=customXml/itemProps2.xml><?xml version="1.0" encoding="utf-8"?>
+<ds:datastoreItem xmlns:ds="http://schemas.openxmlformats.org/officeDocument/2006/customXml" ds:itemID="{9B94D82B-D89A-453B-8F5C-1FDD872AF5D2}">
+  <ds:schemaRefs>
+    <ds:schemaRef ds:uri="http://schemas.microsoft.com/sharepoint/events"/>
+  </ds:schemaRefs>
+</ds:datastoreItem>
+</file>
+
+<file path=customXml/itemProps3.xml><?xml version="1.0" encoding="utf-8"?>
+<ds:datastoreItem xmlns:ds="http://schemas.openxmlformats.org/officeDocument/2006/customXml" ds:itemID="{39BABBC5-E7CF-4DC8-B573-F8280074B06B}">
+  <ds:schemaRefs>
+    <ds:schemaRef ds:uri="http://schemas.microsoft.com/office/2006/metadata/contentType"/>
+    <ds:schemaRef ds:uri="http://schemas.microsoft.com/office/2006/metadata/properties/metaAttributes"/>
+    <ds:schemaRef ds:uri="http://www.w3.org/2001/XMLSchema"/>
+    <ds:schemaRef ds:uri="http://schemas.microsoft.com/office/2006/metadata/properties"/>
+    <ds:schemaRef ds:uri="066b1fa1-e673-41bd-87ba-8687893fe173"/>
+    <ds:schemaRef ds:uri="62716bce-2e5b-4137-9339-0c56d67fb532"/>
+    <ds:schemaRef ds:uri="73088aa1-bb70-4e27-95fc-187c5437fa54"/>
+    <ds:schemaRef ds:uri="http://schemas.microsoft.com/office/2006/documentManagement/types"/>
+    <ds:schemaRef ds:uri="http://schemas.microsoft.com/office/infopath/2007/PartnerControls"/>
+    <ds:schemaRef ds:uri="http://schemas.openxmlformats.org/package/2006/metadata/core-properties"/>
+    <ds:schemaRef ds:uri="http://purl.org/dc/elements/1.1/"/>
+    <ds:schemaRef ds:uri="http://purl.org/dc/terms/"/>
+    <ds:schemaRef ds:uri="http://schemas.microsoft.com/internal/obd"/>
+  </ds:schemaRefs>
+</ds:datastoreItem>
+</file>
+
+<file path=customXml/itemProps4.xml><?xml version="1.0" encoding="utf-8"?>
+<ds:datastoreItem xmlns:ds="http://schemas.openxmlformats.org/officeDocument/2006/customXml" ds:itemID="{3EF0023C-63C3-4612-807E-485DBD716806}">
+  <ds:schemaRefs>
+    <ds:schemaRef ds:uri="http://schemas.microsoft.com/office/2006/metadata/properties"/>
+    <ds:schemaRef ds:uri="http://schemas.microsoft.com/office/infopath/2007/PartnerControls"/>
+    <ds:schemaRef ds:uri="73088aa1-bb70-4e27-95fc-187c5437fa54"/>
+    <ds:schemaRef ds:uri="62716bce-2e5b-4137-9339-0c56d67fb532"/>
+    <ds:schemaRef ds:uri="066b1fa1-e673-41bd-87ba-8687893fe173"/>
+  </ds:schemaRefs>
+</ds:datastoreItem>
 </file>